--- a/docs/manuals/docx/RPL-MANUAL.docx
+++ b/docs/manuals/docx/RPL-MANUAL.docx
@@ -13,7 +13,7 @@
     <w:p/>
     <w:p>
       <w:r>
-        <w:t>Audience: Regional Programme Leads (</w:t>
+        <w:t xml:space="preserve">Audience: </w:t>
       </w:r>
       <w:r>
         <w:rPr>
@@ -22,12 +22,12 @@
         <w:t>RPL</w:t>
       </w:r>
       <w:r>
-        <w:t>)</w:t>
+        <w:t xml:space="preserve"> users</w:t>
       </w:r>
     </w:p>
     <w:p>
       <w:r>
-        <w:t>Scope: KPI monitoring, self-service reporting, exports, and case study management</w:t>
+        <w:t>Scope: KPI monitoring, reporting, exports, and case study management</w:t>
       </w:r>
     </w:p>
     <w:p/>
@@ -73,12 +73,12 @@
         <w:pStyle w:val="Heading1"/>
       </w:pPr>
       <w:r>
-        <w:t>1. What this manual covers</w:t>
+        <w:t>1. About this guide</w:t>
       </w:r>
     </w:p>
     <w:p>
       <w:r>
-        <w:t>RPL users use the dashboard to monitor delivery, review trends, validate headline numbers, and prepare evidence for internal reporting.</w:t>
+        <w:t>Regional Programme Leads use the dashboard to monitor performance, review trends, and prepare evidence for reporting.</w:t>
       </w:r>
     </w:p>
     <w:p/>
@@ -155,7 +155,7 @@
         <w:pStyle w:val="ManualBullet"/>
       </w:pPr>
       <w:r>
-        <w:t>named attendee details inside KPI event drill-downs</w:t>
+        <w:t>personal data anywhere on the dashboard</w:t>
       </w:r>
     </w:p>
     <w:p/>
@@ -164,7 +164,7 @@
         <w:pStyle w:val="Heading1"/>
       </w:pPr>
       <w:r>
-        <w:t>2. Quick start</w:t>
+        <w:t>2. Getting started</w:t>
       </w:r>
     </w:p>
     <w:p>
@@ -189,7 +189,7 @@
         <w:t>View Mode</w:t>
       </w:r>
       <w:r>
-        <w:t xml:space="preserve"> in the left sidebar to choose the screen you need.</w:t>
+        <w:t xml:space="preserve"> in the sidebar to choose the screen you need.</w:t>
       </w:r>
     </w:p>
     <w:p>
@@ -197,16 +197,7 @@
         <w:pStyle w:val="ManualNumber"/>
       </w:pPr>
       <w:r>
-        <w:t xml:space="preserve">Start with </w:t>
-      </w:r>
-      <w:r>
-        <w:rPr>
-          <w:rFonts w:ascii="Consolas" w:hAnsi="Consolas"/>
-        </w:rPr>
-        <w:t>All Regions</w:t>
-      </w:r>
-      <w:r>
-        <w:t xml:space="preserve"> and a broad timeframe if you are not sure where data sits.</w:t>
+        <w:t>If you are not sure where the data is, start with broad filters first.</w:t>
       </w:r>
     </w:p>
     <w:p>
@@ -214,7 +205,7 @@
         <w:pStyle w:val="ManualNumber"/>
       </w:pPr>
       <w:r>
-        <w:t>Narrow the filters once you confirm the records are present.</w:t>
+        <w:t>Narrow the filters once you know the records are present.</w:t>
       </w:r>
     </w:p>
     <w:p/>
@@ -260,12 +251,12 @@
         <w:pStyle w:val="Heading1"/>
       </w:pPr>
       <w:r>
-        <w:t>3. Shared filters and navigation</w:t>
+        <w:t>3. Filters and navigation</w:t>
       </w:r>
     </w:p>
     <w:p>
       <w:r>
-        <w:t>Most RPL tasks begin in the left sidebar.</w:t>
+        <w:t>Most RPL tasks start in the left sidebar.</w:t>
       </w:r>
     </w:p>
     <w:p/>
@@ -322,7 +313,7 @@
         <w:t>KPI Section</w:t>
       </w:r>
       <w:r>
-        <w:t xml:space="preserve"> on the KPI screen</w:t>
+        <w:t xml:space="preserve"> on the KPI page</w:t>
       </w:r>
     </w:p>
     <w:p/>
@@ -401,7 +392,7 @@
     <w:p/>
     <w:p>
       <w:r>
-        <w:t>Best practice:</w:t>
+        <w:t>Good practice:</w:t>
       </w:r>
     </w:p>
     <w:p/>
@@ -418,7 +409,7 @@
         <w:pStyle w:val="ManualBullet"/>
       </w:pPr>
       <w:r>
-        <w:t>confirm the data is present</w:t>
+        <w:t>confirm the data is there</w:t>
       </w:r>
     </w:p>
     <w:p>
@@ -426,7 +417,7 @@
         <w:pStyle w:val="ManualBullet"/>
       </w:pPr>
       <w:r>
-        <w:t>then narrow to the reporting period you need</w:t>
+        <w:t>then narrow to the period you need</w:t>
       </w:r>
     </w:p>
     <w:p/>
@@ -440,7 +431,7 @@
     </w:p>
     <w:p>
       <w:r>
-        <w:t>The KPI Dashboard is the fastest way to review headline figures.</w:t>
+        <w:t>The KPI Dashboard is the quickest way to review headline figures.</w:t>
       </w:r>
     </w:p>
     <w:p/>
@@ -449,7 +440,7 @@
         <w:pStyle w:val="Heading2"/>
       </w:pPr>
       <w:r>
-        <w:t>4.1 Screen tour</w:t>
+        <w:t>4.1 KPI sections</w:t>
       </w:r>
     </w:p>
     <w:p>
@@ -553,198 +544,16 @@
     </w:p>
     <w:p/>
     <w:p>
+      <w:pPr>
+        <w:pStyle w:val="Heading2"/>
+      </w:pPr>
       <w:r>
-        <w:t>The page title shows the active region. KPI cards update from the chosen filters.</w:t>
-      </w:r>
-    </w:p>
-    <w:p/>
-    <w:p>
-      <w:pPr>
-        <w:pStyle w:val="Heading2"/>
-      </w:pPr>
-      <w:r>
-        <w:t>4.2 What each section is for</w:t>
+        <w:t>4.2 Drill-down</w:t>
       </w:r>
     </w:p>
     <w:p>
       <w:r>
-        <w:rPr>
-          <w:rFonts w:ascii="Consolas" w:hAnsi="Consolas"/>
-        </w:rPr>
-        <w:t>Governance</w:t>
-      </w:r>
-    </w:p>
-    <w:p/>
-    <w:p>
-      <w:pPr>
-        <w:pStyle w:val="ManualBullet"/>
-      </w:pPr>
-      <w:r>
-        <w:t>steering group and volunteer-related metrics</w:t>
-      </w:r>
-    </w:p>
-    <w:p>
-      <w:pPr>
-        <w:pStyle w:val="ManualBullet"/>
-      </w:pPr>
-      <w:r>
-        <w:t>useful for oversight and governance reporting</w:t>
-      </w:r>
-    </w:p>
-    <w:p/>
-    <w:p>
-      <w:r>
-        <w:rPr>
-          <w:rFonts w:ascii="Consolas" w:hAnsi="Consolas"/>
-        </w:rPr>
-        <w:t>Partnerships</w:t>
-      </w:r>
-    </w:p>
-    <w:p/>
-    <w:p>
-      <w:pPr>
-        <w:pStyle w:val="ManualBullet"/>
-      </w:pPr>
-      <w:r>
-        <w:t>active organisations and partnership-related counts</w:t>
-      </w:r>
-    </w:p>
-    <w:p>
-      <w:pPr>
-        <w:pStyle w:val="ManualBullet"/>
-      </w:pPr>
-      <w:r>
-        <w:t>useful for regional relationship tracking</w:t>
-      </w:r>
-    </w:p>
-    <w:p/>
-    <w:p>
-      <w:r>
-        <w:rPr>
-          <w:rFonts w:ascii="Consolas" w:hAnsi="Consolas"/>
-        </w:rPr>
-        <w:t>Delivery</w:t>
-      </w:r>
-    </w:p>
-    <w:p/>
-    <w:p>
-      <w:pPr>
-        <w:pStyle w:val="ManualBullet"/>
-      </w:pPr>
-      <w:r>
-        <w:t>events delivered</w:t>
-      </w:r>
-    </w:p>
-    <w:p>
-      <w:pPr>
-        <w:pStyle w:val="ManualBullet"/>
-      </w:pPr>
-      <w:r>
-        <w:t>total participants</w:t>
-      </w:r>
-    </w:p>
-    <w:p>
-      <w:pPr>
-        <w:pStyle w:val="ManualBullet"/>
-      </w:pPr>
-      <w:r>
-        <w:t>aggregated demographics and other delivery measures</w:t>
-      </w:r>
-    </w:p>
-    <w:p/>
-    <w:p>
-      <w:r>
-        <w:rPr>
-          <w:rFonts w:ascii="Consolas" w:hAnsi="Consolas"/>
-        </w:rPr>
-        <w:t>Income</w:t>
-      </w:r>
-    </w:p>
-    <w:p/>
-    <w:p>
-      <w:pPr>
-        <w:pStyle w:val="ManualBullet"/>
-      </w:pPr>
-      <w:r>
-        <w:t xml:space="preserve">available only when the region is </w:t>
-      </w:r>
-      <w:r>
-        <w:rPr>
-          <w:rFonts w:ascii="Consolas" w:hAnsi="Consolas"/>
-        </w:rPr>
-        <w:t>Global</w:t>
-      </w:r>
-    </w:p>
-    <w:p>
-      <w:pPr>
-        <w:pStyle w:val="ManualBullet"/>
-      </w:pPr>
-      <w:r>
-        <w:t>funding totals, bids submitted, partner-related measures</w:t>
-      </w:r>
-    </w:p>
-    <w:p/>
-    <w:p>
-      <w:r>
-        <w:rPr>
-          <w:rFonts w:ascii="Consolas" w:hAnsi="Consolas"/>
-        </w:rPr>
-        <w:t>Comms</w:t>
-      </w:r>
-    </w:p>
-    <w:p/>
-    <w:p>
-      <w:pPr>
-        <w:pStyle w:val="ManualBullet"/>
-      </w:pPr>
-      <w:r>
-        <w:t xml:space="preserve">available only when the region is </w:t>
-      </w:r>
-      <w:r>
-        <w:rPr>
-          <w:rFonts w:ascii="Consolas" w:hAnsi="Consolas"/>
-        </w:rPr>
-        <w:t>Global</w:t>
-      </w:r>
-    </w:p>
-    <w:p>
-      <w:pPr>
-        <w:pStyle w:val="ManualBullet"/>
-      </w:pPr>
-      <w:r>
-        <w:t>communications-related summary measures</w:t>
-      </w:r>
-    </w:p>
-    <w:p/>
-    <w:p>
-      <w:r>
-        <w:rPr>
-          <w:rFonts w:ascii="Consolas" w:hAnsi="Consolas"/>
-        </w:rPr>
-        <w:t>Case Studies</w:t>
-      </w:r>
-    </w:p>
-    <w:p/>
-    <w:p>
-      <w:pPr>
-        <w:pStyle w:val="ManualBullet"/>
-      </w:pPr>
-      <w:r>
-        <w:t>qualitative evidence alongside KPI reporting</w:t>
-      </w:r>
-    </w:p>
-    <w:p/>
-    <w:p>
-      <w:pPr>
-        <w:pStyle w:val="Heading2"/>
-      </w:pPr>
-      <w:r>
-        <w:t>4.3 Drill-down and validation</w:t>
-      </w:r>
-    </w:p>
-    <w:p>
-      <w:r>
-        <w:t>Click any KPI card to inspect the source records behind the number.</w:t>
+        <w:t>Click a KPI card to open the records behind the number.</w:t>
       </w:r>
     </w:p>
     <w:p/>
@@ -767,7 +576,7 @@
         <w:pStyle w:val="ManualNumber"/>
       </w:pPr>
       <w:r>
-        <w:t>Review the list of supporting rows.</w:t>
+        <w:t>Review the list of records.</w:t>
       </w:r>
     </w:p>
     <w:p>
@@ -775,24 +584,7 @@
         <w:pStyle w:val="ManualNumber"/>
       </w:pPr>
       <w:r>
-        <w:t>Select a row to inspect it in readable detail.</w:t>
-      </w:r>
-    </w:p>
-    <w:p>
-      <w:pPr>
-        <w:pStyle w:val="ManualNumber"/>
-      </w:pPr>
-      <w:r>
-        <w:t xml:space="preserve">Open </w:t>
-      </w:r>
-      <w:r>
-        <w:rPr>
-          <w:rFonts w:ascii="Consolas" w:hAnsi="Consolas"/>
-        </w:rPr>
-        <w:t>Technical View (JSON)</w:t>
-      </w:r>
-      <w:r>
-        <w:t xml:space="preserve"> only if you need the raw structure.</w:t>
+        <w:t>Select a record to read more about it.</w:t>
       </w:r>
     </w:p>
     <w:p/>
@@ -807,7 +599,15 @@
         <w:pStyle w:val="ManualBullet"/>
       </w:pPr>
       <w:r>
-        <w:t>a KPI looks unexpectedly high or low</w:t>
+        <w:t>a number looks unexpectedly high or low</w:t>
+      </w:r>
+    </w:p>
+    <w:p>
+      <w:pPr>
+        <w:pStyle w:val="ManualBullet"/>
+      </w:pPr>
+      <w:r>
+        <w:t>you want to check what is included in a total</w:t>
       </w:r>
     </w:p>
     <w:p>
@@ -818,41 +618,108 @@
         <w:t>you need confidence before sharing a figure</w:t>
       </w:r>
     </w:p>
-    <w:p>
-      <w:pPr>
-        <w:pStyle w:val="ManualBullet"/>
-      </w:pPr>
-      <w:r>
-        <w:t>a stakeholder asks which records are included</w:t>
-      </w:r>
-    </w:p>
     <w:p/>
     <w:p>
       <w:pPr>
         <w:pStyle w:val="Heading2"/>
       </w:pPr>
       <w:r>
-        <w:t>4.4 Important RPL privacy limit</w:t>
+        <w:t>4.3 Privacy limit for RPL users</w:t>
       </w:r>
     </w:p>
     <w:p>
       <w:r>
-        <w:t xml:space="preserve">In </w:t>
-      </w:r>
-      <w:r>
-        <w:rPr>
-          <w:rFonts w:ascii="Consolas" w:hAnsi="Consolas"/>
-        </w:rPr>
-        <w:t>Delivery &gt; Total Participants</w:t>
-      </w:r>
-      <w:r>
-        <w:t>, RPL users can review totals but not named attendee details or IDs.</w:t>
+        <w:t>RPL users can review summary information and supporting records, but they should not see personal data anywhere in the dashboard.</w:t>
       </w:r>
     </w:p>
     <w:p/>
     <w:p>
       <w:r>
-        <w:t>This is intentional. If participant-level operational detail is required, ask a Manager or Admin to review it in the appropriate view.</w:t>
+        <w:t>This means:</w:t>
+      </w:r>
+    </w:p>
+    <w:p/>
+    <w:p>
+      <w:pPr>
+        <w:pStyle w:val="ManualBullet"/>
+      </w:pPr>
+      <w:r>
+        <w:t>no participant names</w:t>
+      </w:r>
+    </w:p>
+    <w:p>
+      <w:pPr>
+        <w:pStyle w:val="ManualBullet"/>
+      </w:pPr>
+      <w:r>
+        <w:t>no participant IDs</w:t>
+      </w:r>
+    </w:p>
+    <w:p>
+      <w:pPr>
+        <w:pStyle w:val="ManualBullet"/>
+      </w:pPr>
+      <w:r>
+        <w:t>no postcodes</w:t>
+      </w:r>
+    </w:p>
+    <w:p>
+      <w:pPr>
+        <w:pStyle w:val="ManualBullet"/>
+      </w:pPr>
+      <w:r>
+        <w:t>no contact information</w:t>
+      </w:r>
+    </w:p>
+    <w:p>
+      <w:pPr>
+        <w:pStyle w:val="ManualBullet"/>
+      </w:pPr>
+      <w:r>
+        <w:t>no medical information</w:t>
+      </w:r>
+    </w:p>
+    <w:p/>
+    <w:p>
+      <w:r>
+        <w:t>If you need personal or event-level operational detail, ask a Manager or Admin to review it in the correct view.</w:t>
+      </w:r>
+    </w:p>
+    <w:p/>
+    <w:p>
+      <w:pPr>
+        <w:pStyle w:val="Heading2"/>
+      </w:pPr>
+      <w:r>
+        <w:t>4.4 Top-line access and drill-down access</w:t>
+      </w:r>
+    </w:p>
+    <w:p>
+      <w:r>
+        <w:t>RPL users can still see top-line figures for all regions where the dashboard allows it.</w:t>
+      </w:r>
+    </w:p>
+    <w:p/>
+    <w:p>
+      <w:r>
+        <w:t>Drill-down detail is limited so that:</w:t>
+      </w:r>
+    </w:p>
+    <w:p/>
+    <w:p>
+      <w:pPr>
+        <w:pStyle w:val="ManualBullet"/>
+      </w:pPr>
+      <w:r>
+        <w:t>the summary numbers remain useful</w:t>
+      </w:r>
+    </w:p>
+    <w:p>
+      <w:pPr>
+        <w:pStyle w:val="ManualBullet"/>
+      </w:pPr>
+      <w:r>
+        <w:t>personal data stays protected</w:t>
       </w:r>
     </w:p>
     <w:p/>
@@ -866,7 +733,16 @@
     </w:p>
     <w:p>
       <w:r>
-        <w:t>The Custom Reports screen is the main self-service analysis workspace for RPL users.</w:t>
+        <w:t xml:space="preserve">Use </w:t>
+      </w:r>
+      <w:r>
+        <w:rPr>
+          <w:rFonts w:ascii="Consolas" w:hAnsi="Consolas"/>
+        </w:rPr>
+        <w:t>Custom Reports Dashboard</w:t>
+      </w:r>
+      <w:r>
+        <w:t xml:space="preserve"> when you need flexible analysis or an export.</w:t>
       </w:r>
     </w:p>
     <w:p/>
@@ -936,7 +812,7 @@
         <w:pStyle w:val="ManualBullet"/>
       </w:pPr>
       <w:r>
-        <w:t>narrow by date and region</w:t>
+        <w:t>filter by date and region</w:t>
       </w:r>
     </w:p>
     <w:p>
@@ -944,7 +820,7 @@
         <w:pStyle w:val="ManualBullet"/>
       </w:pPr>
       <w:r>
-        <w:t>apply advanced filters</w:t>
+        <w:t>apply advanced controls</w:t>
       </w:r>
     </w:p>
     <w:p>
@@ -952,7 +828,7 @@
         <w:pStyle w:val="ManualBullet"/>
       </w:pPr>
       <w:r>
-        <w:t>download CSV files for offline analysis</w:t>
+        <w:t>export results to CSV</w:t>
       </w:r>
     </w:p>
     <w:p/>
@@ -961,185 +837,23 @@
         <w:pStyle w:val="Heading2"/>
       </w:pPr>
       <w:r>
-        <w:t>5.2 Datasets</w:t>
+        <w:t>5.2 Typical workflow</w:t>
       </w:r>
     </w:p>
     <w:p>
+      <w:pPr>
+        <w:pStyle w:val="ManualNumber"/>
+      </w:pPr>
       <w:r>
-        <w:t>Available datasets:</w:t>
-      </w:r>
-    </w:p>
-    <w:p/>
-    <w:p>
-      <w:pPr>
-        <w:pStyle w:val="ManualBullet"/>
-      </w:pPr>
-      <w:r>
-        <w:rPr>
-          <w:rFonts w:ascii="Consolas" w:hAnsi="Consolas"/>
-        </w:rPr>
-        <w:t>People</w:t>
+        <w:t>Choose the dataset or datasets you need.</w:t>
       </w:r>
     </w:p>
     <w:p>
       <w:pPr>
-        <w:pStyle w:val="ManualBullet"/>
+        <w:pStyle w:val="ManualNumber"/>
       </w:pPr>
       <w:r>
-        <w:rPr>
-          <w:rFonts w:ascii="Consolas" w:hAnsi="Consolas"/>
-        </w:rPr>
-        <w:t>Organisations</w:t>
-      </w:r>
-    </w:p>
-    <w:p>
-      <w:pPr>
-        <w:pStyle w:val="ManualBullet"/>
-      </w:pPr>
-      <w:r>
-        <w:rPr>
-          <w:rFonts w:ascii="Consolas" w:hAnsi="Consolas"/>
-        </w:rPr>
-        <w:t>Events</w:t>
-      </w:r>
-    </w:p>
-    <w:p>
-      <w:pPr>
-        <w:pStyle w:val="ManualBullet"/>
-      </w:pPr>
-      <w:r>
-        <w:rPr>
-          <w:rFonts w:ascii="Consolas" w:hAnsi="Consolas"/>
-        </w:rPr>
-        <w:t>Payments</w:t>
-      </w:r>
-    </w:p>
-    <w:p>
-      <w:pPr>
-        <w:pStyle w:val="ManualBullet"/>
-      </w:pPr>
-      <w:r>
-        <w:rPr>
-          <w:rFonts w:ascii="Consolas" w:hAnsi="Consolas"/>
-        </w:rPr>
-        <w:t>Grants</w:t>
-      </w:r>
-    </w:p>
-    <w:p/>
-    <w:p>
-      <w:pPr>
-        <w:pStyle w:val="Heading2"/>
-      </w:pPr>
-      <w:r>
-        <w:t>5.3 Output types</w:t>
-      </w:r>
-    </w:p>
-    <w:p>
-      <w:r>
-        <w:t>Available outputs:</w:t>
-      </w:r>
-    </w:p>
-    <w:p/>
-    <w:p>
-      <w:pPr>
-        <w:pStyle w:val="ManualBullet"/>
-      </w:pPr>
-      <w:r>
-        <w:rPr>
-          <w:rFonts w:ascii="Consolas" w:hAnsi="Consolas"/>
-        </w:rPr>
-        <w:t>Tabular</w:t>
-      </w:r>
-    </w:p>
-    <w:p>
-      <w:pPr>
-        <w:pStyle w:val="ManualBullet"/>
-      </w:pPr>
-      <w:r>
-        <w:rPr>
-          <w:rFonts w:ascii="Consolas" w:hAnsi="Consolas"/>
-        </w:rPr>
-        <w:t>Bar</w:t>
-      </w:r>
-    </w:p>
-    <w:p>
-      <w:pPr>
-        <w:pStyle w:val="ManualBullet"/>
-      </w:pPr>
-      <w:r>
-        <w:rPr>
-          <w:rFonts w:ascii="Consolas" w:hAnsi="Consolas"/>
-        </w:rPr>
-        <w:t>Line</w:t>
-      </w:r>
-    </w:p>
-    <w:p>
-      <w:pPr>
-        <w:pStyle w:val="ManualBullet"/>
-      </w:pPr>
-      <w:r>
-        <w:rPr>
-          <w:rFonts w:ascii="Consolas" w:hAnsi="Consolas"/>
-        </w:rPr>
-        <w:t>Pie</w:t>
-      </w:r>
-    </w:p>
-    <w:p>
-      <w:pPr>
-        <w:pStyle w:val="ManualBullet"/>
-      </w:pPr>
-      <w:r>
-        <w:rPr>
-          <w:rFonts w:ascii="Consolas" w:hAnsi="Consolas"/>
-        </w:rPr>
-        <w:t>UK Map</w:t>
-      </w:r>
-    </w:p>
-    <w:p>
-      <w:pPr>
-        <w:pStyle w:val="ManualBullet"/>
-      </w:pPr>
-      <w:r>
-        <w:rPr>
-          <w:rFonts w:ascii="Consolas" w:hAnsi="Consolas"/>
-        </w:rPr>
-        <w:t>Comparison Analysis</w:t>
-      </w:r>
-    </w:p>
-    <w:p>
-      <w:pPr>
-        <w:pStyle w:val="ManualBullet"/>
-      </w:pPr>
-      <w:r>
-        <w:rPr>
-          <w:rFonts w:ascii="Consolas" w:hAnsi="Consolas"/>
-        </w:rPr>
-        <w:t>Distance Analysis</w:t>
-      </w:r>
-    </w:p>
-    <w:p/>
-    <w:p>
-      <w:pPr>
-        <w:pStyle w:val="Heading2"/>
-      </w:pPr>
-      <w:r>
-        <w:t>5.4 Standard report workflow</w:t>
-      </w:r>
-    </w:p>
-    <w:p>
-      <w:pPr>
-        <w:pStyle w:val="ManualNumber"/>
-      </w:pPr>
-      <w:r>
-        <w:t>Choose one or more datasets.</w:t>
-      </w:r>
-    </w:p>
-    <w:p>
-      <w:pPr>
-        <w:pStyle w:val="ManualNumber"/>
-      </w:pPr>
-      <w:r>
-        <w:t>Select an output type.</w:t>
+        <w:t>Choose an output type.</w:t>
       </w:r>
     </w:p>
     <w:p>
@@ -1172,16 +886,7 @@
         <w:pStyle w:val="ManualNumber"/>
       </w:pPr>
       <w:r>
-        <w:t xml:space="preserve">Open </w:t>
-      </w:r>
-      <w:r>
-        <w:rPr>
-          <w:rFonts w:ascii="Consolas" w:hAnsi="Consolas"/>
-        </w:rPr>
-        <w:t>Advanced Report Controls</w:t>
-      </w:r>
-      <w:r>
-        <w:t xml:space="preserve"> if you need extra filtering.</w:t>
+        <w:t>Use advanced controls if needed.</w:t>
       </w:r>
     </w:p>
     <w:p>
@@ -1206,97 +911,21 @@
         <w:pStyle w:val="ManualNumber"/>
       </w:pPr>
       <w:r>
-        <w:t>Review the results and export if needed.</w:t>
+        <w:t>Review the result and export if required.</w:t>
       </w:r>
     </w:p>
     <w:p/>
     <w:p>
+      <w:pPr>
+        <w:pStyle w:val="Heading2"/>
+      </w:pPr>
       <w:r>
-        <w:t xml:space="preserve">If you change a filter and the report does not move immediately, that is expected until the relevant </w:t>
-      </w:r>
-      <w:r>
-        <w:rPr>
-          <w:rFonts w:ascii="Consolas" w:hAnsi="Consolas"/>
-        </w:rPr>
-        <w:t>Apply</w:t>
-      </w:r>
-      <w:r>
-        <w:t xml:space="preserve"> button is clicked.</w:t>
-      </w:r>
-    </w:p>
-    <w:p/>
-    <w:p>
-      <w:pPr>
-        <w:pStyle w:val="Heading2"/>
-      </w:pPr>
-      <w:r>
-        <w:t>5.5 Advanced filtering</w:t>
+        <w:t>5.3 Distance Analysis</w:t>
       </w:r>
     </w:p>
     <w:p>
       <w:r>
-        <w:t>Advanced controls can be used to limit the result set by:</w:t>
-      </w:r>
-    </w:p>
-    <w:p/>
-    <w:p>
-      <w:pPr>
-        <w:pStyle w:val="ManualBullet"/>
-      </w:pPr>
-      <w:r>
-        <w:t>dataset</w:t>
-      </w:r>
-    </w:p>
-    <w:p>
-      <w:pPr>
-        <w:pStyle w:val="ManualBullet"/>
-      </w:pPr>
-      <w:r>
-        <w:t>category</w:t>
-      </w:r>
-    </w:p>
-    <w:p>
-      <w:pPr>
-        <w:pStyle w:val="ManualBullet"/>
-      </w:pPr>
-      <w:r>
-        <w:t>status</w:t>
-      </w:r>
-    </w:p>
-    <w:p>
-      <w:pPr>
-        <w:pStyle w:val="ManualBullet"/>
-      </w:pPr>
-      <w:r>
-        <w:t>metric value range</w:t>
-      </w:r>
-    </w:p>
-    <w:p>
-      <w:pPr>
-        <w:pStyle w:val="ManualBullet"/>
-      </w:pPr>
-      <w:r>
-        <w:t>rows with valid dates only</w:t>
-      </w:r>
-    </w:p>
-    <w:p/>
-    <w:p>
-      <w:r>
-        <w:t>This is useful for tidying large mixed reports before export.</w:t>
-      </w:r>
-    </w:p>
-    <w:p/>
-    <w:p>
-      <w:pPr>
-        <w:pStyle w:val="Heading2"/>
-      </w:pPr>
-      <w:r>
-        <w:t>5.6 Distance Analysis</w:t>
-      </w:r>
-    </w:p>
-    <w:p>
-      <w:r>
-        <w:t>Distance Analysis estimates participant travel from home postcode to the event location.</w:t>
+        <w:t>Distance Analysis helps you understand how far participants travel to events.</w:t>
       </w:r>
     </w:p>
     <w:p/>
@@ -1311,7 +940,7 @@
         <w:pStyle w:val="ManualBullet"/>
       </w:pPr>
       <w:r>
-        <w:t>participant journey count</w:t>
+        <w:t>number of journeys</w:t>
       </w:r>
     </w:p>
     <w:p>
@@ -1338,160 +967,10 @@
         <w:t>events ranked by average travel distance</w:t>
       </w:r>
     </w:p>
-    <w:p>
-      <w:pPr>
-        <w:pStyle w:val="ManualBullet"/>
-      </w:pPr>
-      <w:r>
-        <w:t>participant-level journey rows</w:t>
-      </w:r>
-    </w:p>
     <w:p/>
     <w:p>
       <w:r>
-        <w:t>Recommended workflow:</w:t>
-      </w:r>
-    </w:p>
-    <w:p/>
-    <w:p>
-      <w:pPr>
-        <w:pStyle w:val="ManualNumber"/>
-      </w:pPr>
-      <w:r>
-        <w:t xml:space="preserve">Set </w:t>
-      </w:r>
-      <w:r>
-        <w:rPr>
-          <w:rFonts w:ascii="Consolas" w:hAnsi="Consolas"/>
-        </w:rPr>
-        <w:t>Output Type</w:t>
-      </w:r>
-      <w:r>
-        <w:t xml:space="preserve"> to </w:t>
-      </w:r>
-      <w:r>
-        <w:rPr>
-          <w:rFonts w:ascii="Consolas" w:hAnsi="Consolas"/>
-        </w:rPr>
-        <w:t>Distance Analysis</w:t>
-      </w:r>
-      <w:r>
-        <w:t>.</w:t>
-      </w:r>
-    </w:p>
-    <w:p>
-      <w:pPr>
-        <w:pStyle w:val="ManualNumber"/>
-      </w:pPr>
-      <w:r>
-        <w:t xml:space="preserve">Keep </w:t>
-      </w:r>
-      <w:r>
-        <w:rPr>
-          <w:rFonts w:ascii="Consolas" w:hAnsi="Consolas"/>
-        </w:rPr>
-        <w:t>Events</w:t>
-      </w:r>
-      <w:r>
-        <w:t xml:space="preserve"> selected in the dataset filter.</w:t>
-      </w:r>
-    </w:p>
-    <w:p>
-      <w:pPr>
-        <w:pStyle w:val="ManualNumber"/>
-      </w:pPr>
-      <w:r>
-        <w:t xml:space="preserve">Click </w:t>
-      </w:r>
-      <w:r>
-        <w:rPr>
-          <w:rFonts w:ascii="Consolas" w:hAnsi="Consolas"/>
-        </w:rPr>
-        <w:t>Apply Report Filters</w:t>
-      </w:r>
-      <w:r>
-        <w:t>.</w:t>
-      </w:r>
-    </w:p>
-    <w:p>
-      <w:pPr>
-        <w:pStyle w:val="ManualNumber"/>
-      </w:pPr>
-      <w:r>
-        <w:t>Limit to event types if needed.</w:t>
-      </w:r>
-    </w:p>
-    <w:p>
-      <w:pPr>
-        <w:pStyle w:val="ManualNumber"/>
-      </w:pPr>
-      <w:r>
-        <w:t xml:space="preserve">Decide whether to keep </w:t>
-      </w:r>
-      <w:r>
-        <w:rPr>
-          <w:rFonts w:ascii="Consolas" w:hAnsi="Consolas"/>
-        </w:rPr>
-        <w:t>Only include rows with resolved distance</w:t>
-      </w:r>
-      <w:r>
-        <w:t xml:space="preserve"> turned on.</w:t>
-      </w:r>
-    </w:p>
-    <w:p>
-      <w:pPr>
-        <w:pStyle w:val="ManualNumber"/>
-      </w:pPr>
-      <w:r>
-        <w:t xml:space="preserve">Use </w:t>
-      </w:r>
-      <w:r>
-        <w:rPr>
-          <w:rFonts w:ascii="Consolas" w:hAnsi="Consolas"/>
-        </w:rPr>
-        <w:t>Drill down into event</w:t>
-      </w:r>
-      <w:r>
-        <w:t xml:space="preserve"> to inspect one event in detail.</w:t>
-      </w:r>
-    </w:p>
-    <w:p>
-      <w:pPr>
-        <w:pStyle w:val="ManualNumber"/>
-      </w:pPr>
-      <w:r>
-        <w:t>Download the selected-event or full CSV when needed.</w:t>
-      </w:r>
-    </w:p>
-    <w:p/>
-    <w:p>
-      <w:r>
-        <w:t>Important notes:</w:t>
-      </w:r>
-    </w:p>
-    <w:p/>
-    <w:p>
-      <w:pPr>
-        <w:pStyle w:val="ManualBullet"/>
-      </w:pPr>
-      <w:r>
-        <w:t>road distance is used when routing is configured</w:t>
-      </w:r>
-    </w:p>
-    <w:p>
-      <w:pPr>
-        <w:pStyle w:val="ManualBullet"/>
-      </w:pPr>
-      <w:r>
-        <w:t>otherwise the report falls back to straight-line miles</w:t>
-      </w:r>
-    </w:p>
-    <w:p>
-      <w:pPr>
-        <w:pStyle w:val="ManualBullet"/>
-      </w:pPr>
-      <w:r>
-        <w:t>missing participant or event postcode data will reduce the available rows</w:t>
+        <w:t>Because RPL users should not see personal data, do not expect personal journey details to appear.</w:t>
       </w:r>
     </w:p>
     <w:p/>
@@ -1505,7 +984,7 @@
     </w:p>
     <w:p>
       <w:r>
-        <w:t>Case Studies adds qualitative evidence to the numbers.</w:t>
+        <w:t>Case Studies helps you add stories alongside the numbers.</w:t>
       </w:r>
     </w:p>
     <w:p/>
@@ -1520,7 +999,7 @@
         <w:pStyle w:val="ManualBullet"/>
       </w:pPr>
       <w:r>
-        <w:t>read regional stories and testimonials</w:t>
+        <w:t>read stories and testimonials</w:t>
       </w:r>
     </w:p>
     <w:p>
@@ -1536,13 +1015,13 @@
         <w:pStyle w:val="ManualBullet"/>
       </w:pPr>
       <w:r>
-        <w:t>upload a new case study for future reporting</w:t>
+        <w:t>upload a new case study</w:t>
       </w:r>
     </w:p>
     <w:p/>
     <w:p>
       <w:r>
-        <w:t>Suggested workflow for uploads:</w:t>
+        <w:t>Suggested workflow:</w:t>
       </w:r>
     </w:p>
     <w:p/>
@@ -1568,16 +1047,7 @@
         <w:pStyle w:val="ManualNumber"/>
       </w:pPr>
       <w:r>
-        <w:t xml:space="preserve">Choose </w:t>
-      </w:r>
-      <w:r>
-        <w:rPr>
-          <w:rFonts w:ascii="Consolas" w:hAnsi="Consolas"/>
-        </w:rPr>
-        <w:t>Upload New Case Study</w:t>
-      </w:r>
-      <w:r>
-        <w:t>.</w:t>
+        <w:t>Check whether the story is already there.</w:t>
       </w:r>
     </w:p>
     <w:p>
@@ -1593,7 +1063,7 @@
         <w:pStyle w:val="ManualNumber"/>
       </w:pPr>
       <w:r>
-        <w:t>Paste the story or testimonial.</w:t>
+        <w:t>Add the story text.</w:t>
       </w:r>
     </w:p>
     <w:p>
@@ -1609,7 +1079,7 @@
         <w:pStyle w:val="ManualNumber"/>
       </w:pPr>
       <w:r>
-        <w:t>Assign the correct region.</w:t>
+        <w:t>Choose the correct region.</w:t>
       </w:r>
     </w:p>
     <w:p>
@@ -1617,7 +1087,7 @@
         <w:pStyle w:val="ManualNumber"/>
       </w:pPr>
       <w:r>
-        <w:t>Submit and review the saved result.</w:t>
+        <w:t>Submit the form.</w:t>
       </w:r>
     </w:p>
     <w:p/>
@@ -1626,7 +1096,7 @@
         <w:pStyle w:val="Heading1"/>
       </w:pPr>
       <w:r>
-        <w:t>7. Typical RPL tasks</w:t>
+        <w:t>7. Common RPL tasks</w:t>
       </w:r>
     </w:p>
     <w:p>
@@ -1667,7 +1137,7 @@
         <w:pStyle w:val="ManualNumber"/>
       </w:pPr>
       <w:r>
-        <w:t>Set the region and timeframe.</w:t>
+        <w:t>Set region and timeframe.</w:t>
       </w:r>
     </w:p>
     <w:p>
@@ -1675,7 +1145,7 @@
         <w:pStyle w:val="ManualNumber"/>
       </w:pPr>
       <w:r>
-        <w:t>Click the KPI card to validate the supporting rows.</w:t>
+        <w:t>Open the KPI card and review the supporting records.</w:t>
       </w:r>
     </w:p>
     <w:p/>
@@ -1684,7 +1154,7 @@
         <w:pStyle w:val="Heading2"/>
       </w:pPr>
       <w:r>
-        <w:t>Prepare a CSV for offline analysis</w:t>
+        <w:t>Export data for offline analysis</w:t>
       </w:r>
     </w:p>
     <w:p>
@@ -1709,7 +1179,7 @@
         <w:pStyle w:val="ManualNumber"/>
       </w:pPr>
       <w:r>
-        <w:t>Choose the relevant dataset and output type.</w:t>
+        <w:t>Choose the dataset and output type.</w:t>
       </w:r>
     </w:p>
     <w:p>
@@ -1717,7 +1187,7 @@
         <w:pStyle w:val="ManualNumber"/>
       </w:pPr>
       <w:r>
-        <w:t>Apply filters.</w:t>
+        <w:t>Apply the filters.</w:t>
       </w:r>
     </w:p>
     <w:p>
@@ -1725,7 +1195,7 @@
         <w:pStyle w:val="ManualNumber"/>
       </w:pPr>
       <w:r>
-        <w:t>Refine with advanced controls if required.</w:t>
+        <w:t>Refine if needed.</w:t>
       </w:r>
     </w:p>
     <w:p>
@@ -1733,16 +1203,7 @@
         <w:pStyle w:val="ManualNumber"/>
       </w:pPr>
       <w:r>
-        <w:t xml:space="preserve">Click </w:t>
-      </w:r>
-      <w:r>
-        <w:rPr>
-          <w:rFonts w:ascii="Consolas" w:hAnsi="Consolas"/>
-        </w:rPr>
-        <w:t>Download Report CSV</w:t>
-      </w:r>
-      <w:r>
-        <w:t>.</w:t>
+        <w:t>Download the CSV.</w:t>
       </w:r>
     </w:p>
     <w:p/>
@@ -1751,7 +1212,7 @@
         <w:pStyle w:val="Heading2"/>
       </w:pPr>
       <w:r>
-        <w:t>Add a case study to support a monthly update</w:t>
+        <w:t>Add a case study to support a report</w:t>
       </w:r>
     </w:p>
     <w:p>
@@ -1776,7 +1237,7 @@
         <w:pStyle w:val="ManualNumber"/>
       </w:pPr>
       <w:r>
-        <w:t>Filter first to avoid duplicating an existing story.</w:t>
+        <w:t>Check for duplicates first.</w:t>
       </w:r>
     </w:p>
     <w:p>
@@ -1784,7 +1245,7 @@
         <w:pStyle w:val="ManualNumber"/>
       </w:pPr>
       <w:r>
-        <w:t>Upload the new case study with a clear title and date.</w:t>
+        <w:t>Upload the new story with a clear title and date.</w:t>
       </w:r>
     </w:p>
     <w:p/>
@@ -1801,7 +1262,7 @@
         <w:pStyle w:val="Heading2"/>
       </w:pPr>
       <w:r>
-        <w:t>I see no KPI data</w:t>
+        <w:t>No KPI data is showing</w:t>
       </w:r>
     </w:p>
     <w:p>
@@ -1809,7 +1270,7 @@
         <w:pStyle w:val="ManualBullet"/>
       </w:pPr>
       <w:r>
-        <w:t>check region and timeframe first</w:t>
+        <w:t>check the region and timeframe</w:t>
       </w:r>
     </w:p>
     <w:p>
@@ -1825,8 +1286,13 @@
         </w:rPr>
         <w:t>All Regions</w:t>
       </w:r>
+    </w:p>
+    <w:p>
+      <w:pPr>
+        <w:pStyle w:val="ManualBullet"/>
+      </w:pPr>
       <w:r>
-        <w:t xml:space="preserve"> and </w:t>
+        <w:t xml:space="preserve">try </w:t>
       </w:r>
       <w:r>
         <w:rPr>
@@ -1840,7 +1306,7 @@
         <w:pStyle w:val="ManualBullet"/>
       </w:pPr>
       <w:r>
-        <w:t>confirm you are on the correct KPI section</w:t>
+        <w:t>make sure you are in the correct KPI section</w:t>
       </w:r>
     </w:p>
     <w:p/>
@@ -1880,7 +1346,7 @@
         <w:t>Apply Advanced Filters</w:t>
       </w:r>
       <w:r>
-        <w:t xml:space="preserve"> if you changed advanced controls</w:t>
+        <w:t xml:space="preserve"> if you changed advanced options</w:t>
       </w:r>
     </w:p>
     <w:p/>
@@ -1897,7 +1363,7 @@
         <w:pStyle w:val="ManualBullet"/>
       </w:pPr>
       <w:r>
-        <w:t xml:space="preserve">confirm </w:t>
+        <w:t xml:space="preserve">make sure </w:t>
       </w:r>
       <w:r>
         <w:rPr>
@@ -1906,7 +1372,7 @@
         <w:t>Events</w:t>
       </w:r>
       <w:r>
-        <w:t xml:space="preserve"> is included as a dataset</w:t>
+        <w:t xml:space="preserve"> is included</w:t>
       </w:r>
     </w:p>
     <w:p>
@@ -1922,13 +1388,7 @@
         <w:pStyle w:val="ManualBullet"/>
       </w:pPr>
       <w:r>
-        <w:t xml:space="preserve">try clearing </w:t>
-      </w:r>
-      <w:r>
-        <w:rPr>
-          <w:rFonts w:ascii="Consolas" w:hAnsi="Consolas"/>
-        </w:rPr>
-        <w:t>Only include rows with resolved distance</w:t>
+        <w:t>check whether postcode data is missing</w:t>
       </w:r>
     </w:p>
     <w:p/>
@@ -1945,7 +1405,7 @@
         <w:pStyle w:val="ManualBullet"/>
       </w:pPr>
       <w:r>
-        <w:t>that is expected for the RPL role in KPI drill-downs</w:t>
+        <w:t>that is expected for the RPL role</w:t>
       </w:r>
     </w:p>
     <w:p/>
@@ -1962,7 +1422,7 @@
         <w:pStyle w:val="ManualBullet"/>
       </w:pPr>
       <w:r>
-        <w:t>use KPI cards for fast monitoring</w:t>
+        <w:t>use KPI for fast monitoring</w:t>
       </w:r>
     </w:p>
     <w:p>
@@ -1970,7 +1430,7 @@
         <w:pStyle w:val="ManualBullet"/>
       </w:pPr>
       <w:r>
-        <w:t>use Custom Reports when you need evidence, export, or charting</w:t>
+        <w:t>use Custom Reports for deeper analysis</w:t>
       </w:r>
     </w:p>
     <w:p>
@@ -1978,7 +1438,7 @@
         <w:pStyle w:val="ManualBullet"/>
       </w:pPr>
       <w:r>
-        <w:t>validate unusual numbers with drill-down before circulating them</w:t>
+        <w:t>validate unusual numbers before sharing them</w:t>
       </w:r>
     </w:p>
     <w:p>
@@ -1986,7 +1446,7 @@
         <w:pStyle w:val="ManualBullet"/>
       </w:pPr>
       <w:r>
-        <w:t>pair a quantitative report with a case study where possible</w:t>
+        <w:t>add a case study when a report needs supporting narrative</w:t>
       </w:r>
     </w:p>
     <w:sectPr>

--- a/docs/manuals/docx/RPL-MANUAL.docx
+++ b/docs/manuals/docx/RPL-MANUAL.docx
@@ -73,18 +73,65 @@
         <w:pStyle w:val="Heading1"/>
       </w:pPr>
       <w:r>
-        <w:t>1. About this guide</w:t>
-      </w:r>
-    </w:p>
-    <w:p>
-      <w:r>
-        <w:t>Regional Programme Leads use the dashboard to monitor performance, review trends, and prepare evidence for reporting.</w:t>
+        <w:t>1. Introduction</w:t>
+      </w:r>
+    </w:p>
+    <w:p>
+      <w:r>
+        <w:t>This manual explains how Regional Programme Leads use the dashboard in day-to-day reporting work.</w:t>
       </w:r>
     </w:p>
     <w:p/>
     <w:p>
       <w:r>
-        <w:t>RPL access includes:</w:t>
+        <w:t>The RPL role is designed for people who need to:</w:t>
+      </w:r>
+    </w:p>
+    <w:p/>
+    <w:p>
+      <w:pPr>
+        <w:pStyle w:val="ManualBullet"/>
+      </w:pPr>
+      <w:r>
+        <w:t>monitor regional performance</w:t>
+      </w:r>
+    </w:p>
+    <w:p>
+      <w:pPr>
+        <w:pStyle w:val="ManualBullet"/>
+      </w:pPr>
+      <w:r>
+        <w:t>review headline delivery, partnership, and governance figures</w:t>
+      </w:r>
+    </w:p>
+    <w:p>
+      <w:pPr>
+        <w:pStyle w:val="ManualBullet"/>
+      </w:pPr>
+      <w:r>
+        <w:t>prepare internal updates and regional reports</w:t>
+      </w:r>
+    </w:p>
+    <w:p>
+      <w:pPr>
+        <w:pStyle w:val="ManualBullet"/>
+      </w:pPr>
+      <w:r>
+        <w:t>export structured data for offline use</w:t>
+      </w:r>
+    </w:p>
+    <w:p>
+      <w:pPr>
+        <w:pStyle w:val="ManualBullet"/>
+      </w:pPr>
+      <w:r>
+        <w:t>add qualitative evidence through case studies</w:t>
+      </w:r>
+    </w:p>
+    <w:p/>
+    <w:p>
+      <w:r>
+        <w:t>RPL users can open:</w:t>
       </w:r>
     </w:p>
     <w:p/>
@@ -121,10 +168,21 @@
         <w:t>Case Studies</w:t>
       </w:r>
     </w:p>
+    <w:p>
+      <w:pPr>
+        <w:pStyle w:val="ManualBullet"/>
+      </w:pPr>
+      <w:r>
+        <w:rPr>
+          <w:rFonts w:ascii="Consolas" w:hAnsi="Consolas"/>
+        </w:rPr>
+        <w:t>Data Request Form</w:t>
+      </w:r>
+    </w:p>
     <w:p/>
     <w:p>
       <w:r>
-        <w:t>RPL users cannot access:</w:t>
+        <w:t>RPL users cannot open:</w:t>
       </w:r>
     </w:p>
     <w:p/>
@@ -155,24 +213,157 @@
         <w:pStyle w:val="ManualBullet"/>
       </w:pPr>
       <w:r>
-        <w:t>personal data anywhere on the dashboard</w:t>
+        <w:rPr>
+          <w:rFonts w:ascii="Consolas" w:hAnsi="Consolas"/>
+        </w:rPr>
+        <w:t>Funder Dashboard</w:t>
       </w:r>
     </w:p>
     <w:p/>
     <w:p>
+      <w:r>
+        <w:t>RPL users also have an important privacy limit. This role is intended for summary reporting rather than operational personal-detail review. You should not expect to see participant names, participant identifiers, postcodes, medical notes, or emergency contact details anywhere in the dashboard.</w:t>
+      </w:r>
+    </w:p>
+    <w:p/>
+    <w:p>
       <w:pPr>
         <w:pStyle w:val="Heading1"/>
       </w:pPr>
       <w:r>
-        <w:t>2. Getting started</w:t>
-      </w:r>
-    </w:p>
+        <w:t>2. What the RPL role is for</w:t>
+      </w:r>
+    </w:p>
+    <w:p>
+      <w:r>
+        <w:t>The RPL role is best used when the question is:</w:t>
+      </w:r>
+    </w:p>
+    <w:p/>
+    <w:p>
+      <w:pPr>
+        <w:pStyle w:val="ManualBullet"/>
+      </w:pPr>
+      <w:r>
+        <w:t>how is my region performing</w:t>
+      </w:r>
+    </w:p>
+    <w:p>
+      <w:pPr>
+        <w:pStyle w:val="ManualBullet"/>
+      </w:pPr>
+      <w:r>
+        <w:t>what has changed over time</w:t>
+      </w:r>
+    </w:p>
+    <w:p>
+      <w:pPr>
+        <w:pStyle w:val="ManualBullet"/>
+      </w:pPr>
+      <w:r>
+        <w:t>which areas need follow-up</w:t>
+      </w:r>
+    </w:p>
+    <w:p>
+      <w:pPr>
+        <w:pStyle w:val="ManualBullet"/>
+      </w:pPr>
+      <w:r>
+        <w:t>what evidence can I export for a report or discussion</w:t>
+      </w:r>
+    </w:p>
+    <w:p>
+      <w:pPr>
+        <w:pStyle w:val="ManualBullet"/>
+      </w:pPr>
+      <w:r>
+        <w:t>what case study can I use alongside the numbers</w:t>
+      </w:r>
+    </w:p>
+    <w:p/>
+    <w:p>
+      <w:r>
+        <w:t>The RPL role is not intended for:</w:t>
+      </w:r>
+    </w:p>
+    <w:p/>
+    <w:p>
+      <w:pPr>
+        <w:pStyle w:val="ManualBullet"/>
+      </w:pPr>
+      <w:r>
+        <w:t>checking one attendee in detail</w:t>
+      </w:r>
+    </w:p>
+    <w:p>
+      <w:pPr>
+        <w:pStyle w:val="ManualBullet"/>
+      </w:pPr>
+      <w:r>
+        <w:t>reviewing medical or emergency information</w:t>
+      </w:r>
+    </w:p>
+    <w:p>
+      <w:pPr>
+        <w:pStyle w:val="ManualBullet"/>
+      </w:pPr>
+      <w:r>
+        <w:t>creating or managing user accounts</w:t>
+      </w:r>
+    </w:p>
+    <w:p>
+      <w:pPr>
+        <w:pStyle w:val="ManualBullet"/>
+      </w:pPr>
+      <w:r>
+        <w:t>running sync or maintenance actions</w:t>
+      </w:r>
+    </w:p>
+    <w:p/>
+    <w:p>
+      <w:r>
+        <w:t xml:space="preserve">If you need personal or event-level operational detail, escalate the question to a </w:t>
+      </w:r>
+      <w:r>
+        <w:rPr>
+          <w:rFonts w:ascii="Consolas" w:hAnsi="Consolas"/>
+        </w:rPr>
+        <w:t>Manager</w:t>
+      </w:r>
+      <w:r>
+        <w:t xml:space="preserve"> or </w:t>
+      </w:r>
+      <w:r>
+        <w:rPr>
+          <w:rFonts w:ascii="Consolas" w:hAnsi="Consolas"/>
+        </w:rPr>
+        <w:t>Admin</w:t>
+      </w:r>
+      <w:r>
+        <w:t xml:space="preserve"> user.</w:t>
+      </w:r>
+    </w:p>
+    <w:p/>
+    <w:p>
+      <w:pPr>
+        <w:pStyle w:val="Heading1"/>
+      </w:pPr>
+      <w:r>
+        <w:t>3. Signing in and first checks</w:t>
+      </w:r>
+    </w:p>
+    <w:p>
+      <w:r>
+        <w:t>When you open the dashboard:</w:t>
+      </w:r>
+    </w:p>
+    <w:p/>
     <w:p>
       <w:pPr>
         <w:pStyle w:val="ManualNumber"/>
       </w:pPr>
       <w:r>
-        <w:t>Sign in with your email address and password.</w:t>
+        <w:t>Enter your email address and password.</w:t>
       </w:r>
     </w:p>
     <w:p>
@@ -180,7 +371,23 @@
         <w:pStyle w:val="ManualNumber"/>
       </w:pPr>
       <w:r>
-        <w:t xml:space="preserve">Use </w:t>
+        <w:t>If the system asks you to change your password, complete that step before continuing.</w:t>
+      </w:r>
+    </w:p>
+    <w:p>
+      <w:pPr>
+        <w:pStyle w:val="ManualNumber"/>
+      </w:pPr>
+      <w:r>
+        <w:t>Look at the left sidebar.</w:t>
+      </w:r>
+    </w:p>
+    <w:p>
+      <w:pPr>
+        <w:pStyle w:val="ManualNumber"/>
+      </w:pPr>
+      <w:r>
+        <w:t xml:space="preserve">Confirm the </w:t>
       </w:r>
       <w:r>
         <w:rPr>
@@ -189,7 +396,7 @@
         <w:t>View Mode</w:t>
       </w:r>
       <w:r>
-        <w:t xml:space="preserve"> in the sidebar to choose the screen you need.</w:t>
+        <w:t xml:space="preserve"> you need.</w:t>
       </w:r>
     </w:p>
     <w:p>
@@ -197,15 +404,22 @@
         <w:pStyle w:val="ManualNumber"/>
       </w:pPr>
       <w:r>
-        <w:t>If you are not sure where the data is, start with broad filters first.</w:t>
-      </w:r>
-    </w:p>
-    <w:p>
-      <w:pPr>
-        <w:pStyle w:val="ManualNumber"/>
-      </w:pPr>
-      <w:r>
-        <w:t>Narrow the filters once you know the records are present.</w:t>
+        <w:t xml:space="preserve">Check </w:t>
+      </w:r>
+      <w:r>
+        <w:rPr>
+          <w:rFonts w:ascii="Consolas" w:hAnsi="Consolas"/>
+        </w:rPr>
+        <w:t>Last Data Refresh</w:t>
+      </w:r>
+      <w:r>
+        <w:t xml:space="preserve"> before relying on any figure.</w:t>
+      </w:r>
+    </w:p>
+    <w:p/>
+    <w:p>
+      <w:r>
+        <w:t>If you are using the dashboard for a meeting, report, or update, make checking the refresh time a habit. A figure may be correct for the last completed refresh but still be too old for the purpose you have in mind.</w:t>
       </w:r>
     </w:p>
     <w:p/>
@@ -251,18 +465,18 @@
         <w:pStyle w:val="Heading1"/>
       </w:pPr>
       <w:r>
-        <w:t>3. Filters and navigation</w:t>
-      </w:r>
-    </w:p>
-    <w:p>
-      <w:r>
-        <w:t>Most RPL tasks start in the left sidebar.</w:t>
+        <w:t>4. Understanding the layout</w:t>
+      </w:r>
+    </w:p>
+    <w:p>
+      <w:r>
+        <w:t>Most RPL work begins in the left sidebar.</w:t>
       </w:r>
     </w:p>
     <w:p/>
     <w:p>
       <w:r>
-        <w:t>Main controls:</w:t>
+        <w:t>The sidebar normally contains:</w:t>
       </w:r>
     </w:p>
     <w:p/>
@@ -282,30 +496,548 @@
         <w:pStyle w:val="ManualBullet"/>
       </w:pPr>
       <w:r>
+        <w:t>region controls</w:t>
+      </w:r>
+    </w:p>
+    <w:p>
+      <w:pPr>
+        <w:pStyle w:val="ManualBullet"/>
+      </w:pPr>
+      <w:r>
+        <w:t>timeframe controls</w:t>
+      </w:r>
+    </w:p>
+    <w:p>
+      <w:pPr>
+        <w:pStyle w:val="ManualBullet"/>
+      </w:pPr>
+      <w:r>
+        <w:t xml:space="preserve">screen-specific controls such as </w:t>
+      </w:r>
+      <w:r>
+        <w:rPr>
+          <w:rFonts w:ascii="Consolas" w:hAnsi="Consolas"/>
+        </w:rPr>
+        <w:t>KPI Section</w:t>
+      </w:r>
+    </w:p>
+    <w:p/>
+    <w:p>
+      <w:r>
+        <w:t xml:space="preserve">The main page changes depending on the screen you choose in </w:t>
+      </w:r>
+      <w:r>
+        <w:rPr>
+          <w:rFonts w:ascii="Consolas" w:hAnsi="Consolas"/>
+        </w:rPr>
+        <w:t>View Mode</w:t>
+      </w:r>
+      <w:r>
+        <w:t>.</w:t>
+      </w:r>
+    </w:p>
+    <w:p/>
+    <w:p>
+      <w:r>
+        <w:t>Use the screens like this:</w:t>
+      </w:r>
+    </w:p>
+    <w:p/>
+    <w:p>
+      <w:pPr>
+        <w:pStyle w:val="ManualBullet"/>
+      </w:pPr>
+      <w:r>
+        <w:rPr>
+          <w:rFonts w:ascii="Consolas" w:hAnsi="Consolas"/>
+        </w:rPr>
+        <w:t>KPI Dashboard</w:t>
+      </w:r>
+      <w:r>
+        <w:t xml:space="preserve"> for the quickest headline view</w:t>
+      </w:r>
+    </w:p>
+    <w:p>
+      <w:pPr>
+        <w:pStyle w:val="ManualBullet"/>
+      </w:pPr>
+      <w:r>
+        <w:rPr>
+          <w:rFonts w:ascii="Consolas" w:hAnsi="Consolas"/>
+        </w:rPr>
+        <w:t>Custom Reports Dashboard</w:t>
+      </w:r>
+      <w:r>
+        <w:t xml:space="preserve"> for structured analysis, charts, and exports</w:t>
+      </w:r>
+    </w:p>
+    <w:p>
+      <w:pPr>
+        <w:pStyle w:val="ManualBullet"/>
+      </w:pPr>
+      <w:r>
+        <w:rPr>
+          <w:rFonts w:ascii="Consolas" w:hAnsi="Consolas"/>
+        </w:rPr>
+        <w:t>Case Studies</w:t>
+      </w:r>
+      <w:r>
+        <w:t xml:space="preserve"> for qualitative stories and supporting evidence</w:t>
+      </w:r>
+    </w:p>
+    <w:p>
+      <w:pPr>
+        <w:pStyle w:val="ManualBullet"/>
+      </w:pPr>
+      <w:r>
+        <w:rPr>
+          <w:rFonts w:ascii="Consolas" w:hAnsi="Consolas"/>
+        </w:rPr>
+        <w:t>Data Request Form</w:t>
+      </w:r>
+      <w:r>
+        <w:t xml:space="preserve"> for formal requests for data access</w:t>
+      </w:r>
+    </w:p>
+    <w:p/>
+    <w:p>
+      <w:r>
+        <w:t xml:space="preserve">If you are not sure where to start, begin in </w:t>
+      </w:r>
+      <w:r>
+        <w:rPr>
+          <w:rFonts w:ascii="Consolas" w:hAnsi="Consolas"/>
+        </w:rPr>
+        <w:t>KPI Dashboard</w:t>
+      </w:r>
+      <w:r>
+        <w:t xml:space="preserve">, confirm the headline, then move into </w:t>
+      </w:r>
+      <w:r>
+        <w:rPr>
+          <w:rFonts w:ascii="Consolas" w:hAnsi="Consolas"/>
+        </w:rPr>
+        <w:t>Custom Reports Dashboard</w:t>
+      </w:r>
+      <w:r>
+        <w:t xml:space="preserve"> if you need more structure or exportable detail.</w:t>
+      </w:r>
+    </w:p>
+    <w:p/>
+    <w:p>
+      <w:pPr>
+        <w:pStyle w:val="Heading1"/>
+      </w:pPr>
+      <w:r>
+        <w:t>5. Filters and navigation</w:t>
+      </w:r>
+    </w:p>
+    <w:p>
+      <w:r>
+        <w:t>Most reporting tasks depend on choosing the right region and timeframe first.</w:t>
+      </w:r>
+    </w:p>
+    <w:p/>
+    <w:p>
+      <w:pPr>
+        <w:pStyle w:val="Heading2"/>
+      </w:pPr>
+      <w:r>
+        <w:t>5.1 Region controls</w:t>
+      </w:r>
+    </w:p>
+    <w:p>
+      <w:r>
+        <w:t xml:space="preserve">Use </w:t>
+      </w:r>
+      <w:r>
         <w:rPr>
           <w:rFonts w:ascii="Consolas" w:hAnsi="Consolas"/>
         </w:rPr>
         <w:t>All Regions</w:t>
       </w:r>
       <w:r>
-        <w:t xml:space="preserve"> or a specific region</w:t>
-      </w:r>
-    </w:p>
+        <w:t xml:space="preserve"> when you want an overall picture or when you are not sure where the records will appear.</w:t>
+      </w:r>
+    </w:p>
+    <w:p/>
+    <w:p>
+      <w:r>
+        <w:t>Choose a single region when you need:</w:t>
+      </w:r>
+    </w:p>
+    <w:p/>
     <w:p>
       <w:pPr>
         <w:pStyle w:val="ManualBullet"/>
       </w:pPr>
+      <w:r>
+        <w:t>a regional update</w:t>
+      </w:r>
+    </w:p>
+    <w:p>
+      <w:pPr>
+        <w:pStyle w:val="ManualBullet"/>
+      </w:pPr>
+      <w:r>
+        <w:t>a regional export</w:t>
+      </w:r>
+    </w:p>
+    <w:p>
+      <w:pPr>
+        <w:pStyle w:val="ManualBullet"/>
+      </w:pPr>
+      <w:r>
+        <w:t>a more focused chart</w:t>
+      </w:r>
+    </w:p>
+    <w:p>
+      <w:pPr>
+        <w:pStyle w:val="ManualBullet"/>
+      </w:pPr>
+      <w:r>
+        <w:t>a cleaner result set</w:t>
+      </w:r>
+    </w:p>
+    <w:p/>
+    <w:p>
+      <w:r>
+        <w:t xml:space="preserve">If you expect data and cannot see it, widen to </w:t>
+      </w:r>
       <w:r>
         <w:rPr>
           <w:rFonts w:ascii="Consolas" w:hAnsi="Consolas"/>
         </w:rPr>
-        <w:t>Timeframe</w:t>
-      </w:r>
-    </w:p>
+        <w:t>All Regions</w:t>
+      </w:r>
+      <w:r>
+        <w:t xml:space="preserve"> first. Once you confirm the data exists, narrow again.</w:t>
+      </w:r>
+    </w:p>
+    <w:p/>
+    <w:p>
+      <w:pPr>
+        <w:pStyle w:val="Heading2"/>
+      </w:pPr>
+      <w:r>
+        <w:t>5.2 Timeframe controls</w:t>
+      </w:r>
+    </w:p>
+    <w:p>
+      <w:r>
+        <w:t>Typical timeframe options include:</w:t>
+      </w:r>
+    </w:p>
+    <w:p/>
     <w:p>
       <w:pPr>
         <w:pStyle w:val="ManualBullet"/>
       </w:pPr>
+      <w:r>
+        <w:rPr>
+          <w:rFonts w:ascii="Consolas" w:hAnsi="Consolas"/>
+        </w:rPr>
+        <w:t>All Time</w:t>
+      </w:r>
+    </w:p>
+    <w:p>
+      <w:pPr>
+        <w:pStyle w:val="ManualBullet"/>
+      </w:pPr>
+      <w:r>
+        <w:rPr>
+          <w:rFonts w:ascii="Consolas" w:hAnsi="Consolas"/>
+        </w:rPr>
+        <w:t>Year</w:t>
+      </w:r>
+    </w:p>
+    <w:p>
+      <w:pPr>
+        <w:pStyle w:val="ManualBullet"/>
+      </w:pPr>
+      <w:r>
+        <w:rPr>
+          <w:rFonts w:ascii="Consolas" w:hAnsi="Consolas"/>
+        </w:rPr>
+        <w:t>Quarter</w:t>
+      </w:r>
+    </w:p>
+    <w:p>
+      <w:pPr>
+        <w:pStyle w:val="ManualBullet"/>
+      </w:pPr>
+      <w:r>
+        <w:rPr>
+          <w:rFonts w:ascii="Consolas" w:hAnsi="Consolas"/>
+        </w:rPr>
+        <w:t>Month</w:t>
+      </w:r>
+    </w:p>
+    <w:p>
+      <w:pPr>
+        <w:pStyle w:val="ManualBullet"/>
+      </w:pPr>
+      <w:r>
+        <w:rPr>
+          <w:rFonts w:ascii="Consolas" w:hAnsi="Consolas"/>
+        </w:rPr>
+        <w:t>Week</w:t>
+      </w:r>
+    </w:p>
+    <w:p>
+      <w:pPr>
+        <w:pStyle w:val="ManualBullet"/>
+      </w:pPr>
+      <w:r>
+        <w:rPr>
+          <w:rFonts w:ascii="Consolas" w:hAnsi="Consolas"/>
+        </w:rPr>
+        <w:t>Custom Range</w:t>
+      </w:r>
+    </w:p>
+    <w:p/>
+    <w:p>
+      <w:r>
+        <w:t>Use them like this:</w:t>
+      </w:r>
+    </w:p>
+    <w:p/>
+    <w:p>
+      <w:pPr>
+        <w:pStyle w:val="ManualBullet"/>
+      </w:pPr>
+      <w:r>
+        <w:t xml:space="preserve">start with </w:t>
+      </w:r>
+      <w:r>
+        <w:rPr>
+          <w:rFonts w:ascii="Consolas" w:hAnsi="Consolas"/>
+        </w:rPr>
+        <w:t>All Time</w:t>
+      </w:r>
+      <w:r>
+        <w:t xml:space="preserve"> if you are unsure whether the records exist</w:t>
+      </w:r>
+    </w:p>
+    <w:p>
+      <w:pPr>
+        <w:pStyle w:val="ManualBullet"/>
+      </w:pPr>
+      <w:r>
+        <w:t xml:space="preserve">use </w:t>
+      </w:r>
+      <w:r>
+        <w:rPr>
+          <w:rFonts w:ascii="Consolas" w:hAnsi="Consolas"/>
+        </w:rPr>
+        <w:t>Year</w:t>
+      </w:r>
+      <w:r>
+        <w:t xml:space="preserve">, </w:t>
+      </w:r>
+      <w:r>
+        <w:rPr>
+          <w:rFonts w:ascii="Consolas" w:hAnsi="Consolas"/>
+        </w:rPr>
+        <w:t>Quarter</w:t>
+      </w:r>
+      <w:r>
+        <w:t xml:space="preserve">, </w:t>
+      </w:r>
+      <w:r>
+        <w:rPr>
+          <w:rFonts w:ascii="Consolas" w:hAnsi="Consolas"/>
+        </w:rPr>
+        <w:t>Month</w:t>
+      </w:r>
+      <w:r>
+        <w:t xml:space="preserve">, or </w:t>
+      </w:r>
+      <w:r>
+        <w:rPr>
+          <w:rFonts w:ascii="Consolas" w:hAnsi="Consolas"/>
+        </w:rPr>
+        <w:t>Week</w:t>
+      </w:r>
+      <w:r>
+        <w:t xml:space="preserve"> for routine reporting periods</w:t>
+      </w:r>
+    </w:p>
+    <w:p>
+      <w:pPr>
+        <w:pStyle w:val="ManualBullet"/>
+      </w:pPr>
+      <w:r>
+        <w:t xml:space="preserve">use </w:t>
+      </w:r>
+      <w:r>
+        <w:rPr>
+          <w:rFonts w:ascii="Consolas" w:hAnsi="Consolas"/>
+        </w:rPr>
+        <w:t>Custom Range</w:t>
+      </w:r>
+      <w:r>
+        <w:t xml:space="preserve"> when the exact reporting window matters</w:t>
+      </w:r>
+    </w:p>
+    <w:p/>
+    <w:p>
+      <w:pPr>
+        <w:pStyle w:val="Heading2"/>
+      </w:pPr>
+      <w:r>
+        <w:t>5.3 Recommended navigation pattern</w:t>
+      </w:r>
+    </w:p>
+    <w:p>
+      <w:r>
+        <w:t>For most questions, this is the safest approach:</w:t>
+      </w:r>
+    </w:p>
+    <w:p/>
+    <w:p>
+      <w:pPr>
+        <w:pStyle w:val="ManualNumber"/>
+      </w:pPr>
+      <w:r>
+        <w:t>Start broad.</w:t>
+      </w:r>
+    </w:p>
+    <w:p>
+      <w:pPr>
+        <w:pStyle w:val="ManualNumber"/>
+      </w:pPr>
+      <w:r>
+        <w:t>Confirm the data exists.</w:t>
+      </w:r>
+    </w:p>
+    <w:p>
+      <w:pPr>
+        <w:pStyle w:val="ManualNumber"/>
+      </w:pPr>
+      <w:r>
+        <w:t>Narrow the region.</w:t>
+      </w:r>
+    </w:p>
+    <w:p>
+      <w:pPr>
+        <w:pStyle w:val="ManualNumber"/>
+      </w:pPr>
+      <w:r>
+        <w:t>Narrow the timeframe.</w:t>
+      </w:r>
+    </w:p>
+    <w:p>
+      <w:pPr>
+        <w:pStyle w:val="ManualNumber"/>
+      </w:pPr>
+      <w:r>
+        <w:t>Move into drill-down or reports only after the headline view makes sense.</w:t>
+      </w:r>
+    </w:p>
+    <w:p/>
+    <w:p>
+      <w:r>
+        <w:t>This reduces the risk of concluding that data is missing when the filters are simply too narrow.</w:t>
+      </w:r>
+    </w:p>
+    <w:p/>
+    <w:p>
+      <w:pPr>
+        <w:pStyle w:val="Heading1"/>
+      </w:pPr>
+      <w:r>
+        <w:t>6. KPI Dashboard</w:t>
+      </w:r>
+    </w:p>
+    <w:p>
+      <w:r>
+        <w:t xml:space="preserve">The </w:t>
+      </w:r>
+      <w:r>
+        <w:rPr>
+          <w:rFonts w:ascii="Consolas" w:hAnsi="Consolas"/>
+        </w:rPr>
+        <w:t>KPI Dashboard</w:t>
+      </w:r>
+      <w:r>
+        <w:t xml:space="preserve"> is the quickest place to review headline performance.</w:t>
+      </w:r>
+    </w:p>
+    <w:p/>
+    <w:p>
+      <w:pPr>
+        <w:pStyle w:val="Heading2"/>
+      </w:pPr>
+      <w:r>
+        <w:t>6.1 When to use KPI Dashboard</w:t>
+      </w:r>
+    </w:p>
+    <w:p>
+      <w:r>
+        <w:t>Use this screen when you want to:</w:t>
+      </w:r>
+    </w:p>
+    <w:p/>
+    <w:p>
+      <w:pPr>
+        <w:pStyle w:val="ManualBullet"/>
+      </w:pPr>
+      <w:r>
+        <w:t>get a fast summary of the current picture</w:t>
+      </w:r>
+    </w:p>
+    <w:p>
+      <w:pPr>
+        <w:pStyle w:val="ManualBullet"/>
+      </w:pPr>
+      <w:r>
+        <w:t>review headline performance before a meeting</w:t>
+      </w:r>
+    </w:p>
+    <w:p>
+      <w:pPr>
+        <w:pStyle w:val="ManualBullet"/>
+      </w:pPr>
+      <w:r>
+        <w:t>sense-check whether a figure looks reasonable</w:t>
+      </w:r>
+    </w:p>
+    <w:p>
+      <w:pPr>
+        <w:pStyle w:val="ManualBullet"/>
+      </w:pPr>
+      <w:r>
+        <w:t>understand which KPI area needs further investigation</w:t>
+      </w:r>
+    </w:p>
+    <w:p>
+      <w:pPr>
+        <w:pStyle w:val="ManualBullet"/>
+      </w:pPr>
+      <w:r>
+        <w:t>open the records behind a card</w:t>
+      </w:r>
+    </w:p>
+    <w:p/>
+    <w:p>
+      <w:r>
+        <w:t>This screen is best for monitoring and quick review. It is not the best screen for detailed export work.</w:t>
+      </w:r>
+    </w:p>
+    <w:p/>
+    <w:p>
+      <w:pPr>
+        <w:pStyle w:val="Heading2"/>
+      </w:pPr>
+      <w:r>
+        <w:t>6.2 KPI sections</w:t>
+      </w:r>
+    </w:p>
+    <w:p>
+      <w:r>
+        <w:t xml:space="preserve">Use </w:t>
+      </w:r>
       <w:r>
         <w:rPr>
           <w:rFonts w:ascii="Consolas" w:hAnsi="Consolas"/>
@@ -313,13 +1045,7 @@
         <w:t>KPI Section</w:t>
       </w:r>
       <w:r>
-        <w:t xml:space="preserve"> on the KPI page</w:t>
-      </w:r>
-    </w:p>
-    <w:p/>
-    <w:p>
-      <w:r>
-        <w:t>Typical timeframe options:</w:t>
+        <w:t xml:space="preserve"> to move between the dashboard areas. Depending on the selected region, the available sections can include:</w:t>
       </w:r>
     </w:p>
     <w:p/>
@@ -331,7 +1057,7 @@
         <w:rPr>
           <w:rFonts w:ascii="Consolas" w:hAnsi="Consolas"/>
         </w:rPr>
-        <w:t>All Time</w:t>
+        <w:t>Governance</w:t>
       </w:r>
     </w:p>
     <w:p>
@@ -342,7 +1068,7 @@
         <w:rPr>
           <w:rFonts w:ascii="Consolas" w:hAnsi="Consolas"/>
         </w:rPr>
-        <w:t>Year</w:t>
+        <w:t>Partnerships</w:t>
       </w:r>
     </w:p>
     <w:p>
@@ -353,7 +1079,7 @@
         <w:rPr>
           <w:rFonts w:ascii="Consolas" w:hAnsi="Consolas"/>
         </w:rPr>
-        <w:t>Quarter</w:t>
+        <w:t>Delivery</w:t>
       </w:r>
     </w:p>
     <w:p>
@@ -364,7 +1090,7 @@
         <w:rPr>
           <w:rFonts w:ascii="Consolas" w:hAnsi="Consolas"/>
         </w:rPr>
-        <w:t>Month</w:t>
+        <w:t>Income</w:t>
       </w:r>
     </w:p>
     <w:p>
@@ -375,7 +1101,7 @@
         <w:rPr>
           <w:rFonts w:ascii="Consolas" w:hAnsi="Consolas"/>
         </w:rPr>
-        <w:t>Week</w:t>
+        <w:t>Comms</w:t>
       </w:r>
     </w:p>
     <w:p>
@@ -386,66 +1112,93 @@
         <w:rPr>
           <w:rFonts w:ascii="Consolas" w:hAnsi="Consolas"/>
         </w:rPr>
-        <w:t>Custom Range</w:t>
+        <w:t>Case Studies</w:t>
       </w:r>
     </w:p>
     <w:p/>
     <w:p>
       <w:r>
-        <w:t>Good practice:</w:t>
+        <w:rPr>
+          <w:rFonts w:ascii="Consolas" w:hAnsi="Consolas"/>
+        </w:rPr>
+        <w:t>Income</w:t>
+      </w:r>
+      <w:r>
+        <w:t xml:space="preserve"> and </w:t>
+      </w:r>
+      <w:r>
+        <w:rPr>
+          <w:rFonts w:ascii="Consolas" w:hAnsi="Consolas"/>
+        </w:rPr>
+        <w:t>Comms</w:t>
+      </w:r>
+      <w:r>
+        <w:t xml:space="preserve"> are shown only when the region context supports them, for example </w:t>
+      </w:r>
+      <w:r>
+        <w:rPr>
+          <w:rFonts w:ascii="Consolas" w:hAnsi="Consolas"/>
+        </w:rPr>
+        <w:t>Global</w:t>
+      </w:r>
+      <w:r>
+        <w:t>.</w:t>
       </w:r>
     </w:p>
     <w:p/>
     <w:p>
       <w:pPr>
-        <w:pStyle w:val="ManualBullet"/>
-      </w:pPr>
-      <w:r>
-        <w:t>start broad</w:t>
-      </w:r>
-    </w:p>
-    <w:p>
-      <w:pPr>
-        <w:pStyle w:val="ManualBullet"/>
-      </w:pPr>
-      <w:r>
-        <w:t>confirm the data is there</w:t>
-      </w:r>
-    </w:p>
-    <w:p>
-      <w:pPr>
-        <w:pStyle w:val="ManualBullet"/>
-      </w:pPr>
-      <w:r>
-        <w:t>then narrow to the period you need</w:t>
+        <w:pStyle w:val="Heading2"/>
+      </w:pPr>
+      <w:r>
+        <w:t>6.3 Step-by-step KPI workflow</w:t>
+      </w:r>
+    </w:p>
+    <w:p>
+      <w:r>
+        <w:t>When checking a KPI:</w:t>
       </w:r>
     </w:p>
     <w:p/>
     <w:p>
       <w:pPr>
-        <w:pStyle w:val="Heading1"/>
-      </w:pPr>
-      <w:r>
-        <w:t>4. KPI Dashboard</w:t>
-      </w:r>
-    </w:p>
-    <w:p>
-      <w:r>
-        <w:t>The KPI Dashboard is the quickest way to review headline figures.</w:t>
-      </w:r>
-    </w:p>
-    <w:p/>
-    <w:p>
-      <w:pPr>
-        <w:pStyle w:val="Heading2"/>
-      </w:pPr>
-      <w:r>
-        <w:t>4.1 KPI sections</w:t>
-      </w:r>
-    </w:p>
-    <w:p>
-      <w:r>
-        <w:t xml:space="preserve">Use </w:t>
+        <w:pStyle w:val="ManualNumber"/>
+      </w:pPr>
+      <w:r>
+        <w:t xml:space="preserve">Open </w:t>
+      </w:r>
+      <w:r>
+        <w:rPr>
+          <w:rFonts w:ascii="Consolas" w:hAnsi="Consolas"/>
+        </w:rPr>
+        <w:t>KPI Dashboard</w:t>
+      </w:r>
+      <w:r>
+        <w:t>.</w:t>
+      </w:r>
+    </w:p>
+    <w:p>
+      <w:pPr>
+        <w:pStyle w:val="ManualNumber"/>
+      </w:pPr>
+      <w:r>
+        <w:t>Set the correct region.</w:t>
+      </w:r>
+    </w:p>
+    <w:p>
+      <w:pPr>
+        <w:pStyle w:val="ManualNumber"/>
+      </w:pPr>
+      <w:r>
+        <w:t>Set the correct timeframe.</w:t>
+      </w:r>
+    </w:p>
+    <w:p>
+      <w:pPr>
+        <w:pStyle w:val="ManualNumber"/>
+      </w:pPr>
+      <w:r>
+        <w:t xml:space="preserve">Choose the correct </w:t>
       </w:r>
       <w:r>
         <w:rPr>
@@ -454,19 +1207,68 @@
         <w:t>KPI Section</w:t>
       </w:r>
       <w:r>
-        <w:t xml:space="preserve"> to move between:</w:t>
+        <w:t>.</w:t>
+      </w:r>
+    </w:p>
+    <w:p>
+      <w:pPr>
+        <w:pStyle w:val="ManualNumber"/>
+      </w:pPr>
+      <w:r>
+        <w:t>Review the headline cards on the page.</w:t>
+      </w:r>
+    </w:p>
+    <w:p>
+      <w:pPr>
+        <w:pStyle w:val="ManualNumber"/>
+      </w:pPr>
+      <w:r>
+        <w:t>If a card looks unusual, click it.</w:t>
+      </w:r>
+    </w:p>
+    <w:p>
+      <w:pPr>
+        <w:pStyle w:val="ManualNumber"/>
+      </w:pPr>
+      <w:r>
+        <w:t>Review the supporting rows shown in the drill-down.</w:t>
+      </w:r>
+    </w:p>
+    <w:p>
+      <w:pPr>
+        <w:pStyle w:val="ManualNumber"/>
+      </w:pPr>
+      <w:r>
+        <w:t>Decide whether the KPI is correct, unclear, or needs further follow-up in Custom Reports.</w:t>
       </w:r>
     </w:p>
     <w:p/>
     <w:p>
       <w:pPr>
+        <w:pStyle w:val="Heading2"/>
+      </w:pPr>
+      <w:r>
+        <w:t>6.4 Using drill-down properly</w:t>
+      </w:r>
+    </w:p>
+    <w:p>
+      <w:r>
+        <w:t>Drill-down helps you move from a summary number to the rows behind it.</w:t>
+      </w:r>
+    </w:p>
+    <w:p/>
+    <w:p>
+      <w:r>
+        <w:t>Use it when:</w:t>
+      </w:r>
+    </w:p>
+    <w:p/>
+    <w:p>
+      <w:pPr>
         <w:pStyle w:val="ManualBullet"/>
       </w:pPr>
       <w:r>
-        <w:rPr>
-          <w:rFonts w:ascii="Consolas" w:hAnsi="Consolas"/>
-        </w:rPr>
-        <w:t>Governance</w:t>
+        <w:t>a total looks too high or too low</w:t>
       </w:r>
     </w:p>
     <w:p>
@@ -474,10 +1276,7 @@
         <w:pStyle w:val="ManualBullet"/>
       </w:pPr>
       <w:r>
-        <w:rPr>
-          <w:rFonts w:ascii="Consolas" w:hAnsi="Consolas"/>
-        </w:rPr>
-        <w:t>Partnerships</w:t>
+        <w:t>you want to understand what is included in a KPI</w:t>
       </w:r>
     </w:p>
     <w:p>
@@ -485,10 +1284,7 @@
         <w:pStyle w:val="ManualBullet"/>
       </w:pPr>
       <w:r>
-        <w:rPr>
-          <w:rFonts w:ascii="Consolas" w:hAnsi="Consolas"/>
-        </w:rPr>
-        <w:t>Delivery</w:t>
+        <w:t>you need confidence before quoting a figure</w:t>
       </w:r>
     </w:p>
     <w:p>
@@ -496,79 +1292,22 @@
         <w:pStyle w:val="ManualBullet"/>
       </w:pPr>
       <w:r>
-        <w:rPr>
-          <w:rFonts w:ascii="Consolas" w:hAnsi="Consolas"/>
-        </w:rPr>
-        <w:t>Income</w:t>
-      </w:r>
-      <w:r>
-        <w:t xml:space="preserve"> when region is </w:t>
-      </w:r>
-      <w:r>
-        <w:rPr>
-          <w:rFonts w:ascii="Consolas" w:hAnsi="Consolas"/>
-        </w:rPr>
-        <w:t>Global</w:t>
-      </w:r>
-    </w:p>
-    <w:p>
-      <w:pPr>
-        <w:pStyle w:val="ManualBullet"/>
-      </w:pPr>
-      <w:r>
-        <w:rPr>
-          <w:rFonts w:ascii="Consolas" w:hAnsi="Consolas"/>
-        </w:rPr>
-        <w:t>Comms</w:t>
-      </w:r>
-      <w:r>
-        <w:t xml:space="preserve"> when region is </w:t>
-      </w:r>
-      <w:r>
-        <w:rPr>
-          <w:rFonts w:ascii="Consolas" w:hAnsi="Consolas"/>
-        </w:rPr>
-        <w:t>Global</w:t>
-      </w:r>
-    </w:p>
-    <w:p>
-      <w:pPr>
-        <w:pStyle w:val="ManualBullet"/>
-      </w:pPr>
-      <w:r>
-        <w:rPr>
-          <w:rFonts w:ascii="Consolas" w:hAnsi="Consolas"/>
-        </w:rPr>
-        <w:t>Case Studies</w:t>
+        <w:t>you want to identify which records are driving a change</w:t>
       </w:r>
     </w:p>
     <w:p/>
     <w:p>
-      <w:pPr>
-        <w:pStyle w:val="Heading2"/>
-      </w:pPr>
-      <w:r>
-        <w:t>4.2 Drill-down</w:t>
-      </w:r>
-    </w:p>
-    <w:p>
-      <w:r>
-        <w:t>Click a KPI card to open the records behind the number.</w:t>
+      <w:r>
+        <w:t>When a drill-down opens:</w:t>
       </w:r>
     </w:p>
     <w:p/>
     <w:p>
-      <w:r>
-        <w:t>Typical flow:</w:t>
-      </w:r>
-    </w:p>
-    <w:p/>
-    <w:p>
       <w:pPr>
         <w:pStyle w:val="ManualNumber"/>
       </w:pPr>
       <w:r>
-        <w:t>Click the KPI card.</w:t>
+        <w:t>Read the title so you know what metric you opened.</w:t>
       </w:r>
     </w:p>
     <w:p>
@@ -576,7 +1315,7 @@
         <w:pStyle w:val="ManualNumber"/>
       </w:pPr>
       <w:r>
-        <w:t>Review the list of records.</w:t>
+        <w:t>Review the returned list.</w:t>
       </w:r>
     </w:p>
     <w:p>
@@ -584,156 +1323,15 @@
         <w:pStyle w:val="ManualNumber"/>
       </w:pPr>
       <w:r>
-        <w:t>Select a record to read more about it.</w:t>
-      </w:r>
-    </w:p>
-    <w:p/>
-    <w:p>
-      <w:r>
-        <w:t>Use drill-down when:</w:t>
-      </w:r>
-    </w:p>
-    <w:p/>
-    <w:p>
-      <w:pPr>
-        <w:pStyle w:val="ManualBullet"/>
-      </w:pPr>
-      <w:r>
-        <w:t>a number looks unexpectedly high or low</w:t>
-      </w:r>
-    </w:p>
-    <w:p>
-      <w:pPr>
-        <w:pStyle w:val="ManualBullet"/>
-      </w:pPr>
-      <w:r>
-        <w:t>you want to check what is included in a total</w:t>
-      </w:r>
-    </w:p>
-    <w:p>
-      <w:pPr>
-        <w:pStyle w:val="ManualBullet"/>
-      </w:pPr>
-      <w:r>
-        <w:t>you need confidence before sharing a figure</w:t>
-      </w:r>
-    </w:p>
-    <w:p/>
-    <w:p>
-      <w:pPr>
-        <w:pStyle w:val="Heading2"/>
-      </w:pPr>
-      <w:r>
-        <w:t>4.3 Privacy limit for RPL users</w:t>
-      </w:r>
-    </w:p>
-    <w:p>
-      <w:r>
-        <w:t>RPL users can review summary information and supporting records, but they should not see personal data anywhere in the dashboard.</w:t>
-      </w:r>
-    </w:p>
-    <w:p/>
-    <w:p>
-      <w:r>
-        <w:t>This means:</w:t>
-      </w:r>
-    </w:p>
-    <w:p/>
-    <w:p>
-      <w:pPr>
-        <w:pStyle w:val="ManualBullet"/>
-      </w:pPr>
-      <w:r>
-        <w:t>no participant names</w:t>
-      </w:r>
-    </w:p>
-    <w:p>
-      <w:pPr>
-        <w:pStyle w:val="ManualBullet"/>
-      </w:pPr>
-      <w:r>
-        <w:t>no participant IDs</w:t>
-      </w:r>
-    </w:p>
-    <w:p>
-      <w:pPr>
-        <w:pStyle w:val="ManualBullet"/>
-      </w:pPr>
-      <w:r>
-        <w:t>no postcodes</w:t>
-      </w:r>
-    </w:p>
-    <w:p>
-      <w:pPr>
-        <w:pStyle w:val="ManualBullet"/>
-      </w:pPr>
-      <w:r>
-        <w:t>no contact information</w:t>
-      </w:r>
-    </w:p>
-    <w:p>
-      <w:pPr>
-        <w:pStyle w:val="ManualBullet"/>
-      </w:pPr>
-      <w:r>
-        <w:t>no medical information</w:t>
-      </w:r>
-    </w:p>
-    <w:p/>
-    <w:p>
-      <w:r>
-        <w:t>If you need personal or event-level operational detail, ask a Manager or Admin to review it in the correct view.</w:t>
-      </w:r>
-    </w:p>
-    <w:p/>
-    <w:p>
-      <w:pPr>
-        <w:pStyle w:val="Heading2"/>
-      </w:pPr>
-      <w:r>
-        <w:t>4.4 Top-line access and drill-down access</w:t>
-      </w:r>
-    </w:p>
-    <w:p>
-      <w:r>
-        <w:t>RPL users can still see top-line figures for all regions where the dashboard allows it.</w:t>
-      </w:r>
-    </w:p>
-    <w:p/>
-    <w:p>
-      <w:r>
-        <w:t>Drill-down detail is limited so that:</w:t>
-      </w:r>
-    </w:p>
-    <w:p/>
-    <w:p>
-      <w:pPr>
-        <w:pStyle w:val="ManualBullet"/>
-      </w:pPr>
-      <w:r>
-        <w:t>the summary numbers remain useful</w:t>
-      </w:r>
-    </w:p>
-    <w:p>
-      <w:pPr>
-        <w:pStyle w:val="ManualBullet"/>
-      </w:pPr>
-      <w:r>
-        <w:t>personal data stays protected</w:t>
-      </w:r>
-    </w:p>
-    <w:p/>
-    <w:p>
-      <w:pPr>
-        <w:pStyle w:val="Heading1"/>
-      </w:pPr>
-      <w:r>
-        <w:t>5. Custom Reports Dashboard</w:t>
-      </w:r>
-    </w:p>
-    <w:p>
-      <w:r>
-        <w:t xml:space="preserve">Use </w:t>
+        <w:t>Look for obvious issues such as duplicates, missing categories, or surprising dates.</w:t>
+      </w:r>
+    </w:p>
+    <w:p>
+      <w:pPr>
+        <w:pStyle w:val="ManualNumber"/>
+      </w:pPr>
+      <w:r>
+        <w:t xml:space="preserve">If the answer still is not clear, move to </w:t>
       </w:r>
       <w:r>
         <w:rPr>
@@ -742,7 +1340,160 @@
         <w:t>Custom Reports Dashboard</w:t>
       </w:r>
       <w:r>
-        <w:t xml:space="preserve"> when you need flexible analysis or an export.</w:t>
+        <w:t xml:space="preserve"> and rebuild the question in a more structured way.</w:t>
+      </w:r>
+    </w:p>
+    <w:p/>
+    <w:p>
+      <w:pPr>
+        <w:pStyle w:val="Heading2"/>
+      </w:pPr>
+      <w:r>
+        <w:t>6.5 Privacy limits for RPL users</w:t>
+      </w:r>
+    </w:p>
+    <w:p>
+      <w:r>
+        <w:t>RPL users should not see personal data.</w:t>
+      </w:r>
+    </w:p>
+    <w:p/>
+    <w:p>
+      <w:r>
+        <w:t>That means you should not expect to see:</w:t>
+      </w:r>
+    </w:p>
+    <w:p/>
+    <w:p>
+      <w:pPr>
+        <w:pStyle w:val="ManualBullet"/>
+      </w:pPr>
+      <w:r>
+        <w:t>participant names</w:t>
+      </w:r>
+    </w:p>
+    <w:p>
+      <w:pPr>
+        <w:pStyle w:val="ManualBullet"/>
+      </w:pPr>
+      <w:r>
+        <w:t>participant IDs</w:t>
+      </w:r>
+    </w:p>
+    <w:p>
+      <w:pPr>
+        <w:pStyle w:val="ManualBullet"/>
+      </w:pPr>
+      <w:r>
+        <w:t>participant postcodes</w:t>
+      </w:r>
+    </w:p>
+    <w:p>
+      <w:pPr>
+        <w:pStyle w:val="ManualBullet"/>
+      </w:pPr>
+      <w:r>
+        <w:t>contact details</w:t>
+      </w:r>
+    </w:p>
+    <w:p>
+      <w:pPr>
+        <w:pStyle w:val="ManualBullet"/>
+      </w:pPr>
+      <w:r>
+        <w:t>medical information</w:t>
+      </w:r>
+    </w:p>
+    <w:p>
+      <w:pPr>
+        <w:pStyle w:val="ManualBullet"/>
+      </w:pPr>
+      <w:r>
+        <w:t>emergency contact information</w:t>
+      </w:r>
+    </w:p>
+    <w:p/>
+    <w:p>
+      <w:r>
+        <w:t>You may still see summary-level counts and reporting totals. This is intentional. It allows regional monitoring while protecting privacy.</w:t>
+      </w:r>
+    </w:p>
+    <w:p/>
+    <w:p>
+      <w:pPr>
+        <w:pStyle w:val="Heading2"/>
+      </w:pPr>
+      <w:r>
+        <w:t>6.6 Good KPI habits</w:t>
+      </w:r>
+    </w:p>
+    <w:p>
+      <w:r>
+        <w:t>Use these habits consistently:</w:t>
+      </w:r>
+    </w:p>
+    <w:p/>
+    <w:p>
+      <w:pPr>
+        <w:pStyle w:val="ManualBullet"/>
+      </w:pPr>
+      <w:r>
+        <w:t>check the region before discussing a number</w:t>
+      </w:r>
+    </w:p>
+    <w:p>
+      <w:pPr>
+        <w:pStyle w:val="ManualBullet"/>
+      </w:pPr>
+      <w:r>
+        <w:t>check the timeframe before discussing a trend</w:t>
+      </w:r>
+    </w:p>
+    <w:p>
+      <w:pPr>
+        <w:pStyle w:val="ManualBullet"/>
+      </w:pPr>
+      <w:r>
+        <w:t>open the drill-down before escalating a suspected issue</w:t>
+      </w:r>
+    </w:p>
+    <w:p>
+      <w:pPr>
+        <w:pStyle w:val="ManualBullet"/>
+      </w:pPr>
+      <w:r>
+        <w:t>compare a narrow period against a wider one if a number looks unusual</w:t>
+      </w:r>
+    </w:p>
+    <w:p>
+      <w:pPr>
+        <w:pStyle w:val="ManualBullet"/>
+      </w:pPr>
+      <w:r>
+        <w:t>use case studies to support narrative, not to replace factual checking</w:t>
+      </w:r>
+    </w:p>
+    <w:p/>
+    <w:p>
+      <w:pPr>
+        <w:pStyle w:val="Heading1"/>
+      </w:pPr>
+      <w:r>
+        <w:t>7. Custom Reports Dashboard</w:t>
+      </w:r>
+    </w:p>
+    <w:p>
+      <w:r>
+        <w:t xml:space="preserve">Use </w:t>
+      </w:r>
+      <w:r>
+        <w:rPr>
+          <w:rFonts w:ascii="Consolas" w:hAnsi="Consolas"/>
+        </w:rPr>
+        <w:t>Custom Reports Dashboard</w:t>
+      </w:r>
+      <w:r>
+        <w:t xml:space="preserve"> when the KPI cards are not detailed enough.</w:t>
       </w:r>
     </w:p>
     <w:p/>
@@ -784,19 +1535,40 @@
     </w:p>
     <w:p/>
     <w:p>
+      <w:r>
+        <w:t>This is the main screen for structured reporting work. Use it when you need tables, charts, exports, comparison work, or summary-level travel analysis.</w:t>
+      </w:r>
+    </w:p>
+    <w:p/>
+    <w:p>
       <w:pPr>
         <w:pStyle w:val="Heading2"/>
       </w:pPr>
       <w:r>
-        <w:t>5.1 What you can do</w:t>
-      </w:r>
-    </w:p>
+        <w:t>7.1 What this screen is for</w:t>
+      </w:r>
+    </w:p>
+    <w:p>
+      <w:r>
+        <w:t xml:space="preserve">Use </w:t>
+      </w:r>
+      <w:r>
+        <w:rPr>
+          <w:rFonts w:ascii="Consolas" w:hAnsi="Consolas"/>
+        </w:rPr>
+        <w:t>Custom Reports Dashboard</w:t>
+      </w:r>
+      <w:r>
+        <w:t xml:space="preserve"> when you need to:</w:t>
+      </w:r>
+    </w:p>
+    <w:p/>
     <w:p>
       <w:pPr>
         <w:pStyle w:val="ManualBullet"/>
       </w:pPr>
       <w:r>
-        <w:t>combine datasets</w:t>
+        <w:t>produce a table instead of a single KPI figure</w:t>
       </w:r>
     </w:p>
     <w:p>
@@ -804,7 +1576,7 @@
         <w:pStyle w:val="ManualBullet"/>
       </w:pPr>
       <w:r>
-        <w:t>build tables and charts</w:t>
+        <w:t>export data as CSV</w:t>
       </w:r>
     </w:p>
     <w:p>
@@ -812,7 +1584,7 @@
         <w:pStyle w:val="ManualBullet"/>
       </w:pPr>
       <w:r>
-        <w:t>filter by date and region</w:t>
+        <w:t>compare categories, statuses, or time periods</w:t>
       </w:r>
     </w:p>
     <w:p>
@@ -820,7 +1592,7 @@
         <w:pStyle w:val="ManualBullet"/>
       </w:pPr>
       <w:r>
-        <w:t>apply advanced controls</w:t>
+        <w:t>build a chart for a meeting or report</w:t>
       </w:r>
     </w:p>
     <w:p>
@@ -828,7 +1600,15 @@
         <w:pStyle w:val="ManualBullet"/>
       </w:pPr>
       <w:r>
-        <w:t>export results to CSV</w:t>
+        <w:t>narrow data more precisely than the KPI screen allows</w:t>
+      </w:r>
+    </w:p>
+    <w:p>
+      <w:pPr>
+        <w:pStyle w:val="ManualBullet"/>
+      </w:pPr>
+      <w:r>
+        <w:t>review summary-level distance analysis for events</w:t>
       </w:r>
     </w:p>
     <w:p/>
@@ -837,15 +1617,158 @@
         <w:pStyle w:val="Heading2"/>
       </w:pPr>
       <w:r>
-        <w:t>5.2 Typical workflow</w:t>
-      </w:r>
-    </w:p>
+        <w:t>7.2 Datasets available to RPL users</w:t>
+      </w:r>
+    </w:p>
+    <w:p>
+      <w:r>
+        <w:t>RPL users can work with these datasets:</w:t>
+      </w:r>
+    </w:p>
+    <w:p/>
+    <w:p>
+      <w:pPr>
+        <w:pStyle w:val="ManualBullet"/>
+      </w:pPr>
+      <w:r>
+        <w:rPr>
+          <w:rFonts w:ascii="Consolas" w:hAnsi="Consolas"/>
+        </w:rPr>
+        <w:t>Organisations</w:t>
+      </w:r>
+    </w:p>
+    <w:p>
+      <w:pPr>
+        <w:pStyle w:val="ManualBullet"/>
+      </w:pPr>
+      <w:r>
+        <w:rPr>
+          <w:rFonts w:ascii="Consolas" w:hAnsi="Consolas"/>
+        </w:rPr>
+        <w:t>Events</w:t>
+      </w:r>
+    </w:p>
+    <w:p>
+      <w:pPr>
+        <w:pStyle w:val="ManualBullet"/>
+      </w:pPr>
+      <w:r>
+        <w:rPr>
+          <w:rFonts w:ascii="Consolas" w:hAnsi="Consolas"/>
+        </w:rPr>
+        <w:t>Payments</w:t>
+      </w:r>
+    </w:p>
+    <w:p>
+      <w:pPr>
+        <w:pStyle w:val="ManualBullet"/>
+      </w:pPr>
+      <w:r>
+        <w:rPr>
+          <w:rFonts w:ascii="Consolas" w:hAnsi="Consolas"/>
+        </w:rPr>
+        <w:t>Grants</w:t>
+      </w:r>
+    </w:p>
+    <w:p/>
+    <w:p>
+      <w:r>
+        <w:t>Each dataset is useful for different questions:</w:t>
+      </w:r>
+    </w:p>
+    <w:p/>
+    <w:p>
+      <w:pPr>
+        <w:pStyle w:val="ManualBullet"/>
+      </w:pPr>
+      <w:r>
+        <w:rPr>
+          <w:rFonts w:ascii="Consolas" w:hAnsi="Consolas"/>
+        </w:rPr>
+        <w:t>Organisations</w:t>
+      </w:r>
+      <w:r>
+        <w:t>: partnership activity, organisation status, referral sources, and organisation-related counts</w:t>
+      </w:r>
+    </w:p>
+    <w:p>
+      <w:pPr>
+        <w:pStyle w:val="ManualBullet"/>
+      </w:pPr>
+      <w:r>
+        <w:rPr>
+          <w:rFonts w:ascii="Consolas" w:hAnsi="Consolas"/>
+        </w:rPr>
+        <w:t>Events</w:t>
+      </w:r>
+      <w:r>
+        <w:t>: delivery activity, event types, event dates, event status, and region-based delivery questions</w:t>
+      </w:r>
+    </w:p>
+    <w:p>
+      <w:pPr>
+        <w:pStyle w:val="ManualBullet"/>
+      </w:pPr>
+      <w:r>
+        <w:rPr>
+          <w:rFonts w:ascii="Consolas" w:hAnsi="Consolas"/>
+        </w:rPr>
+        <w:t>Payments</w:t>
+      </w:r>
+      <w:r>
+        <w:t>: income records and payment timing</w:t>
+      </w:r>
+    </w:p>
+    <w:p>
+      <w:pPr>
+        <w:pStyle w:val="ManualBullet"/>
+      </w:pPr>
+      <w:r>
+        <w:rPr>
+          <w:rFonts w:ascii="Consolas" w:hAnsi="Consolas"/>
+        </w:rPr>
+        <w:t>Grants</w:t>
+      </w:r>
+      <w:r>
+        <w:t>: grant pipeline, grant outcomes, and close-date reporting</w:t>
+      </w:r>
+    </w:p>
+    <w:p/>
+    <w:p>
+      <w:r>
+        <w:t>If a question spans more than one reporting area, select more than one dataset.</w:t>
+      </w:r>
+    </w:p>
+    <w:p/>
+    <w:p>
+      <w:pPr>
+        <w:pStyle w:val="Heading2"/>
+      </w:pPr>
+      <w:r>
+        <w:t>7.3 The main report workflow</w:t>
+      </w:r>
+    </w:p>
+    <w:p>
+      <w:r>
+        <w:t>Use this workflow every time:</w:t>
+      </w:r>
+    </w:p>
+    <w:p/>
     <w:p>
       <w:pPr>
         <w:pStyle w:val="ManualNumber"/>
       </w:pPr>
       <w:r>
-        <w:t>Choose the dataset or datasets you need.</w:t>
+        <w:t xml:space="preserve">Open </w:t>
+      </w:r>
+      <w:r>
+        <w:rPr>
+          <w:rFonts w:ascii="Consolas" w:hAnsi="Consolas"/>
+        </w:rPr>
+        <w:t>Custom Reports Dashboard</w:t>
+      </w:r>
+      <w:r>
+        <w:t>.</w:t>
       </w:r>
     </w:p>
     <w:p>
@@ -853,7 +1776,7 @@
         <w:pStyle w:val="ManualNumber"/>
       </w:pPr>
       <w:r>
-        <w:t>Choose an output type.</w:t>
+        <w:t>In the sidebar, choose one or more datasets.</w:t>
       </w:r>
     </w:p>
     <w:p>
@@ -861,7 +1784,41 @@
         <w:pStyle w:val="ManualNumber"/>
       </w:pPr>
       <w:r>
-        <w:t>Set region and timeframe.</w:t>
+        <w:t xml:space="preserve">Choose an </w:t>
+      </w:r>
+      <w:r>
+        <w:rPr>
+          <w:rFonts w:ascii="Consolas" w:hAnsi="Consolas"/>
+        </w:rPr>
+        <w:t>Output Type</w:t>
+      </w:r>
+      <w:r>
+        <w:t>.</w:t>
+      </w:r>
+    </w:p>
+    <w:p>
+      <w:pPr>
+        <w:pStyle w:val="ManualNumber"/>
+      </w:pPr>
+      <w:r>
+        <w:t xml:space="preserve">Set </w:t>
+      </w:r>
+      <w:r>
+        <w:rPr>
+          <w:rFonts w:ascii="Consolas" w:hAnsi="Consolas"/>
+        </w:rPr>
+        <w:t>All Regions</w:t>
+      </w:r>
+      <w:r>
+        <w:t xml:space="preserve"> or a specific region.</w:t>
+      </w:r>
+    </w:p>
+    <w:p>
+      <w:pPr>
+        <w:pStyle w:val="ManualNumber"/>
+      </w:pPr>
+      <w:r>
+        <w:t>Set the timeframe.</w:t>
       </w:r>
     </w:p>
     <w:p>
@@ -886,7 +1843,7 @@
         <w:pStyle w:val="ManualNumber"/>
       </w:pPr>
       <w:r>
-        <w:t>Use advanced controls if needed.</w:t>
+        <w:t>Review the first result.</w:t>
       </w:r>
     </w:p>
     <w:p>
@@ -894,8 +1851,67 @@
         <w:pStyle w:val="ManualNumber"/>
       </w:pPr>
       <w:r>
-        <w:t xml:space="preserve">Click </w:t>
-      </w:r>
+        <w:t xml:space="preserve">If it is too broad, open </w:t>
+      </w:r>
+      <w:r>
+        <w:rPr>
+          <w:rFonts w:ascii="Consolas" w:hAnsi="Consolas"/>
+        </w:rPr>
+        <w:t>Advanced Report Controls</w:t>
+      </w:r>
+      <w:r>
+        <w:t>.</w:t>
+      </w:r>
+    </w:p>
+    <w:p>
+      <w:pPr>
+        <w:pStyle w:val="ManualNumber"/>
+      </w:pPr>
+      <w:r>
+        <w:t>Apply advanced filters.</w:t>
+      </w:r>
+    </w:p>
+    <w:p>
+      <w:pPr>
+        <w:pStyle w:val="ManualNumber"/>
+      </w:pPr>
+      <w:r>
+        <w:t>Review the output again.</w:t>
+      </w:r>
+    </w:p>
+    <w:p>
+      <w:pPr>
+        <w:pStyle w:val="ManualNumber"/>
+      </w:pPr>
+      <w:r>
+        <w:t>Export the CSV if needed.</w:t>
+      </w:r>
+    </w:p>
+    <w:p/>
+    <w:p>
+      <w:r>
+        <w:t>This screen works in two stages:</w:t>
+      </w:r>
+    </w:p>
+    <w:p/>
+    <w:p>
+      <w:pPr>
+        <w:pStyle w:val="ManualBullet"/>
+      </w:pPr>
+      <w:r>
+        <w:rPr>
+          <w:rFonts w:ascii="Consolas" w:hAnsi="Consolas"/>
+        </w:rPr>
+        <w:t>Apply Report Filters</w:t>
+      </w:r>
+      <w:r>
+        <w:t xml:space="preserve"> updates the main report selection, region, timeframe, and output type</w:t>
+      </w:r>
+    </w:p>
+    <w:p>
+      <w:pPr>
+        <w:pStyle w:val="ManualBullet"/>
+      </w:pPr>
       <w:r>
         <w:rPr>
           <w:rFonts w:ascii="Consolas" w:hAnsi="Consolas"/>
@@ -903,6 +1919,937 @@
         <w:t>Apply Advanced Filters</w:t>
       </w:r>
       <w:r>
+        <w:t xml:space="preserve"> refines the rows already returned</w:t>
+      </w:r>
+    </w:p>
+    <w:p/>
+    <w:p>
+      <w:r>
+        <w:t xml:space="preserve">If you change something and nothing happens yet, you probably still need to click the matching </w:t>
+      </w:r>
+      <w:r>
+        <w:rPr>
+          <w:rFonts w:ascii="Consolas" w:hAnsi="Consolas"/>
+        </w:rPr>
+        <w:t>Apply</w:t>
+      </w:r>
+      <w:r>
+        <w:t xml:space="preserve"> button.</w:t>
+      </w:r>
+    </w:p>
+    <w:p/>
+    <w:p>
+      <w:pPr>
+        <w:pStyle w:val="Heading2"/>
+      </w:pPr>
+      <w:r>
+        <w:t>7.4 Output types explained</w:t>
+      </w:r>
+    </w:p>
+    <w:p>
+      <w:r>
+        <w:t>The available output types are:</w:t>
+      </w:r>
+    </w:p>
+    <w:p/>
+    <w:p>
+      <w:pPr>
+        <w:pStyle w:val="ManualBullet"/>
+      </w:pPr>
+      <w:r>
+        <w:rPr>
+          <w:rFonts w:ascii="Consolas" w:hAnsi="Consolas"/>
+        </w:rPr>
+        <w:t>Tabular</w:t>
+      </w:r>
+    </w:p>
+    <w:p>
+      <w:pPr>
+        <w:pStyle w:val="ManualBullet"/>
+      </w:pPr>
+      <w:r>
+        <w:rPr>
+          <w:rFonts w:ascii="Consolas" w:hAnsi="Consolas"/>
+        </w:rPr>
+        <w:t>Bar</w:t>
+      </w:r>
+    </w:p>
+    <w:p>
+      <w:pPr>
+        <w:pStyle w:val="ManualBullet"/>
+      </w:pPr>
+      <w:r>
+        <w:rPr>
+          <w:rFonts w:ascii="Consolas" w:hAnsi="Consolas"/>
+        </w:rPr>
+        <w:t>Line</w:t>
+      </w:r>
+    </w:p>
+    <w:p>
+      <w:pPr>
+        <w:pStyle w:val="ManualBullet"/>
+      </w:pPr>
+      <w:r>
+        <w:rPr>
+          <w:rFonts w:ascii="Consolas" w:hAnsi="Consolas"/>
+        </w:rPr>
+        <w:t>Pie</w:t>
+      </w:r>
+    </w:p>
+    <w:p>
+      <w:pPr>
+        <w:pStyle w:val="ManualBullet"/>
+      </w:pPr>
+      <w:r>
+        <w:rPr>
+          <w:rFonts w:ascii="Consolas" w:hAnsi="Consolas"/>
+        </w:rPr>
+        <w:t>UK Map</w:t>
+      </w:r>
+    </w:p>
+    <w:p>
+      <w:pPr>
+        <w:pStyle w:val="ManualBullet"/>
+      </w:pPr>
+      <w:r>
+        <w:rPr>
+          <w:rFonts w:ascii="Consolas" w:hAnsi="Consolas"/>
+        </w:rPr>
+        <w:t>Comparison Analysis</w:t>
+      </w:r>
+    </w:p>
+    <w:p>
+      <w:pPr>
+        <w:pStyle w:val="ManualBullet"/>
+      </w:pPr>
+      <w:r>
+        <w:rPr>
+          <w:rFonts w:ascii="Consolas" w:hAnsi="Consolas"/>
+        </w:rPr>
+        <w:t>Distance Analysis</w:t>
+      </w:r>
+    </w:p>
+    <w:p/>
+    <w:p>
+      <w:r>
+        <w:t>Use them as follows:</w:t>
+      </w:r>
+    </w:p>
+    <w:p/>
+    <w:p>
+      <w:pPr>
+        <w:pStyle w:val="ManualBullet"/>
+      </w:pPr>
+      <w:r>
+        <w:rPr>
+          <w:rFonts w:ascii="Consolas" w:hAnsi="Consolas"/>
+        </w:rPr>
+        <w:t>Tabular</w:t>
+      </w:r>
+      <w:r>
+        <w:t>: best for checking rows, sorting, and exporting</w:t>
+      </w:r>
+    </w:p>
+    <w:p>
+      <w:pPr>
+        <w:pStyle w:val="ManualBullet"/>
+      </w:pPr>
+      <w:r>
+        <w:rPr>
+          <w:rFonts w:ascii="Consolas" w:hAnsi="Consolas"/>
+        </w:rPr>
+        <w:t>Bar</w:t>
+      </w:r>
+      <w:r>
+        <w:t>: best for comparing groups side by side</w:t>
+      </w:r>
+    </w:p>
+    <w:p>
+      <w:pPr>
+        <w:pStyle w:val="ManualBullet"/>
+      </w:pPr>
+      <w:r>
+        <w:rPr>
+          <w:rFonts w:ascii="Consolas" w:hAnsi="Consolas"/>
+        </w:rPr>
+        <w:t>Line</w:t>
+      </w:r>
+      <w:r>
+        <w:t>: best for trend analysis over time</w:t>
+      </w:r>
+    </w:p>
+    <w:p>
+      <w:pPr>
+        <w:pStyle w:val="ManualBullet"/>
+      </w:pPr>
+      <w:r>
+        <w:rPr>
+          <w:rFonts w:ascii="Consolas" w:hAnsi="Consolas"/>
+        </w:rPr>
+        <w:t>Pie</w:t>
+      </w:r>
+      <w:r>
+        <w:t>: best for simple share-of-total views</w:t>
+      </w:r>
+    </w:p>
+    <w:p>
+      <w:pPr>
+        <w:pStyle w:val="ManualBullet"/>
+      </w:pPr>
+      <w:r>
+        <w:rPr>
+          <w:rFonts w:ascii="Consolas" w:hAnsi="Consolas"/>
+        </w:rPr>
+        <w:t>UK Map</w:t>
+      </w:r>
+      <w:r>
+        <w:t>: best for showing regional spread</w:t>
+      </w:r>
+    </w:p>
+    <w:p>
+      <w:pPr>
+        <w:pStyle w:val="ManualBullet"/>
+      </w:pPr>
+      <w:r>
+        <w:rPr>
+          <w:rFonts w:ascii="Consolas" w:hAnsi="Consolas"/>
+        </w:rPr>
+        <w:t>Comparison Analysis</w:t>
+      </w:r>
+      <w:r>
+        <w:t>: best for direct group-versus-group comparison</w:t>
+      </w:r>
+    </w:p>
+    <w:p>
+      <w:pPr>
+        <w:pStyle w:val="ManualBullet"/>
+      </w:pPr>
+      <w:r>
+        <w:rPr>
+          <w:rFonts w:ascii="Consolas" w:hAnsi="Consolas"/>
+        </w:rPr>
+        <w:t>Distance Analysis</w:t>
+      </w:r>
+      <w:r>
+        <w:t>: best for summary travel analysis</w:t>
+      </w:r>
+    </w:p>
+    <w:p/>
+    <w:p>
+      <w:pPr>
+        <w:pStyle w:val="Heading2"/>
+      </w:pPr>
+      <w:r>
+        <w:t>7.5 Grouping, metrics, and aggregation</w:t>
+      </w:r>
+    </w:p>
+    <w:p>
+      <w:r>
+        <w:t>Most chart-style outputs ask you to choose:</w:t>
+      </w:r>
+    </w:p>
+    <w:p/>
+    <w:p>
+      <w:pPr>
+        <w:pStyle w:val="ManualBullet"/>
+      </w:pPr>
+      <w:r>
+        <w:rPr>
+          <w:rFonts w:ascii="Consolas" w:hAnsi="Consolas"/>
+        </w:rPr>
+        <w:t>Group By</w:t>
+      </w:r>
+    </w:p>
+    <w:p>
+      <w:pPr>
+        <w:pStyle w:val="ManualBullet"/>
+      </w:pPr>
+      <w:r>
+        <w:rPr>
+          <w:rFonts w:ascii="Consolas" w:hAnsi="Consolas"/>
+        </w:rPr>
+        <w:t>Metric</w:t>
+      </w:r>
+    </w:p>
+    <w:p>
+      <w:pPr>
+        <w:pStyle w:val="ManualBullet"/>
+      </w:pPr>
+      <w:r>
+        <w:rPr>
+          <w:rFonts w:ascii="Consolas" w:hAnsi="Consolas"/>
+        </w:rPr>
+        <w:t>Aggregation</w:t>
+      </w:r>
+    </w:p>
+    <w:p/>
+    <w:p>
+      <w:r>
+        <w:t>These controls define what the chart means:</w:t>
+      </w:r>
+    </w:p>
+    <w:p/>
+    <w:p>
+      <w:pPr>
+        <w:pStyle w:val="ManualBullet"/>
+      </w:pPr>
+      <w:r>
+        <w:rPr>
+          <w:rFonts w:ascii="Consolas" w:hAnsi="Consolas"/>
+        </w:rPr>
+        <w:t>Group By</w:t>
+      </w:r>
+      <w:r>
+        <w:t xml:space="preserve"> decides what the report is split by, such as region, category, status, month, or label</w:t>
+      </w:r>
+    </w:p>
+    <w:p>
+      <w:pPr>
+        <w:pStyle w:val="ManualBullet"/>
+      </w:pPr>
+      <w:r>
+        <w:rPr>
+          <w:rFonts w:ascii="Consolas" w:hAnsi="Consolas"/>
+        </w:rPr>
+        <w:t>Metric</w:t>
+      </w:r>
+      <w:r>
+        <w:t xml:space="preserve"> decides which numeric field is being measured</w:t>
+      </w:r>
+    </w:p>
+    <w:p>
+      <w:pPr>
+        <w:pStyle w:val="ManualBullet"/>
+      </w:pPr>
+      <w:r>
+        <w:rPr>
+          <w:rFonts w:ascii="Consolas" w:hAnsi="Consolas"/>
+        </w:rPr>
+        <w:t>Aggregation</w:t>
+      </w:r>
+      <w:r>
+        <w:t xml:space="preserve"> decides whether the values are summed, counted, or averaged</w:t>
+      </w:r>
+    </w:p>
+    <w:p/>
+    <w:p>
+      <w:r>
+        <w:t>For example:</w:t>
+      </w:r>
+    </w:p>
+    <w:p/>
+    <w:p>
+      <w:pPr>
+        <w:pStyle w:val="ManualBullet"/>
+      </w:pPr>
+      <w:r>
+        <w:t xml:space="preserve">a </w:t>
+      </w:r>
+      <w:r>
+        <w:rPr>
+          <w:rFonts w:ascii="Consolas" w:hAnsi="Consolas"/>
+        </w:rPr>
+        <w:t>Bar</w:t>
+      </w:r>
+      <w:r>
+        <w:t xml:space="preserve"> chart grouped by </w:t>
+      </w:r>
+      <w:r>
+        <w:rPr>
+          <w:rFonts w:ascii="Consolas" w:hAnsi="Consolas"/>
+        </w:rPr>
+        <w:t>status</w:t>
+      </w:r>
+      <w:r>
+        <w:t xml:space="preserve"> with </w:t>
+      </w:r>
+      <w:r>
+        <w:rPr>
+          <w:rFonts w:ascii="Consolas" w:hAnsi="Consolas"/>
+        </w:rPr>
+        <w:t>count</w:t>
+      </w:r>
+      <w:r>
+        <w:t xml:space="preserve"> tells you how many rows fall into each status</w:t>
+      </w:r>
+    </w:p>
+    <w:p>
+      <w:pPr>
+        <w:pStyle w:val="ManualBullet"/>
+      </w:pPr>
+      <w:r>
+        <w:t xml:space="preserve">a </w:t>
+      </w:r>
+      <w:r>
+        <w:rPr>
+          <w:rFonts w:ascii="Consolas" w:hAnsi="Consolas"/>
+        </w:rPr>
+        <w:t>Line</w:t>
+      </w:r>
+      <w:r>
+        <w:t xml:space="preserve"> chart grouped over time with </w:t>
+      </w:r>
+      <w:r>
+        <w:rPr>
+          <w:rFonts w:ascii="Consolas" w:hAnsi="Consolas"/>
+        </w:rPr>
+        <w:t>sum</w:t>
+      </w:r>
+      <w:r>
+        <w:t xml:space="preserve"> can show total value across periods</w:t>
+      </w:r>
+    </w:p>
+    <w:p>
+      <w:pPr>
+        <w:pStyle w:val="ManualBullet"/>
+      </w:pPr>
+      <w:r>
+        <w:t xml:space="preserve">a </w:t>
+      </w:r>
+      <w:r>
+        <w:rPr>
+          <w:rFonts w:ascii="Consolas" w:hAnsi="Consolas"/>
+        </w:rPr>
+        <w:t>Pie</w:t>
+      </w:r>
+      <w:r>
+        <w:t xml:space="preserve"> chart grouped by </w:t>
+      </w:r>
+      <w:r>
+        <w:rPr>
+          <w:rFonts w:ascii="Consolas" w:hAnsi="Consolas"/>
+        </w:rPr>
+        <w:t>category</w:t>
+      </w:r>
+      <w:r>
+        <w:t xml:space="preserve"> can show how the total splits across categories</w:t>
+      </w:r>
+    </w:p>
+    <w:p/>
+    <w:p>
+      <w:pPr>
+        <w:pStyle w:val="Heading2"/>
+      </w:pPr>
+      <w:r>
+        <w:t>7.6 How to choose the right output</w:t>
+      </w:r>
+    </w:p>
+    <w:p>
+      <w:r>
+        <w:t xml:space="preserve">Use </w:t>
+      </w:r>
+      <w:r>
+        <w:rPr>
+          <w:rFonts w:ascii="Consolas" w:hAnsi="Consolas"/>
+        </w:rPr>
+        <w:t>Tabular</w:t>
+      </w:r>
+      <w:r>
+        <w:t xml:space="preserve"> when:</w:t>
+      </w:r>
+    </w:p>
+    <w:p/>
+    <w:p>
+      <w:pPr>
+        <w:pStyle w:val="ManualBullet"/>
+      </w:pPr>
+      <w:r>
+        <w:t>you want to inspect the actual rows</w:t>
+      </w:r>
+    </w:p>
+    <w:p>
+      <w:pPr>
+        <w:pStyle w:val="ManualBullet"/>
+      </w:pPr>
+      <w:r>
+        <w:t>you need to export data</w:t>
+      </w:r>
+    </w:p>
+    <w:p>
+      <w:pPr>
+        <w:pStyle w:val="ManualBullet"/>
+      </w:pPr>
+      <w:r>
+        <w:t>you are checking whether the data looks correct before charting it</w:t>
+      </w:r>
+    </w:p>
+    <w:p/>
+    <w:p>
+      <w:r>
+        <w:t xml:space="preserve">Use </w:t>
+      </w:r>
+      <w:r>
+        <w:rPr>
+          <w:rFonts w:ascii="Consolas" w:hAnsi="Consolas"/>
+        </w:rPr>
+        <w:t>Bar</w:t>
+      </w:r>
+      <w:r>
+        <w:t xml:space="preserve"> when:</w:t>
+      </w:r>
+    </w:p>
+    <w:p/>
+    <w:p>
+      <w:pPr>
+        <w:pStyle w:val="ManualBullet"/>
+      </w:pPr>
+      <w:r>
+        <w:t>you want a simple visual comparison</w:t>
+      </w:r>
+    </w:p>
+    <w:p>
+      <w:pPr>
+        <w:pStyle w:val="ManualBullet"/>
+      </w:pPr>
+      <w:r>
+        <w:t>the categories are limited and readable</w:t>
+      </w:r>
+    </w:p>
+    <w:p/>
+    <w:p>
+      <w:r>
+        <w:t xml:space="preserve">Use </w:t>
+      </w:r>
+      <w:r>
+        <w:rPr>
+          <w:rFonts w:ascii="Consolas" w:hAnsi="Consolas"/>
+        </w:rPr>
+        <w:t>Line</w:t>
+      </w:r>
+      <w:r>
+        <w:t xml:space="preserve"> when:</w:t>
+      </w:r>
+    </w:p>
+    <w:p/>
+    <w:p>
+      <w:pPr>
+        <w:pStyle w:val="ManualBullet"/>
+      </w:pPr>
+      <w:r>
+        <w:t>the question is about change over time</w:t>
+      </w:r>
+    </w:p>
+    <w:p>
+      <w:pPr>
+        <w:pStyle w:val="ManualBullet"/>
+      </w:pPr>
+      <w:r>
+        <w:t>the records contain valid dates</w:t>
+      </w:r>
+    </w:p>
+    <w:p/>
+    <w:p>
+      <w:r>
+        <w:t xml:space="preserve">Use </w:t>
+      </w:r>
+      <w:r>
+        <w:rPr>
+          <w:rFonts w:ascii="Consolas" w:hAnsi="Consolas"/>
+        </w:rPr>
+        <w:t>Pie</w:t>
+      </w:r>
+      <w:r>
+        <w:t xml:space="preserve"> when:</w:t>
+      </w:r>
+    </w:p>
+    <w:p/>
+    <w:p>
+      <w:pPr>
+        <w:pStyle w:val="ManualBullet"/>
+      </w:pPr>
+      <w:r>
+        <w:t>you have a small number of categories</w:t>
+      </w:r>
+    </w:p>
+    <w:p>
+      <w:pPr>
+        <w:pStyle w:val="ManualBullet"/>
+      </w:pPr>
+      <w:r>
+        <w:t>the question is about share rather than trend</w:t>
+      </w:r>
+    </w:p>
+    <w:p/>
+    <w:p>
+      <w:r>
+        <w:t xml:space="preserve">Use </w:t>
+      </w:r>
+      <w:r>
+        <w:rPr>
+          <w:rFonts w:ascii="Consolas" w:hAnsi="Consolas"/>
+        </w:rPr>
+        <w:t>UK Map</w:t>
+      </w:r>
+      <w:r>
+        <w:t xml:space="preserve"> when:</w:t>
+      </w:r>
+    </w:p>
+    <w:p/>
+    <w:p>
+      <w:pPr>
+        <w:pStyle w:val="ManualBullet"/>
+      </w:pPr>
+      <w:r>
+        <w:t>region is the main story</w:t>
+      </w:r>
+    </w:p>
+    <w:p>
+      <w:pPr>
+        <w:pStyle w:val="ManualBullet"/>
+      </w:pPr>
+      <w:r>
+        <w:t>you want to communicate spread rather than exact row detail</w:t>
+      </w:r>
+    </w:p>
+    <w:p/>
+    <w:p>
+      <w:r>
+        <w:t xml:space="preserve">Use </w:t>
+      </w:r>
+      <w:r>
+        <w:rPr>
+          <w:rFonts w:ascii="Consolas" w:hAnsi="Consolas"/>
+        </w:rPr>
+        <w:t>Comparison Analysis</w:t>
+      </w:r>
+      <w:r>
+        <w:t xml:space="preserve"> when:</w:t>
+      </w:r>
+    </w:p>
+    <w:p/>
+    <w:p>
+      <w:pPr>
+        <w:pStyle w:val="ManualBullet"/>
+      </w:pPr>
+      <w:r>
+        <w:t>you want to compare one group against another directly</w:t>
+      </w:r>
+    </w:p>
+    <w:p>
+      <w:pPr>
+        <w:pStyle w:val="ManualBullet"/>
+      </w:pPr>
+      <w:r>
+        <w:t>you need the difference between two groups</w:t>
+      </w:r>
+    </w:p>
+    <w:p/>
+    <w:p>
+      <w:r>
+        <w:t xml:space="preserve">Use </w:t>
+      </w:r>
+      <w:r>
+        <w:rPr>
+          <w:rFonts w:ascii="Consolas" w:hAnsi="Consolas"/>
+        </w:rPr>
+        <w:t>Distance Analysis</w:t>
+      </w:r>
+      <w:r>
+        <w:t xml:space="preserve"> when:</w:t>
+      </w:r>
+    </w:p>
+    <w:p/>
+    <w:p>
+      <w:pPr>
+        <w:pStyle w:val="ManualBullet"/>
+      </w:pPr>
+      <w:r>
+        <w:t>you want to understand travel patterns</w:t>
+      </w:r>
+    </w:p>
+    <w:p>
+      <w:pPr>
+        <w:pStyle w:val="ManualBullet"/>
+      </w:pPr>
+      <w:r>
+        <w:t>you want to discuss reach and travel burden at summary level</w:t>
+      </w:r>
+    </w:p>
+    <w:p/>
+    <w:p>
+      <w:pPr>
+        <w:pStyle w:val="Heading2"/>
+      </w:pPr>
+      <w:r>
+        <w:t>7.7 Advanced Report Controls</w:t>
+      </w:r>
+    </w:p>
+    <w:p>
+      <w:r>
+        <w:t xml:space="preserve">Use </w:t>
+      </w:r>
+      <w:r>
+        <w:rPr>
+          <w:rFonts w:ascii="Consolas" w:hAnsi="Consolas"/>
+        </w:rPr>
+        <w:t>Advanced Report Controls</w:t>
+      </w:r>
+      <w:r>
+        <w:t xml:space="preserve"> when the first result is too broad.</w:t>
+      </w:r>
+    </w:p>
+    <w:p/>
+    <w:p>
+      <w:r>
+        <w:t>Available advanced controls include:</w:t>
+      </w:r>
+    </w:p>
+    <w:p/>
+    <w:p>
+      <w:pPr>
+        <w:pStyle w:val="ManualBullet"/>
+      </w:pPr>
+      <w:r>
+        <w:rPr>
+          <w:rFonts w:ascii="Consolas" w:hAnsi="Consolas"/>
+        </w:rPr>
+        <w:t>Limit to datasets</w:t>
+      </w:r>
+    </w:p>
+    <w:p>
+      <w:pPr>
+        <w:pStyle w:val="ManualBullet"/>
+      </w:pPr>
+      <w:r>
+        <w:rPr>
+          <w:rFonts w:ascii="Consolas" w:hAnsi="Consolas"/>
+        </w:rPr>
+        <w:t>Category filter</w:t>
+      </w:r>
+    </w:p>
+    <w:p>
+      <w:pPr>
+        <w:pStyle w:val="ManualBullet"/>
+      </w:pPr>
+      <w:r>
+        <w:rPr>
+          <w:rFonts w:ascii="Consolas" w:hAnsi="Consolas"/>
+        </w:rPr>
+        <w:t>Status filter</w:t>
+      </w:r>
+    </w:p>
+    <w:p>
+      <w:pPr>
+        <w:pStyle w:val="ManualBullet"/>
+      </w:pPr>
+      <w:r>
+        <w:rPr>
+          <w:rFonts w:ascii="Consolas" w:hAnsi="Consolas"/>
+        </w:rPr>
+        <w:t>Metric value range</w:t>
+      </w:r>
+    </w:p>
+    <w:p>
+      <w:pPr>
+        <w:pStyle w:val="ManualBullet"/>
+      </w:pPr>
+      <w:r>
+        <w:rPr>
+          <w:rFonts w:ascii="Consolas" w:hAnsi="Consolas"/>
+        </w:rPr>
+        <w:t>Only include rows with valid date</w:t>
+      </w:r>
+    </w:p>
+    <w:p/>
+    <w:p>
+      <w:r>
+        <w:t>Use them like this:</w:t>
+      </w:r>
+    </w:p>
+    <w:p/>
+    <w:p>
+      <w:pPr>
+        <w:pStyle w:val="ManualBullet"/>
+      </w:pPr>
+      <w:r>
+        <w:rPr>
+          <w:rFonts w:ascii="Consolas" w:hAnsi="Consolas"/>
+        </w:rPr>
+        <w:t>Limit to datasets</w:t>
+      </w:r>
+      <w:r>
+        <w:t xml:space="preserve"> when you started with more than one dataset but want to narrow within the returned report</w:t>
+      </w:r>
+    </w:p>
+    <w:p>
+      <w:pPr>
+        <w:pStyle w:val="ManualBullet"/>
+      </w:pPr>
+      <w:r>
+        <w:rPr>
+          <w:rFonts w:ascii="Consolas" w:hAnsi="Consolas"/>
+        </w:rPr>
+        <w:t>Category filter</w:t>
+      </w:r>
+      <w:r>
+        <w:t xml:space="preserve"> when you want only one strand, theme, or category</w:t>
+      </w:r>
+    </w:p>
+    <w:p>
+      <w:pPr>
+        <w:pStyle w:val="ManualBullet"/>
+      </w:pPr>
+      <w:r>
+        <w:rPr>
+          <w:rFonts w:ascii="Consolas" w:hAnsi="Consolas"/>
+        </w:rPr>
+        <w:t>Status filter</w:t>
+      </w:r>
+      <w:r>
+        <w:t xml:space="preserve"> when you want only completed, active, approved, or similar records</w:t>
+      </w:r>
+    </w:p>
+    <w:p>
+      <w:pPr>
+        <w:pStyle w:val="ManualBullet"/>
+      </w:pPr>
+      <w:r>
+        <w:rPr>
+          <w:rFonts w:ascii="Consolas" w:hAnsi="Consolas"/>
+        </w:rPr>
+        <w:t>Metric value range</w:t>
+      </w:r>
+      <w:r>
+        <w:t xml:space="preserve"> when you want to remove very small or very large values</w:t>
+      </w:r>
+    </w:p>
+    <w:p>
+      <w:pPr>
+        <w:pStyle w:val="ManualBullet"/>
+      </w:pPr>
+      <w:r>
+        <w:rPr>
+          <w:rFonts w:ascii="Consolas" w:hAnsi="Consolas"/>
+        </w:rPr>
+        <w:t>Only include rows with valid date</w:t>
+      </w:r>
+      <w:r>
+        <w:t xml:space="preserve"> when you are preparing for a date-based chart such as </w:t>
+      </w:r>
+      <w:r>
+        <w:rPr>
+          <w:rFonts w:ascii="Consolas" w:hAnsi="Consolas"/>
+        </w:rPr>
+        <w:t>Line</w:t>
+      </w:r>
+    </w:p>
+    <w:p/>
+    <w:p>
+      <w:r>
+        <w:t>If advanced filters remove everything:</w:t>
+      </w:r>
+    </w:p>
+    <w:p/>
+    <w:p>
+      <w:pPr>
+        <w:pStyle w:val="ManualNumber"/>
+      </w:pPr>
+      <w:r>
+        <w:t>Remove the most restrictive filter first.</w:t>
+      </w:r>
+    </w:p>
+    <w:p>
+      <w:pPr>
+        <w:pStyle w:val="ManualNumber"/>
+      </w:pPr>
+      <w:r>
+        <w:t>Reapply.</w:t>
+      </w:r>
+    </w:p>
+    <w:p>
+      <w:pPr>
+        <w:pStyle w:val="ManualNumber"/>
+      </w:pPr>
+      <w:r>
+        <w:t>Add filters back one by one.</w:t>
+      </w:r>
+    </w:p>
+    <w:p/>
+    <w:p>
+      <w:r>
+        <w:t>This helps you identify which setting removed the expected rows.</w:t>
+      </w:r>
+    </w:p>
+    <w:p/>
+    <w:p>
+      <w:pPr>
+        <w:pStyle w:val="Heading2"/>
+      </w:pPr>
+      <w:r>
+        <w:t>7.8 Comparison Analysis</w:t>
+      </w:r>
+    </w:p>
+    <w:p>
+      <w:r>
+        <w:rPr>
+          <w:rFonts w:ascii="Consolas" w:hAnsi="Consolas"/>
+        </w:rPr>
+        <w:t>Comparison Analysis</w:t>
+      </w:r>
+      <w:r>
+        <w:t xml:space="preserve"> compares one selected group against another.</w:t>
+      </w:r>
+    </w:p>
+    <w:p/>
+    <w:p>
+      <w:r>
+        <w:t>This is useful for questions such as:</w:t>
+      </w:r>
+    </w:p>
+    <w:p/>
+    <w:p>
+      <w:pPr>
+        <w:pStyle w:val="ManualBullet"/>
+      </w:pPr>
+      <w:r>
+        <w:t>how one region compares with another</w:t>
+      </w:r>
+    </w:p>
+    <w:p>
+      <w:pPr>
+        <w:pStyle w:val="ManualBullet"/>
+      </w:pPr>
+      <w:r>
+        <w:t>whether one category is larger than another</w:t>
+      </w:r>
+    </w:p>
+    <w:p>
+      <w:pPr>
+        <w:pStyle w:val="ManualBullet"/>
+      </w:pPr>
+      <w:r>
+        <w:t>whether one status is changing more than another</w:t>
+      </w:r>
+    </w:p>
+    <w:p/>
+    <w:p>
+      <w:r>
+        <w:t>A typical workflow is:</w:t>
+      </w:r>
+    </w:p>
+    <w:p/>
+    <w:p>
+      <w:pPr>
+        <w:pStyle w:val="ManualNumber"/>
+      </w:pPr>
+      <w:r>
+        <w:t>Choose the relevant dataset.</w:t>
+      </w:r>
+    </w:p>
+    <w:p>
+      <w:pPr>
+        <w:pStyle w:val="ManualNumber"/>
+      </w:pPr>
+      <w:r>
+        <w:t xml:space="preserve">Choose </w:t>
+      </w:r>
+      <w:r>
+        <w:rPr>
+          <w:rFonts w:ascii="Consolas" w:hAnsi="Consolas"/>
+        </w:rPr>
+        <w:t>Comparison Analysis</w:t>
+      </w:r>
+      <w:r>
         <w:t>.</w:t>
       </w:r>
     </w:p>
@@ -911,7 +2858,39 @@
         <w:pStyle w:val="ManualNumber"/>
       </w:pPr>
       <w:r>
-        <w:t>Review the result and export if required.</w:t>
+        <w:t>Apply the main report filters.</w:t>
+      </w:r>
+    </w:p>
+    <w:p>
+      <w:pPr>
+        <w:pStyle w:val="ManualNumber"/>
+      </w:pPr>
+      <w:r>
+        <w:t>Choose the comparison dimension.</w:t>
+      </w:r>
+    </w:p>
+    <w:p>
+      <w:pPr>
+        <w:pStyle w:val="ManualNumber"/>
+      </w:pPr>
+      <w:r>
+        <w:t>Choose the baseline value.</w:t>
+      </w:r>
+    </w:p>
+    <w:p>
+      <w:pPr>
+        <w:pStyle w:val="ManualNumber"/>
+      </w:pPr>
+      <w:r>
+        <w:t>Choose the comparison value.</w:t>
+      </w:r>
+    </w:p>
+    <w:p>
+      <w:pPr>
+        <w:pStyle w:val="ManualNumber"/>
+      </w:pPr>
+      <w:r>
+        <w:t>Review the totals and the difference shown on screen.</w:t>
       </w:r>
     </w:p>
     <w:p/>
@@ -920,12 +2899,18 @@
         <w:pStyle w:val="Heading2"/>
       </w:pPr>
       <w:r>
-        <w:t>5.3 Distance Analysis</w:t>
-      </w:r>
-    </w:p>
-    <w:p>
-      <w:r>
-        <w:t>Distance Analysis helps you understand how far participants travel to events.</w:t>
+        <w:t>7.9 Distance Analysis</w:t>
+      </w:r>
+    </w:p>
+    <w:p>
+      <w:r>
+        <w:rPr>
+          <w:rFonts w:ascii="Consolas" w:hAnsi="Consolas"/>
+        </w:rPr>
+        <w:t>Distance Analysis</w:t>
+      </w:r>
+      <w:r>
+        <w:t xml:space="preserve"> is different from the standard table and chart outputs. It focuses on participant travel to events.</w:t>
       </w:r>
     </w:p>
     <w:p/>
@@ -948,7 +2933,7 @@
         <w:pStyle w:val="ManualBullet"/>
       </w:pPr>
       <w:r>
-        <w:t>average, median, and maximum distance</w:t>
+        <w:t>average distance</w:t>
       </w:r>
     </w:p>
     <w:p>
@@ -956,6 +2941,22 @@
         <w:pStyle w:val="ManualBullet"/>
       </w:pPr>
       <w:r>
+        <w:t>median distance</w:t>
+      </w:r>
+    </w:p>
+    <w:p>
+      <w:pPr>
+        <w:pStyle w:val="ManualBullet"/>
+      </w:pPr>
+      <w:r>
+        <w:t>maximum distance</w:t>
+      </w:r>
+    </w:p>
+    <w:p>
+      <w:pPr>
+        <w:pStyle w:val="ManualBullet"/>
+      </w:pPr>
+      <w:r>
         <w:t>distance bands</w:t>
       </w:r>
     </w:p>
@@ -970,68 +2971,216 @@
     <w:p/>
     <w:p>
       <w:r>
-        <w:t>Because RPL users should not see personal data, do not expect personal journey details to appear.</w:t>
+        <w:t>You can also:</w:t>
       </w:r>
     </w:p>
     <w:p/>
     <w:p>
       <w:pPr>
+        <w:pStyle w:val="ManualBullet"/>
+      </w:pPr>
+      <w:r>
+        <w:t>filter to relevant event types</w:t>
+      </w:r>
+    </w:p>
+    <w:p>
+      <w:pPr>
+        <w:pStyle w:val="ManualBullet"/>
+      </w:pPr>
+      <w:r>
+        <w:t>keep only rows with resolved distance</w:t>
+      </w:r>
+    </w:p>
+    <w:p>
+      <w:pPr>
+        <w:pStyle w:val="ManualBullet"/>
+      </w:pPr>
+      <w:r>
+        <w:t>drill into a selected event</w:t>
+      </w:r>
+    </w:p>
+    <w:p>
+      <w:pPr>
+        <w:pStyle w:val="ManualBullet"/>
+      </w:pPr>
+      <w:r>
+        <w:t>download a CSV</w:t>
+      </w:r>
+    </w:p>
+    <w:p/>
+    <w:p>
+      <w:r>
+        <w:t>For RPL users, this analysis remains summary-level. Do not expect participant-level personal detail.</w:t>
+      </w:r>
+    </w:p>
+    <w:p/>
+    <w:p>
+      <w:r>
+        <w:t>If the distance output looks sparse, the usual causes are:</w:t>
+      </w:r>
+    </w:p>
+    <w:p/>
+    <w:p>
+      <w:pPr>
+        <w:pStyle w:val="ManualBullet"/>
+      </w:pPr>
+      <w:r>
+        <w:t>the timeframe is too narrow</w:t>
+      </w:r>
+    </w:p>
+    <w:p>
+      <w:pPr>
+        <w:pStyle w:val="ManualBullet"/>
+      </w:pPr>
+      <w:r>
+        <w:t>the event type filter is too restrictive</w:t>
+      </w:r>
+    </w:p>
+    <w:p>
+      <w:pPr>
+        <w:pStyle w:val="ManualBullet"/>
+      </w:pPr>
+      <w:r>
+        <w:t>participant or event postcode data is missing</w:t>
+      </w:r>
+    </w:p>
+    <w:p>
+      <w:pPr>
+        <w:pStyle w:val="ManualBullet"/>
+      </w:pPr>
+      <w:r>
+        <w:t>unresolved rows are excluded</w:t>
+      </w:r>
+    </w:p>
+    <w:p/>
+    <w:p>
+      <w:pPr>
+        <w:pStyle w:val="Heading2"/>
+      </w:pPr>
+      <w:r>
+        <w:t>7.10 Example reporting workflows</w:t>
+      </w:r>
+    </w:p>
+    <w:p>
+      <w:r>
+        <w:t xml:space="preserve">Use </w:t>
+      </w:r>
+      <w:r>
+        <w:rPr>
+          <w:rFonts w:ascii="Consolas" w:hAnsi="Consolas"/>
+        </w:rPr>
+        <w:t>Events</w:t>
+      </w:r>
+      <w:r>
+        <w:t xml:space="preserve"> plus </w:t>
+      </w:r>
+      <w:r>
+        <w:rPr>
+          <w:rFonts w:ascii="Consolas" w:hAnsi="Consolas"/>
+        </w:rPr>
+        <w:t>Tabular</w:t>
+      </w:r>
+      <w:r>
+        <w:t xml:space="preserve"> when you need a clean event list for a reporting period.</w:t>
+      </w:r>
+    </w:p>
+    <w:p/>
+    <w:p>
+      <w:r>
+        <w:t xml:space="preserve">Use </w:t>
+      </w:r>
+      <w:r>
+        <w:rPr>
+          <w:rFonts w:ascii="Consolas" w:hAnsi="Consolas"/>
+        </w:rPr>
+        <w:t>Payments</w:t>
+      </w:r>
+      <w:r>
+        <w:t xml:space="preserve"> plus </w:t>
+      </w:r>
+      <w:r>
+        <w:rPr>
+          <w:rFonts w:ascii="Consolas" w:hAnsi="Consolas"/>
+        </w:rPr>
+        <w:t>Line</w:t>
+      </w:r>
+      <w:r>
+        <w:t xml:space="preserve"> when you want to show how income changes over time.</w:t>
+      </w:r>
+    </w:p>
+    <w:p/>
+    <w:p>
+      <w:r>
+        <w:t xml:space="preserve">Use </w:t>
+      </w:r>
+      <w:r>
+        <w:rPr>
+          <w:rFonts w:ascii="Consolas" w:hAnsi="Consolas"/>
+        </w:rPr>
+        <w:t>Grants</w:t>
+      </w:r>
+      <w:r>
+        <w:t xml:space="preserve"> plus </w:t>
+      </w:r>
+      <w:r>
+        <w:rPr>
+          <w:rFonts w:ascii="Consolas" w:hAnsi="Consolas"/>
+        </w:rPr>
+        <w:t>Bar</w:t>
+      </w:r>
+      <w:r>
+        <w:t xml:space="preserve"> when you want to compare outcomes or statuses.</w:t>
+      </w:r>
+    </w:p>
+    <w:p/>
+    <w:p>
+      <w:r>
+        <w:t xml:space="preserve">Use </w:t>
+      </w:r>
+      <w:r>
+        <w:rPr>
+          <w:rFonts w:ascii="Consolas" w:hAnsi="Consolas"/>
+        </w:rPr>
+        <w:t>Organisations</w:t>
+      </w:r>
+      <w:r>
+        <w:t xml:space="preserve"> plus </w:t>
+      </w:r>
+      <w:r>
+        <w:rPr>
+          <w:rFonts w:ascii="Consolas" w:hAnsi="Consolas"/>
+        </w:rPr>
+        <w:t>Comparison Analysis</w:t>
+      </w:r>
+      <w:r>
+        <w:t xml:space="preserve"> when you want to compare regions, categories, or statuses directly.</w:t>
+      </w:r>
+    </w:p>
+    <w:p/>
+    <w:p>
+      <w:r>
+        <w:t xml:space="preserve">Use </w:t>
+      </w:r>
+      <w:r>
+        <w:rPr>
+          <w:rFonts w:ascii="Consolas" w:hAnsi="Consolas"/>
+        </w:rPr>
+        <w:t>Distance Analysis</w:t>
+      </w:r>
+      <w:r>
+        <w:t xml:space="preserve"> when you need a high-level view of how far participants are travelling.</w:t>
+      </w:r>
+    </w:p>
+    <w:p/>
+    <w:p>
+      <w:pPr>
         <w:pStyle w:val="Heading1"/>
       </w:pPr>
       <w:r>
-        <w:t>6. Case Studies</w:t>
-      </w:r>
-    </w:p>
-    <w:p>
-      <w:r>
-        <w:t>Case Studies helps you add stories alongside the numbers.</w:t>
-      </w:r>
-    </w:p>
-    <w:p/>
-    <w:p>
-      <w:r>
-        <w:t>Use it to:</w:t>
-      </w:r>
-    </w:p>
-    <w:p/>
-    <w:p>
-      <w:pPr>
-        <w:pStyle w:val="ManualBullet"/>
-      </w:pPr>
-      <w:r>
-        <w:t>read stories and testimonials</w:t>
-      </w:r>
-    </w:p>
-    <w:p>
-      <w:pPr>
-        <w:pStyle w:val="ManualBullet"/>
-      </w:pPr>
-      <w:r>
-        <w:t>filter by date and region</w:t>
-      </w:r>
-    </w:p>
-    <w:p>
-      <w:pPr>
-        <w:pStyle w:val="ManualBullet"/>
-      </w:pPr>
-      <w:r>
-        <w:t>upload a new case study</w:t>
-      </w:r>
-    </w:p>
-    <w:p/>
-    <w:p>
-      <w:r>
-        <w:t>Suggested workflow:</w:t>
-      </w:r>
-    </w:p>
-    <w:p/>
-    <w:p>
-      <w:pPr>
-        <w:pStyle w:val="ManualNumber"/>
-      </w:pPr>
-      <w:r>
-        <w:t xml:space="preserve">Open </w:t>
-      </w:r>
+        <w:t>8. Case Studies</w:t>
+      </w:r>
+    </w:p>
+    <w:p>
       <w:r>
         <w:rPr>
           <w:rFonts w:ascii="Consolas" w:hAnsi="Consolas"/>
@@ -1039,6 +3188,77 @@
         <w:t>Case Studies</w:t>
       </w:r>
       <w:r>
+        <w:t xml:space="preserve"> gives you qualitative evidence to sit alongside the numbers.</w:t>
+      </w:r>
+    </w:p>
+    <w:p/>
+    <w:p>
+      <w:r>
+        <w:t>Use it when you need:</w:t>
+      </w:r>
+    </w:p>
+    <w:p/>
+    <w:p>
+      <w:pPr>
+        <w:pStyle w:val="ManualBullet"/>
+      </w:pPr>
+      <w:r>
+        <w:t>a story to support a report</w:t>
+      </w:r>
+    </w:p>
+    <w:p>
+      <w:pPr>
+        <w:pStyle w:val="ManualBullet"/>
+      </w:pPr>
+      <w:r>
+        <w:t>narrative context for a KPI trend</w:t>
+      </w:r>
+    </w:p>
+    <w:p>
+      <w:pPr>
+        <w:pStyle w:val="ManualBullet"/>
+      </w:pPr>
+      <w:r>
+        <w:t>an example to bring a presentation to life</w:t>
+      </w:r>
+    </w:p>
+    <w:p>
+      <w:pPr>
+        <w:pStyle w:val="ManualBullet"/>
+      </w:pPr>
+      <w:r>
+        <w:t>a place to upload a new regional story</w:t>
+      </w:r>
+    </w:p>
+    <w:p/>
+    <w:p>
+      <w:pPr>
+        <w:pStyle w:val="Heading2"/>
+      </w:pPr>
+      <w:r>
+        <w:t>8.1 Reading case studies</w:t>
+      </w:r>
+    </w:p>
+    <w:p>
+      <w:r>
+        <w:t>To review existing case studies:</w:t>
+      </w:r>
+    </w:p>
+    <w:p/>
+    <w:p>
+      <w:pPr>
+        <w:pStyle w:val="ManualNumber"/>
+      </w:pPr>
+      <w:r>
+        <w:t xml:space="preserve">Open </w:t>
+      </w:r>
+      <w:r>
+        <w:rPr>
+          <w:rFonts w:ascii="Consolas" w:hAnsi="Consolas"/>
+        </w:rPr>
+        <w:t>Case Studies</w:t>
+      </w:r>
+      <w:r>
         <w:t>.</w:t>
       </w:r>
     </w:p>
@@ -1047,7 +3267,7 @@
         <w:pStyle w:val="ManualNumber"/>
       </w:pPr>
       <w:r>
-        <w:t>Check whether the story is already there.</w:t>
+        <w:t>Set the relevant region if available.</w:t>
       </w:r>
     </w:p>
     <w:p>
@@ -1055,6 +3275,70 @@
         <w:pStyle w:val="ManualNumber"/>
       </w:pPr>
       <w:r>
+        <w:t>Set the relevant timeframe.</w:t>
+      </w:r>
+    </w:p>
+    <w:p>
+      <w:pPr>
+        <w:pStyle w:val="ManualNumber"/>
+      </w:pPr>
+      <w:r>
+        <w:t>Review the returned stories.</w:t>
+      </w:r>
+    </w:p>
+    <w:p>
+      <w:pPr>
+        <w:pStyle w:val="ManualNumber"/>
+      </w:pPr>
+      <w:r>
+        <w:t>Check titles and dates carefully so that you use the right story for the right reporting period.</w:t>
+      </w:r>
+    </w:p>
+    <w:p/>
+    <w:p>
+      <w:pPr>
+        <w:pStyle w:val="Heading2"/>
+      </w:pPr>
+      <w:r>
+        <w:t>8.2 Uploading a case study</w:t>
+      </w:r>
+    </w:p>
+    <w:p>
+      <w:r>
+        <w:t>Suggested workflow:</w:t>
+      </w:r>
+    </w:p>
+    <w:p/>
+    <w:p>
+      <w:pPr>
+        <w:pStyle w:val="ManualNumber"/>
+      </w:pPr>
+      <w:r>
+        <w:t xml:space="preserve">Open </w:t>
+      </w:r>
+      <w:r>
+        <w:rPr>
+          <w:rFonts w:ascii="Consolas" w:hAnsi="Consolas"/>
+        </w:rPr>
+        <w:t>Case Studies</w:t>
+      </w:r>
+      <w:r>
+        <w:t>.</w:t>
+      </w:r>
+    </w:p>
+    <w:p>
+      <w:pPr>
+        <w:pStyle w:val="ManualNumber"/>
+      </w:pPr>
+      <w:r>
+        <w:t>Filter first to avoid duplicates.</w:t>
+      </w:r>
+    </w:p>
+    <w:p>
+      <w:pPr>
+        <w:pStyle w:val="ManualNumber"/>
+      </w:pPr>
+      <w:r>
         <w:t>Add a clear title.</w:t>
       </w:r>
     </w:p>
@@ -1093,18 +3377,355 @@
     <w:p/>
     <w:p>
       <w:pPr>
+        <w:pStyle w:val="Heading2"/>
+      </w:pPr>
+      <w:r>
+        <w:t>8.3 Good case study practice</w:t>
+      </w:r>
+    </w:p>
+    <w:p>
+      <w:r>
+        <w:t>When creating a case study:</w:t>
+      </w:r>
+    </w:p>
+    <w:p/>
+    <w:p>
+      <w:pPr>
+        <w:pStyle w:val="ManualBullet"/>
+      </w:pPr>
+      <w:r>
+        <w:t>use a clear, descriptive title</w:t>
+      </w:r>
+    </w:p>
+    <w:p>
+      <w:pPr>
+        <w:pStyle w:val="ManualBullet"/>
+      </w:pPr>
+      <w:r>
+        <w:t>check the date carefully</w:t>
+      </w:r>
+    </w:p>
+    <w:p>
+      <w:pPr>
+        <w:pStyle w:val="ManualBullet"/>
+      </w:pPr>
+      <w:r>
+        <w:t>choose the correct region</w:t>
+      </w:r>
+    </w:p>
+    <w:p>
+      <w:pPr>
+        <w:pStyle w:val="ManualBullet"/>
+      </w:pPr>
+      <w:r>
+        <w:t>keep the content factual and readable</w:t>
+      </w:r>
+    </w:p>
+    <w:p>
+      <w:pPr>
+        <w:pStyle w:val="ManualBullet"/>
+      </w:pPr>
+      <w:r>
+        <w:t>avoid including sensitive personal details that should not be widely shared</w:t>
+      </w:r>
+    </w:p>
+    <w:p/>
+    <w:p>
+      <w:pPr>
         <w:pStyle w:val="Heading1"/>
       </w:pPr>
       <w:r>
-        <w:t>7. Common RPL tasks</w:t>
-      </w:r>
-    </w:p>
+        <w:t>9. Data Request Form</w:t>
+      </w:r>
+    </w:p>
+    <w:p>
+      <w:r>
+        <w:t xml:space="preserve">Use </w:t>
+      </w:r>
+      <w:r>
+        <w:rPr>
+          <w:rFonts w:ascii="Consolas" w:hAnsi="Consolas"/>
+        </w:rPr>
+        <w:t>Data Request Form</w:t>
+      </w:r>
+      <w:r>
+        <w:t xml:space="preserve"> when you need to make a formal request for access to data.</w:t>
+      </w:r>
+    </w:p>
+    <w:p/>
+    <w:p>
+      <w:r>
+        <w:t>This page is useful when:</w:t>
+      </w:r>
+    </w:p>
+    <w:p/>
+    <w:p>
+      <w:pPr>
+        <w:pStyle w:val="ManualBullet"/>
+      </w:pPr>
+      <w:r>
+        <w:t>your current role does not allow the detail you need</w:t>
+      </w:r>
+    </w:p>
+    <w:p>
+      <w:pPr>
+        <w:pStyle w:val="ManualBullet"/>
+      </w:pPr>
+      <w:r>
+        <w:t>you need a time-specific data extract or permission review</w:t>
+      </w:r>
+    </w:p>
+    <w:p>
+      <w:pPr>
+        <w:pStyle w:val="ManualBullet"/>
+      </w:pPr>
+      <w:r>
+        <w:t>you want a clear recorded request rather than an informal message</w:t>
+      </w:r>
+    </w:p>
+    <w:p/>
     <w:p>
       <w:pPr>
         <w:pStyle w:val="Heading2"/>
       </w:pPr>
       <w:r>
-        <w:t>Check a KPI before a meeting</w:t>
+        <w:t>9.1 What you must complete</w:t>
+      </w:r>
+    </w:p>
+    <w:p>
+      <w:r>
+        <w:t>All fields are required:</w:t>
+      </w:r>
+    </w:p>
+    <w:p/>
+    <w:p>
+      <w:pPr>
+        <w:pStyle w:val="ManualBullet"/>
+      </w:pPr>
+      <w:r>
+        <w:rPr>
+          <w:rFonts w:ascii="Consolas" w:hAnsi="Consolas"/>
+        </w:rPr>
+        <w:t>Name</w:t>
+      </w:r>
+    </w:p>
+    <w:p>
+      <w:pPr>
+        <w:pStyle w:val="ManualBullet"/>
+      </w:pPr>
+      <w:r>
+        <w:rPr>
+          <w:rFonts w:ascii="Consolas" w:hAnsi="Consolas"/>
+        </w:rPr>
+        <w:t>Email</w:t>
+      </w:r>
+    </w:p>
+    <w:p>
+      <w:pPr>
+        <w:pStyle w:val="ManualBullet"/>
+      </w:pPr>
+      <w:r>
+        <w:rPr>
+          <w:rFonts w:ascii="Consolas" w:hAnsi="Consolas"/>
+        </w:rPr>
+        <w:t>Date</w:t>
+      </w:r>
+    </w:p>
+    <w:p>
+      <w:pPr>
+        <w:pStyle w:val="ManualBullet"/>
+      </w:pPr>
+      <w:r>
+        <w:rPr>
+          <w:rFonts w:ascii="Consolas" w:hAnsi="Consolas"/>
+        </w:rPr>
+        <w:t>Time</w:t>
+      </w:r>
+    </w:p>
+    <w:p>
+      <w:pPr>
+        <w:pStyle w:val="ManualBullet"/>
+      </w:pPr>
+      <w:r>
+        <w:rPr>
+          <w:rFonts w:ascii="Consolas" w:hAnsi="Consolas"/>
+        </w:rPr>
+        <w:t>Reason for data request</w:t>
+      </w:r>
+    </w:p>
+    <w:p/>
+    <w:p>
+      <w:r>
+        <w:t xml:space="preserve">The </w:t>
+      </w:r>
+      <w:r>
+        <w:rPr>
+          <w:rFonts w:ascii="Consolas" w:hAnsi="Consolas"/>
+        </w:rPr>
+        <w:t>Name</w:t>
+      </w:r>
+      <w:r>
+        <w:t xml:space="preserve"> and </w:t>
+      </w:r>
+      <w:r>
+        <w:rPr>
+          <w:rFonts w:ascii="Consolas" w:hAnsi="Consolas"/>
+        </w:rPr>
+        <w:t>Email</w:t>
+      </w:r>
+      <w:r>
+        <w:t xml:space="preserve"> fields are dropdowns. Choose the matching values for the same user.</w:t>
+      </w:r>
+    </w:p>
+    <w:p/>
+    <w:p>
+      <w:pPr>
+        <w:pStyle w:val="Heading2"/>
+      </w:pPr>
+      <w:r>
+        <w:t>9.2 Step-by-step workflow</w:t>
+      </w:r>
+    </w:p>
+    <w:p>
+      <w:pPr>
+        <w:pStyle w:val="ManualNumber"/>
+      </w:pPr>
+      <w:r>
+        <w:t xml:space="preserve">Open </w:t>
+      </w:r>
+      <w:r>
+        <w:rPr>
+          <w:rFonts w:ascii="Consolas" w:hAnsi="Consolas"/>
+        </w:rPr>
+        <w:t>Data Request Form</w:t>
+      </w:r>
+      <w:r>
+        <w:t>.</w:t>
+      </w:r>
+    </w:p>
+    <w:p>
+      <w:pPr>
+        <w:pStyle w:val="ManualNumber"/>
+      </w:pPr>
+      <w:r>
+        <w:t>Choose your name from the dropdown.</w:t>
+      </w:r>
+    </w:p>
+    <w:p>
+      <w:pPr>
+        <w:pStyle w:val="ManualNumber"/>
+      </w:pPr>
+      <w:r>
+        <w:t>Choose your email from the dropdown.</w:t>
+      </w:r>
+    </w:p>
+    <w:p>
+      <w:pPr>
+        <w:pStyle w:val="ManualNumber"/>
+      </w:pPr>
+      <w:r>
+        <w:t>Select the date you need the request to be considered against.</w:t>
+      </w:r>
+    </w:p>
+    <w:p>
+      <w:pPr>
+        <w:pStyle w:val="ManualNumber"/>
+      </w:pPr>
+      <w:r>
+        <w:t>Select the time.</w:t>
+      </w:r>
+    </w:p>
+    <w:p>
+      <w:pPr>
+        <w:pStyle w:val="ManualNumber"/>
+      </w:pPr>
+      <w:r>
+        <w:t>Enter a clear reason in the text area.</w:t>
+      </w:r>
+    </w:p>
+    <w:p>
+      <w:pPr>
+        <w:pStyle w:val="ManualNumber"/>
+      </w:pPr>
+      <w:r>
+        <w:t>Submit the form.</w:t>
+      </w:r>
+    </w:p>
+    <w:p/>
+    <w:p>
+      <w:pPr>
+        <w:pStyle w:val="Heading2"/>
+      </w:pPr>
+      <w:r>
+        <w:t>9.3 What happens after submission</w:t>
+      </w:r>
+    </w:p>
+    <w:p>
+      <w:r>
+        <w:t>When you submit the form:</w:t>
+      </w:r>
+    </w:p>
+    <w:p/>
+    <w:p>
+      <w:pPr>
+        <w:pStyle w:val="ManualBullet"/>
+      </w:pPr>
+      <w:r>
+        <w:t>the request is saved</w:t>
+      </w:r>
+    </w:p>
+    <w:p>
+      <w:pPr>
+        <w:pStyle w:val="ManualBullet"/>
+      </w:pPr>
+      <w:r>
+        <w:rPr>
+          <w:rFonts w:ascii="Consolas" w:hAnsi="Consolas"/>
+        </w:rPr>
+        <w:t>Admin</w:t>
+      </w:r>
+      <w:r>
+        <w:t xml:space="preserve"> and </w:t>
+      </w:r>
+      <w:r>
+        <w:rPr>
+          <w:rFonts w:ascii="Consolas" w:hAnsi="Consolas"/>
+        </w:rPr>
+        <w:t>Manager</w:t>
+      </w:r>
+      <w:r>
+        <w:t xml:space="preserve"> users are notified in the dashboard</w:t>
+      </w:r>
+    </w:p>
+    <w:p>
+      <w:pPr>
+        <w:pStyle w:val="ManualBullet"/>
+      </w:pPr>
+      <w:r>
+        <w:t>your recent requests remain visible on the page for reference</w:t>
+      </w:r>
+    </w:p>
+    <w:p/>
+    <w:p>
+      <w:r>
+        <w:t>Be specific in the reason field. A clear reason makes it easier for the reviewing team to decide what access or data response is appropriate.</w:t>
+      </w:r>
+    </w:p>
+    <w:p/>
+    <w:p>
+      <w:pPr>
+        <w:pStyle w:val="Heading1"/>
+      </w:pPr>
+      <w:r>
+        <w:t>10. Common RPL tasks</w:t>
+      </w:r>
+    </w:p>
+    <w:p>
+      <w:pPr>
+        <w:pStyle w:val="Heading2"/>
+      </w:pPr>
+      <w:r>
+        <w:t>9.1 Check a KPI before a meeting</w:t>
       </w:r>
     </w:p>
     <w:p>
@@ -1129,7 +3750,7 @@
         <w:pStyle w:val="ManualNumber"/>
       </w:pPr>
       <w:r>
-        <w:t>Choose the right section.</w:t>
+        <w:t>Set the correct region.</w:t>
       </w:r>
     </w:p>
     <w:p>
@@ -1137,7 +3758,7 @@
         <w:pStyle w:val="ManualNumber"/>
       </w:pPr>
       <w:r>
-        <w:t>Set region and timeframe.</w:t>
+        <w:t>Set the correct timeframe.</w:t>
       </w:r>
     </w:p>
     <w:p>
@@ -1145,16 +3766,7 @@
         <w:pStyle w:val="ManualNumber"/>
       </w:pPr>
       <w:r>
-        <w:t>Open the KPI card and review the supporting records.</w:t>
-      </w:r>
-    </w:p>
-    <w:p/>
-    <w:p>
-      <w:pPr>
-        <w:pStyle w:val="Heading2"/>
-      </w:pPr>
-      <w:r>
-        <w:t>Export data for offline analysis</w:t>
+        <w:t>Choose the relevant KPI section.</w:t>
       </w:r>
     </w:p>
     <w:p>
@@ -1162,7 +3774,23 @@
         <w:pStyle w:val="ManualNumber"/>
       </w:pPr>
       <w:r>
-        <w:t xml:space="preserve">Open </w:t>
+        <w:t>Review the headline card.</w:t>
+      </w:r>
+    </w:p>
+    <w:p>
+      <w:pPr>
+        <w:pStyle w:val="ManualNumber"/>
+      </w:pPr>
+      <w:r>
+        <w:t>Open the drill-down if anything looks unusual.</w:t>
+      </w:r>
+    </w:p>
+    <w:p>
+      <w:pPr>
+        <w:pStyle w:val="ManualNumber"/>
+      </w:pPr>
+      <w:r>
+        <w:t xml:space="preserve">If needed, move into </w:t>
       </w:r>
       <w:r>
         <w:rPr>
@@ -1171,6 +3799,32 @@
         <w:t>Custom Reports Dashboard</w:t>
       </w:r>
       <w:r>
+        <w:t xml:space="preserve"> for a more structured check.</w:t>
+      </w:r>
+    </w:p>
+    <w:p/>
+    <w:p>
+      <w:pPr>
+        <w:pStyle w:val="Heading2"/>
+      </w:pPr>
+      <w:r>
+        <w:t>9.2 Export data for offline analysis</w:t>
+      </w:r>
+    </w:p>
+    <w:p>
+      <w:pPr>
+        <w:pStyle w:val="ManualNumber"/>
+      </w:pPr>
+      <w:r>
+        <w:t xml:space="preserve">Open </w:t>
+      </w:r>
+      <w:r>
+        <w:rPr>
+          <w:rFonts w:ascii="Consolas" w:hAnsi="Consolas"/>
+        </w:rPr>
+        <w:t>Custom Reports Dashboard</w:t>
+      </w:r>
+      <w:r>
         <w:t>.</w:t>
       </w:r>
     </w:p>
@@ -1179,7 +3833,7 @@
         <w:pStyle w:val="ManualNumber"/>
       </w:pPr>
       <w:r>
-        <w:t>Choose the dataset and output type.</w:t>
+        <w:t>Choose the relevant dataset.</w:t>
       </w:r>
     </w:p>
     <w:p>
@@ -1187,7 +3841,16 @@
         <w:pStyle w:val="ManualNumber"/>
       </w:pPr>
       <w:r>
-        <w:t>Apply the filters.</w:t>
+        <w:t xml:space="preserve">Choose </w:t>
+      </w:r>
+      <w:r>
+        <w:rPr>
+          <w:rFonts w:ascii="Consolas" w:hAnsi="Consolas"/>
+        </w:rPr>
+        <w:t>Tabular</w:t>
+      </w:r>
+      <w:r>
+        <w:t>.</w:t>
       </w:r>
     </w:p>
     <w:p>
@@ -1195,7 +3858,7 @@
         <w:pStyle w:val="ManualNumber"/>
       </w:pPr>
       <w:r>
-        <w:t>Refine if needed.</w:t>
+        <w:t>Set the region and timeframe.</w:t>
       </w:r>
     </w:p>
     <w:p>
@@ -1203,7 +3866,40 @@
         <w:pStyle w:val="ManualNumber"/>
       </w:pPr>
       <w:r>
-        <w:t>Download the CSV.</w:t>
+        <w:t xml:space="preserve">Click </w:t>
+      </w:r>
+      <w:r>
+        <w:rPr>
+          <w:rFonts w:ascii="Consolas" w:hAnsi="Consolas"/>
+        </w:rPr>
+        <w:t>Apply Report Filters</w:t>
+      </w:r>
+      <w:r>
+        <w:t>.</w:t>
+      </w:r>
+    </w:p>
+    <w:p>
+      <w:pPr>
+        <w:pStyle w:val="ManualNumber"/>
+      </w:pPr>
+      <w:r>
+        <w:t>Narrow with advanced controls if needed.</w:t>
+      </w:r>
+    </w:p>
+    <w:p>
+      <w:pPr>
+        <w:pStyle w:val="ManualNumber"/>
+      </w:pPr>
+      <w:r>
+        <w:t>Review the rows.</w:t>
+      </w:r>
+    </w:p>
+    <w:p>
+      <w:pPr>
+        <w:pStyle w:val="ManualNumber"/>
+      </w:pPr>
+      <w:r>
+        <w:t>Click the CSV download button.</w:t>
       </w:r>
     </w:p>
     <w:p/>
@@ -1212,7 +3908,116 @@
         <w:pStyle w:val="Heading2"/>
       </w:pPr>
       <w:r>
-        <w:t>Add a case study to support a report</w:t>
+        <w:t>9.3 Check a regional trend</w:t>
+      </w:r>
+    </w:p>
+    <w:p>
+      <w:pPr>
+        <w:pStyle w:val="ManualNumber"/>
+      </w:pPr>
+      <w:r>
+        <w:t xml:space="preserve">Open </w:t>
+      </w:r>
+      <w:r>
+        <w:rPr>
+          <w:rFonts w:ascii="Consolas" w:hAnsi="Consolas"/>
+        </w:rPr>
+        <w:t>Custom Reports Dashboard</w:t>
+      </w:r>
+      <w:r>
+        <w:t>.</w:t>
+      </w:r>
+    </w:p>
+    <w:p>
+      <w:pPr>
+        <w:pStyle w:val="ManualNumber"/>
+      </w:pPr>
+      <w:r>
+        <w:t>Choose the relevant dataset.</w:t>
+      </w:r>
+    </w:p>
+    <w:p>
+      <w:pPr>
+        <w:pStyle w:val="ManualNumber"/>
+      </w:pPr>
+      <w:r>
+        <w:t xml:space="preserve">Choose </w:t>
+      </w:r>
+      <w:r>
+        <w:rPr>
+          <w:rFonts w:ascii="Consolas" w:hAnsi="Consolas"/>
+        </w:rPr>
+        <w:t>Line</w:t>
+      </w:r>
+      <w:r>
+        <w:t>.</w:t>
+      </w:r>
+    </w:p>
+    <w:p>
+      <w:pPr>
+        <w:pStyle w:val="ManualNumber"/>
+      </w:pPr>
+      <w:r>
+        <w:t>Set the correct region and timeframe.</w:t>
+      </w:r>
+    </w:p>
+    <w:p>
+      <w:pPr>
+        <w:pStyle w:val="ManualNumber"/>
+      </w:pPr>
+      <w:r>
+        <w:t xml:space="preserve">Click </w:t>
+      </w:r>
+      <w:r>
+        <w:rPr>
+          <w:rFonts w:ascii="Consolas" w:hAnsi="Consolas"/>
+        </w:rPr>
+        <w:t>Apply Report Filters</w:t>
+      </w:r>
+      <w:r>
+        <w:t>.</w:t>
+      </w:r>
+    </w:p>
+    <w:p>
+      <w:pPr>
+        <w:pStyle w:val="ManualNumber"/>
+      </w:pPr>
+      <w:r>
+        <w:t xml:space="preserve">If needed, use </w:t>
+      </w:r>
+      <w:r>
+        <w:rPr>
+          <w:rFonts w:ascii="Consolas" w:hAnsi="Consolas"/>
+        </w:rPr>
+        <w:t>Only include rows with valid date</w:t>
+      </w:r>
+      <w:r>
+        <w:t>.</w:t>
+      </w:r>
+    </w:p>
+    <w:p>
+      <w:pPr>
+        <w:pStyle w:val="ManualNumber"/>
+      </w:pPr>
+      <w:r>
+        <w:t>Review the trend.</w:t>
+      </w:r>
+    </w:p>
+    <w:p>
+      <w:pPr>
+        <w:pStyle w:val="ManualNumber"/>
+      </w:pPr>
+      <w:r>
+        <w:t>Compare with a wider period if the result seems surprising.</w:t>
+      </w:r>
+    </w:p>
+    <w:p/>
+    <w:p>
+      <w:pPr>
+        <w:pStyle w:val="Heading2"/>
+      </w:pPr>
+      <w:r>
+        <w:t>9.4 Add a case study to support a report</w:t>
       </w:r>
     </w:p>
     <w:p>
@@ -1237,7 +4042,7 @@
         <w:pStyle w:val="ManualNumber"/>
       </w:pPr>
       <w:r>
-        <w:t>Check for duplicates first.</w:t>
+        <w:t>Search or filter to confirm the story is not already there.</w:t>
       </w:r>
     </w:p>
     <w:p>
@@ -1245,16 +4050,178 @@
         <w:pStyle w:val="ManualNumber"/>
       </w:pPr>
       <w:r>
-        <w:t>Upload the new story with a clear title and date.</w:t>
+        <w:t>Add the new case study.</w:t>
+      </w:r>
+    </w:p>
+    <w:p>
+      <w:pPr>
+        <w:pStyle w:val="ManualNumber"/>
+      </w:pPr>
+      <w:r>
+        <w:t>Check title, date, and region carefully.</w:t>
+      </w:r>
+    </w:p>
+    <w:p>
+      <w:pPr>
+        <w:pStyle w:val="ManualNumber"/>
+      </w:pPr>
+      <w:r>
+        <w:t>Submit and review the saved result.</w:t>
       </w:r>
     </w:p>
     <w:p/>
     <w:p>
       <w:pPr>
+        <w:pStyle w:val="Heading2"/>
+      </w:pPr>
+      <w:r>
+        <w:t>9.5 Submit a data request</w:t>
+      </w:r>
+    </w:p>
+    <w:p>
+      <w:pPr>
+        <w:pStyle w:val="ManualNumber"/>
+      </w:pPr>
+      <w:r>
+        <w:t xml:space="preserve">Open </w:t>
+      </w:r>
+      <w:r>
+        <w:rPr>
+          <w:rFonts w:ascii="Consolas" w:hAnsi="Consolas"/>
+        </w:rPr>
+        <w:t>Data Request Form</w:t>
+      </w:r>
+      <w:r>
+        <w:t>.</w:t>
+      </w:r>
+    </w:p>
+    <w:p>
+      <w:pPr>
+        <w:pStyle w:val="ManualNumber"/>
+      </w:pPr>
+      <w:r>
+        <w:t>Choose your name and email.</w:t>
+      </w:r>
+    </w:p>
+    <w:p>
+      <w:pPr>
+        <w:pStyle w:val="ManualNumber"/>
+      </w:pPr>
+      <w:r>
+        <w:t>Set the date and time.</w:t>
+      </w:r>
+    </w:p>
+    <w:p>
+      <w:pPr>
+        <w:pStyle w:val="ManualNumber"/>
+      </w:pPr>
+      <w:r>
+        <w:t>Explain the request clearly.</w:t>
+      </w:r>
+    </w:p>
+    <w:p>
+      <w:pPr>
+        <w:pStyle w:val="ManualNumber"/>
+      </w:pPr>
+      <w:r>
+        <w:t>Submit and wait for Admin or Manager review.</w:t>
+      </w:r>
+    </w:p>
+    <w:p/>
+    <w:p>
+      <w:pPr>
         <w:pStyle w:val="Heading1"/>
       </w:pPr>
       <w:r>
-        <w:t>8. Troubleshooting</w:t>
+        <w:t>11. Good working practice</w:t>
+      </w:r>
+    </w:p>
+    <w:p>
+      <w:r>
+        <w:t>Use these habits consistently:</w:t>
+      </w:r>
+    </w:p>
+    <w:p/>
+    <w:p>
+      <w:pPr>
+        <w:pStyle w:val="ManualBullet"/>
+      </w:pPr>
+      <w:r>
+        <w:t>use KPI for quick checks</w:t>
+      </w:r>
+    </w:p>
+    <w:p>
+      <w:pPr>
+        <w:pStyle w:val="ManualBullet"/>
+      </w:pPr>
+      <w:r>
+        <w:t>use Custom Reports for deeper analysis</w:t>
+      </w:r>
+    </w:p>
+    <w:p>
+      <w:pPr>
+        <w:pStyle w:val="ManualBullet"/>
+      </w:pPr>
+      <w:r>
+        <w:t xml:space="preserve">check </w:t>
+      </w:r>
+      <w:r>
+        <w:rPr>
+          <w:rFonts w:ascii="Consolas" w:hAnsi="Consolas"/>
+        </w:rPr>
+        <w:t>Last Data Refresh</w:t>
+      </w:r>
+      <w:r>
+        <w:t xml:space="preserve"> before using figures externally</w:t>
+      </w:r>
+    </w:p>
+    <w:p>
+      <w:pPr>
+        <w:pStyle w:val="ManualBullet"/>
+      </w:pPr>
+      <w:r>
+        <w:t>widen filters first if expected data is missing</w:t>
+      </w:r>
+    </w:p>
+    <w:p>
+      <w:pPr>
+        <w:pStyle w:val="ManualBullet"/>
+      </w:pPr>
+      <w:r>
+        <w:t>validate unusual totals before sharing them</w:t>
+      </w:r>
+    </w:p>
+    <w:p>
+      <w:pPr>
+        <w:pStyle w:val="ManualBullet"/>
+      </w:pPr>
+      <w:r>
+        <w:t>pair quantitative outputs with case studies where useful</w:t>
+      </w:r>
+    </w:p>
+    <w:p>
+      <w:pPr>
+        <w:pStyle w:val="ManualBullet"/>
+      </w:pPr>
+      <w:r>
+        <w:t>respect the privacy limits of the RPL role</w:t>
+      </w:r>
+    </w:p>
+    <w:p>
+      <w:pPr>
+        <w:pStyle w:val="ManualBullet"/>
+      </w:pPr>
+      <w:r>
+        <w:t>use the Data Request Form instead of asking informally when access needs to be reviewed</w:t>
+      </w:r>
+    </w:p>
+    <w:p/>
+    <w:p>
+      <w:pPr>
+        <w:pStyle w:val="Heading1"/>
+      </w:pPr>
+      <w:r>
+        <w:t>12. Troubleshooting</w:t>
       </w:r>
     </w:p>
     <w:p>
@@ -1266,19 +4233,33 @@
       </w:r>
     </w:p>
     <w:p>
-      <w:pPr>
-        <w:pStyle w:val="ManualBullet"/>
-      </w:pPr>
-      <w:r>
-        <w:t>check the region and timeframe</w:t>
-      </w:r>
-    </w:p>
-    <w:p>
-      <w:pPr>
-        <w:pStyle w:val="ManualBullet"/>
-      </w:pPr>
-      <w:r>
-        <w:t xml:space="preserve">try </w:t>
+      <w:r>
+        <w:t>Check these in order:</w:t>
+      </w:r>
+    </w:p>
+    <w:p/>
+    <w:p>
+      <w:pPr>
+        <w:pStyle w:val="ManualNumber"/>
+      </w:pPr>
+      <w:r>
+        <w:t>Confirm the selected region.</w:t>
+      </w:r>
+    </w:p>
+    <w:p>
+      <w:pPr>
+        <w:pStyle w:val="ManualNumber"/>
+      </w:pPr>
+      <w:r>
+        <w:t>Confirm the selected timeframe.</w:t>
+      </w:r>
+    </w:p>
+    <w:p>
+      <w:pPr>
+        <w:pStyle w:val="ManualNumber"/>
+      </w:pPr>
+      <w:r>
+        <w:t xml:space="preserve">Try </w:t>
       </w:r>
       <w:r>
         <w:rPr>
@@ -1286,13 +4267,16 @@
         </w:rPr>
         <w:t>All Regions</w:t>
       </w:r>
-    </w:p>
-    <w:p>
-      <w:pPr>
-        <w:pStyle w:val="ManualBullet"/>
-      </w:pPr>
-      <w:r>
-        <w:t xml:space="preserve">try </w:t>
+      <w:r>
+        <w:t>.</w:t>
+      </w:r>
+    </w:p>
+    <w:p>
+      <w:pPr>
+        <w:pStyle w:val="ManualNumber"/>
+      </w:pPr>
+      <w:r>
+        <w:t xml:space="preserve">Try </w:t>
       </w:r>
       <w:r>
         <w:rPr>
@@ -1300,13 +4284,25 @@
         </w:rPr>
         <w:t>All Time</w:t>
       </w:r>
-    </w:p>
-    <w:p>
-      <w:pPr>
-        <w:pStyle w:val="ManualBullet"/>
-      </w:pPr>
-      <w:r>
-        <w:t>make sure you are in the correct KPI section</w:t>
+      <w:r>
+        <w:t>.</w:t>
+      </w:r>
+    </w:p>
+    <w:p>
+      <w:pPr>
+        <w:pStyle w:val="ManualNumber"/>
+      </w:pPr>
+      <w:r>
+        <w:t xml:space="preserve">Confirm that you are in the correct </w:t>
+      </w:r>
+      <w:r>
+        <w:rPr>
+          <w:rFonts w:ascii="Consolas" w:hAnsi="Consolas"/>
+        </w:rPr>
+        <w:t>KPI Section</w:t>
+      </w:r>
+      <w:r>
+        <w:t>.</w:t>
       </w:r>
     </w:p>
     <w:p/>
@@ -1319,11 +4315,17 @@
       </w:r>
     </w:p>
     <w:p>
-      <w:pPr>
-        <w:pStyle w:val="ManualBullet"/>
-      </w:pPr>
-      <w:r>
-        <w:t xml:space="preserve">click </w:t>
+      <w:r>
+        <w:t>This usually means the new settings have not been applied yet.</w:t>
+      </w:r>
+    </w:p>
+    <w:p/>
+    <w:p>
+      <w:pPr>
+        <w:pStyle w:val="ManualNumber"/>
+      </w:pPr>
+      <w:r>
+        <w:t xml:space="preserve">Click </w:t>
       </w:r>
       <w:r>
         <w:rPr>
@@ -1331,13 +4333,16 @@
         </w:rPr>
         <w:t>Apply Report Filters</w:t>
       </w:r>
-    </w:p>
-    <w:p>
-      <w:pPr>
-        <w:pStyle w:val="ManualBullet"/>
-      </w:pPr>
-      <w:r>
-        <w:t xml:space="preserve">click </w:t>
+      <w:r>
+        <w:t xml:space="preserve"> if you changed dataset, region, timeframe, or output type.</w:t>
+      </w:r>
+    </w:p>
+    <w:p>
+      <w:pPr>
+        <w:pStyle w:val="ManualNumber"/>
+      </w:pPr>
+      <w:r>
+        <w:t xml:space="preserve">Click </w:t>
       </w:r>
       <w:r>
         <w:rPr>
@@ -1346,7 +4351,7 @@
         <w:t>Apply Advanced Filters</w:t>
       </w:r>
       <w:r>
-        <w:t xml:space="preserve"> if you changed advanced options</w:t>
+        <w:t xml:space="preserve"> if you changed advanced controls.</w:t>
       </w:r>
     </w:p>
     <w:p/>
@@ -1359,36 +4364,64 @@
       </w:r>
     </w:p>
     <w:p>
+      <w:r>
+        <w:t>Check:</w:t>
+      </w:r>
+    </w:p>
+    <w:p/>
+    <w:p>
       <w:pPr>
         <w:pStyle w:val="ManualBullet"/>
       </w:pPr>
       <w:r>
-        <w:t xml:space="preserve">make sure </w:t>
+        <w:t>the date range</w:t>
+      </w:r>
+    </w:p>
+    <w:p>
+      <w:pPr>
+        <w:pStyle w:val="ManualBullet"/>
+      </w:pPr>
+      <w:r>
+        <w:t>the event types selected</w:t>
+      </w:r>
+    </w:p>
+    <w:p>
+      <w:pPr>
+        <w:pStyle w:val="ManualBullet"/>
+      </w:pPr>
+      <w:r>
+        <w:t>whether postcode data may be missing</w:t>
+      </w:r>
+    </w:p>
+    <w:p>
+      <w:pPr>
+        <w:pStyle w:val="ManualBullet"/>
+      </w:pPr>
+      <w:r>
+        <w:t>whether unresolved rows are being excluded</w:t>
+      </w:r>
+    </w:p>
+    <w:p/>
+    <w:p>
+      <w:pPr>
+        <w:pStyle w:val="Heading2"/>
+      </w:pPr>
+      <w:r>
+        <w:t>I cannot see participant names</w:t>
+      </w:r>
+    </w:p>
+    <w:p>
+      <w:r>
+        <w:t xml:space="preserve">That is expected for the </w:t>
       </w:r>
       <w:r>
         <w:rPr>
           <w:rFonts w:ascii="Consolas" w:hAnsi="Consolas"/>
         </w:rPr>
-        <w:t>Events</w:t>
-      </w:r>
-      <w:r>
-        <w:t xml:space="preserve"> is included</w:t>
-      </w:r>
-    </w:p>
-    <w:p>
-      <w:pPr>
-        <w:pStyle w:val="ManualBullet"/>
-      </w:pPr>
-      <w:r>
-        <w:t>widen the date range</w:t>
-      </w:r>
-    </w:p>
-    <w:p>
-      <w:pPr>
-        <w:pStyle w:val="ManualBullet"/>
-      </w:pPr>
-      <w:r>
-        <w:t>check whether postcode data is missing</w:t>
+        <w:t>RPL</w:t>
+      </w:r>
+      <w:r>
+        <w:t xml:space="preserve"> role.</w:t>
       </w:r>
     </w:p>
     <w:p/>
@@ -1397,56 +4430,80 @@
         <w:pStyle w:val="Heading2"/>
       </w:pPr>
       <w:r>
-        <w:t>I cannot see participant names</w:t>
-      </w:r>
-    </w:p>
-    <w:p>
-      <w:pPr>
-        <w:pStyle w:val="ManualBullet"/>
-      </w:pPr>
-      <w:r>
-        <w:t>that is expected for the RPL role</w:t>
+        <w:t>A number still looks wrong</w:t>
+      </w:r>
+    </w:p>
+    <w:p>
+      <w:r>
+        <w:t>Use this process:</w:t>
       </w:r>
     </w:p>
     <w:p/>
     <w:p>
       <w:pPr>
-        <w:pStyle w:val="Heading1"/>
-      </w:pPr>
-      <w:r>
-        <w:t>9. Good working practice</w:t>
-      </w:r>
-    </w:p>
-    <w:p>
-      <w:pPr>
-        <w:pStyle w:val="ManualBullet"/>
-      </w:pPr>
-      <w:r>
-        <w:t>use KPI for fast monitoring</w:t>
-      </w:r>
-    </w:p>
-    <w:p>
-      <w:pPr>
-        <w:pStyle w:val="ManualBullet"/>
-      </w:pPr>
-      <w:r>
-        <w:t>use Custom Reports for deeper analysis</w:t>
-      </w:r>
-    </w:p>
-    <w:p>
-      <w:pPr>
-        <w:pStyle w:val="ManualBullet"/>
-      </w:pPr>
-      <w:r>
-        <w:t>validate unusual numbers before sharing them</w:t>
-      </w:r>
-    </w:p>
-    <w:p>
-      <w:pPr>
-        <w:pStyle w:val="ManualBullet"/>
-      </w:pPr>
-      <w:r>
-        <w:t>add a case study when a report needs supporting narrative</w:t>
+        <w:pStyle w:val="ManualNumber"/>
+      </w:pPr>
+      <w:r>
+        <w:t>Widen the timeframe.</w:t>
+      </w:r>
+    </w:p>
+    <w:p>
+      <w:pPr>
+        <w:pStyle w:val="ManualNumber"/>
+      </w:pPr>
+      <w:r>
+        <w:t>Open the supporting drill-down.</w:t>
+      </w:r>
+    </w:p>
+    <w:p>
+      <w:pPr>
+        <w:pStyle w:val="ManualNumber"/>
+      </w:pPr>
+      <w:r>
+        <w:t xml:space="preserve">Rebuild the question in </w:t>
+      </w:r>
+      <w:r>
+        <w:rPr>
+          <w:rFonts w:ascii="Consolas" w:hAnsi="Consolas"/>
+        </w:rPr>
+        <w:t>Custom Reports Dashboard</w:t>
+      </w:r>
+      <w:r>
+        <w:t>.</w:t>
+      </w:r>
+    </w:p>
+    <w:p>
+      <w:pPr>
+        <w:pStyle w:val="ManualNumber"/>
+      </w:pPr>
+      <w:r>
+        <w:t>Compare with another section or chart type.</w:t>
+      </w:r>
+    </w:p>
+    <w:p>
+      <w:pPr>
+        <w:pStyle w:val="ManualNumber"/>
+      </w:pPr>
+      <w:r>
+        <w:t xml:space="preserve">Ask a </w:t>
+      </w:r>
+      <w:r>
+        <w:rPr>
+          <w:rFonts w:ascii="Consolas" w:hAnsi="Consolas"/>
+        </w:rPr>
+        <w:t>Manager</w:t>
+      </w:r>
+      <w:r>
+        <w:t xml:space="preserve"> or </w:t>
+      </w:r>
+      <w:r>
+        <w:rPr>
+          <w:rFonts w:ascii="Consolas" w:hAnsi="Consolas"/>
+        </w:rPr>
+        <w:t>Admin</w:t>
+      </w:r>
+      <w:r>
+        <w:t xml:space="preserve"> to investigate further if the issue needs deeper operational review.</w:t>
       </w:r>
     </w:p>
     <w:sectPr>

--- a/docs/manuals/docx/RPL-MANUAL.docx
+++ b/docs/manuals/docx/RPL-MANUAL.docx
@@ -2,11 +2,3361 @@
 <file path=word/document.xml><?xml version="1.0" encoding="utf-8"?>
 <w:document xmlns:wpc="http://schemas.microsoft.com/office/word/2010/wordprocessingCanvas" xmlns:cx="http://schemas.microsoft.com/office/drawing/2014/chartex" xmlns:cx1="http://schemas.microsoft.com/office/drawing/2015/9/8/chartex" xmlns:cx2="http://schemas.microsoft.com/office/drawing/2015/10/21/chartex" xmlns:cx3="http://schemas.microsoft.com/office/drawing/2016/5/9/chartex" xmlns:cx4="http://schemas.microsoft.com/office/drawing/2016/5/10/chartex" xmlns:cx5="http://schemas.microsoft.com/office/drawing/2016/5/11/chartex" xmlns:cx6="http://schemas.microsoft.com/office/drawing/2016/5/12/chartex" xmlns:cx7="http://schemas.microsoft.com/office/drawing/2016/5/13/chartex" xmlns:cx8="http://schemas.microsoft.com/office/drawing/2016/5/14/chartex" xmlns:mc="http://schemas.openxmlformats.org/markup-compatibility/2006" xmlns:aink="http://schemas.microsoft.com/office/drawing/2016/ink" xmlns:am3d="http://schemas.microsoft.com/office/drawing/2017/model3d" xmlns:o="urn:schemas-microsoft-com:office:office" xmlns:oel="http://schemas.microsoft.com/office/2019/extlst" xmlns:r="http://schemas.openxmlformats.org/officeDocument/2006/relationships" xmlns:m="http://schemas.openxmlformats.org/officeDocument/2006/math" xmlns:v="urn:schemas-microsoft-com:vml" xmlns:wp14="http://schemas.microsoft.com/office/word/2010/wordprocessingDrawing" xmlns:wp="http://schemas.openxmlformats.org/drawingml/2006/wordprocessingDrawing" xmlns:w10="urn:schemas-microsoft-com:office:word" xmlns:w="http://schemas.openxmlformats.org/wordprocessingml/2006/main" xmlns:w14="http://schemas.microsoft.com/office/word/2010/wordml" xmlns:w15="http://schemas.microsoft.com/office/word/2012/wordml" xmlns:w16cex="http://schemas.microsoft.com/office/word/2018/wordml/cex" xmlns:w16cid="http://schemas.microsoft.com/office/word/2016/wordml/cid" xmlns:w16="http://schemas.microsoft.com/office/word/2018/wordml" xmlns:w16du="http://schemas.microsoft.com/office/word/2023/wordml/word16du" xmlns:w16sdtdh="http://schemas.microsoft.com/office/word/2020/wordml/sdtdatahash" xmlns:w16sdtfl="http://schemas.microsoft.com/office/word/2024/wordml/sdtformatlock" xmlns:w16se="http://schemas.microsoft.com/office/word/2015/wordml/symex" xmlns:wpg="http://schemas.microsoft.com/office/word/2010/wordprocessingGroup" xmlns:wpi="http://schemas.microsoft.com/office/word/2010/wordprocessingInk" xmlns:wne="http://schemas.microsoft.com/office/word/2006/wordml" xmlns:wps="http://schemas.microsoft.com/office/word/2010/wordprocessingShape" mc:Ignorable="w14 w15 w16se w16cid w16 w16cex w16sdtdh w16sdtfl w16du wp14">
   <w:body>
+    <w:p/>
+    <w:p/>
+    <w:p>
+      <w:pPr>
+        <w:jc w:val="center"/>
+      </w:pPr>
+      <w:r>
+        <w:rPr>
+          <w:b/>
+          <w:sz w:val="48"/>
+        </w:rPr>
+        <w:t>RPL Dashboard Manual</w:t>
+      </w:r>
+    </w:p>
+    <w:p>
+      <w:pPr>
+        <w:jc w:val="center"/>
+      </w:pPr>
+      <w:r>
+        <w:rPr>
+          <w:sz w:val="24"/>
+        </w:rPr>
+        <w:t>Audience: `RPL` users</w:t>
+      </w:r>
+    </w:p>
+    <w:p>
+      <w:pPr>
+        <w:jc w:val="center"/>
+      </w:pPr>
+      <w:r>
+        <w:t>Generated: RPL-KPIs</w:t>
+      </w:r>
+    </w:p>
+    <w:p>
+      <w:pPr>
+        <w:jc w:val="center"/>
+      </w:pPr>
+      <w:r>
+        <w:t>Mind Over Mountains Dashboard Guide</w:t>
+      </w:r>
+    </w:p>
+    <w:p>
+      <w:r>
+        <w:br w:type="page"/>
+      </w:r>
+    </w:p>
+    <w:p>
+      <w:pPr>
+        <w:pStyle w:val="Heading1"/>
+      </w:pPr>
+      <w:bookmarkStart w:id="0" w:name="_Toc226493699"/>
+      <w:r>
+        <w:lastRenderedPageBreak/>
+        <w:t>Contents</w:t>
+      </w:r>
+      <w:bookmarkEnd w:id="0"/>
+    </w:p>
+    <w:p>
+      <w:pPr>
+        <w:pStyle w:val="TOC1"/>
+        <w:tabs>
+          <w:tab w:val="right" w:leader="dot" w:pos="9595"/>
+        </w:tabs>
+        <w:rPr>
+          <w:noProof/>
+        </w:rPr>
+      </w:pPr>
+      <w:r>
+        <w:fldChar w:fldCharType="begin"/>
+      </w:r>
+      <w:r>
+        <w:instrText xml:space="preserve"> TOC \o "1-3" \h \z \u </w:instrText>
+      </w:r>
+      <w:r>
+        <w:fldChar w:fldCharType="separate"/>
+      </w:r>
+      <w:hyperlink w:anchor="_Toc226493699" w:history="1">
+        <w:r>
+          <w:rPr>
+            <w:rStyle w:val="Hyperlink"/>
+            <w:noProof/>
+          </w:rPr>
+          <w:t>Contents</w:t>
+        </w:r>
+        <w:r>
+          <w:rPr>
+            <w:noProof/>
+            <w:webHidden/>
+          </w:rPr>
+          <w:tab/>
+        </w:r>
+        <w:r>
+          <w:rPr>
+            <w:noProof/>
+            <w:webHidden/>
+          </w:rPr>
+          <w:fldChar w:fldCharType="begin"/>
+        </w:r>
+        <w:r>
+          <w:rPr>
+            <w:noProof/>
+            <w:webHidden/>
+          </w:rPr>
+          <w:instrText xml:space="preserve"> PAGEREF _Toc226493699 \h </w:instrText>
+        </w:r>
+        <w:r>
+          <w:rPr>
+            <w:noProof/>
+            <w:webHidden/>
+          </w:rPr>
+        </w:r>
+        <w:r>
+          <w:rPr>
+            <w:noProof/>
+            <w:webHidden/>
+          </w:rPr>
+          <w:fldChar w:fldCharType="separate"/>
+        </w:r>
+        <w:r>
+          <w:rPr>
+            <w:noProof/>
+            <w:webHidden/>
+          </w:rPr>
+          <w:t>2</w:t>
+        </w:r>
+        <w:r>
+          <w:rPr>
+            <w:noProof/>
+            <w:webHidden/>
+          </w:rPr>
+          <w:fldChar w:fldCharType="end"/>
+        </w:r>
+      </w:hyperlink>
+    </w:p>
+    <w:p>
+      <w:pPr>
+        <w:pStyle w:val="TOC1"/>
+        <w:tabs>
+          <w:tab w:val="right" w:leader="dot" w:pos="9595"/>
+        </w:tabs>
+        <w:rPr>
+          <w:noProof/>
+        </w:rPr>
+      </w:pPr>
+      <w:hyperlink w:anchor="_Toc226493700" w:history="1">
+        <w:r>
+          <w:rPr>
+            <w:rStyle w:val="Hyperlink"/>
+            <w:noProof/>
+          </w:rPr>
+          <w:t>1. Introduction</w:t>
+        </w:r>
+        <w:r>
+          <w:rPr>
+            <w:noProof/>
+            <w:webHidden/>
+          </w:rPr>
+          <w:tab/>
+        </w:r>
+        <w:r>
+          <w:rPr>
+            <w:noProof/>
+            <w:webHidden/>
+          </w:rPr>
+          <w:fldChar w:fldCharType="begin"/>
+        </w:r>
+        <w:r>
+          <w:rPr>
+            <w:noProof/>
+            <w:webHidden/>
+          </w:rPr>
+          <w:instrText xml:space="preserve"> PAGEREF _Toc226493700 \h </w:instrText>
+        </w:r>
+        <w:r>
+          <w:rPr>
+            <w:noProof/>
+            <w:webHidden/>
+          </w:rPr>
+        </w:r>
+        <w:r>
+          <w:rPr>
+            <w:noProof/>
+            <w:webHidden/>
+          </w:rPr>
+          <w:fldChar w:fldCharType="separate"/>
+        </w:r>
+        <w:r>
+          <w:rPr>
+            <w:noProof/>
+            <w:webHidden/>
+          </w:rPr>
+          <w:t>4</w:t>
+        </w:r>
+        <w:r>
+          <w:rPr>
+            <w:noProof/>
+            <w:webHidden/>
+          </w:rPr>
+          <w:fldChar w:fldCharType="end"/>
+        </w:r>
+      </w:hyperlink>
+    </w:p>
+    <w:p>
+      <w:pPr>
+        <w:pStyle w:val="TOC1"/>
+        <w:tabs>
+          <w:tab w:val="right" w:leader="dot" w:pos="9595"/>
+        </w:tabs>
+        <w:rPr>
+          <w:noProof/>
+        </w:rPr>
+      </w:pPr>
+      <w:hyperlink w:anchor="_Toc226493701" w:history="1">
+        <w:r>
+          <w:rPr>
+            <w:rStyle w:val="Hyperlink"/>
+            <w:noProof/>
+          </w:rPr>
+          <w:t>2. What the RPL role is for</w:t>
+        </w:r>
+        <w:r>
+          <w:rPr>
+            <w:noProof/>
+            <w:webHidden/>
+          </w:rPr>
+          <w:tab/>
+        </w:r>
+        <w:r>
+          <w:rPr>
+            <w:noProof/>
+            <w:webHidden/>
+          </w:rPr>
+          <w:fldChar w:fldCharType="begin"/>
+        </w:r>
+        <w:r>
+          <w:rPr>
+            <w:noProof/>
+            <w:webHidden/>
+          </w:rPr>
+          <w:instrText xml:space="preserve"> PAGEREF _Toc226493701 \h </w:instrText>
+        </w:r>
+        <w:r>
+          <w:rPr>
+            <w:noProof/>
+            <w:webHidden/>
+          </w:rPr>
+        </w:r>
+        <w:r>
+          <w:rPr>
+            <w:noProof/>
+            <w:webHidden/>
+          </w:rPr>
+          <w:fldChar w:fldCharType="separate"/>
+        </w:r>
+        <w:r>
+          <w:rPr>
+            <w:noProof/>
+            <w:webHidden/>
+          </w:rPr>
+          <w:t>5</w:t>
+        </w:r>
+        <w:r>
+          <w:rPr>
+            <w:noProof/>
+            <w:webHidden/>
+          </w:rPr>
+          <w:fldChar w:fldCharType="end"/>
+        </w:r>
+      </w:hyperlink>
+    </w:p>
+    <w:p>
+      <w:pPr>
+        <w:pStyle w:val="TOC1"/>
+        <w:tabs>
+          <w:tab w:val="right" w:leader="dot" w:pos="9595"/>
+        </w:tabs>
+        <w:rPr>
+          <w:noProof/>
+        </w:rPr>
+      </w:pPr>
+      <w:hyperlink w:anchor="_Toc226493702" w:history="1">
+        <w:r>
+          <w:rPr>
+            <w:rStyle w:val="Hyperlink"/>
+            <w:noProof/>
+          </w:rPr>
+          <w:t>3. Signing in and first checks</w:t>
+        </w:r>
+        <w:r>
+          <w:rPr>
+            <w:noProof/>
+            <w:webHidden/>
+          </w:rPr>
+          <w:tab/>
+        </w:r>
+        <w:r>
+          <w:rPr>
+            <w:noProof/>
+            <w:webHidden/>
+          </w:rPr>
+          <w:fldChar w:fldCharType="begin"/>
+        </w:r>
+        <w:r>
+          <w:rPr>
+            <w:noProof/>
+            <w:webHidden/>
+          </w:rPr>
+          <w:instrText xml:space="preserve"> PAGEREF _Toc226493702 \h </w:instrText>
+        </w:r>
+        <w:r>
+          <w:rPr>
+            <w:noProof/>
+            <w:webHidden/>
+          </w:rPr>
+        </w:r>
+        <w:r>
+          <w:rPr>
+            <w:noProof/>
+            <w:webHidden/>
+          </w:rPr>
+          <w:fldChar w:fldCharType="separate"/>
+        </w:r>
+        <w:r>
+          <w:rPr>
+            <w:noProof/>
+            <w:webHidden/>
+          </w:rPr>
+          <w:t>6</w:t>
+        </w:r>
+        <w:r>
+          <w:rPr>
+            <w:noProof/>
+            <w:webHidden/>
+          </w:rPr>
+          <w:fldChar w:fldCharType="end"/>
+        </w:r>
+      </w:hyperlink>
+    </w:p>
+    <w:p>
+      <w:pPr>
+        <w:pStyle w:val="TOC1"/>
+        <w:tabs>
+          <w:tab w:val="right" w:leader="dot" w:pos="9595"/>
+        </w:tabs>
+        <w:rPr>
+          <w:noProof/>
+        </w:rPr>
+      </w:pPr>
+      <w:hyperlink w:anchor="_Toc226493703" w:history="1">
+        <w:r>
+          <w:rPr>
+            <w:rStyle w:val="Hyperlink"/>
+            <w:noProof/>
+          </w:rPr>
+          <w:t>4. Understanding the layout</w:t>
+        </w:r>
+        <w:r>
+          <w:rPr>
+            <w:noProof/>
+            <w:webHidden/>
+          </w:rPr>
+          <w:tab/>
+        </w:r>
+        <w:r>
+          <w:rPr>
+            <w:noProof/>
+            <w:webHidden/>
+          </w:rPr>
+          <w:fldChar w:fldCharType="begin"/>
+        </w:r>
+        <w:r>
+          <w:rPr>
+            <w:noProof/>
+            <w:webHidden/>
+          </w:rPr>
+          <w:instrText xml:space="preserve"> PAGEREF _Toc226493703 \h </w:instrText>
+        </w:r>
+        <w:r>
+          <w:rPr>
+            <w:noProof/>
+            <w:webHidden/>
+          </w:rPr>
+        </w:r>
+        <w:r>
+          <w:rPr>
+            <w:noProof/>
+            <w:webHidden/>
+          </w:rPr>
+          <w:fldChar w:fldCharType="separate"/>
+        </w:r>
+        <w:r>
+          <w:rPr>
+            <w:noProof/>
+            <w:webHidden/>
+          </w:rPr>
+          <w:t>6</w:t>
+        </w:r>
+        <w:r>
+          <w:rPr>
+            <w:noProof/>
+            <w:webHidden/>
+          </w:rPr>
+          <w:fldChar w:fldCharType="end"/>
+        </w:r>
+      </w:hyperlink>
+    </w:p>
+    <w:p>
+      <w:pPr>
+        <w:pStyle w:val="TOC1"/>
+        <w:tabs>
+          <w:tab w:val="right" w:leader="dot" w:pos="9595"/>
+        </w:tabs>
+        <w:rPr>
+          <w:noProof/>
+        </w:rPr>
+      </w:pPr>
+      <w:hyperlink w:anchor="_Toc226493704" w:history="1">
+        <w:r>
+          <w:rPr>
+            <w:rStyle w:val="Hyperlink"/>
+            <w:noProof/>
+          </w:rPr>
+          <w:t>5. Filters and navigation</w:t>
+        </w:r>
+        <w:r>
+          <w:rPr>
+            <w:noProof/>
+            <w:webHidden/>
+          </w:rPr>
+          <w:tab/>
+        </w:r>
+        <w:r>
+          <w:rPr>
+            <w:noProof/>
+            <w:webHidden/>
+          </w:rPr>
+          <w:fldChar w:fldCharType="begin"/>
+        </w:r>
+        <w:r>
+          <w:rPr>
+            <w:noProof/>
+            <w:webHidden/>
+          </w:rPr>
+          <w:instrText xml:space="preserve"> PAGEREF _Toc226493704 \h </w:instrText>
+        </w:r>
+        <w:r>
+          <w:rPr>
+            <w:noProof/>
+            <w:webHidden/>
+          </w:rPr>
+        </w:r>
+        <w:r>
+          <w:rPr>
+            <w:noProof/>
+            <w:webHidden/>
+          </w:rPr>
+          <w:fldChar w:fldCharType="separate"/>
+        </w:r>
+        <w:r>
+          <w:rPr>
+            <w:noProof/>
+            <w:webHidden/>
+          </w:rPr>
+          <w:t>7</w:t>
+        </w:r>
+        <w:r>
+          <w:rPr>
+            <w:noProof/>
+            <w:webHidden/>
+          </w:rPr>
+          <w:fldChar w:fldCharType="end"/>
+        </w:r>
+      </w:hyperlink>
+    </w:p>
+    <w:p>
+      <w:pPr>
+        <w:pStyle w:val="TOC2"/>
+        <w:tabs>
+          <w:tab w:val="right" w:leader="dot" w:pos="9595"/>
+        </w:tabs>
+        <w:rPr>
+          <w:noProof/>
+        </w:rPr>
+      </w:pPr>
+      <w:hyperlink w:anchor="_Toc226493705" w:history="1">
+        <w:r>
+          <w:rPr>
+            <w:rStyle w:val="Hyperlink"/>
+            <w:noProof/>
+          </w:rPr>
+          <w:t>5.1 Region controls</w:t>
+        </w:r>
+        <w:r>
+          <w:rPr>
+            <w:noProof/>
+            <w:webHidden/>
+          </w:rPr>
+          <w:tab/>
+        </w:r>
+        <w:r>
+          <w:rPr>
+            <w:noProof/>
+            <w:webHidden/>
+          </w:rPr>
+          <w:fldChar w:fldCharType="begin"/>
+        </w:r>
+        <w:r>
+          <w:rPr>
+            <w:noProof/>
+            <w:webHidden/>
+          </w:rPr>
+          <w:instrText xml:space="preserve"> PAGEREF _Toc226493705 \h </w:instrText>
+        </w:r>
+        <w:r>
+          <w:rPr>
+            <w:noProof/>
+            <w:webHidden/>
+          </w:rPr>
+        </w:r>
+        <w:r>
+          <w:rPr>
+            <w:noProof/>
+            <w:webHidden/>
+          </w:rPr>
+          <w:fldChar w:fldCharType="separate"/>
+        </w:r>
+        <w:r>
+          <w:rPr>
+            <w:noProof/>
+            <w:webHidden/>
+          </w:rPr>
+          <w:t>7</w:t>
+        </w:r>
+        <w:r>
+          <w:rPr>
+            <w:noProof/>
+            <w:webHidden/>
+          </w:rPr>
+          <w:fldChar w:fldCharType="end"/>
+        </w:r>
+      </w:hyperlink>
+    </w:p>
+    <w:p>
+      <w:pPr>
+        <w:pStyle w:val="TOC2"/>
+        <w:tabs>
+          <w:tab w:val="right" w:leader="dot" w:pos="9595"/>
+        </w:tabs>
+        <w:rPr>
+          <w:noProof/>
+        </w:rPr>
+      </w:pPr>
+      <w:hyperlink w:anchor="_Toc226493706" w:history="1">
+        <w:r>
+          <w:rPr>
+            <w:rStyle w:val="Hyperlink"/>
+            <w:noProof/>
+          </w:rPr>
+          <w:t>5.2 Timeframe controls</w:t>
+        </w:r>
+        <w:r>
+          <w:rPr>
+            <w:noProof/>
+            <w:webHidden/>
+          </w:rPr>
+          <w:tab/>
+        </w:r>
+        <w:r>
+          <w:rPr>
+            <w:noProof/>
+            <w:webHidden/>
+          </w:rPr>
+          <w:fldChar w:fldCharType="begin"/>
+        </w:r>
+        <w:r>
+          <w:rPr>
+            <w:noProof/>
+            <w:webHidden/>
+          </w:rPr>
+          <w:instrText xml:space="preserve"> PAGEREF _Toc226493706 \h </w:instrText>
+        </w:r>
+        <w:r>
+          <w:rPr>
+            <w:noProof/>
+            <w:webHidden/>
+          </w:rPr>
+        </w:r>
+        <w:r>
+          <w:rPr>
+            <w:noProof/>
+            <w:webHidden/>
+          </w:rPr>
+          <w:fldChar w:fldCharType="separate"/>
+        </w:r>
+        <w:r>
+          <w:rPr>
+            <w:noProof/>
+            <w:webHidden/>
+          </w:rPr>
+          <w:t>8</w:t>
+        </w:r>
+        <w:r>
+          <w:rPr>
+            <w:noProof/>
+            <w:webHidden/>
+          </w:rPr>
+          <w:fldChar w:fldCharType="end"/>
+        </w:r>
+      </w:hyperlink>
+    </w:p>
+    <w:p>
+      <w:pPr>
+        <w:pStyle w:val="TOC2"/>
+        <w:tabs>
+          <w:tab w:val="right" w:leader="dot" w:pos="9595"/>
+        </w:tabs>
+        <w:rPr>
+          <w:noProof/>
+        </w:rPr>
+      </w:pPr>
+      <w:hyperlink w:anchor="_Toc226493707" w:history="1">
+        <w:r>
+          <w:rPr>
+            <w:rStyle w:val="Hyperlink"/>
+            <w:noProof/>
+          </w:rPr>
+          <w:t>5.3 Recommended navigation pattern</w:t>
+        </w:r>
+        <w:r>
+          <w:rPr>
+            <w:noProof/>
+            <w:webHidden/>
+          </w:rPr>
+          <w:tab/>
+        </w:r>
+        <w:r>
+          <w:rPr>
+            <w:noProof/>
+            <w:webHidden/>
+          </w:rPr>
+          <w:fldChar w:fldCharType="begin"/>
+        </w:r>
+        <w:r>
+          <w:rPr>
+            <w:noProof/>
+            <w:webHidden/>
+          </w:rPr>
+          <w:instrText xml:space="preserve"> PAGEREF _Toc226493707 \h </w:instrText>
+        </w:r>
+        <w:r>
+          <w:rPr>
+            <w:noProof/>
+            <w:webHidden/>
+          </w:rPr>
+        </w:r>
+        <w:r>
+          <w:rPr>
+            <w:noProof/>
+            <w:webHidden/>
+          </w:rPr>
+          <w:fldChar w:fldCharType="separate"/>
+        </w:r>
+        <w:r>
+          <w:rPr>
+            <w:noProof/>
+            <w:webHidden/>
+          </w:rPr>
+          <w:t>8</w:t>
+        </w:r>
+        <w:r>
+          <w:rPr>
+            <w:noProof/>
+            <w:webHidden/>
+          </w:rPr>
+          <w:fldChar w:fldCharType="end"/>
+        </w:r>
+      </w:hyperlink>
+    </w:p>
+    <w:p>
+      <w:pPr>
+        <w:pStyle w:val="TOC1"/>
+        <w:tabs>
+          <w:tab w:val="right" w:leader="dot" w:pos="9595"/>
+        </w:tabs>
+        <w:rPr>
+          <w:noProof/>
+        </w:rPr>
+      </w:pPr>
+      <w:hyperlink w:anchor="_Toc226493708" w:history="1">
+        <w:r>
+          <w:rPr>
+            <w:rStyle w:val="Hyperlink"/>
+            <w:noProof/>
+          </w:rPr>
+          <w:t>6. KPI Dashboard</w:t>
+        </w:r>
+        <w:r>
+          <w:rPr>
+            <w:noProof/>
+            <w:webHidden/>
+          </w:rPr>
+          <w:tab/>
+        </w:r>
+        <w:r>
+          <w:rPr>
+            <w:noProof/>
+            <w:webHidden/>
+          </w:rPr>
+          <w:fldChar w:fldCharType="begin"/>
+        </w:r>
+        <w:r>
+          <w:rPr>
+            <w:noProof/>
+            <w:webHidden/>
+          </w:rPr>
+          <w:instrText xml:space="preserve"> PAGEREF _Toc226493708 \h </w:instrText>
+        </w:r>
+        <w:r>
+          <w:rPr>
+            <w:noProof/>
+            <w:webHidden/>
+          </w:rPr>
+        </w:r>
+        <w:r>
+          <w:rPr>
+            <w:noProof/>
+            <w:webHidden/>
+          </w:rPr>
+          <w:fldChar w:fldCharType="separate"/>
+        </w:r>
+        <w:r>
+          <w:rPr>
+            <w:noProof/>
+            <w:webHidden/>
+          </w:rPr>
+          <w:t>8</w:t>
+        </w:r>
+        <w:r>
+          <w:rPr>
+            <w:noProof/>
+            <w:webHidden/>
+          </w:rPr>
+          <w:fldChar w:fldCharType="end"/>
+        </w:r>
+      </w:hyperlink>
+    </w:p>
+    <w:p>
+      <w:pPr>
+        <w:pStyle w:val="TOC2"/>
+        <w:tabs>
+          <w:tab w:val="right" w:leader="dot" w:pos="9595"/>
+        </w:tabs>
+        <w:rPr>
+          <w:noProof/>
+        </w:rPr>
+      </w:pPr>
+      <w:hyperlink w:anchor="_Toc226493709" w:history="1">
+        <w:r>
+          <w:rPr>
+            <w:rStyle w:val="Hyperlink"/>
+            <w:noProof/>
+          </w:rPr>
+          <w:t>6.1 When to use KPI Dashboard</w:t>
+        </w:r>
+        <w:r>
+          <w:rPr>
+            <w:noProof/>
+            <w:webHidden/>
+          </w:rPr>
+          <w:tab/>
+        </w:r>
+        <w:r>
+          <w:rPr>
+            <w:noProof/>
+            <w:webHidden/>
+          </w:rPr>
+          <w:fldChar w:fldCharType="begin"/>
+        </w:r>
+        <w:r>
+          <w:rPr>
+            <w:noProof/>
+            <w:webHidden/>
+          </w:rPr>
+          <w:instrText xml:space="preserve"> PAGEREF _Toc226493709 \h </w:instrText>
+        </w:r>
+        <w:r>
+          <w:rPr>
+            <w:noProof/>
+            <w:webHidden/>
+          </w:rPr>
+        </w:r>
+        <w:r>
+          <w:rPr>
+            <w:noProof/>
+            <w:webHidden/>
+          </w:rPr>
+          <w:fldChar w:fldCharType="separate"/>
+        </w:r>
+        <w:r>
+          <w:rPr>
+            <w:noProof/>
+            <w:webHidden/>
+          </w:rPr>
+          <w:t>9</w:t>
+        </w:r>
+        <w:r>
+          <w:rPr>
+            <w:noProof/>
+            <w:webHidden/>
+          </w:rPr>
+          <w:fldChar w:fldCharType="end"/>
+        </w:r>
+      </w:hyperlink>
+    </w:p>
+    <w:p>
+      <w:pPr>
+        <w:pStyle w:val="TOC2"/>
+        <w:tabs>
+          <w:tab w:val="right" w:leader="dot" w:pos="9595"/>
+        </w:tabs>
+        <w:rPr>
+          <w:noProof/>
+        </w:rPr>
+      </w:pPr>
+      <w:hyperlink w:anchor="_Toc226493710" w:history="1">
+        <w:r>
+          <w:rPr>
+            <w:rStyle w:val="Hyperlink"/>
+            <w:noProof/>
+          </w:rPr>
+          <w:t>6.2 KPI sections</w:t>
+        </w:r>
+        <w:r>
+          <w:rPr>
+            <w:noProof/>
+            <w:webHidden/>
+          </w:rPr>
+          <w:tab/>
+        </w:r>
+        <w:r>
+          <w:rPr>
+            <w:noProof/>
+            <w:webHidden/>
+          </w:rPr>
+          <w:fldChar w:fldCharType="begin"/>
+        </w:r>
+        <w:r>
+          <w:rPr>
+            <w:noProof/>
+            <w:webHidden/>
+          </w:rPr>
+          <w:instrText xml:space="preserve"> PAGEREF _Toc226493710 \h </w:instrText>
+        </w:r>
+        <w:r>
+          <w:rPr>
+            <w:noProof/>
+            <w:webHidden/>
+          </w:rPr>
+        </w:r>
+        <w:r>
+          <w:rPr>
+            <w:noProof/>
+            <w:webHidden/>
+          </w:rPr>
+          <w:fldChar w:fldCharType="separate"/>
+        </w:r>
+        <w:r>
+          <w:rPr>
+            <w:noProof/>
+            <w:webHidden/>
+          </w:rPr>
+          <w:t>9</w:t>
+        </w:r>
+        <w:r>
+          <w:rPr>
+            <w:noProof/>
+            <w:webHidden/>
+          </w:rPr>
+          <w:fldChar w:fldCharType="end"/>
+        </w:r>
+      </w:hyperlink>
+    </w:p>
+    <w:p>
+      <w:pPr>
+        <w:pStyle w:val="TOC2"/>
+        <w:tabs>
+          <w:tab w:val="right" w:leader="dot" w:pos="9595"/>
+        </w:tabs>
+        <w:rPr>
+          <w:noProof/>
+        </w:rPr>
+      </w:pPr>
+      <w:hyperlink w:anchor="_Toc226493711" w:history="1">
+        <w:r>
+          <w:rPr>
+            <w:rStyle w:val="Hyperlink"/>
+            <w:noProof/>
+          </w:rPr>
+          <w:t>6.3 Step-by-step KPI workflow</w:t>
+        </w:r>
+        <w:r>
+          <w:rPr>
+            <w:noProof/>
+            <w:webHidden/>
+          </w:rPr>
+          <w:tab/>
+        </w:r>
+        <w:r>
+          <w:rPr>
+            <w:noProof/>
+            <w:webHidden/>
+          </w:rPr>
+          <w:fldChar w:fldCharType="begin"/>
+        </w:r>
+        <w:r>
+          <w:rPr>
+            <w:noProof/>
+            <w:webHidden/>
+          </w:rPr>
+          <w:instrText xml:space="preserve"> PAGEREF _Toc226493711 \h </w:instrText>
+        </w:r>
+        <w:r>
+          <w:rPr>
+            <w:noProof/>
+            <w:webHidden/>
+          </w:rPr>
+        </w:r>
+        <w:r>
+          <w:rPr>
+            <w:noProof/>
+            <w:webHidden/>
+          </w:rPr>
+          <w:fldChar w:fldCharType="separate"/>
+        </w:r>
+        <w:r>
+          <w:rPr>
+            <w:noProof/>
+            <w:webHidden/>
+          </w:rPr>
+          <w:t>9</w:t>
+        </w:r>
+        <w:r>
+          <w:rPr>
+            <w:noProof/>
+            <w:webHidden/>
+          </w:rPr>
+          <w:fldChar w:fldCharType="end"/>
+        </w:r>
+      </w:hyperlink>
+    </w:p>
+    <w:p>
+      <w:pPr>
+        <w:pStyle w:val="TOC2"/>
+        <w:tabs>
+          <w:tab w:val="right" w:leader="dot" w:pos="9595"/>
+        </w:tabs>
+        <w:rPr>
+          <w:noProof/>
+        </w:rPr>
+      </w:pPr>
+      <w:hyperlink w:anchor="_Toc226493712" w:history="1">
+        <w:r>
+          <w:rPr>
+            <w:rStyle w:val="Hyperlink"/>
+            <w:noProof/>
+          </w:rPr>
+          <w:t>6.4 Using drill-down properly</w:t>
+        </w:r>
+        <w:r>
+          <w:rPr>
+            <w:noProof/>
+            <w:webHidden/>
+          </w:rPr>
+          <w:tab/>
+        </w:r>
+        <w:r>
+          <w:rPr>
+            <w:noProof/>
+            <w:webHidden/>
+          </w:rPr>
+          <w:fldChar w:fldCharType="begin"/>
+        </w:r>
+        <w:r>
+          <w:rPr>
+            <w:noProof/>
+            <w:webHidden/>
+          </w:rPr>
+          <w:instrText xml:space="preserve"> PAGEREF _Toc226493712 \h </w:instrText>
+        </w:r>
+        <w:r>
+          <w:rPr>
+            <w:noProof/>
+            <w:webHidden/>
+          </w:rPr>
+        </w:r>
+        <w:r>
+          <w:rPr>
+            <w:noProof/>
+            <w:webHidden/>
+          </w:rPr>
+          <w:fldChar w:fldCharType="separate"/>
+        </w:r>
+        <w:r>
+          <w:rPr>
+            <w:noProof/>
+            <w:webHidden/>
+          </w:rPr>
+          <w:t>10</w:t>
+        </w:r>
+        <w:r>
+          <w:rPr>
+            <w:noProof/>
+            <w:webHidden/>
+          </w:rPr>
+          <w:fldChar w:fldCharType="end"/>
+        </w:r>
+      </w:hyperlink>
+    </w:p>
+    <w:p>
+      <w:pPr>
+        <w:pStyle w:val="TOC2"/>
+        <w:tabs>
+          <w:tab w:val="right" w:leader="dot" w:pos="9595"/>
+        </w:tabs>
+        <w:rPr>
+          <w:noProof/>
+        </w:rPr>
+      </w:pPr>
+      <w:hyperlink w:anchor="_Toc226493713" w:history="1">
+        <w:r>
+          <w:rPr>
+            <w:rStyle w:val="Hyperlink"/>
+            <w:noProof/>
+          </w:rPr>
+          <w:t>6.5 Privacy limits for RPL users</w:t>
+        </w:r>
+        <w:r>
+          <w:rPr>
+            <w:noProof/>
+            <w:webHidden/>
+          </w:rPr>
+          <w:tab/>
+        </w:r>
+        <w:r>
+          <w:rPr>
+            <w:noProof/>
+            <w:webHidden/>
+          </w:rPr>
+          <w:fldChar w:fldCharType="begin"/>
+        </w:r>
+        <w:r>
+          <w:rPr>
+            <w:noProof/>
+            <w:webHidden/>
+          </w:rPr>
+          <w:instrText xml:space="preserve"> PAGEREF _Toc226493713 \h </w:instrText>
+        </w:r>
+        <w:r>
+          <w:rPr>
+            <w:noProof/>
+            <w:webHidden/>
+          </w:rPr>
+        </w:r>
+        <w:r>
+          <w:rPr>
+            <w:noProof/>
+            <w:webHidden/>
+          </w:rPr>
+          <w:fldChar w:fldCharType="separate"/>
+        </w:r>
+        <w:r>
+          <w:rPr>
+            <w:noProof/>
+            <w:webHidden/>
+          </w:rPr>
+          <w:t>10</w:t>
+        </w:r>
+        <w:r>
+          <w:rPr>
+            <w:noProof/>
+            <w:webHidden/>
+          </w:rPr>
+          <w:fldChar w:fldCharType="end"/>
+        </w:r>
+      </w:hyperlink>
+    </w:p>
+    <w:p>
+      <w:pPr>
+        <w:pStyle w:val="TOC2"/>
+        <w:tabs>
+          <w:tab w:val="right" w:leader="dot" w:pos="9595"/>
+        </w:tabs>
+        <w:rPr>
+          <w:noProof/>
+        </w:rPr>
+      </w:pPr>
+      <w:hyperlink w:anchor="_Toc226493714" w:history="1">
+        <w:r>
+          <w:rPr>
+            <w:rStyle w:val="Hyperlink"/>
+            <w:noProof/>
+          </w:rPr>
+          <w:t>6.6 Good KPI habits</w:t>
+        </w:r>
+        <w:r>
+          <w:rPr>
+            <w:noProof/>
+            <w:webHidden/>
+          </w:rPr>
+          <w:tab/>
+        </w:r>
+        <w:r>
+          <w:rPr>
+            <w:noProof/>
+            <w:webHidden/>
+          </w:rPr>
+          <w:fldChar w:fldCharType="begin"/>
+        </w:r>
+        <w:r>
+          <w:rPr>
+            <w:noProof/>
+            <w:webHidden/>
+          </w:rPr>
+          <w:instrText xml:space="preserve"> PAGEREF _Toc226493714 \h </w:instrText>
+        </w:r>
+        <w:r>
+          <w:rPr>
+            <w:noProof/>
+            <w:webHidden/>
+          </w:rPr>
+        </w:r>
+        <w:r>
+          <w:rPr>
+            <w:noProof/>
+            <w:webHidden/>
+          </w:rPr>
+          <w:fldChar w:fldCharType="separate"/>
+        </w:r>
+        <w:r>
+          <w:rPr>
+            <w:noProof/>
+            <w:webHidden/>
+          </w:rPr>
+          <w:t>11</w:t>
+        </w:r>
+        <w:r>
+          <w:rPr>
+            <w:noProof/>
+            <w:webHidden/>
+          </w:rPr>
+          <w:fldChar w:fldCharType="end"/>
+        </w:r>
+      </w:hyperlink>
+    </w:p>
+    <w:p>
+      <w:pPr>
+        <w:pStyle w:val="TOC1"/>
+        <w:tabs>
+          <w:tab w:val="right" w:leader="dot" w:pos="9595"/>
+        </w:tabs>
+        <w:rPr>
+          <w:noProof/>
+        </w:rPr>
+      </w:pPr>
+      <w:hyperlink w:anchor="_Toc226493715" w:history="1">
+        <w:r>
+          <w:rPr>
+            <w:rStyle w:val="Hyperlink"/>
+            <w:noProof/>
+          </w:rPr>
+          <w:t>7. Custom Reports Dashboard</w:t>
+        </w:r>
+        <w:r>
+          <w:rPr>
+            <w:noProof/>
+            <w:webHidden/>
+          </w:rPr>
+          <w:tab/>
+        </w:r>
+        <w:r>
+          <w:rPr>
+            <w:noProof/>
+            <w:webHidden/>
+          </w:rPr>
+          <w:fldChar w:fldCharType="begin"/>
+        </w:r>
+        <w:r>
+          <w:rPr>
+            <w:noProof/>
+            <w:webHidden/>
+          </w:rPr>
+          <w:instrText xml:space="preserve"> PAGEREF _Toc226493715 \h </w:instrText>
+        </w:r>
+        <w:r>
+          <w:rPr>
+            <w:noProof/>
+            <w:webHidden/>
+          </w:rPr>
+        </w:r>
+        <w:r>
+          <w:rPr>
+            <w:noProof/>
+            <w:webHidden/>
+          </w:rPr>
+          <w:fldChar w:fldCharType="separate"/>
+        </w:r>
+        <w:r>
+          <w:rPr>
+            <w:noProof/>
+            <w:webHidden/>
+          </w:rPr>
+          <w:t>11</w:t>
+        </w:r>
+        <w:r>
+          <w:rPr>
+            <w:noProof/>
+            <w:webHidden/>
+          </w:rPr>
+          <w:fldChar w:fldCharType="end"/>
+        </w:r>
+      </w:hyperlink>
+    </w:p>
+    <w:p>
+      <w:pPr>
+        <w:pStyle w:val="TOC2"/>
+        <w:tabs>
+          <w:tab w:val="right" w:leader="dot" w:pos="9595"/>
+        </w:tabs>
+        <w:rPr>
+          <w:noProof/>
+        </w:rPr>
+      </w:pPr>
+      <w:hyperlink w:anchor="_Toc226493716" w:history="1">
+        <w:r>
+          <w:rPr>
+            <w:rStyle w:val="Hyperlink"/>
+            <w:noProof/>
+          </w:rPr>
+          <w:t>7.1 What this screen is for</w:t>
+        </w:r>
+        <w:r>
+          <w:rPr>
+            <w:noProof/>
+            <w:webHidden/>
+          </w:rPr>
+          <w:tab/>
+        </w:r>
+        <w:r>
+          <w:rPr>
+            <w:noProof/>
+            <w:webHidden/>
+          </w:rPr>
+          <w:fldChar w:fldCharType="begin"/>
+        </w:r>
+        <w:r>
+          <w:rPr>
+            <w:noProof/>
+            <w:webHidden/>
+          </w:rPr>
+          <w:instrText xml:space="preserve"> PAGEREF _Toc226493716 \h </w:instrText>
+        </w:r>
+        <w:r>
+          <w:rPr>
+            <w:noProof/>
+            <w:webHidden/>
+          </w:rPr>
+        </w:r>
+        <w:r>
+          <w:rPr>
+            <w:noProof/>
+            <w:webHidden/>
+          </w:rPr>
+          <w:fldChar w:fldCharType="separate"/>
+        </w:r>
+        <w:r>
+          <w:rPr>
+            <w:noProof/>
+            <w:webHidden/>
+          </w:rPr>
+          <w:t>11</w:t>
+        </w:r>
+        <w:r>
+          <w:rPr>
+            <w:noProof/>
+            <w:webHidden/>
+          </w:rPr>
+          <w:fldChar w:fldCharType="end"/>
+        </w:r>
+      </w:hyperlink>
+    </w:p>
+    <w:p>
+      <w:pPr>
+        <w:pStyle w:val="TOC2"/>
+        <w:tabs>
+          <w:tab w:val="right" w:leader="dot" w:pos="9595"/>
+        </w:tabs>
+        <w:rPr>
+          <w:noProof/>
+        </w:rPr>
+      </w:pPr>
+      <w:hyperlink w:anchor="_Toc226493717" w:history="1">
+        <w:r>
+          <w:rPr>
+            <w:rStyle w:val="Hyperlink"/>
+            <w:noProof/>
+          </w:rPr>
+          <w:t>7.2 Datasets available to RPL users</w:t>
+        </w:r>
+        <w:r>
+          <w:rPr>
+            <w:noProof/>
+            <w:webHidden/>
+          </w:rPr>
+          <w:tab/>
+        </w:r>
+        <w:r>
+          <w:rPr>
+            <w:noProof/>
+            <w:webHidden/>
+          </w:rPr>
+          <w:fldChar w:fldCharType="begin"/>
+        </w:r>
+        <w:r>
+          <w:rPr>
+            <w:noProof/>
+            <w:webHidden/>
+          </w:rPr>
+          <w:instrText xml:space="preserve"> PAGEREF _Toc226493717 \h </w:instrText>
+        </w:r>
+        <w:r>
+          <w:rPr>
+            <w:noProof/>
+            <w:webHidden/>
+          </w:rPr>
+        </w:r>
+        <w:r>
+          <w:rPr>
+            <w:noProof/>
+            <w:webHidden/>
+          </w:rPr>
+          <w:fldChar w:fldCharType="separate"/>
+        </w:r>
+        <w:r>
+          <w:rPr>
+            <w:noProof/>
+            <w:webHidden/>
+          </w:rPr>
+          <w:t>12</w:t>
+        </w:r>
+        <w:r>
+          <w:rPr>
+            <w:noProof/>
+            <w:webHidden/>
+          </w:rPr>
+          <w:fldChar w:fldCharType="end"/>
+        </w:r>
+      </w:hyperlink>
+    </w:p>
+    <w:p>
+      <w:pPr>
+        <w:pStyle w:val="TOC2"/>
+        <w:tabs>
+          <w:tab w:val="right" w:leader="dot" w:pos="9595"/>
+        </w:tabs>
+        <w:rPr>
+          <w:noProof/>
+        </w:rPr>
+      </w:pPr>
+      <w:hyperlink w:anchor="_Toc226493718" w:history="1">
+        <w:r>
+          <w:rPr>
+            <w:rStyle w:val="Hyperlink"/>
+            <w:noProof/>
+          </w:rPr>
+          <w:t>7.3 The main report workflow</w:t>
+        </w:r>
+        <w:r>
+          <w:rPr>
+            <w:noProof/>
+            <w:webHidden/>
+          </w:rPr>
+          <w:tab/>
+        </w:r>
+        <w:r>
+          <w:rPr>
+            <w:noProof/>
+            <w:webHidden/>
+          </w:rPr>
+          <w:fldChar w:fldCharType="begin"/>
+        </w:r>
+        <w:r>
+          <w:rPr>
+            <w:noProof/>
+            <w:webHidden/>
+          </w:rPr>
+          <w:instrText xml:space="preserve"> PAGEREF _Toc226493718 \h </w:instrText>
+        </w:r>
+        <w:r>
+          <w:rPr>
+            <w:noProof/>
+            <w:webHidden/>
+          </w:rPr>
+        </w:r>
+        <w:r>
+          <w:rPr>
+            <w:noProof/>
+            <w:webHidden/>
+          </w:rPr>
+          <w:fldChar w:fldCharType="separate"/>
+        </w:r>
+        <w:r>
+          <w:rPr>
+            <w:noProof/>
+            <w:webHidden/>
+          </w:rPr>
+          <w:t>12</w:t>
+        </w:r>
+        <w:r>
+          <w:rPr>
+            <w:noProof/>
+            <w:webHidden/>
+          </w:rPr>
+          <w:fldChar w:fldCharType="end"/>
+        </w:r>
+      </w:hyperlink>
+    </w:p>
+    <w:p>
+      <w:pPr>
+        <w:pStyle w:val="TOC2"/>
+        <w:tabs>
+          <w:tab w:val="right" w:leader="dot" w:pos="9595"/>
+        </w:tabs>
+        <w:rPr>
+          <w:noProof/>
+        </w:rPr>
+      </w:pPr>
+      <w:hyperlink w:anchor="_Toc226493719" w:history="1">
+        <w:r>
+          <w:rPr>
+            <w:rStyle w:val="Hyperlink"/>
+            <w:noProof/>
+          </w:rPr>
+          <w:t>7.4 Output types explained</w:t>
+        </w:r>
+        <w:r>
+          <w:rPr>
+            <w:noProof/>
+            <w:webHidden/>
+          </w:rPr>
+          <w:tab/>
+        </w:r>
+        <w:r>
+          <w:rPr>
+            <w:noProof/>
+            <w:webHidden/>
+          </w:rPr>
+          <w:fldChar w:fldCharType="begin"/>
+        </w:r>
+        <w:r>
+          <w:rPr>
+            <w:noProof/>
+            <w:webHidden/>
+          </w:rPr>
+          <w:instrText xml:space="preserve"> PAGEREF _Toc226493719 \h </w:instrText>
+        </w:r>
+        <w:r>
+          <w:rPr>
+            <w:noProof/>
+            <w:webHidden/>
+          </w:rPr>
+        </w:r>
+        <w:r>
+          <w:rPr>
+            <w:noProof/>
+            <w:webHidden/>
+          </w:rPr>
+          <w:fldChar w:fldCharType="separate"/>
+        </w:r>
+        <w:r>
+          <w:rPr>
+            <w:noProof/>
+            <w:webHidden/>
+          </w:rPr>
+          <w:t>13</w:t>
+        </w:r>
+        <w:r>
+          <w:rPr>
+            <w:noProof/>
+            <w:webHidden/>
+          </w:rPr>
+          <w:fldChar w:fldCharType="end"/>
+        </w:r>
+      </w:hyperlink>
+    </w:p>
+    <w:p>
+      <w:pPr>
+        <w:pStyle w:val="TOC2"/>
+        <w:tabs>
+          <w:tab w:val="right" w:leader="dot" w:pos="9595"/>
+        </w:tabs>
+        <w:rPr>
+          <w:noProof/>
+        </w:rPr>
+      </w:pPr>
+      <w:hyperlink w:anchor="_Toc226493720" w:history="1">
+        <w:r>
+          <w:rPr>
+            <w:rStyle w:val="Hyperlink"/>
+            <w:noProof/>
+          </w:rPr>
+          <w:t>7.5 Grouping, metrics, and aggregation</w:t>
+        </w:r>
+        <w:r>
+          <w:rPr>
+            <w:noProof/>
+            <w:webHidden/>
+          </w:rPr>
+          <w:tab/>
+        </w:r>
+        <w:r>
+          <w:rPr>
+            <w:noProof/>
+            <w:webHidden/>
+          </w:rPr>
+          <w:fldChar w:fldCharType="begin"/>
+        </w:r>
+        <w:r>
+          <w:rPr>
+            <w:noProof/>
+            <w:webHidden/>
+          </w:rPr>
+          <w:instrText xml:space="preserve"> PAGEREF _Toc226493720 \h </w:instrText>
+        </w:r>
+        <w:r>
+          <w:rPr>
+            <w:noProof/>
+            <w:webHidden/>
+          </w:rPr>
+        </w:r>
+        <w:r>
+          <w:rPr>
+            <w:noProof/>
+            <w:webHidden/>
+          </w:rPr>
+          <w:fldChar w:fldCharType="separate"/>
+        </w:r>
+        <w:r>
+          <w:rPr>
+            <w:noProof/>
+            <w:webHidden/>
+          </w:rPr>
+          <w:t>13</w:t>
+        </w:r>
+        <w:r>
+          <w:rPr>
+            <w:noProof/>
+            <w:webHidden/>
+          </w:rPr>
+          <w:fldChar w:fldCharType="end"/>
+        </w:r>
+      </w:hyperlink>
+    </w:p>
+    <w:p>
+      <w:pPr>
+        <w:pStyle w:val="TOC2"/>
+        <w:tabs>
+          <w:tab w:val="right" w:leader="dot" w:pos="9595"/>
+        </w:tabs>
+        <w:rPr>
+          <w:noProof/>
+        </w:rPr>
+      </w:pPr>
+      <w:hyperlink w:anchor="_Toc226493721" w:history="1">
+        <w:r>
+          <w:rPr>
+            <w:rStyle w:val="Hyperlink"/>
+            <w:noProof/>
+          </w:rPr>
+          <w:t>7.6 How to choose the right output</w:t>
+        </w:r>
+        <w:r>
+          <w:rPr>
+            <w:noProof/>
+            <w:webHidden/>
+          </w:rPr>
+          <w:tab/>
+        </w:r>
+        <w:r>
+          <w:rPr>
+            <w:noProof/>
+            <w:webHidden/>
+          </w:rPr>
+          <w:fldChar w:fldCharType="begin"/>
+        </w:r>
+        <w:r>
+          <w:rPr>
+            <w:noProof/>
+            <w:webHidden/>
+          </w:rPr>
+          <w:instrText xml:space="preserve"> PAGEREF _Toc226493721 \h </w:instrText>
+        </w:r>
+        <w:r>
+          <w:rPr>
+            <w:noProof/>
+            <w:webHidden/>
+          </w:rPr>
+        </w:r>
+        <w:r>
+          <w:rPr>
+            <w:noProof/>
+            <w:webHidden/>
+          </w:rPr>
+          <w:fldChar w:fldCharType="separate"/>
+        </w:r>
+        <w:r>
+          <w:rPr>
+            <w:noProof/>
+            <w:webHidden/>
+          </w:rPr>
+          <w:t>14</w:t>
+        </w:r>
+        <w:r>
+          <w:rPr>
+            <w:noProof/>
+            <w:webHidden/>
+          </w:rPr>
+          <w:fldChar w:fldCharType="end"/>
+        </w:r>
+      </w:hyperlink>
+    </w:p>
+    <w:p>
+      <w:pPr>
+        <w:pStyle w:val="TOC2"/>
+        <w:tabs>
+          <w:tab w:val="right" w:leader="dot" w:pos="9595"/>
+        </w:tabs>
+        <w:rPr>
+          <w:noProof/>
+        </w:rPr>
+      </w:pPr>
+      <w:hyperlink w:anchor="_Toc226493722" w:history="1">
+        <w:r>
+          <w:rPr>
+            <w:rStyle w:val="Hyperlink"/>
+            <w:noProof/>
+          </w:rPr>
+          <w:t>7.7 Advanced Report Controls</w:t>
+        </w:r>
+        <w:r>
+          <w:rPr>
+            <w:noProof/>
+            <w:webHidden/>
+          </w:rPr>
+          <w:tab/>
+        </w:r>
+        <w:r>
+          <w:rPr>
+            <w:noProof/>
+            <w:webHidden/>
+          </w:rPr>
+          <w:fldChar w:fldCharType="begin"/>
+        </w:r>
+        <w:r>
+          <w:rPr>
+            <w:noProof/>
+            <w:webHidden/>
+          </w:rPr>
+          <w:instrText xml:space="preserve"> PAGEREF _Toc226493722 \h </w:instrText>
+        </w:r>
+        <w:r>
+          <w:rPr>
+            <w:noProof/>
+            <w:webHidden/>
+          </w:rPr>
+        </w:r>
+        <w:r>
+          <w:rPr>
+            <w:noProof/>
+            <w:webHidden/>
+          </w:rPr>
+          <w:fldChar w:fldCharType="separate"/>
+        </w:r>
+        <w:r>
+          <w:rPr>
+            <w:noProof/>
+            <w:webHidden/>
+          </w:rPr>
+          <w:t>15</w:t>
+        </w:r>
+        <w:r>
+          <w:rPr>
+            <w:noProof/>
+            <w:webHidden/>
+          </w:rPr>
+          <w:fldChar w:fldCharType="end"/>
+        </w:r>
+      </w:hyperlink>
+    </w:p>
+    <w:p>
+      <w:pPr>
+        <w:pStyle w:val="TOC2"/>
+        <w:tabs>
+          <w:tab w:val="right" w:leader="dot" w:pos="9595"/>
+        </w:tabs>
+        <w:rPr>
+          <w:noProof/>
+        </w:rPr>
+      </w:pPr>
+      <w:hyperlink w:anchor="_Toc226493723" w:history="1">
+        <w:r>
+          <w:rPr>
+            <w:rStyle w:val="Hyperlink"/>
+            <w:noProof/>
+          </w:rPr>
+          <w:t>7.8 Comparison Analysis</w:t>
+        </w:r>
+        <w:r>
+          <w:rPr>
+            <w:noProof/>
+            <w:webHidden/>
+          </w:rPr>
+          <w:tab/>
+        </w:r>
+        <w:r>
+          <w:rPr>
+            <w:noProof/>
+            <w:webHidden/>
+          </w:rPr>
+          <w:fldChar w:fldCharType="begin"/>
+        </w:r>
+        <w:r>
+          <w:rPr>
+            <w:noProof/>
+            <w:webHidden/>
+          </w:rPr>
+          <w:instrText xml:space="preserve"> PAGEREF _Toc226493723 \h </w:instrText>
+        </w:r>
+        <w:r>
+          <w:rPr>
+            <w:noProof/>
+            <w:webHidden/>
+          </w:rPr>
+        </w:r>
+        <w:r>
+          <w:rPr>
+            <w:noProof/>
+            <w:webHidden/>
+          </w:rPr>
+          <w:fldChar w:fldCharType="separate"/>
+        </w:r>
+        <w:r>
+          <w:rPr>
+            <w:noProof/>
+            <w:webHidden/>
+          </w:rPr>
+          <w:t>16</w:t>
+        </w:r>
+        <w:r>
+          <w:rPr>
+            <w:noProof/>
+            <w:webHidden/>
+          </w:rPr>
+          <w:fldChar w:fldCharType="end"/>
+        </w:r>
+      </w:hyperlink>
+    </w:p>
+    <w:p>
+      <w:pPr>
+        <w:pStyle w:val="TOC2"/>
+        <w:tabs>
+          <w:tab w:val="right" w:leader="dot" w:pos="9595"/>
+        </w:tabs>
+        <w:rPr>
+          <w:noProof/>
+        </w:rPr>
+      </w:pPr>
+      <w:hyperlink w:anchor="_Toc226493724" w:history="1">
+        <w:r>
+          <w:rPr>
+            <w:rStyle w:val="Hyperlink"/>
+            <w:noProof/>
+          </w:rPr>
+          <w:t>7.9 Distance Analysis</w:t>
+        </w:r>
+        <w:r>
+          <w:rPr>
+            <w:noProof/>
+            <w:webHidden/>
+          </w:rPr>
+          <w:tab/>
+        </w:r>
+        <w:r>
+          <w:rPr>
+            <w:noProof/>
+            <w:webHidden/>
+          </w:rPr>
+          <w:fldChar w:fldCharType="begin"/>
+        </w:r>
+        <w:r>
+          <w:rPr>
+            <w:noProof/>
+            <w:webHidden/>
+          </w:rPr>
+          <w:instrText xml:space="preserve"> PAGEREF _Toc226493724 \h </w:instrText>
+        </w:r>
+        <w:r>
+          <w:rPr>
+            <w:noProof/>
+            <w:webHidden/>
+          </w:rPr>
+        </w:r>
+        <w:r>
+          <w:rPr>
+            <w:noProof/>
+            <w:webHidden/>
+          </w:rPr>
+          <w:fldChar w:fldCharType="separate"/>
+        </w:r>
+        <w:r>
+          <w:rPr>
+            <w:noProof/>
+            <w:webHidden/>
+          </w:rPr>
+          <w:t>17</w:t>
+        </w:r>
+        <w:r>
+          <w:rPr>
+            <w:noProof/>
+            <w:webHidden/>
+          </w:rPr>
+          <w:fldChar w:fldCharType="end"/>
+        </w:r>
+      </w:hyperlink>
+    </w:p>
+    <w:p>
+      <w:pPr>
+        <w:pStyle w:val="TOC2"/>
+        <w:tabs>
+          <w:tab w:val="right" w:leader="dot" w:pos="9595"/>
+        </w:tabs>
+        <w:rPr>
+          <w:noProof/>
+        </w:rPr>
+      </w:pPr>
+      <w:hyperlink w:anchor="_Toc226493725" w:history="1">
+        <w:r>
+          <w:rPr>
+            <w:rStyle w:val="Hyperlink"/>
+            <w:noProof/>
+          </w:rPr>
+          <w:t>7.10 Example reporting workflows</w:t>
+        </w:r>
+        <w:r>
+          <w:rPr>
+            <w:noProof/>
+            <w:webHidden/>
+          </w:rPr>
+          <w:tab/>
+        </w:r>
+        <w:r>
+          <w:rPr>
+            <w:noProof/>
+            <w:webHidden/>
+          </w:rPr>
+          <w:fldChar w:fldCharType="begin"/>
+        </w:r>
+        <w:r>
+          <w:rPr>
+            <w:noProof/>
+            <w:webHidden/>
+          </w:rPr>
+          <w:instrText xml:space="preserve"> PAGEREF _Toc226493725 \h </w:instrText>
+        </w:r>
+        <w:r>
+          <w:rPr>
+            <w:noProof/>
+            <w:webHidden/>
+          </w:rPr>
+        </w:r>
+        <w:r>
+          <w:rPr>
+            <w:noProof/>
+            <w:webHidden/>
+          </w:rPr>
+          <w:fldChar w:fldCharType="separate"/>
+        </w:r>
+        <w:r>
+          <w:rPr>
+            <w:noProof/>
+            <w:webHidden/>
+          </w:rPr>
+          <w:t>17</w:t>
+        </w:r>
+        <w:r>
+          <w:rPr>
+            <w:noProof/>
+            <w:webHidden/>
+          </w:rPr>
+          <w:fldChar w:fldCharType="end"/>
+        </w:r>
+      </w:hyperlink>
+    </w:p>
+    <w:p>
+      <w:pPr>
+        <w:pStyle w:val="TOC1"/>
+        <w:tabs>
+          <w:tab w:val="right" w:leader="dot" w:pos="9595"/>
+        </w:tabs>
+        <w:rPr>
+          <w:noProof/>
+        </w:rPr>
+      </w:pPr>
+      <w:hyperlink w:anchor="_Toc226493726" w:history="1">
+        <w:r>
+          <w:rPr>
+            <w:rStyle w:val="Hyperlink"/>
+            <w:noProof/>
+          </w:rPr>
+          <w:t>8. Case Studies</w:t>
+        </w:r>
+        <w:r>
+          <w:rPr>
+            <w:noProof/>
+            <w:webHidden/>
+          </w:rPr>
+          <w:tab/>
+        </w:r>
+        <w:r>
+          <w:rPr>
+            <w:noProof/>
+            <w:webHidden/>
+          </w:rPr>
+          <w:fldChar w:fldCharType="begin"/>
+        </w:r>
+        <w:r>
+          <w:rPr>
+            <w:noProof/>
+            <w:webHidden/>
+          </w:rPr>
+          <w:instrText xml:space="preserve"> PAGEREF _Toc226493726 \h </w:instrText>
+        </w:r>
+        <w:r>
+          <w:rPr>
+            <w:noProof/>
+            <w:webHidden/>
+          </w:rPr>
+        </w:r>
+        <w:r>
+          <w:rPr>
+            <w:noProof/>
+            <w:webHidden/>
+          </w:rPr>
+          <w:fldChar w:fldCharType="separate"/>
+        </w:r>
+        <w:r>
+          <w:rPr>
+            <w:noProof/>
+            <w:webHidden/>
+          </w:rPr>
+          <w:t>18</w:t>
+        </w:r>
+        <w:r>
+          <w:rPr>
+            <w:noProof/>
+            <w:webHidden/>
+          </w:rPr>
+          <w:fldChar w:fldCharType="end"/>
+        </w:r>
+      </w:hyperlink>
+    </w:p>
+    <w:p>
+      <w:pPr>
+        <w:pStyle w:val="TOC2"/>
+        <w:tabs>
+          <w:tab w:val="right" w:leader="dot" w:pos="9595"/>
+        </w:tabs>
+        <w:rPr>
+          <w:noProof/>
+        </w:rPr>
+      </w:pPr>
+      <w:hyperlink w:anchor="_Toc226493727" w:history="1">
+        <w:r>
+          <w:rPr>
+            <w:rStyle w:val="Hyperlink"/>
+            <w:noProof/>
+          </w:rPr>
+          <w:t>8.1 Reading case studies</w:t>
+        </w:r>
+        <w:r>
+          <w:rPr>
+            <w:noProof/>
+            <w:webHidden/>
+          </w:rPr>
+          <w:tab/>
+        </w:r>
+        <w:r>
+          <w:rPr>
+            <w:noProof/>
+            <w:webHidden/>
+          </w:rPr>
+          <w:fldChar w:fldCharType="begin"/>
+        </w:r>
+        <w:r>
+          <w:rPr>
+            <w:noProof/>
+            <w:webHidden/>
+          </w:rPr>
+          <w:instrText xml:space="preserve"> PAGEREF _Toc226493727 \h </w:instrText>
+        </w:r>
+        <w:r>
+          <w:rPr>
+            <w:noProof/>
+            <w:webHidden/>
+          </w:rPr>
+        </w:r>
+        <w:r>
+          <w:rPr>
+            <w:noProof/>
+            <w:webHidden/>
+          </w:rPr>
+          <w:fldChar w:fldCharType="separate"/>
+        </w:r>
+        <w:r>
+          <w:rPr>
+            <w:noProof/>
+            <w:webHidden/>
+          </w:rPr>
+          <w:t>18</w:t>
+        </w:r>
+        <w:r>
+          <w:rPr>
+            <w:noProof/>
+            <w:webHidden/>
+          </w:rPr>
+          <w:fldChar w:fldCharType="end"/>
+        </w:r>
+      </w:hyperlink>
+    </w:p>
+    <w:p>
+      <w:pPr>
+        <w:pStyle w:val="TOC2"/>
+        <w:tabs>
+          <w:tab w:val="right" w:leader="dot" w:pos="9595"/>
+        </w:tabs>
+        <w:rPr>
+          <w:noProof/>
+        </w:rPr>
+      </w:pPr>
+      <w:hyperlink w:anchor="_Toc226493728" w:history="1">
+        <w:r>
+          <w:rPr>
+            <w:rStyle w:val="Hyperlink"/>
+            <w:noProof/>
+          </w:rPr>
+          <w:t>8.2 Uploading a case study</w:t>
+        </w:r>
+        <w:r>
+          <w:rPr>
+            <w:noProof/>
+            <w:webHidden/>
+          </w:rPr>
+          <w:tab/>
+        </w:r>
+        <w:r>
+          <w:rPr>
+            <w:noProof/>
+            <w:webHidden/>
+          </w:rPr>
+          <w:fldChar w:fldCharType="begin"/>
+        </w:r>
+        <w:r>
+          <w:rPr>
+            <w:noProof/>
+            <w:webHidden/>
+          </w:rPr>
+          <w:instrText xml:space="preserve"> PAGEREF _Toc226493728 \h </w:instrText>
+        </w:r>
+        <w:r>
+          <w:rPr>
+            <w:noProof/>
+            <w:webHidden/>
+          </w:rPr>
+        </w:r>
+        <w:r>
+          <w:rPr>
+            <w:noProof/>
+            <w:webHidden/>
+          </w:rPr>
+          <w:fldChar w:fldCharType="separate"/>
+        </w:r>
+        <w:r>
+          <w:rPr>
+            <w:noProof/>
+            <w:webHidden/>
+          </w:rPr>
+          <w:t>18</w:t>
+        </w:r>
+        <w:r>
+          <w:rPr>
+            <w:noProof/>
+            <w:webHidden/>
+          </w:rPr>
+          <w:fldChar w:fldCharType="end"/>
+        </w:r>
+      </w:hyperlink>
+    </w:p>
+    <w:p>
+      <w:pPr>
+        <w:pStyle w:val="TOC2"/>
+        <w:tabs>
+          <w:tab w:val="right" w:leader="dot" w:pos="9595"/>
+        </w:tabs>
+        <w:rPr>
+          <w:noProof/>
+        </w:rPr>
+      </w:pPr>
+      <w:hyperlink w:anchor="_Toc226493729" w:history="1">
+        <w:r>
+          <w:rPr>
+            <w:rStyle w:val="Hyperlink"/>
+            <w:noProof/>
+          </w:rPr>
+          <w:t>8.3 Good case study practice</w:t>
+        </w:r>
+        <w:r>
+          <w:rPr>
+            <w:noProof/>
+            <w:webHidden/>
+          </w:rPr>
+          <w:tab/>
+        </w:r>
+        <w:r>
+          <w:rPr>
+            <w:noProof/>
+            <w:webHidden/>
+          </w:rPr>
+          <w:fldChar w:fldCharType="begin"/>
+        </w:r>
+        <w:r>
+          <w:rPr>
+            <w:noProof/>
+            <w:webHidden/>
+          </w:rPr>
+          <w:instrText xml:space="preserve"> PAGEREF _Toc226493729 \h </w:instrText>
+        </w:r>
+        <w:r>
+          <w:rPr>
+            <w:noProof/>
+            <w:webHidden/>
+          </w:rPr>
+        </w:r>
+        <w:r>
+          <w:rPr>
+            <w:noProof/>
+            <w:webHidden/>
+          </w:rPr>
+          <w:fldChar w:fldCharType="separate"/>
+        </w:r>
+        <w:r>
+          <w:rPr>
+            <w:noProof/>
+            <w:webHidden/>
+          </w:rPr>
+          <w:t>19</w:t>
+        </w:r>
+        <w:r>
+          <w:rPr>
+            <w:noProof/>
+            <w:webHidden/>
+          </w:rPr>
+          <w:fldChar w:fldCharType="end"/>
+        </w:r>
+      </w:hyperlink>
+    </w:p>
+    <w:p>
+      <w:pPr>
+        <w:pStyle w:val="TOC1"/>
+        <w:tabs>
+          <w:tab w:val="right" w:leader="dot" w:pos="9595"/>
+        </w:tabs>
+        <w:rPr>
+          <w:noProof/>
+        </w:rPr>
+      </w:pPr>
+      <w:hyperlink w:anchor="_Toc226493730" w:history="1">
+        <w:r>
+          <w:rPr>
+            <w:rStyle w:val="Hyperlink"/>
+            <w:noProof/>
+          </w:rPr>
+          <w:t>9. Data Request Form</w:t>
+        </w:r>
+        <w:r>
+          <w:rPr>
+            <w:noProof/>
+            <w:webHidden/>
+          </w:rPr>
+          <w:tab/>
+        </w:r>
+        <w:r>
+          <w:rPr>
+            <w:noProof/>
+            <w:webHidden/>
+          </w:rPr>
+          <w:fldChar w:fldCharType="begin"/>
+        </w:r>
+        <w:r>
+          <w:rPr>
+            <w:noProof/>
+            <w:webHidden/>
+          </w:rPr>
+          <w:instrText xml:space="preserve"> PAGEREF _Toc226493730 \h </w:instrText>
+        </w:r>
+        <w:r>
+          <w:rPr>
+            <w:noProof/>
+            <w:webHidden/>
+          </w:rPr>
+        </w:r>
+        <w:r>
+          <w:rPr>
+            <w:noProof/>
+            <w:webHidden/>
+          </w:rPr>
+          <w:fldChar w:fldCharType="separate"/>
+        </w:r>
+        <w:r>
+          <w:rPr>
+            <w:noProof/>
+            <w:webHidden/>
+          </w:rPr>
+          <w:t>19</w:t>
+        </w:r>
+        <w:r>
+          <w:rPr>
+            <w:noProof/>
+            <w:webHidden/>
+          </w:rPr>
+          <w:fldChar w:fldCharType="end"/>
+        </w:r>
+      </w:hyperlink>
+    </w:p>
+    <w:p>
+      <w:pPr>
+        <w:pStyle w:val="TOC2"/>
+        <w:tabs>
+          <w:tab w:val="right" w:leader="dot" w:pos="9595"/>
+        </w:tabs>
+        <w:rPr>
+          <w:noProof/>
+        </w:rPr>
+      </w:pPr>
+      <w:hyperlink w:anchor="_Toc226493731" w:history="1">
+        <w:r>
+          <w:rPr>
+            <w:rStyle w:val="Hyperlink"/>
+            <w:noProof/>
+          </w:rPr>
+          <w:t>9.1 What you must complete</w:t>
+        </w:r>
+        <w:r>
+          <w:rPr>
+            <w:noProof/>
+            <w:webHidden/>
+          </w:rPr>
+          <w:tab/>
+        </w:r>
+        <w:r>
+          <w:rPr>
+            <w:noProof/>
+            <w:webHidden/>
+          </w:rPr>
+          <w:fldChar w:fldCharType="begin"/>
+        </w:r>
+        <w:r>
+          <w:rPr>
+            <w:noProof/>
+            <w:webHidden/>
+          </w:rPr>
+          <w:instrText xml:space="preserve"> PAGEREF _Toc226493731 \h </w:instrText>
+        </w:r>
+        <w:r>
+          <w:rPr>
+            <w:noProof/>
+            <w:webHidden/>
+          </w:rPr>
+        </w:r>
+        <w:r>
+          <w:rPr>
+            <w:noProof/>
+            <w:webHidden/>
+          </w:rPr>
+          <w:fldChar w:fldCharType="separate"/>
+        </w:r>
+        <w:r>
+          <w:rPr>
+            <w:noProof/>
+            <w:webHidden/>
+          </w:rPr>
+          <w:t>19</w:t>
+        </w:r>
+        <w:r>
+          <w:rPr>
+            <w:noProof/>
+            <w:webHidden/>
+          </w:rPr>
+          <w:fldChar w:fldCharType="end"/>
+        </w:r>
+      </w:hyperlink>
+    </w:p>
+    <w:p>
+      <w:pPr>
+        <w:pStyle w:val="TOC2"/>
+        <w:tabs>
+          <w:tab w:val="right" w:leader="dot" w:pos="9595"/>
+        </w:tabs>
+        <w:rPr>
+          <w:noProof/>
+        </w:rPr>
+      </w:pPr>
+      <w:hyperlink w:anchor="_Toc226493732" w:history="1">
+        <w:r>
+          <w:rPr>
+            <w:rStyle w:val="Hyperlink"/>
+            <w:noProof/>
+          </w:rPr>
+          <w:t>9.2 Step-by-step workflow</w:t>
+        </w:r>
+        <w:r>
+          <w:rPr>
+            <w:noProof/>
+            <w:webHidden/>
+          </w:rPr>
+          <w:tab/>
+        </w:r>
+        <w:r>
+          <w:rPr>
+            <w:noProof/>
+            <w:webHidden/>
+          </w:rPr>
+          <w:fldChar w:fldCharType="begin"/>
+        </w:r>
+        <w:r>
+          <w:rPr>
+            <w:noProof/>
+            <w:webHidden/>
+          </w:rPr>
+          <w:instrText xml:space="preserve"> PAGEREF _Toc226493732 \h </w:instrText>
+        </w:r>
+        <w:r>
+          <w:rPr>
+            <w:noProof/>
+            <w:webHidden/>
+          </w:rPr>
+        </w:r>
+        <w:r>
+          <w:rPr>
+            <w:noProof/>
+            <w:webHidden/>
+          </w:rPr>
+          <w:fldChar w:fldCharType="separate"/>
+        </w:r>
+        <w:r>
+          <w:rPr>
+            <w:noProof/>
+            <w:webHidden/>
+          </w:rPr>
+          <w:t>20</w:t>
+        </w:r>
+        <w:r>
+          <w:rPr>
+            <w:noProof/>
+            <w:webHidden/>
+          </w:rPr>
+          <w:fldChar w:fldCharType="end"/>
+        </w:r>
+      </w:hyperlink>
+    </w:p>
+    <w:p>
+      <w:pPr>
+        <w:pStyle w:val="TOC2"/>
+        <w:tabs>
+          <w:tab w:val="right" w:leader="dot" w:pos="9595"/>
+        </w:tabs>
+        <w:rPr>
+          <w:noProof/>
+        </w:rPr>
+      </w:pPr>
+      <w:hyperlink w:anchor="_Toc226493733" w:history="1">
+        <w:r>
+          <w:rPr>
+            <w:rStyle w:val="Hyperlink"/>
+            <w:noProof/>
+          </w:rPr>
+          <w:t>9.3 What happens after submission</w:t>
+        </w:r>
+        <w:r>
+          <w:rPr>
+            <w:noProof/>
+            <w:webHidden/>
+          </w:rPr>
+          <w:tab/>
+        </w:r>
+        <w:r>
+          <w:rPr>
+            <w:noProof/>
+            <w:webHidden/>
+          </w:rPr>
+          <w:fldChar w:fldCharType="begin"/>
+        </w:r>
+        <w:r>
+          <w:rPr>
+            <w:noProof/>
+            <w:webHidden/>
+          </w:rPr>
+          <w:instrText xml:space="preserve"> PAGEREF _Toc226493733 \h </w:instrText>
+        </w:r>
+        <w:r>
+          <w:rPr>
+            <w:noProof/>
+            <w:webHidden/>
+          </w:rPr>
+        </w:r>
+        <w:r>
+          <w:rPr>
+            <w:noProof/>
+            <w:webHidden/>
+          </w:rPr>
+          <w:fldChar w:fldCharType="separate"/>
+        </w:r>
+        <w:r>
+          <w:rPr>
+            <w:noProof/>
+            <w:webHidden/>
+          </w:rPr>
+          <w:t>20</w:t>
+        </w:r>
+        <w:r>
+          <w:rPr>
+            <w:noProof/>
+            <w:webHidden/>
+          </w:rPr>
+          <w:fldChar w:fldCharType="end"/>
+        </w:r>
+      </w:hyperlink>
+    </w:p>
+    <w:p>
+      <w:pPr>
+        <w:pStyle w:val="TOC1"/>
+        <w:tabs>
+          <w:tab w:val="right" w:leader="dot" w:pos="9595"/>
+        </w:tabs>
+        <w:rPr>
+          <w:noProof/>
+        </w:rPr>
+      </w:pPr>
+      <w:hyperlink w:anchor="_Toc226493734" w:history="1">
+        <w:r>
+          <w:rPr>
+            <w:rStyle w:val="Hyperlink"/>
+            <w:noProof/>
+          </w:rPr>
+          <w:t>10. Common RPL tasks</w:t>
+        </w:r>
+        <w:r>
+          <w:rPr>
+            <w:noProof/>
+            <w:webHidden/>
+          </w:rPr>
+          <w:tab/>
+        </w:r>
+        <w:r>
+          <w:rPr>
+            <w:noProof/>
+            <w:webHidden/>
+          </w:rPr>
+          <w:fldChar w:fldCharType="begin"/>
+        </w:r>
+        <w:r>
+          <w:rPr>
+            <w:noProof/>
+            <w:webHidden/>
+          </w:rPr>
+          <w:instrText xml:space="preserve"> PAGEREF _Toc226493734 \h </w:instrText>
+        </w:r>
+        <w:r>
+          <w:rPr>
+            <w:noProof/>
+            <w:webHidden/>
+          </w:rPr>
+        </w:r>
+        <w:r>
+          <w:rPr>
+            <w:noProof/>
+            <w:webHidden/>
+          </w:rPr>
+          <w:fldChar w:fldCharType="separate"/>
+        </w:r>
+        <w:r>
+          <w:rPr>
+            <w:noProof/>
+            <w:webHidden/>
+          </w:rPr>
+          <w:t>20</w:t>
+        </w:r>
+        <w:r>
+          <w:rPr>
+            <w:noProof/>
+            <w:webHidden/>
+          </w:rPr>
+          <w:fldChar w:fldCharType="end"/>
+        </w:r>
+      </w:hyperlink>
+    </w:p>
+    <w:p>
+      <w:pPr>
+        <w:pStyle w:val="TOC2"/>
+        <w:tabs>
+          <w:tab w:val="right" w:leader="dot" w:pos="9595"/>
+        </w:tabs>
+        <w:rPr>
+          <w:noProof/>
+        </w:rPr>
+      </w:pPr>
+      <w:hyperlink w:anchor="_Toc226493735" w:history="1">
+        <w:r>
+          <w:rPr>
+            <w:rStyle w:val="Hyperlink"/>
+            <w:noProof/>
+          </w:rPr>
+          <w:t>9.1 Check a KPI before a meeting</w:t>
+        </w:r>
+        <w:r>
+          <w:rPr>
+            <w:noProof/>
+            <w:webHidden/>
+          </w:rPr>
+          <w:tab/>
+        </w:r>
+        <w:r>
+          <w:rPr>
+            <w:noProof/>
+            <w:webHidden/>
+          </w:rPr>
+          <w:fldChar w:fldCharType="begin"/>
+        </w:r>
+        <w:r>
+          <w:rPr>
+            <w:noProof/>
+            <w:webHidden/>
+          </w:rPr>
+          <w:instrText xml:space="preserve"> PAGEREF _Toc226493735 \h </w:instrText>
+        </w:r>
+        <w:r>
+          <w:rPr>
+            <w:noProof/>
+            <w:webHidden/>
+          </w:rPr>
+        </w:r>
+        <w:r>
+          <w:rPr>
+            <w:noProof/>
+            <w:webHidden/>
+          </w:rPr>
+          <w:fldChar w:fldCharType="separate"/>
+        </w:r>
+        <w:r>
+          <w:rPr>
+            <w:noProof/>
+            <w:webHidden/>
+          </w:rPr>
+          <w:t>20</w:t>
+        </w:r>
+        <w:r>
+          <w:rPr>
+            <w:noProof/>
+            <w:webHidden/>
+          </w:rPr>
+          <w:fldChar w:fldCharType="end"/>
+        </w:r>
+      </w:hyperlink>
+    </w:p>
+    <w:p>
+      <w:pPr>
+        <w:pStyle w:val="TOC2"/>
+        <w:tabs>
+          <w:tab w:val="right" w:leader="dot" w:pos="9595"/>
+        </w:tabs>
+        <w:rPr>
+          <w:noProof/>
+        </w:rPr>
+      </w:pPr>
+      <w:hyperlink w:anchor="_Toc226493736" w:history="1">
+        <w:r>
+          <w:rPr>
+            <w:rStyle w:val="Hyperlink"/>
+            <w:noProof/>
+          </w:rPr>
+          <w:t>9.2 Export data for offline analysis</w:t>
+        </w:r>
+        <w:r>
+          <w:rPr>
+            <w:noProof/>
+            <w:webHidden/>
+          </w:rPr>
+          <w:tab/>
+        </w:r>
+        <w:r>
+          <w:rPr>
+            <w:noProof/>
+            <w:webHidden/>
+          </w:rPr>
+          <w:fldChar w:fldCharType="begin"/>
+        </w:r>
+        <w:r>
+          <w:rPr>
+            <w:noProof/>
+            <w:webHidden/>
+          </w:rPr>
+          <w:instrText xml:space="preserve"> PAGEREF _Toc226493736 \h </w:instrText>
+        </w:r>
+        <w:r>
+          <w:rPr>
+            <w:noProof/>
+            <w:webHidden/>
+          </w:rPr>
+        </w:r>
+        <w:r>
+          <w:rPr>
+            <w:noProof/>
+            <w:webHidden/>
+          </w:rPr>
+          <w:fldChar w:fldCharType="separate"/>
+        </w:r>
+        <w:r>
+          <w:rPr>
+            <w:noProof/>
+            <w:webHidden/>
+          </w:rPr>
+          <w:t>20</w:t>
+        </w:r>
+        <w:r>
+          <w:rPr>
+            <w:noProof/>
+            <w:webHidden/>
+          </w:rPr>
+          <w:fldChar w:fldCharType="end"/>
+        </w:r>
+      </w:hyperlink>
+    </w:p>
+    <w:p>
+      <w:pPr>
+        <w:pStyle w:val="TOC2"/>
+        <w:tabs>
+          <w:tab w:val="right" w:leader="dot" w:pos="9595"/>
+        </w:tabs>
+        <w:rPr>
+          <w:noProof/>
+        </w:rPr>
+      </w:pPr>
+      <w:hyperlink w:anchor="_Toc226493737" w:history="1">
+        <w:r>
+          <w:rPr>
+            <w:rStyle w:val="Hyperlink"/>
+            <w:noProof/>
+          </w:rPr>
+          <w:t>9.3 Check a regional trend</w:t>
+        </w:r>
+        <w:r>
+          <w:rPr>
+            <w:noProof/>
+            <w:webHidden/>
+          </w:rPr>
+          <w:tab/>
+        </w:r>
+        <w:r>
+          <w:rPr>
+            <w:noProof/>
+            <w:webHidden/>
+          </w:rPr>
+          <w:fldChar w:fldCharType="begin"/>
+        </w:r>
+        <w:r>
+          <w:rPr>
+            <w:noProof/>
+            <w:webHidden/>
+          </w:rPr>
+          <w:instrText xml:space="preserve"> PAGEREF _Toc226493737 \h </w:instrText>
+        </w:r>
+        <w:r>
+          <w:rPr>
+            <w:noProof/>
+            <w:webHidden/>
+          </w:rPr>
+        </w:r>
+        <w:r>
+          <w:rPr>
+            <w:noProof/>
+            <w:webHidden/>
+          </w:rPr>
+          <w:fldChar w:fldCharType="separate"/>
+        </w:r>
+        <w:r>
+          <w:rPr>
+            <w:noProof/>
+            <w:webHidden/>
+          </w:rPr>
+          <w:t>21</w:t>
+        </w:r>
+        <w:r>
+          <w:rPr>
+            <w:noProof/>
+            <w:webHidden/>
+          </w:rPr>
+          <w:fldChar w:fldCharType="end"/>
+        </w:r>
+      </w:hyperlink>
+    </w:p>
+    <w:p>
+      <w:pPr>
+        <w:pStyle w:val="TOC2"/>
+        <w:tabs>
+          <w:tab w:val="right" w:leader="dot" w:pos="9595"/>
+        </w:tabs>
+        <w:rPr>
+          <w:noProof/>
+        </w:rPr>
+      </w:pPr>
+      <w:hyperlink w:anchor="_Toc226493738" w:history="1">
+        <w:r>
+          <w:rPr>
+            <w:rStyle w:val="Hyperlink"/>
+            <w:noProof/>
+          </w:rPr>
+          <w:t>9.4 Add a case study to support a report</w:t>
+        </w:r>
+        <w:r>
+          <w:rPr>
+            <w:noProof/>
+            <w:webHidden/>
+          </w:rPr>
+          <w:tab/>
+        </w:r>
+        <w:r>
+          <w:rPr>
+            <w:noProof/>
+            <w:webHidden/>
+          </w:rPr>
+          <w:fldChar w:fldCharType="begin"/>
+        </w:r>
+        <w:r>
+          <w:rPr>
+            <w:noProof/>
+            <w:webHidden/>
+          </w:rPr>
+          <w:instrText xml:space="preserve"> PAGEREF _Toc226493738 \h </w:instrText>
+        </w:r>
+        <w:r>
+          <w:rPr>
+            <w:noProof/>
+            <w:webHidden/>
+          </w:rPr>
+        </w:r>
+        <w:r>
+          <w:rPr>
+            <w:noProof/>
+            <w:webHidden/>
+          </w:rPr>
+          <w:fldChar w:fldCharType="separate"/>
+        </w:r>
+        <w:r>
+          <w:rPr>
+            <w:noProof/>
+            <w:webHidden/>
+          </w:rPr>
+          <w:t>21</w:t>
+        </w:r>
+        <w:r>
+          <w:rPr>
+            <w:noProof/>
+            <w:webHidden/>
+          </w:rPr>
+          <w:fldChar w:fldCharType="end"/>
+        </w:r>
+      </w:hyperlink>
+    </w:p>
+    <w:p>
+      <w:pPr>
+        <w:pStyle w:val="TOC2"/>
+        <w:tabs>
+          <w:tab w:val="right" w:leader="dot" w:pos="9595"/>
+        </w:tabs>
+        <w:rPr>
+          <w:noProof/>
+        </w:rPr>
+      </w:pPr>
+      <w:hyperlink w:anchor="_Toc226493739" w:history="1">
+        <w:r>
+          <w:rPr>
+            <w:rStyle w:val="Hyperlink"/>
+            <w:noProof/>
+          </w:rPr>
+          <w:t>9.5 Submit a data request</w:t>
+        </w:r>
+        <w:r>
+          <w:rPr>
+            <w:noProof/>
+            <w:webHidden/>
+          </w:rPr>
+          <w:tab/>
+        </w:r>
+        <w:r>
+          <w:rPr>
+            <w:noProof/>
+            <w:webHidden/>
+          </w:rPr>
+          <w:fldChar w:fldCharType="begin"/>
+        </w:r>
+        <w:r>
+          <w:rPr>
+            <w:noProof/>
+            <w:webHidden/>
+          </w:rPr>
+          <w:instrText xml:space="preserve"> PAGEREF _Toc226493739 \h </w:instrText>
+        </w:r>
+        <w:r>
+          <w:rPr>
+            <w:noProof/>
+            <w:webHidden/>
+          </w:rPr>
+        </w:r>
+        <w:r>
+          <w:rPr>
+            <w:noProof/>
+            <w:webHidden/>
+          </w:rPr>
+          <w:fldChar w:fldCharType="separate"/>
+        </w:r>
+        <w:r>
+          <w:rPr>
+            <w:noProof/>
+            <w:webHidden/>
+          </w:rPr>
+          <w:t>21</w:t>
+        </w:r>
+        <w:r>
+          <w:rPr>
+            <w:noProof/>
+            <w:webHidden/>
+          </w:rPr>
+          <w:fldChar w:fldCharType="end"/>
+        </w:r>
+      </w:hyperlink>
+    </w:p>
+    <w:p>
+      <w:pPr>
+        <w:pStyle w:val="TOC1"/>
+        <w:tabs>
+          <w:tab w:val="right" w:leader="dot" w:pos="9595"/>
+        </w:tabs>
+        <w:rPr>
+          <w:noProof/>
+        </w:rPr>
+      </w:pPr>
+      <w:hyperlink w:anchor="_Toc226493740" w:history="1">
+        <w:r>
+          <w:rPr>
+            <w:rStyle w:val="Hyperlink"/>
+            <w:noProof/>
+          </w:rPr>
+          <w:t>11. Good working practice</w:t>
+        </w:r>
+        <w:r>
+          <w:rPr>
+            <w:noProof/>
+            <w:webHidden/>
+          </w:rPr>
+          <w:tab/>
+        </w:r>
+        <w:r>
+          <w:rPr>
+            <w:noProof/>
+            <w:webHidden/>
+          </w:rPr>
+          <w:fldChar w:fldCharType="begin"/>
+        </w:r>
+        <w:r>
+          <w:rPr>
+            <w:noProof/>
+            <w:webHidden/>
+          </w:rPr>
+          <w:instrText xml:space="preserve"> PAGEREF _Toc226493740 \h </w:instrText>
+        </w:r>
+        <w:r>
+          <w:rPr>
+            <w:noProof/>
+            <w:webHidden/>
+          </w:rPr>
+        </w:r>
+        <w:r>
+          <w:rPr>
+            <w:noProof/>
+            <w:webHidden/>
+          </w:rPr>
+          <w:fldChar w:fldCharType="separate"/>
+        </w:r>
+        <w:r>
+          <w:rPr>
+            <w:noProof/>
+            <w:webHidden/>
+          </w:rPr>
+          <w:t>21</w:t>
+        </w:r>
+        <w:r>
+          <w:rPr>
+            <w:noProof/>
+            <w:webHidden/>
+          </w:rPr>
+          <w:fldChar w:fldCharType="end"/>
+        </w:r>
+      </w:hyperlink>
+    </w:p>
+    <w:p>
+      <w:pPr>
+        <w:pStyle w:val="TOC1"/>
+        <w:tabs>
+          <w:tab w:val="right" w:leader="dot" w:pos="9595"/>
+        </w:tabs>
+        <w:rPr>
+          <w:noProof/>
+        </w:rPr>
+      </w:pPr>
+      <w:hyperlink w:anchor="_Toc226493741" w:history="1">
+        <w:r>
+          <w:rPr>
+            <w:rStyle w:val="Hyperlink"/>
+            <w:noProof/>
+          </w:rPr>
+          <w:t>12. Troubleshooting</w:t>
+        </w:r>
+        <w:r>
+          <w:rPr>
+            <w:noProof/>
+            <w:webHidden/>
+          </w:rPr>
+          <w:tab/>
+        </w:r>
+        <w:r>
+          <w:rPr>
+            <w:noProof/>
+            <w:webHidden/>
+          </w:rPr>
+          <w:fldChar w:fldCharType="begin"/>
+        </w:r>
+        <w:r>
+          <w:rPr>
+            <w:noProof/>
+            <w:webHidden/>
+          </w:rPr>
+          <w:instrText xml:space="preserve"> PAGEREF _Toc226493741 \h </w:instrText>
+        </w:r>
+        <w:r>
+          <w:rPr>
+            <w:noProof/>
+            <w:webHidden/>
+          </w:rPr>
+        </w:r>
+        <w:r>
+          <w:rPr>
+            <w:noProof/>
+            <w:webHidden/>
+          </w:rPr>
+          <w:fldChar w:fldCharType="separate"/>
+        </w:r>
+        <w:r>
+          <w:rPr>
+            <w:noProof/>
+            <w:webHidden/>
+          </w:rPr>
+          <w:t>22</w:t>
+        </w:r>
+        <w:r>
+          <w:rPr>
+            <w:noProof/>
+            <w:webHidden/>
+          </w:rPr>
+          <w:fldChar w:fldCharType="end"/>
+        </w:r>
+      </w:hyperlink>
+    </w:p>
+    <w:p>
+      <w:pPr>
+        <w:pStyle w:val="TOC2"/>
+        <w:tabs>
+          <w:tab w:val="right" w:leader="dot" w:pos="9595"/>
+        </w:tabs>
+        <w:rPr>
+          <w:noProof/>
+        </w:rPr>
+      </w:pPr>
+      <w:hyperlink w:anchor="_Toc226493742" w:history="1">
+        <w:r>
+          <w:rPr>
+            <w:rStyle w:val="Hyperlink"/>
+            <w:noProof/>
+          </w:rPr>
+          <w:t>No KPI data is showing</w:t>
+        </w:r>
+        <w:r>
+          <w:rPr>
+            <w:noProof/>
+            <w:webHidden/>
+          </w:rPr>
+          <w:tab/>
+        </w:r>
+        <w:r>
+          <w:rPr>
+            <w:noProof/>
+            <w:webHidden/>
+          </w:rPr>
+          <w:fldChar w:fldCharType="begin"/>
+        </w:r>
+        <w:r>
+          <w:rPr>
+            <w:noProof/>
+            <w:webHidden/>
+          </w:rPr>
+          <w:instrText xml:space="preserve"> PAGEREF _Toc226493742 \h </w:instrText>
+        </w:r>
+        <w:r>
+          <w:rPr>
+            <w:noProof/>
+            <w:webHidden/>
+          </w:rPr>
+        </w:r>
+        <w:r>
+          <w:rPr>
+            <w:noProof/>
+            <w:webHidden/>
+          </w:rPr>
+          <w:fldChar w:fldCharType="separate"/>
+        </w:r>
+        <w:r>
+          <w:rPr>
+            <w:noProof/>
+            <w:webHidden/>
+          </w:rPr>
+          <w:t>22</w:t>
+        </w:r>
+        <w:r>
+          <w:rPr>
+            <w:noProof/>
+            <w:webHidden/>
+          </w:rPr>
+          <w:fldChar w:fldCharType="end"/>
+        </w:r>
+      </w:hyperlink>
+    </w:p>
+    <w:p>
+      <w:pPr>
+        <w:pStyle w:val="TOC2"/>
+        <w:tabs>
+          <w:tab w:val="right" w:leader="dot" w:pos="9595"/>
+        </w:tabs>
+        <w:rPr>
+          <w:noProof/>
+        </w:rPr>
+      </w:pPr>
+      <w:hyperlink w:anchor="_Toc226493743" w:history="1">
+        <w:r>
+          <w:rPr>
+            <w:rStyle w:val="Hyperlink"/>
+            <w:noProof/>
+          </w:rPr>
+          <w:t>The report looks unchanged</w:t>
+        </w:r>
+        <w:r>
+          <w:rPr>
+            <w:noProof/>
+            <w:webHidden/>
+          </w:rPr>
+          <w:tab/>
+        </w:r>
+        <w:r>
+          <w:rPr>
+            <w:noProof/>
+            <w:webHidden/>
+          </w:rPr>
+          <w:fldChar w:fldCharType="begin"/>
+        </w:r>
+        <w:r>
+          <w:rPr>
+            <w:noProof/>
+            <w:webHidden/>
+          </w:rPr>
+          <w:instrText xml:space="preserve"> PAGEREF _Toc226493743 \h </w:instrText>
+        </w:r>
+        <w:r>
+          <w:rPr>
+            <w:noProof/>
+            <w:webHidden/>
+          </w:rPr>
+        </w:r>
+        <w:r>
+          <w:rPr>
+            <w:noProof/>
+            <w:webHidden/>
+          </w:rPr>
+          <w:fldChar w:fldCharType="separate"/>
+        </w:r>
+        <w:r>
+          <w:rPr>
+            <w:noProof/>
+            <w:webHidden/>
+          </w:rPr>
+          <w:t>22</w:t>
+        </w:r>
+        <w:r>
+          <w:rPr>
+            <w:noProof/>
+            <w:webHidden/>
+          </w:rPr>
+          <w:fldChar w:fldCharType="end"/>
+        </w:r>
+      </w:hyperlink>
+    </w:p>
+    <w:p>
+      <w:pPr>
+        <w:pStyle w:val="TOC2"/>
+        <w:tabs>
+          <w:tab w:val="right" w:leader="dot" w:pos="9595"/>
+        </w:tabs>
+        <w:rPr>
+          <w:noProof/>
+        </w:rPr>
+      </w:pPr>
+      <w:hyperlink w:anchor="_Toc226493744" w:history="1">
+        <w:r>
+          <w:rPr>
+            <w:rStyle w:val="Hyperlink"/>
+            <w:noProof/>
+          </w:rPr>
+          <w:t>Distance Analysis shows no rows</w:t>
+        </w:r>
+        <w:r>
+          <w:rPr>
+            <w:noProof/>
+            <w:webHidden/>
+          </w:rPr>
+          <w:tab/>
+        </w:r>
+        <w:r>
+          <w:rPr>
+            <w:noProof/>
+            <w:webHidden/>
+          </w:rPr>
+          <w:fldChar w:fldCharType="begin"/>
+        </w:r>
+        <w:r>
+          <w:rPr>
+            <w:noProof/>
+            <w:webHidden/>
+          </w:rPr>
+          <w:instrText xml:space="preserve"> PAGEREF _Toc226493744 \h </w:instrText>
+        </w:r>
+        <w:r>
+          <w:rPr>
+            <w:noProof/>
+            <w:webHidden/>
+          </w:rPr>
+        </w:r>
+        <w:r>
+          <w:rPr>
+            <w:noProof/>
+            <w:webHidden/>
+          </w:rPr>
+          <w:fldChar w:fldCharType="separate"/>
+        </w:r>
+        <w:r>
+          <w:rPr>
+            <w:noProof/>
+            <w:webHidden/>
+          </w:rPr>
+          <w:t>22</w:t>
+        </w:r>
+        <w:r>
+          <w:rPr>
+            <w:noProof/>
+            <w:webHidden/>
+          </w:rPr>
+          <w:fldChar w:fldCharType="end"/>
+        </w:r>
+      </w:hyperlink>
+    </w:p>
+    <w:p>
+      <w:pPr>
+        <w:pStyle w:val="TOC2"/>
+        <w:tabs>
+          <w:tab w:val="right" w:leader="dot" w:pos="9595"/>
+        </w:tabs>
+        <w:rPr>
+          <w:noProof/>
+        </w:rPr>
+      </w:pPr>
+      <w:hyperlink w:anchor="_Toc226493745" w:history="1">
+        <w:r>
+          <w:rPr>
+            <w:rStyle w:val="Hyperlink"/>
+            <w:noProof/>
+          </w:rPr>
+          <w:t>I cannot see participant names</w:t>
+        </w:r>
+        <w:r>
+          <w:rPr>
+            <w:noProof/>
+            <w:webHidden/>
+          </w:rPr>
+          <w:tab/>
+        </w:r>
+        <w:r>
+          <w:rPr>
+            <w:noProof/>
+            <w:webHidden/>
+          </w:rPr>
+          <w:fldChar w:fldCharType="begin"/>
+        </w:r>
+        <w:r>
+          <w:rPr>
+            <w:noProof/>
+            <w:webHidden/>
+          </w:rPr>
+          <w:instrText xml:space="preserve"> PAGEREF _Toc226493745 \h </w:instrText>
+        </w:r>
+        <w:r>
+          <w:rPr>
+            <w:noProof/>
+            <w:webHidden/>
+          </w:rPr>
+        </w:r>
+        <w:r>
+          <w:rPr>
+            <w:noProof/>
+            <w:webHidden/>
+          </w:rPr>
+          <w:fldChar w:fldCharType="separate"/>
+        </w:r>
+        <w:r>
+          <w:rPr>
+            <w:noProof/>
+            <w:webHidden/>
+          </w:rPr>
+          <w:t>22</w:t>
+        </w:r>
+        <w:r>
+          <w:rPr>
+            <w:noProof/>
+            <w:webHidden/>
+          </w:rPr>
+          <w:fldChar w:fldCharType="end"/>
+        </w:r>
+      </w:hyperlink>
+    </w:p>
+    <w:p>
+      <w:pPr>
+        <w:pStyle w:val="TOC2"/>
+        <w:tabs>
+          <w:tab w:val="right" w:leader="dot" w:pos="9595"/>
+        </w:tabs>
+        <w:rPr>
+          <w:noProof/>
+        </w:rPr>
+      </w:pPr>
+      <w:hyperlink w:anchor="_Toc226493746" w:history="1">
+        <w:r>
+          <w:rPr>
+            <w:rStyle w:val="Hyperlink"/>
+            <w:noProof/>
+          </w:rPr>
+          <w:t>A number still looks wrong</w:t>
+        </w:r>
+        <w:r>
+          <w:rPr>
+            <w:noProof/>
+            <w:webHidden/>
+          </w:rPr>
+          <w:tab/>
+        </w:r>
+        <w:r>
+          <w:rPr>
+            <w:noProof/>
+            <w:webHidden/>
+          </w:rPr>
+          <w:fldChar w:fldCharType="begin"/>
+        </w:r>
+        <w:r>
+          <w:rPr>
+            <w:noProof/>
+            <w:webHidden/>
+          </w:rPr>
+          <w:instrText xml:space="preserve"> PAGEREF _Toc226493746 \h </w:instrText>
+        </w:r>
+        <w:r>
+          <w:rPr>
+            <w:noProof/>
+            <w:webHidden/>
+          </w:rPr>
+        </w:r>
+        <w:r>
+          <w:rPr>
+            <w:noProof/>
+            <w:webHidden/>
+          </w:rPr>
+          <w:fldChar w:fldCharType="separate"/>
+        </w:r>
+        <w:r>
+          <w:rPr>
+            <w:noProof/>
+            <w:webHidden/>
+          </w:rPr>
+          <w:t>22</w:t>
+        </w:r>
+        <w:r>
+          <w:rPr>
+            <w:noProof/>
+            <w:webHidden/>
+          </w:rPr>
+          <w:fldChar w:fldCharType="end"/>
+        </w:r>
+      </w:hyperlink>
+    </w:p>
+    <w:p>
+      <w:r>
+        <w:fldChar w:fldCharType="end"/>
+      </w:r>
+    </w:p>
+    <w:p>
+      <w:r>
+        <w:rPr>
+          <w:i/>
+          <w:sz w:val="20"/>
+        </w:rPr>
+        <w:t>Update the table in Word if entries do not appear immediately.</w:t>
+      </w:r>
+    </w:p>
+    <w:p>
+      <w:r>
+        <w:br w:type="page"/>
+      </w:r>
+    </w:p>
     <w:p>
       <w:pPr>
         <w:pStyle w:val="Title"/>
       </w:pPr>
       <w:r>
+        <w:lastRenderedPageBreak/>
         <w:t>RPL Dashboard Manual</w:t>
       </w:r>
     </w:p>
@@ -37,7 +3387,7 @@
           <w:noProof/>
         </w:rPr>
         <w:drawing>
-          <wp:inline distT="0" distB="0" distL="0" distR="0" wp14:anchorId="39C8847E" wp14:editId="5C8F9B01">
+          <wp:inline distT="0" distB="0" distL="0" distR="0" wp14:anchorId="54E5595E" wp14:editId="7DA253AC">
             <wp:extent cx="6217920" cy="3819579"/>
             <wp:effectExtent l="0" t="0" r="0" b="0"/>
             <wp:docPr id="1" name="Picture 1"/>
@@ -49,1498 +3399,6 @@
                 <pic:pic xmlns:pic="http://schemas.openxmlformats.org/drawingml/2006/picture">
                   <pic:nvPicPr>
                     <pic:cNvPr id="0" name="kpi-dashboard-guide.png"/>
-                    <pic:cNvPicPr/>
-                  </pic:nvPicPr>
-                  <pic:blipFill>
-                    <a:blip r:embed="rId6"/>
-                    <a:stretch>
-                      <a:fillRect/>
-                    </a:stretch>
-                  </pic:blipFill>
-                  <pic:spPr>
-                    <a:xfrm>
-                      <a:off x="0" y="0"/>
-                      <a:ext cx="6217920" cy="3819579"/>
-                    </a:xfrm>
-                    <a:prstGeom prst="rect">
-                      <a:avLst/>
-                    </a:prstGeom>
-                  </pic:spPr>
-                </pic:pic>
-              </a:graphicData>
-            </a:graphic>
-          </wp:inline>
-        </w:drawing>
-      </w:r>
-    </w:p>
-    <w:p/>
-    <w:p>
-      <w:pPr>
-        <w:pStyle w:val="Heading1"/>
-      </w:pPr>
-      <w:r>
-        <w:t>1. Introduction</w:t>
-      </w:r>
-    </w:p>
-    <w:p>
-      <w:r>
-        <w:t>This manual explains how Regional Programme Leads use the dashboard in day-to-day reporting work.</w:t>
-      </w:r>
-    </w:p>
-    <w:p/>
-    <w:p>
-      <w:r>
-        <w:t>The RPL role is designed for people who need to:</w:t>
-      </w:r>
-    </w:p>
-    <w:p/>
-    <w:p>
-      <w:pPr>
-        <w:pStyle w:val="ManualBullet"/>
-      </w:pPr>
-      <w:r>
-        <w:t>monitor regional performance</w:t>
-      </w:r>
-    </w:p>
-    <w:p>
-      <w:pPr>
-        <w:pStyle w:val="ManualBullet"/>
-      </w:pPr>
-      <w:r>
-        <w:t>review headline delivery, partnership, and governance figures</w:t>
-      </w:r>
-    </w:p>
-    <w:p>
-      <w:pPr>
-        <w:pStyle w:val="ManualBullet"/>
-      </w:pPr>
-      <w:r>
-        <w:t>prepare internal updates and regional reports</w:t>
-      </w:r>
-    </w:p>
-    <w:p>
-      <w:pPr>
-        <w:pStyle w:val="ManualBullet"/>
-      </w:pPr>
-      <w:r>
-        <w:t>export structured data for offline use</w:t>
-      </w:r>
-    </w:p>
-    <w:p>
-      <w:pPr>
-        <w:pStyle w:val="ManualBullet"/>
-      </w:pPr>
-      <w:r>
-        <w:t>add qualitative evidence through case studies</w:t>
-      </w:r>
-    </w:p>
-    <w:p/>
-    <w:p>
-      <w:r>
-        <w:t>RPL users can open:</w:t>
-      </w:r>
-    </w:p>
-    <w:p/>
-    <w:p>
-      <w:pPr>
-        <w:pStyle w:val="ManualBullet"/>
-      </w:pPr>
-      <w:r>
-        <w:rPr>
-          <w:rFonts w:ascii="Consolas" w:hAnsi="Consolas"/>
-        </w:rPr>
-        <w:t>KPI Dashboard</w:t>
-      </w:r>
-    </w:p>
-    <w:p>
-      <w:pPr>
-        <w:pStyle w:val="ManualBullet"/>
-      </w:pPr>
-      <w:r>
-        <w:rPr>
-          <w:rFonts w:ascii="Consolas" w:hAnsi="Consolas"/>
-        </w:rPr>
-        <w:t>Custom Reports Dashboard</w:t>
-      </w:r>
-    </w:p>
-    <w:p>
-      <w:pPr>
-        <w:pStyle w:val="ManualBullet"/>
-      </w:pPr>
-      <w:r>
-        <w:rPr>
-          <w:rFonts w:ascii="Consolas" w:hAnsi="Consolas"/>
-        </w:rPr>
-        <w:t>Case Studies</w:t>
-      </w:r>
-    </w:p>
-    <w:p>
-      <w:pPr>
-        <w:pStyle w:val="ManualBullet"/>
-      </w:pPr>
-      <w:r>
-        <w:rPr>
-          <w:rFonts w:ascii="Consolas" w:hAnsi="Consolas"/>
-        </w:rPr>
-        <w:t>Data Request Form</w:t>
-      </w:r>
-    </w:p>
-    <w:p/>
-    <w:p>
-      <w:r>
-        <w:t>RPL users cannot open:</w:t>
-      </w:r>
-    </w:p>
-    <w:p/>
-    <w:p>
-      <w:pPr>
-        <w:pStyle w:val="ManualBullet"/>
-      </w:pPr>
-      <w:r>
-        <w:rPr>
-          <w:rFonts w:ascii="Consolas" w:hAnsi="Consolas"/>
-        </w:rPr>
-        <w:t>Admin Dashboard</w:t>
-      </w:r>
-    </w:p>
-    <w:p>
-      <w:pPr>
-        <w:pStyle w:val="ManualBullet"/>
-      </w:pPr>
-      <w:r>
-        <w:rPr>
-          <w:rFonts w:ascii="Consolas" w:hAnsi="Consolas"/>
-        </w:rPr>
-        <w:t>ML Dashboard</w:t>
-      </w:r>
-    </w:p>
-    <w:p>
-      <w:pPr>
-        <w:pStyle w:val="ManualBullet"/>
-      </w:pPr>
-      <w:r>
-        <w:rPr>
-          <w:rFonts w:ascii="Consolas" w:hAnsi="Consolas"/>
-        </w:rPr>
-        <w:t>Funder Dashboard</w:t>
-      </w:r>
-    </w:p>
-    <w:p/>
-    <w:p>
-      <w:r>
-        <w:t>RPL users also have an important privacy limit. This role is intended for summary reporting rather than operational personal-detail review. You should not expect to see participant names, participant identifiers, postcodes, medical notes, or emergency contact details anywhere in the dashboard.</w:t>
-      </w:r>
-    </w:p>
-    <w:p/>
-    <w:p>
-      <w:pPr>
-        <w:pStyle w:val="Heading1"/>
-      </w:pPr>
-      <w:r>
-        <w:t>2. What the RPL role is for</w:t>
-      </w:r>
-    </w:p>
-    <w:p>
-      <w:r>
-        <w:t>The RPL role is best used when the question is:</w:t>
-      </w:r>
-    </w:p>
-    <w:p/>
-    <w:p>
-      <w:pPr>
-        <w:pStyle w:val="ManualBullet"/>
-      </w:pPr>
-      <w:r>
-        <w:t>how is my region performing</w:t>
-      </w:r>
-    </w:p>
-    <w:p>
-      <w:pPr>
-        <w:pStyle w:val="ManualBullet"/>
-      </w:pPr>
-      <w:r>
-        <w:t>what has changed over time</w:t>
-      </w:r>
-    </w:p>
-    <w:p>
-      <w:pPr>
-        <w:pStyle w:val="ManualBullet"/>
-      </w:pPr>
-      <w:r>
-        <w:t>which areas need follow-up</w:t>
-      </w:r>
-    </w:p>
-    <w:p>
-      <w:pPr>
-        <w:pStyle w:val="ManualBullet"/>
-      </w:pPr>
-      <w:r>
-        <w:t>what evidence can I export for a report or discussion</w:t>
-      </w:r>
-    </w:p>
-    <w:p>
-      <w:pPr>
-        <w:pStyle w:val="ManualBullet"/>
-      </w:pPr>
-      <w:r>
-        <w:t>what case study can I use alongside the numbers</w:t>
-      </w:r>
-    </w:p>
-    <w:p/>
-    <w:p>
-      <w:r>
-        <w:t>The RPL role is not intended for:</w:t>
-      </w:r>
-    </w:p>
-    <w:p/>
-    <w:p>
-      <w:pPr>
-        <w:pStyle w:val="ManualBullet"/>
-      </w:pPr>
-      <w:r>
-        <w:t>checking one attendee in detail</w:t>
-      </w:r>
-    </w:p>
-    <w:p>
-      <w:pPr>
-        <w:pStyle w:val="ManualBullet"/>
-      </w:pPr>
-      <w:r>
-        <w:t>reviewing medical or emergency information</w:t>
-      </w:r>
-    </w:p>
-    <w:p>
-      <w:pPr>
-        <w:pStyle w:val="ManualBullet"/>
-      </w:pPr>
-      <w:r>
-        <w:t>creating or managing user accounts</w:t>
-      </w:r>
-    </w:p>
-    <w:p>
-      <w:pPr>
-        <w:pStyle w:val="ManualBullet"/>
-      </w:pPr>
-      <w:r>
-        <w:t>running sync or maintenance actions</w:t>
-      </w:r>
-    </w:p>
-    <w:p/>
-    <w:p>
-      <w:r>
-        <w:lastRenderedPageBreak/>
-        <w:t xml:space="preserve">If you need personal or event-level operational detail, escalate the question to a </w:t>
-      </w:r>
-      <w:r>
-        <w:rPr>
-          <w:rFonts w:ascii="Consolas" w:hAnsi="Consolas"/>
-        </w:rPr>
-        <w:t>Manager</w:t>
-      </w:r>
-      <w:r>
-        <w:t xml:space="preserve"> or </w:t>
-      </w:r>
-      <w:r>
-        <w:rPr>
-          <w:rFonts w:ascii="Consolas" w:hAnsi="Consolas"/>
-        </w:rPr>
-        <w:t>Admin</w:t>
-      </w:r>
-      <w:r>
-        <w:t xml:space="preserve"> user.</w:t>
-      </w:r>
-    </w:p>
-    <w:p/>
-    <w:p>
-      <w:pPr>
-        <w:pStyle w:val="Heading1"/>
-      </w:pPr>
-      <w:r>
-        <w:t>3. Signing in and first checks</w:t>
-      </w:r>
-    </w:p>
-    <w:p>
-      <w:r>
-        <w:t>When you open the dashboard:</w:t>
-      </w:r>
-    </w:p>
-    <w:p/>
-    <w:p>
-      <w:pPr>
-        <w:pStyle w:val="ManualNumber"/>
-      </w:pPr>
-      <w:r>
-        <w:t>Enter your email address and password.</w:t>
-      </w:r>
-    </w:p>
-    <w:p>
-      <w:pPr>
-        <w:pStyle w:val="ManualNumber"/>
-      </w:pPr>
-      <w:r>
-        <w:t>If the system asks you to change your password, complete that step before continuing.</w:t>
-      </w:r>
-    </w:p>
-    <w:p>
-      <w:pPr>
-        <w:pStyle w:val="ManualNumber"/>
-      </w:pPr>
-      <w:r>
-        <w:t>Look at the left sidebar.</w:t>
-      </w:r>
-    </w:p>
-    <w:p>
-      <w:pPr>
-        <w:pStyle w:val="ManualNumber"/>
-      </w:pPr>
-      <w:r>
-        <w:t xml:space="preserve">Confirm the </w:t>
-      </w:r>
-      <w:r>
-        <w:rPr>
-          <w:rFonts w:ascii="Consolas" w:hAnsi="Consolas"/>
-        </w:rPr>
-        <w:t>View Mode</w:t>
-      </w:r>
-      <w:r>
-        <w:t xml:space="preserve"> you need.</w:t>
-      </w:r>
-    </w:p>
-    <w:p>
-      <w:pPr>
-        <w:pStyle w:val="ManualNumber"/>
-      </w:pPr>
-      <w:r>
-        <w:t xml:space="preserve">Check </w:t>
-      </w:r>
-      <w:r>
-        <w:rPr>
-          <w:rFonts w:ascii="Consolas" w:hAnsi="Consolas"/>
-        </w:rPr>
-        <w:t>Last Data Refresh</w:t>
-      </w:r>
-      <w:r>
-        <w:t xml:space="preserve"> before relying on any figure.</w:t>
-      </w:r>
-    </w:p>
-    <w:p/>
-    <w:p>
-      <w:r>
-        <w:t>If you are using the dashboard for a meeting, report, or update, make checking the refresh time a habit. A figure may be correct for the last completed refresh but still be too old for the purpose you have in mind.</w:t>
-      </w:r>
-    </w:p>
-    <w:p/>
-    <w:p>
-      <w:r>
-        <w:rPr>
-          <w:noProof/>
-        </w:rPr>
-        <w:drawing>
-          <wp:inline distT="0" distB="0" distL="0" distR="0" wp14:anchorId="0C3A6F46" wp14:editId="38CB9836">
-            <wp:extent cx="6217920" cy="3819579"/>
-            <wp:effectExtent l="0" t="0" r="0" b="0"/>
-            <wp:docPr id="2" name="Picture 2"/>
-            <wp:cNvGraphicFramePr>
-              <a:graphicFrameLocks xmlns:a="http://schemas.openxmlformats.org/drawingml/2006/main" noChangeAspect="1"/>
-            </wp:cNvGraphicFramePr>
-            <a:graphic xmlns:a="http://schemas.openxmlformats.org/drawingml/2006/main">
-              <a:graphicData uri="http://schemas.openxmlformats.org/drawingml/2006/picture">
-                <pic:pic xmlns:pic="http://schemas.openxmlformats.org/drawingml/2006/picture">
-                  <pic:nvPicPr>
-                    <pic:cNvPr id="0" name="dashboard-navigation.png"/>
-                    <pic:cNvPicPr/>
-                  </pic:nvPicPr>
-                  <pic:blipFill>
-                    <a:blip r:embed="rId7"/>
-                    <a:stretch>
-                      <a:fillRect/>
-                    </a:stretch>
-                  </pic:blipFill>
-                  <pic:spPr>
-                    <a:xfrm>
-                      <a:off x="0" y="0"/>
-                      <a:ext cx="6217920" cy="3819579"/>
-                    </a:xfrm>
-                    <a:prstGeom prst="rect">
-                      <a:avLst/>
-                    </a:prstGeom>
-                  </pic:spPr>
-                </pic:pic>
-              </a:graphicData>
-            </a:graphic>
-          </wp:inline>
-        </w:drawing>
-      </w:r>
-    </w:p>
-    <w:p/>
-    <w:p>
-      <w:pPr>
-        <w:pStyle w:val="Heading1"/>
-      </w:pPr>
-      <w:r>
-        <w:t>4. Understanding the layout</w:t>
-      </w:r>
-    </w:p>
-    <w:p>
-      <w:r>
-        <w:t>Most RPL work begins in the left sidebar.</w:t>
-      </w:r>
-    </w:p>
-    <w:p/>
-    <w:p>
-      <w:r>
-        <w:t>The sidebar normally contains:</w:t>
-      </w:r>
-    </w:p>
-    <w:p/>
-    <w:p>
-      <w:pPr>
-        <w:pStyle w:val="ManualBullet"/>
-      </w:pPr>
-      <w:r>
-        <w:rPr>
-          <w:rFonts w:ascii="Consolas" w:hAnsi="Consolas"/>
-        </w:rPr>
-        <w:t>View Mode</w:t>
-      </w:r>
-    </w:p>
-    <w:p>
-      <w:pPr>
-        <w:pStyle w:val="ManualBullet"/>
-      </w:pPr>
-      <w:r>
-        <w:t>region controls</w:t>
-      </w:r>
-    </w:p>
-    <w:p>
-      <w:pPr>
-        <w:pStyle w:val="ManualBullet"/>
-      </w:pPr>
-      <w:r>
-        <w:t>timeframe controls</w:t>
-      </w:r>
-    </w:p>
-    <w:p>
-      <w:pPr>
-        <w:pStyle w:val="ManualBullet"/>
-      </w:pPr>
-      <w:r>
-        <w:t xml:space="preserve">screen-specific controls such as </w:t>
-      </w:r>
-      <w:r>
-        <w:rPr>
-          <w:rFonts w:ascii="Consolas" w:hAnsi="Consolas"/>
-        </w:rPr>
-        <w:t>KPI Section</w:t>
-      </w:r>
-    </w:p>
-    <w:p/>
-    <w:p>
-      <w:r>
-        <w:t xml:space="preserve">The main page changes depending on the screen you choose in </w:t>
-      </w:r>
-      <w:r>
-        <w:rPr>
-          <w:rFonts w:ascii="Consolas" w:hAnsi="Consolas"/>
-        </w:rPr>
-        <w:t>View Mode</w:t>
-      </w:r>
-      <w:r>
-        <w:t>.</w:t>
-      </w:r>
-    </w:p>
-    <w:p/>
-    <w:p>
-      <w:r>
-        <w:t>Use the screens like this:</w:t>
-      </w:r>
-    </w:p>
-    <w:p/>
-    <w:p>
-      <w:pPr>
-        <w:pStyle w:val="ManualBullet"/>
-      </w:pPr>
-      <w:r>
-        <w:rPr>
-          <w:rFonts w:ascii="Consolas" w:hAnsi="Consolas"/>
-        </w:rPr>
-        <w:t>KPI Dashboard</w:t>
-      </w:r>
-      <w:r>
-        <w:t xml:space="preserve"> for the quickest headline view</w:t>
-      </w:r>
-    </w:p>
-    <w:p>
-      <w:pPr>
-        <w:pStyle w:val="ManualBullet"/>
-      </w:pPr>
-      <w:r>
-        <w:rPr>
-          <w:rFonts w:ascii="Consolas" w:hAnsi="Consolas"/>
-        </w:rPr>
-        <w:t>Custom Reports Dashboard</w:t>
-      </w:r>
-      <w:r>
-        <w:t xml:space="preserve"> for structured analysis, charts, and exports</w:t>
-      </w:r>
-    </w:p>
-    <w:p>
-      <w:pPr>
-        <w:pStyle w:val="ManualBullet"/>
-      </w:pPr>
-      <w:r>
-        <w:rPr>
-          <w:rFonts w:ascii="Consolas" w:hAnsi="Consolas"/>
-        </w:rPr>
-        <w:t>Case Studies</w:t>
-      </w:r>
-      <w:r>
-        <w:t xml:space="preserve"> for qualitative stories and supporting evidence</w:t>
-      </w:r>
-    </w:p>
-    <w:p>
-      <w:pPr>
-        <w:pStyle w:val="ManualBullet"/>
-      </w:pPr>
-      <w:r>
-        <w:rPr>
-          <w:rFonts w:ascii="Consolas" w:hAnsi="Consolas"/>
-        </w:rPr>
-        <w:t>Data Request Form</w:t>
-      </w:r>
-      <w:r>
-        <w:t xml:space="preserve"> for formal requests for data access</w:t>
-      </w:r>
-    </w:p>
-    <w:p/>
-    <w:p>
-      <w:r>
-        <w:t xml:space="preserve">If you are not sure where to start, begin in </w:t>
-      </w:r>
-      <w:r>
-        <w:rPr>
-          <w:rFonts w:ascii="Consolas" w:hAnsi="Consolas"/>
-        </w:rPr>
-        <w:t>KPI Dashboard</w:t>
-      </w:r>
-      <w:r>
-        <w:t xml:space="preserve">, confirm the headline, then move into </w:t>
-      </w:r>
-      <w:r>
-        <w:rPr>
-          <w:rFonts w:ascii="Consolas" w:hAnsi="Consolas"/>
-        </w:rPr>
-        <w:t>Custom Reports Dashboard</w:t>
-      </w:r>
-      <w:r>
-        <w:t xml:space="preserve"> if you need more structure or exportable detail.</w:t>
-      </w:r>
-    </w:p>
-    <w:p/>
-    <w:p>
-      <w:pPr>
-        <w:pStyle w:val="Heading1"/>
-      </w:pPr>
-      <w:r>
-        <w:t>5. Filters and navigation</w:t>
-      </w:r>
-    </w:p>
-    <w:p>
-      <w:r>
-        <w:t>Most reporting tasks depend on choosing the right region and timeframe first.</w:t>
-      </w:r>
-    </w:p>
-    <w:p/>
-    <w:p>
-      <w:pPr>
-        <w:pStyle w:val="Heading2"/>
-      </w:pPr>
-      <w:r>
-        <w:t>5.1 Region controls</w:t>
-      </w:r>
-    </w:p>
-    <w:p>
-      <w:r>
-        <w:t xml:space="preserve">Use </w:t>
-      </w:r>
-      <w:r>
-        <w:rPr>
-          <w:rFonts w:ascii="Consolas" w:hAnsi="Consolas"/>
-        </w:rPr>
-        <w:t>All Regions</w:t>
-      </w:r>
-      <w:r>
-        <w:t xml:space="preserve"> when you want an overall picture or when you are not sure where the records will appear.</w:t>
-      </w:r>
-    </w:p>
-    <w:p/>
-    <w:p>
-      <w:r>
-        <w:t>Choose a single region when you need:</w:t>
-      </w:r>
-    </w:p>
-    <w:p/>
-    <w:p>
-      <w:pPr>
-        <w:pStyle w:val="ManualBullet"/>
-      </w:pPr>
-      <w:r>
-        <w:t>a regional update</w:t>
-      </w:r>
-    </w:p>
-    <w:p>
-      <w:pPr>
-        <w:pStyle w:val="ManualBullet"/>
-      </w:pPr>
-      <w:r>
-        <w:t>a regional export</w:t>
-      </w:r>
-    </w:p>
-    <w:p>
-      <w:pPr>
-        <w:pStyle w:val="ManualBullet"/>
-      </w:pPr>
-      <w:r>
-        <w:t>a more focused chart</w:t>
-      </w:r>
-    </w:p>
-    <w:p>
-      <w:pPr>
-        <w:pStyle w:val="ManualBullet"/>
-      </w:pPr>
-      <w:r>
-        <w:t>a cleaner result set</w:t>
-      </w:r>
-    </w:p>
-    <w:p/>
-    <w:p>
-      <w:r>
-        <w:t xml:space="preserve">If you expect data and cannot see it, widen to </w:t>
-      </w:r>
-      <w:r>
-        <w:rPr>
-          <w:rFonts w:ascii="Consolas" w:hAnsi="Consolas"/>
-        </w:rPr>
-        <w:t>All Regions</w:t>
-      </w:r>
-      <w:r>
-        <w:t xml:space="preserve"> first. Once you confirm the data exists, narrow again.</w:t>
-      </w:r>
-    </w:p>
-    <w:p/>
-    <w:p>
-      <w:pPr>
-        <w:pStyle w:val="Heading2"/>
-      </w:pPr>
-      <w:r>
-        <w:t>5.2 Timeframe controls</w:t>
-      </w:r>
-    </w:p>
-    <w:p>
-      <w:r>
-        <w:t>Typical timeframe options include:</w:t>
-      </w:r>
-    </w:p>
-    <w:p/>
-    <w:p>
-      <w:pPr>
-        <w:pStyle w:val="ManualBullet"/>
-      </w:pPr>
-      <w:r>
-        <w:rPr>
-          <w:rFonts w:ascii="Consolas" w:hAnsi="Consolas"/>
-        </w:rPr>
-        <w:t>All Time</w:t>
-      </w:r>
-    </w:p>
-    <w:p>
-      <w:pPr>
-        <w:pStyle w:val="ManualBullet"/>
-      </w:pPr>
-      <w:r>
-        <w:rPr>
-          <w:rFonts w:ascii="Consolas" w:hAnsi="Consolas"/>
-        </w:rPr>
-        <w:t>Year</w:t>
-      </w:r>
-    </w:p>
-    <w:p>
-      <w:pPr>
-        <w:pStyle w:val="ManualBullet"/>
-      </w:pPr>
-      <w:r>
-        <w:rPr>
-          <w:rFonts w:ascii="Consolas" w:hAnsi="Consolas"/>
-        </w:rPr>
-        <w:t>Quarter</w:t>
-      </w:r>
-    </w:p>
-    <w:p>
-      <w:pPr>
-        <w:pStyle w:val="ManualBullet"/>
-      </w:pPr>
-      <w:r>
-        <w:rPr>
-          <w:rFonts w:ascii="Consolas" w:hAnsi="Consolas"/>
-        </w:rPr>
-        <w:t>Month</w:t>
-      </w:r>
-    </w:p>
-    <w:p>
-      <w:pPr>
-        <w:pStyle w:val="ManualBullet"/>
-      </w:pPr>
-      <w:r>
-        <w:rPr>
-          <w:rFonts w:ascii="Consolas" w:hAnsi="Consolas"/>
-        </w:rPr>
-        <w:t>Week</w:t>
-      </w:r>
-    </w:p>
-    <w:p>
-      <w:pPr>
-        <w:pStyle w:val="ManualBullet"/>
-      </w:pPr>
-      <w:r>
-        <w:rPr>
-          <w:rFonts w:ascii="Consolas" w:hAnsi="Consolas"/>
-        </w:rPr>
-        <w:t>Custom Range</w:t>
-      </w:r>
-    </w:p>
-    <w:p/>
-    <w:p>
-      <w:r>
-        <w:t>Use them like this:</w:t>
-      </w:r>
-    </w:p>
-    <w:p/>
-    <w:p>
-      <w:pPr>
-        <w:pStyle w:val="ManualBullet"/>
-      </w:pPr>
-      <w:r>
-        <w:t xml:space="preserve">start with </w:t>
-      </w:r>
-      <w:r>
-        <w:rPr>
-          <w:rFonts w:ascii="Consolas" w:hAnsi="Consolas"/>
-        </w:rPr>
-        <w:t>All Time</w:t>
-      </w:r>
-      <w:r>
-        <w:t xml:space="preserve"> if you are unsure whether the records exist</w:t>
-      </w:r>
-    </w:p>
-    <w:p>
-      <w:pPr>
-        <w:pStyle w:val="ManualBullet"/>
-      </w:pPr>
-      <w:r>
-        <w:t xml:space="preserve">use </w:t>
-      </w:r>
-      <w:r>
-        <w:rPr>
-          <w:rFonts w:ascii="Consolas" w:hAnsi="Consolas"/>
-        </w:rPr>
-        <w:t>Year</w:t>
-      </w:r>
-      <w:r>
-        <w:t xml:space="preserve">, </w:t>
-      </w:r>
-      <w:r>
-        <w:rPr>
-          <w:rFonts w:ascii="Consolas" w:hAnsi="Consolas"/>
-        </w:rPr>
-        <w:t>Quarter</w:t>
-      </w:r>
-      <w:r>
-        <w:t xml:space="preserve">, </w:t>
-      </w:r>
-      <w:r>
-        <w:rPr>
-          <w:rFonts w:ascii="Consolas" w:hAnsi="Consolas"/>
-        </w:rPr>
-        <w:t>Month</w:t>
-      </w:r>
-      <w:r>
-        <w:t xml:space="preserve">, or </w:t>
-      </w:r>
-      <w:r>
-        <w:rPr>
-          <w:rFonts w:ascii="Consolas" w:hAnsi="Consolas"/>
-        </w:rPr>
-        <w:t>Week</w:t>
-      </w:r>
-      <w:r>
-        <w:t xml:space="preserve"> for routine reporting periods</w:t>
-      </w:r>
-    </w:p>
-    <w:p>
-      <w:pPr>
-        <w:pStyle w:val="ManualBullet"/>
-      </w:pPr>
-      <w:r>
-        <w:t xml:space="preserve">use </w:t>
-      </w:r>
-      <w:r>
-        <w:rPr>
-          <w:rFonts w:ascii="Consolas" w:hAnsi="Consolas"/>
-        </w:rPr>
-        <w:t>Custom Range</w:t>
-      </w:r>
-      <w:r>
-        <w:t xml:space="preserve"> when the exact reporting window matters</w:t>
-      </w:r>
-    </w:p>
-    <w:p/>
-    <w:p>
-      <w:pPr>
-        <w:pStyle w:val="Heading2"/>
-      </w:pPr>
-      <w:r>
-        <w:t>5.3 Recommended navigation pattern</w:t>
-      </w:r>
-    </w:p>
-    <w:p>
-      <w:r>
-        <w:t>For most questions, this is the safest approach:</w:t>
-      </w:r>
-    </w:p>
-    <w:p/>
-    <w:p>
-      <w:pPr>
-        <w:pStyle w:val="ListNumber"/>
-        <w:numPr>
-          <w:ilvl w:val="0"/>
-          <w:numId w:val="10"/>
-        </w:numPr>
-      </w:pPr>
-      <w:r>
-        <w:t>Start broad.</w:t>
-      </w:r>
-    </w:p>
-    <w:p>
-      <w:pPr>
-        <w:pStyle w:val="ManualNumber"/>
-      </w:pPr>
-      <w:r>
-        <w:t>Confirm the data exists.</w:t>
-      </w:r>
-    </w:p>
-    <w:p>
-      <w:pPr>
-        <w:pStyle w:val="ManualNumber"/>
-      </w:pPr>
-      <w:r>
-        <w:t>Narrow the region.</w:t>
-      </w:r>
-    </w:p>
-    <w:p>
-      <w:pPr>
-        <w:pStyle w:val="ManualNumber"/>
-      </w:pPr>
-      <w:r>
-        <w:t>Narrow the timeframe.</w:t>
-      </w:r>
-    </w:p>
-    <w:p>
-      <w:pPr>
-        <w:pStyle w:val="ManualNumber"/>
-      </w:pPr>
-      <w:r>
-        <w:t>Move into drill-down or reports only after the headline view makes sense.</w:t>
-      </w:r>
-    </w:p>
-    <w:p/>
-    <w:p>
-      <w:r>
-        <w:t>This reduces the risk of concluding that data is missing when the filters are simply too narrow.</w:t>
-      </w:r>
-    </w:p>
-    <w:p/>
-    <w:p>
-      <w:pPr>
-        <w:pStyle w:val="Heading1"/>
-      </w:pPr>
-      <w:r>
-        <w:t>6. KPI Dashboard</w:t>
-      </w:r>
-    </w:p>
-    <w:p>
-      <w:r>
-        <w:t xml:space="preserve">The </w:t>
-      </w:r>
-      <w:r>
-        <w:rPr>
-          <w:rFonts w:ascii="Consolas" w:hAnsi="Consolas"/>
-        </w:rPr>
-        <w:t>KPI Dashboard</w:t>
-      </w:r>
-      <w:r>
-        <w:t xml:space="preserve"> is the quickest place to review headline performance.</w:t>
-      </w:r>
-    </w:p>
-    <w:p/>
-    <w:p>
-      <w:pPr>
-        <w:pStyle w:val="Heading2"/>
-      </w:pPr>
-      <w:r>
-        <w:t>6.1 When to use KPI Dashboard</w:t>
-      </w:r>
-    </w:p>
-    <w:p>
-      <w:r>
-        <w:t>Use this screen when you want to:</w:t>
-      </w:r>
-    </w:p>
-    <w:p/>
-    <w:p>
-      <w:pPr>
-        <w:pStyle w:val="ManualBullet"/>
-      </w:pPr>
-      <w:r>
-        <w:t>get a fast summary of the current picture</w:t>
-      </w:r>
-    </w:p>
-    <w:p>
-      <w:pPr>
-        <w:pStyle w:val="ManualBullet"/>
-      </w:pPr>
-      <w:r>
-        <w:t>review headline performance before a meeting</w:t>
-      </w:r>
-    </w:p>
-    <w:p>
-      <w:pPr>
-        <w:pStyle w:val="ManualBullet"/>
-      </w:pPr>
-      <w:r>
-        <w:t>sense-check whether a figure looks reasonable</w:t>
-      </w:r>
-    </w:p>
-    <w:p>
-      <w:pPr>
-        <w:pStyle w:val="ManualBullet"/>
-      </w:pPr>
-      <w:r>
-        <w:t>understand which KPI area needs further investigation</w:t>
-      </w:r>
-    </w:p>
-    <w:p>
-      <w:pPr>
-        <w:pStyle w:val="ManualBullet"/>
-      </w:pPr>
-      <w:r>
-        <w:t>open the records behind a card</w:t>
-      </w:r>
-    </w:p>
-    <w:p/>
-    <w:p>
-      <w:r>
-        <w:t>This screen is best for monitoring and quick review. It is not the best screen for detailed export work.</w:t>
-      </w:r>
-    </w:p>
-    <w:p/>
-    <w:p>
-      <w:pPr>
-        <w:pStyle w:val="Heading2"/>
-      </w:pPr>
-      <w:r>
-        <w:t>6.2 KPI sections</w:t>
-      </w:r>
-    </w:p>
-    <w:p>
-      <w:r>
-        <w:t xml:space="preserve">Use </w:t>
-      </w:r>
-      <w:r>
-        <w:rPr>
-          <w:rFonts w:ascii="Consolas" w:hAnsi="Consolas"/>
-        </w:rPr>
-        <w:t>KPI Section</w:t>
-      </w:r>
-      <w:r>
-        <w:t xml:space="preserve"> to move between the dashboard areas. Depending on the selected region, the available sections can include:</w:t>
-      </w:r>
-    </w:p>
-    <w:p/>
-    <w:p>
-      <w:pPr>
-        <w:pStyle w:val="ManualBullet"/>
-      </w:pPr>
-      <w:r>
-        <w:rPr>
-          <w:rFonts w:ascii="Consolas" w:hAnsi="Consolas"/>
-        </w:rPr>
-        <w:t>Governance</w:t>
-      </w:r>
-    </w:p>
-    <w:p>
-      <w:pPr>
-        <w:pStyle w:val="ManualBullet"/>
-      </w:pPr>
-      <w:r>
-        <w:rPr>
-          <w:rFonts w:ascii="Consolas" w:hAnsi="Consolas"/>
-        </w:rPr>
-        <w:t>Partnerships</w:t>
-      </w:r>
-    </w:p>
-    <w:p>
-      <w:pPr>
-        <w:pStyle w:val="ManualBullet"/>
-      </w:pPr>
-      <w:r>
-        <w:rPr>
-          <w:rFonts w:ascii="Consolas" w:hAnsi="Consolas"/>
-        </w:rPr>
-        <w:t>Delivery</w:t>
-      </w:r>
-    </w:p>
-    <w:p>
-      <w:pPr>
-        <w:pStyle w:val="ManualBullet"/>
-      </w:pPr>
-      <w:r>
-        <w:rPr>
-          <w:rFonts w:ascii="Consolas" w:hAnsi="Consolas"/>
-        </w:rPr>
-        <w:t>Income</w:t>
-      </w:r>
-    </w:p>
-    <w:p>
-      <w:pPr>
-        <w:pStyle w:val="ManualBullet"/>
-      </w:pPr>
-      <w:r>
-        <w:rPr>
-          <w:rFonts w:ascii="Consolas" w:hAnsi="Consolas"/>
-        </w:rPr>
-        <w:t>Comms</w:t>
-      </w:r>
-    </w:p>
-    <w:p>
-      <w:pPr>
-        <w:pStyle w:val="ManualBullet"/>
-      </w:pPr>
-      <w:r>
-        <w:rPr>
-          <w:rFonts w:ascii="Consolas" w:hAnsi="Consolas"/>
-        </w:rPr>
-        <w:t>Case Studies</w:t>
-      </w:r>
-    </w:p>
-    <w:p/>
-    <w:p>
-      <w:r>
-        <w:rPr>
-          <w:rFonts w:ascii="Consolas" w:hAnsi="Consolas"/>
-        </w:rPr>
-        <w:t>Income</w:t>
-      </w:r>
-      <w:r>
-        <w:t xml:space="preserve"> and </w:t>
-      </w:r>
-      <w:r>
-        <w:rPr>
-          <w:rFonts w:ascii="Consolas" w:hAnsi="Consolas"/>
-        </w:rPr>
-        <w:t>Comms</w:t>
-      </w:r>
-      <w:r>
-        <w:t xml:space="preserve"> are shown only when the region context supports them, for example </w:t>
-      </w:r>
-      <w:r>
-        <w:rPr>
-          <w:rFonts w:ascii="Consolas" w:hAnsi="Consolas"/>
-        </w:rPr>
-        <w:t>Global</w:t>
-      </w:r>
-      <w:r>
-        <w:t>.</w:t>
-      </w:r>
-    </w:p>
-    <w:p/>
-    <w:p>
-      <w:pPr>
-        <w:pStyle w:val="Heading2"/>
-      </w:pPr>
-      <w:r>
-        <w:t>6.3 Step-by-step KPI workflow</w:t>
-      </w:r>
-    </w:p>
-    <w:p>
-      <w:r>
-        <w:t>When checking a KPI:</w:t>
-      </w:r>
-    </w:p>
-    <w:p/>
-    <w:p>
-      <w:pPr>
-        <w:pStyle w:val="ListNumber"/>
-        <w:numPr>
-          <w:ilvl w:val="0"/>
-          <w:numId w:val="11"/>
-        </w:numPr>
-      </w:pPr>
-      <w:r>
-        <w:t xml:space="preserve">Open </w:t>
-      </w:r>
-      <w:r>
-        <w:rPr>
-          <w:rFonts w:ascii="Consolas" w:hAnsi="Consolas"/>
-        </w:rPr>
-        <w:t>KPI Dashboard</w:t>
-      </w:r>
-      <w:r>
-        <w:t>.</w:t>
-      </w:r>
-    </w:p>
-    <w:p>
-      <w:pPr>
-        <w:pStyle w:val="ManualNumber"/>
-      </w:pPr>
-      <w:r>
-        <w:t>Set the correct region.</w:t>
-      </w:r>
-    </w:p>
-    <w:p>
-      <w:pPr>
-        <w:pStyle w:val="ManualNumber"/>
-      </w:pPr>
-      <w:r>
-        <w:t>Set the correct timeframe.</w:t>
-      </w:r>
-    </w:p>
-    <w:p>
-      <w:pPr>
-        <w:pStyle w:val="ManualNumber"/>
-      </w:pPr>
-      <w:r>
-        <w:t xml:space="preserve">Choose the correct </w:t>
-      </w:r>
-      <w:r>
-        <w:rPr>
-          <w:rFonts w:ascii="Consolas" w:hAnsi="Consolas"/>
-        </w:rPr>
-        <w:t>KPI Section</w:t>
-      </w:r>
-      <w:r>
-        <w:t>.</w:t>
-      </w:r>
-    </w:p>
-    <w:p>
-      <w:pPr>
-        <w:pStyle w:val="ManualNumber"/>
-      </w:pPr>
-      <w:r>
-        <w:t>Review the headline cards on the page.</w:t>
-      </w:r>
-    </w:p>
-    <w:p>
-      <w:pPr>
-        <w:pStyle w:val="ManualNumber"/>
-      </w:pPr>
-      <w:r>
-        <w:t>If a card looks unusual, click it.</w:t>
-      </w:r>
-    </w:p>
-    <w:p>
-      <w:pPr>
-        <w:pStyle w:val="ManualNumber"/>
-      </w:pPr>
-      <w:r>
-        <w:t>Review the supporting rows shown in the drill-down.</w:t>
-      </w:r>
-    </w:p>
-    <w:p>
-      <w:pPr>
-        <w:pStyle w:val="ManualNumber"/>
-      </w:pPr>
-      <w:r>
-        <w:t>Decide whether the KPI is correct, unclear, or needs further follow-up in Custom Reports.</w:t>
-      </w:r>
-    </w:p>
-    <w:p/>
-    <w:p>
-      <w:pPr>
-        <w:pStyle w:val="Heading2"/>
-      </w:pPr>
-      <w:r>
-        <w:t>6.4 Using drill-down properly</w:t>
-      </w:r>
-    </w:p>
-    <w:p>
-      <w:r>
-        <w:t>Drill-down helps you move from a summary number to the rows behind it.</w:t>
-      </w:r>
-    </w:p>
-    <w:p/>
-    <w:p>
-      <w:r>
-        <w:t>Use it when:</w:t>
-      </w:r>
-    </w:p>
-    <w:p/>
-    <w:p>
-      <w:pPr>
-        <w:pStyle w:val="ManualBullet"/>
-      </w:pPr>
-      <w:r>
-        <w:t>a total looks too high or too low</w:t>
-      </w:r>
-    </w:p>
-    <w:p>
-      <w:pPr>
-        <w:pStyle w:val="ManualBullet"/>
-      </w:pPr>
-      <w:r>
-        <w:t>you want to understand what is included in a KPI</w:t>
-      </w:r>
-    </w:p>
-    <w:p>
-      <w:pPr>
-        <w:pStyle w:val="ManualBullet"/>
-      </w:pPr>
-      <w:r>
-        <w:t>you need confidence before quoting a figure</w:t>
-      </w:r>
-    </w:p>
-    <w:p>
-      <w:pPr>
-        <w:pStyle w:val="ManualBullet"/>
-      </w:pPr>
-      <w:r>
-        <w:t>you want to identify which records are driving a change</w:t>
-      </w:r>
-    </w:p>
-    <w:p/>
-    <w:p>
-      <w:r>
-        <w:t>When a drill-down opens:</w:t>
-      </w:r>
-    </w:p>
-    <w:p/>
-    <w:p>
-      <w:pPr>
-        <w:pStyle w:val="ListNumber"/>
-        <w:numPr>
-          <w:ilvl w:val="0"/>
-          <w:numId w:val="12"/>
-        </w:numPr>
-      </w:pPr>
-      <w:r>
-        <w:t>Read the title so you know what metric you opened.</w:t>
-      </w:r>
-    </w:p>
-    <w:p>
-      <w:pPr>
-        <w:pStyle w:val="ManualNumber"/>
-      </w:pPr>
-      <w:r>
-        <w:t>Review the returned list.</w:t>
-      </w:r>
-    </w:p>
-    <w:p>
-      <w:pPr>
-        <w:pStyle w:val="ManualNumber"/>
-      </w:pPr>
-      <w:r>
-        <w:t>Look for obvious issues such as duplicates, missing categories, or surprising dates.</w:t>
-      </w:r>
-    </w:p>
-    <w:p>
-      <w:pPr>
-        <w:pStyle w:val="ManualNumber"/>
-      </w:pPr>
-      <w:r>
-        <w:t xml:space="preserve">If the answer still is not clear, move to </w:t>
-      </w:r>
-      <w:r>
-        <w:rPr>
-          <w:rFonts w:ascii="Consolas" w:hAnsi="Consolas"/>
-        </w:rPr>
-        <w:t>Custom Reports Dashboard</w:t>
-      </w:r>
-      <w:r>
-        <w:t xml:space="preserve"> and rebuild the question in a more structured way.</w:t>
-      </w:r>
-    </w:p>
-    <w:p/>
-    <w:p>
-      <w:pPr>
-        <w:pStyle w:val="Heading2"/>
-      </w:pPr>
-      <w:r>
-        <w:t>6.5 Privacy limits for RPL users</w:t>
-      </w:r>
-    </w:p>
-    <w:p>
-      <w:r>
-        <w:t>RPL users should not see personal data.</w:t>
-      </w:r>
-    </w:p>
-    <w:p/>
-    <w:p>
-      <w:r>
-        <w:t>That means you should not expect to see:</w:t>
-      </w:r>
-    </w:p>
-    <w:p/>
-    <w:p>
-      <w:pPr>
-        <w:pStyle w:val="ManualBullet"/>
-      </w:pPr>
-      <w:r>
-        <w:t>participant names</w:t>
-      </w:r>
-    </w:p>
-    <w:p>
-      <w:pPr>
-        <w:pStyle w:val="ManualBullet"/>
-      </w:pPr>
-      <w:r>
-        <w:t>participant IDs</w:t>
-      </w:r>
-    </w:p>
-    <w:p>
-      <w:pPr>
-        <w:pStyle w:val="ManualBullet"/>
-      </w:pPr>
-      <w:r>
-        <w:t>participant postcodes</w:t>
-      </w:r>
-    </w:p>
-    <w:p>
-      <w:pPr>
-        <w:pStyle w:val="ManualBullet"/>
-      </w:pPr>
-      <w:r>
-        <w:t>contact details</w:t>
-      </w:r>
-    </w:p>
-    <w:p>
-      <w:pPr>
-        <w:pStyle w:val="ManualBullet"/>
-      </w:pPr>
-      <w:r>
-        <w:t>medical information</w:t>
-      </w:r>
-    </w:p>
-    <w:p>
-      <w:pPr>
-        <w:pStyle w:val="ManualBullet"/>
-      </w:pPr>
-      <w:r>
-        <w:t>emergency contact information</w:t>
-      </w:r>
-    </w:p>
-    <w:p/>
-    <w:p>
-      <w:r>
-        <w:t>You may still see summary-level counts and reporting totals. This is intentional. It allows regional monitoring while protecting privacy.</w:t>
-      </w:r>
-    </w:p>
-    <w:p/>
-    <w:p>
-      <w:pPr>
-        <w:pStyle w:val="Heading2"/>
-      </w:pPr>
-      <w:r>
-        <w:lastRenderedPageBreak/>
-        <w:t>6.6 Good KPI habits</w:t>
-      </w:r>
-    </w:p>
-    <w:p>
-      <w:r>
-        <w:t>Use these habits consistently:</w:t>
-      </w:r>
-    </w:p>
-    <w:p/>
-    <w:p>
-      <w:pPr>
-        <w:pStyle w:val="ManualBullet"/>
-      </w:pPr>
-      <w:r>
-        <w:t>check the region before discussing a number</w:t>
-      </w:r>
-    </w:p>
-    <w:p>
-      <w:pPr>
-        <w:pStyle w:val="ManualBullet"/>
-      </w:pPr>
-      <w:r>
-        <w:t>check the timeframe before discussing a trend</w:t>
-      </w:r>
-    </w:p>
-    <w:p>
-      <w:pPr>
-        <w:pStyle w:val="ManualBullet"/>
-      </w:pPr>
-      <w:r>
-        <w:t>open the drill-down before escalating a suspected issue</w:t>
-      </w:r>
-    </w:p>
-    <w:p>
-      <w:pPr>
-        <w:pStyle w:val="ManualBullet"/>
-      </w:pPr>
-      <w:r>
-        <w:t>compare a narrow period against a wider one if a number looks unusual</w:t>
-      </w:r>
-    </w:p>
-    <w:p>
-      <w:pPr>
-        <w:pStyle w:val="ManualBullet"/>
-      </w:pPr>
-      <w:r>
-        <w:t>use case studies to support narrative, not to replace factual checking</w:t>
-      </w:r>
-    </w:p>
-    <w:p/>
-    <w:p>
-      <w:pPr>
-        <w:pStyle w:val="Heading1"/>
-      </w:pPr>
-      <w:r>
-        <w:t>7. Custom Reports Dashboard</w:t>
-      </w:r>
-    </w:p>
-    <w:p>
-      <w:r>
-        <w:t xml:space="preserve">Use </w:t>
-      </w:r>
-      <w:r>
-        <w:rPr>
-          <w:rFonts w:ascii="Consolas" w:hAnsi="Consolas"/>
-        </w:rPr>
-        <w:t>Custom Reports Dashboard</w:t>
-      </w:r>
-      <w:r>
-        <w:t xml:space="preserve"> when the KPI cards are not detailed enough.</w:t>
-      </w:r>
-    </w:p>
-    <w:p/>
-    <w:p>
-      <w:r>
-        <w:rPr>
-          <w:noProof/>
-        </w:rPr>
-        <w:drawing>
-          <wp:inline distT="0" distB="0" distL="0" distR="0" wp14:anchorId="759B29E7" wp14:editId="5CA37E66">
-            <wp:extent cx="6217920" cy="3819579"/>
-            <wp:effectExtent l="0" t="0" r="0" b="0"/>
-            <wp:docPr id="3" name="Picture 3"/>
-            <wp:cNvGraphicFramePr>
-              <a:graphicFrameLocks xmlns:a="http://schemas.openxmlformats.org/drawingml/2006/main" noChangeAspect="1"/>
-            </wp:cNvGraphicFramePr>
-            <a:graphic xmlns:a="http://schemas.openxmlformats.org/drawingml/2006/main">
-              <a:graphicData uri="http://schemas.openxmlformats.org/drawingml/2006/picture">
-                <pic:pic xmlns:pic="http://schemas.openxmlformats.org/drawingml/2006/picture">
-                  <pic:nvPicPr>
-                    <pic:cNvPr id="0" name="custom-reports-guide.png"/>
                     <pic:cNvPicPr/>
                   </pic:nvPicPr>
                   <pic:blipFill>
@@ -1567,6 +3425,1520 @@
     </w:p>
     <w:p/>
     <w:p>
+      <w:pPr>
+        <w:pStyle w:val="Heading1"/>
+      </w:pPr>
+      <w:bookmarkStart w:id="1" w:name="_Toc226493700"/>
+      <w:r>
+        <w:t>1. Introduction</w:t>
+      </w:r>
+      <w:bookmarkEnd w:id="1"/>
+    </w:p>
+    <w:p>
+      <w:r>
+        <w:t>This manual explains how Regional Programme Leads use the dashboard in day-to-day reporting work.</w:t>
+      </w:r>
+    </w:p>
+    <w:p/>
+    <w:p>
+      <w:r>
+        <w:t>The RPL role is designed for people who need to:</w:t>
+      </w:r>
+    </w:p>
+    <w:p/>
+    <w:p>
+      <w:pPr>
+        <w:pStyle w:val="ManualBullet"/>
+      </w:pPr>
+      <w:r>
+        <w:t>monitor regional performance</w:t>
+      </w:r>
+    </w:p>
+    <w:p>
+      <w:pPr>
+        <w:pStyle w:val="ManualBullet"/>
+      </w:pPr>
+      <w:r>
+        <w:t>review headline delivery, partnership, and governance figures</w:t>
+      </w:r>
+    </w:p>
+    <w:p>
+      <w:pPr>
+        <w:pStyle w:val="ManualBullet"/>
+      </w:pPr>
+      <w:r>
+        <w:t>prepare internal updates and regional reports</w:t>
+      </w:r>
+    </w:p>
+    <w:p>
+      <w:pPr>
+        <w:pStyle w:val="ManualBullet"/>
+      </w:pPr>
+      <w:r>
+        <w:t>export structured data for offline use</w:t>
+      </w:r>
+    </w:p>
+    <w:p>
+      <w:pPr>
+        <w:pStyle w:val="ManualBullet"/>
+      </w:pPr>
+      <w:r>
+        <w:t>add qualitative evidence through case studies</w:t>
+      </w:r>
+    </w:p>
+    <w:p/>
+    <w:p>
+      <w:r>
+        <w:t>RPL users can open:</w:t>
+      </w:r>
+    </w:p>
+    <w:p/>
+    <w:p>
+      <w:pPr>
+        <w:pStyle w:val="ManualBullet"/>
+      </w:pPr>
+      <w:r>
+        <w:rPr>
+          <w:rFonts w:ascii="Consolas" w:hAnsi="Consolas"/>
+        </w:rPr>
+        <w:t>KPI Dashboard</w:t>
+      </w:r>
+    </w:p>
+    <w:p>
+      <w:pPr>
+        <w:pStyle w:val="ManualBullet"/>
+      </w:pPr>
+      <w:r>
+        <w:rPr>
+          <w:rFonts w:ascii="Consolas" w:hAnsi="Consolas"/>
+        </w:rPr>
+        <w:t>Custom Reports Dashboard</w:t>
+      </w:r>
+    </w:p>
+    <w:p>
+      <w:pPr>
+        <w:pStyle w:val="ManualBullet"/>
+      </w:pPr>
+      <w:r>
+        <w:rPr>
+          <w:rFonts w:ascii="Consolas" w:hAnsi="Consolas"/>
+        </w:rPr>
+        <w:t>Case Studies</w:t>
+      </w:r>
+    </w:p>
+    <w:p>
+      <w:pPr>
+        <w:pStyle w:val="ManualBullet"/>
+      </w:pPr>
+      <w:r>
+        <w:rPr>
+          <w:rFonts w:ascii="Consolas" w:hAnsi="Consolas"/>
+        </w:rPr>
+        <w:t>Data Request Form</w:t>
+      </w:r>
+    </w:p>
+    <w:p/>
+    <w:p>
+      <w:r>
+        <w:t>RPL users cannot open:</w:t>
+      </w:r>
+    </w:p>
+    <w:p/>
+    <w:p>
+      <w:pPr>
+        <w:pStyle w:val="ManualBullet"/>
+      </w:pPr>
+      <w:r>
+        <w:rPr>
+          <w:rFonts w:ascii="Consolas" w:hAnsi="Consolas"/>
+        </w:rPr>
+        <w:t>Admin Dashboard</w:t>
+      </w:r>
+    </w:p>
+    <w:p>
+      <w:pPr>
+        <w:pStyle w:val="ManualBullet"/>
+      </w:pPr>
+      <w:r>
+        <w:rPr>
+          <w:rFonts w:ascii="Consolas" w:hAnsi="Consolas"/>
+        </w:rPr>
+        <w:t>ML Dashboard</w:t>
+      </w:r>
+    </w:p>
+    <w:p>
+      <w:pPr>
+        <w:pStyle w:val="ManualBullet"/>
+      </w:pPr>
+      <w:r>
+        <w:rPr>
+          <w:rFonts w:ascii="Consolas" w:hAnsi="Consolas"/>
+        </w:rPr>
+        <w:t>Funder Dashboard</w:t>
+      </w:r>
+    </w:p>
+    <w:p/>
+    <w:p>
+      <w:r>
+        <w:t>RPL users also have an important privacy limit. This role is intended for summary reporting rather than operational personal-detail review. You should not expect to see participant names, participant identifiers, postcodes, medical notes, or emergency contact details anywhere in the dashboard.</w:t>
+      </w:r>
+    </w:p>
+    <w:p/>
+    <w:p>
+      <w:pPr>
+        <w:pStyle w:val="Heading1"/>
+      </w:pPr>
+      <w:bookmarkStart w:id="2" w:name="_Toc226493701"/>
+      <w:r>
+        <w:t>2. What the RPL role is for</w:t>
+      </w:r>
+      <w:bookmarkEnd w:id="2"/>
+    </w:p>
+    <w:p>
+      <w:r>
+        <w:t>The RPL role is best used when the question is:</w:t>
+      </w:r>
+    </w:p>
+    <w:p/>
+    <w:p>
+      <w:pPr>
+        <w:pStyle w:val="ManualBullet"/>
+      </w:pPr>
+      <w:r>
+        <w:t>how is my region performing</w:t>
+      </w:r>
+    </w:p>
+    <w:p>
+      <w:pPr>
+        <w:pStyle w:val="ManualBullet"/>
+      </w:pPr>
+      <w:r>
+        <w:t>what has changed over time</w:t>
+      </w:r>
+    </w:p>
+    <w:p>
+      <w:pPr>
+        <w:pStyle w:val="ManualBullet"/>
+      </w:pPr>
+      <w:r>
+        <w:t>which areas need follow-up</w:t>
+      </w:r>
+    </w:p>
+    <w:p>
+      <w:pPr>
+        <w:pStyle w:val="ManualBullet"/>
+      </w:pPr>
+      <w:r>
+        <w:t>what evidence can I export for a report or discussion</w:t>
+      </w:r>
+    </w:p>
+    <w:p>
+      <w:pPr>
+        <w:pStyle w:val="ManualBullet"/>
+      </w:pPr>
+      <w:r>
+        <w:t>what case study can I use alongside the numbers</w:t>
+      </w:r>
+    </w:p>
+    <w:p/>
+    <w:p>
+      <w:r>
+        <w:t>The RPL role is not intended for:</w:t>
+      </w:r>
+    </w:p>
+    <w:p/>
+    <w:p>
+      <w:pPr>
+        <w:pStyle w:val="ManualBullet"/>
+      </w:pPr>
+      <w:r>
+        <w:t>checking one attendee in detail</w:t>
+      </w:r>
+    </w:p>
+    <w:p>
+      <w:pPr>
+        <w:pStyle w:val="ManualBullet"/>
+      </w:pPr>
+      <w:r>
+        <w:t>reviewing medical or emergency information</w:t>
+      </w:r>
+    </w:p>
+    <w:p>
+      <w:pPr>
+        <w:pStyle w:val="ManualBullet"/>
+      </w:pPr>
+      <w:r>
+        <w:t>creating or managing user accounts</w:t>
+      </w:r>
+    </w:p>
+    <w:p>
+      <w:pPr>
+        <w:pStyle w:val="ManualBullet"/>
+      </w:pPr>
+      <w:r>
+        <w:t>running sync or maintenance actions</w:t>
+      </w:r>
+    </w:p>
+    <w:p/>
+    <w:p>
+      <w:r>
+        <w:lastRenderedPageBreak/>
+        <w:t xml:space="preserve">If you need personal or event-level operational detail, escalate the question to a </w:t>
+      </w:r>
+      <w:r>
+        <w:rPr>
+          <w:rFonts w:ascii="Consolas" w:hAnsi="Consolas"/>
+        </w:rPr>
+        <w:t>Manager</w:t>
+      </w:r>
+      <w:r>
+        <w:t xml:space="preserve"> or </w:t>
+      </w:r>
+      <w:r>
+        <w:rPr>
+          <w:rFonts w:ascii="Consolas" w:hAnsi="Consolas"/>
+        </w:rPr>
+        <w:t>Admin</w:t>
+      </w:r>
+      <w:r>
+        <w:t xml:space="preserve"> user.</w:t>
+      </w:r>
+    </w:p>
+    <w:p/>
+    <w:p>
+      <w:pPr>
+        <w:pStyle w:val="Heading1"/>
+      </w:pPr>
+      <w:bookmarkStart w:id="3" w:name="_Toc226493702"/>
+      <w:r>
+        <w:t>3. Signing in and first checks</w:t>
+      </w:r>
+      <w:bookmarkEnd w:id="3"/>
+    </w:p>
+    <w:p>
+      <w:r>
+        <w:t>When you open the dashboard:</w:t>
+      </w:r>
+    </w:p>
+    <w:p/>
+    <w:p>
+      <w:pPr>
+        <w:pStyle w:val="ManualNumber"/>
+      </w:pPr>
+      <w:r>
+        <w:t>Enter your email address and password.</w:t>
+      </w:r>
+    </w:p>
+    <w:p>
+      <w:pPr>
+        <w:pStyle w:val="ManualNumber"/>
+      </w:pPr>
+      <w:r>
+        <w:t>If the system asks you to change your password, complete that step before continuing.</w:t>
+      </w:r>
+    </w:p>
+    <w:p>
+      <w:pPr>
+        <w:pStyle w:val="ManualNumber"/>
+      </w:pPr>
+      <w:r>
+        <w:t>Look at the left sidebar.</w:t>
+      </w:r>
+    </w:p>
+    <w:p>
+      <w:pPr>
+        <w:pStyle w:val="ManualNumber"/>
+      </w:pPr>
+      <w:r>
+        <w:t xml:space="preserve">Confirm the </w:t>
+      </w:r>
+      <w:r>
+        <w:rPr>
+          <w:rFonts w:ascii="Consolas" w:hAnsi="Consolas"/>
+        </w:rPr>
+        <w:t>View Mode</w:t>
+      </w:r>
+      <w:r>
+        <w:t xml:space="preserve"> you need.</w:t>
+      </w:r>
+    </w:p>
+    <w:p>
+      <w:pPr>
+        <w:pStyle w:val="ManualNumber"/>
+      </w:pPr>
+      <w:r>
+        <w:t xml:space="preserve">Check </w:t>
+      </w:r>
+      <w:r>
+        <w:rPr>
+          <w:rFonts w:ascii="Consolas" w:hAnsi="Consolas"/>
+        </w:rPr>
+        <w:t>Last Data Refresh</w:t>
+      </w:r>
+      <w:r>
+        <w:t xml:space="preserve"> before relying on any figure.</w:t>
+      </w:r>
+    </w:p>
+    <w:p/>
+    <w:p>
+      <w:r>
+        <w:t>If you are using the dashboard for a meeting, report, or update, make checking the refresh time a habit. A figure may be correct for the last completed refresh but still be too old for the purpose you have in mind.</w:t>
+      </w:r>
+    </w:p>
+    <w:p/>
+    <w:p>
+      <w:r>
+        <w:rPr>
+          <w:noProof/>
+        </w:rPr>
+        <w:drawing>
+          <wp:inline distT="0" distB="0" distL="0" distR="0" wp14:anchorId="5770ED3C" wp14:editId="224A0B76">
+            <wp:extent cx="6217920" cy="3819579"/>
+            <wp:effectExtent l="0" t="0" r="0" b="0"/>
+            <wp:docPr id="2" name="Picture 2"/>
+            <wp:cNvGraphicFramePr>
+              <a:graphicFrameLocks xmlns:a="http://schemas.openxmlformats.org/drawingml/2006/main" noChangeAspect="1"/>
+            </wp:cNvGraphicFramePr>
+            <a:graphic xmlns:a="http://schemas.openxmlformats.org/drawingml/2006/main">
+              <a:graphicData uri="http://schemas.openxmlformats.org/drawingml/2006/picture">
+                <pic:pic xmlns:pic="http://schemas.openxmlformats.org/drawingml/2006/picture">
+                  <pic:nvPicPr>
+                    <pic:cNvPr id="0" name="dashboard-navigation.png"/>
+                    <pic:cNvPicPr/>
+                  </pic:nvPicPr>
+                  <pic:blipFill>
+                    <a:blip r:embed="rId9"/>
+                    <a:stretch>
+                      <a:fillRect/>
+                    </a:stretch>
+                  </pic:blipFill>
+                  <pic:spPr>
+                    <a:xfrm>
+                      <a:off x="0" y="0"/>
+                      <a:ext cx="6217920" cy="3819579"/>
+                    </a:xfrm>
+                    <a:prstGeom prst="rect">
+                      <a:avLst/>
+                    </a:prstGeom>
+                  </pic:spPr>
+                </pic:pic>
+              </a:graphicData>
+            </a:graphic>
+          </wp:inline>
+        </w:drawing>
+      </w:r>
+    </w:p>
+    <w:p/>
+    <w:p>
+      <w:pPr>
+        <w:pStyle w:val="Heading1"/>
+      </w:pPr>
+      <w:bookmarkStart w:id="4" w:name="_Toc226493703"/>
+      <w:r>
+        <w:t>4. Understanding the layout</w:t>
+      </w:r>
+      <w:bookmarkEnd w:id="4"/>
+    </w:p>
+    <w:p>
+      <w:r>
+        <w:t>Most RPL work begins in the left sidebar.</w:t>
+      </w:r>
+    </w:p>
+    <w:p/>
+    <w:p>
+      <w:r>
+        <w:t>The sidebar normally contains:</w:t>
+      </w:r>
+    </w:p>
+    <w:p/>
+    <w:p>
+      <w:pPr>
+        <w:pStyle w:val="ManualBullet"/>
+      </w:pPr>
+      <w:r>
+        <w:rPr>
+          <w:rFonts w:ascii="Consolas" w:hAnsi="Consolas"/>
+        </w:rPr>
+        <w:t>View Mode</w:t>
+      </w:r>
+    </w:p>
+    <w:p>
+      <w:pPr>
+        <w:pStyle w:val="ManualBullet"/>
+      </w:pPr>
+      <w:r>
+        <w:t>region controls</w:t>
+      </w:r>
+    </w:p>
+    <w:p>
+      <w:pPr>
+        <w:pStyle w:val="ManualBullet"/>
+      </w:pPr>
+      <w:r>
+        <w:t>timeframe controls</w:t>
+      </w:r>
+    </w:p>
+    <w:p>
+      <w:pPr>
+        <w:pStyle w:val="ManualBullet"/>
+      </w:pPr>
+      <w:r>
+        <w:t xml:space="preserve">screen-specific controls such as </w:t>
+      </w:r>
+      <w:r>
+        <w:rPr>
+          <w:rFonts w:ascii="Consolas" w:hAnsi="Consolas"/>
+        </w:rPr>
+        <w:t>KPI Section</w:t>
+      </w:r>
+    </w:p>
+    <w:p/>
+    <w:p>
+      <w:r>
+        <w:t xml:space="preserve">The main page changes depending on the screen you choose in </w:t>
+      </w:r>
+      <w:r>
+        <w:rPr>
+          <w:rFonts w:ascii="Consolas" w:hAnsi="Consolas"/>
+        </w:rPr>
+        <w:t>View Mode</w:t>
+      </w:r>
+      <w:r>
+        <w:t>.</w:t>
+      </w:r>
+    </w:p>
+    <w:p/>
+    <w:p>
+      <w:r>
+        <w:t>Use the screens like this:</w:t>
+      </w:r>
+    </w:p>
+    <w:p/>
+    <w:p>
+      <w:pPr>
+        <w:pStyle w:val="ManualBullet"/>
+      </w:pPr>
+      <w:r>
+        <w:rPr>
+          <w:rFonts w:ascii="Consolas" w:hAnsi="Consolas"/>
+        </w:rPr>
+        <w:t>KPI Dashboard</w:t>
+      </w:r>
+      <w:r>
+        <w:t xml:space="preserve"> for the quickest headline view</w:t>
+      </w:r>
+    </w:p>
+    <w:p>
+      <w:pPr>
+        <w:pStyle w:val="ManualBullet"/>
+      </w:pPr>
+      <w:r>
+        <w:rPr>
+          <w:rFonts w:ascii="Consolas" w:hAnsi="Consolas"/>
+        </w:rPr>
+        <w:t>Custom Reports Dashboard</w:t>
+      </w:r>
+      <w:r>
+        <w:t xml:space="preserve"> for structured analysis, charts, and exports</w:t>
+      </w:r>
+    </w:p>
+    <w:p>
+      <w:pPr>
+        <w:pStyle w:val="ManualBullet"/>
+      </w:pPr>
+      <w:r>
+        <w:rPr>
+          <w:rFonts w:ascii="Consolas" w:hAnsi="Consolas"/>
+        </w:rPr>
+        <w:t>Case Studies</w:t>
+      </w:r>
+      <w:r>
+        <w:t xml:space="preserve"> for qualitative stories and supporting evidence</w:t>
+      </w:r>
+    </w:p>
+    <w:p>
+      <w:pPr>
+        <w:pStyle w:val="ManualBullet"/>
+      </w:pPr>
+      <w:r>
+        <w:rPr>
+          <w:rFonts w:ascii="Consolas" w:hAnsi="Consolas"/>
+        </w:rPr>
+        <w:t>Data Request Form</w:t>
+      </w:r>
+      <w:r>
+        <w:t xml:space="preserve"> for formal requests for data access</w:t>
+      </w:r>
+    </w:p>
+    <w:p/>
+    <w:p>
+      <w:r>
+        <w:t xml:space="preserve">If you are not sure where to start, begin in </w:t>
+      </w:r>
+      <w:r>
+        <w:rPr>
+          <w:rFonts w:ascii="Consolas" w:hAnsi="Consolas"/>
+        </w:rPr>
+        <w:t>KPI Dashboard</w:t>
+      </w:r>
+      <w:r>
+        <w:t xml:space="preserve">, confirm the headline, then move into </w:t>
+      </w:r>
+      <w:r>
+        <w:rPr>
+          <w:rFonts w:ascii="Consolas" w:hAnsi="Consolas"/>
+        </w:rPr>
+        <w:t>Custom Reports Dashboard</w:t>
+      </w:r>
+      <w:r>
+        <w:t xml:space="preserve"> if you need more structure or exportable detail.</w:t>
+      </w:r>
+    </w:p>
+    <w:p/>
+    <w:p>
+      <w:pPr>
+        <w:pStyle w:val="Heading1"/>
+      </w:pPr>
+      <w:bookmarkStart w:id="5" w:name="_Toc226493704"/>
+      <w:r>
+        <w:t>5. Filters and navigation</w:t>
+      </w:r>
+      <w:bookmarkEnd w:id="5"/>
+    </w:p>
+    <w:p>
+      <w:r>
+        <w:t>Most reporting tasks depend on choosing the right region and timeframe first.</w:t>
+      </w:r>
+    </w:p>
+    <w:p/>
+    <w:p>
+      <w:pPr>
+        <w:pStyle w:val="Heading2"/>
+      </w:pPr>
+      <w:bookmarkStart w:id="6" w:name="_Toc226493705"/>
+      <w:r>
+        <w:t>5.1 Region controls</w:t>
+      </w:r>
+      <w:bookmarkEnd w:id="6"/>
+    </w:p>
+    <w:p>
+      <w:r>
+        <w:t xml:space="preserve">Use </w:t>
+      </w:r>
+      <w:r>
+        <w:rPr>
+          <w:rFonts w:ascii="Consolas" w:hAnsi="Consolas"/>
+        </w:rPr>
+        <w:t>All Regions</w:t>
+      </w:r>
+      <w:r>
+        <w:t xml:space="preserve"> when you want an overall picture or when you are not sure where the records will appear.</w:t>
+      </w:r>
+    </w:p>
+    <w:p/>
+    <w:p>
+      <w:r>
+        <w:t>Choose a single region when you need:</w:t>
+      </w:r>
+    </w:p>
+    <w:p/>
+    <w:p>
+      <w:pPr>
+        <w:pStyle w:val="ManualBullet"/>
+      </w:pPr>
+      <w:r>
+        <w:t>a regional update</w:t>
+      </w:r>
+    </w:p>
+    <w:p>
+      <w:pPr>
+        <w:pStyle w:val="ManualBullet"/>
+      </w:pPr>
+      <w:r>
+        <w:t>a regional export</w:t>
+      </w:r>
+    </w:p>
+    <w:p>
+      <w:pPr>
+        <w:pStyle w:val="ManualBullet"/>
+      </w:pPr>
+      <w:r>
+        <w:t>a more focused chart</w:t>
+      </w:r>
+    </w:p>
+    <w:p>
+      <w:pPr>
+        <w:pStyle w:val="ManualBullet"/>
+      </w:pPr>
+      <w:r>
+        <w:t>a cleaner result set</w:t>
+      </w:r>
+    </w:p>
+    <w:p/>
+    <w:p>
+      <w:r>
+        <w:t xml:space="preserve">If you expect data and cannot see it, widen to </w:t>
+      </w:r>
+      <w:r>
+        <w:rPr>
+          <w:rFonts w:ascii="Consolas" w:hAnsi="Consolas"/>
+        </w:rPr>
+        <w:t>All Regions</w:t>
+      </w:r>
+      <w:r>
+        <w:t xml:space="preserve"> first. Once you confirm the data exists, narrow again.</w:t>
+      </w:r>
+    </w:p>
+    <w:p/>
+    <w:p>
+      <w:pPr>
+        <w:pStyle w:val="Heading2"/>
+      </w:pPr>
+      <w:bookmarkStart w:id="7" w:name="_Toc226493706"/>
+      <w:r>
+        <w:t>5.2 Timeframe controls</w:t>
+      </w:r>
+      <w:bookmarkEnd w:id="7"/>
+    </w:p>
+    <w:p>
+      <w:r>
+        <w:t>Typical timeframe options include:</w:t>
+      </w:r>
+    </w:p>
+    <w:p/>
+    <w:p>
+      <w:pPr>
+        <w:pStyle w:val="ManualBullet"/>
+      </w:pPr>
+      <w:r>
+        <w:rPr>
+          <w:rFonts w:ascii="Consolas" w:hAnsi="Consolas"/>
+        </w:rPr>
+        <w:t>All Time</w:t>
+      </w:r>
+    </w:p>
+    <w:p>
+      <w:pPr>
+        <w:pStyle w:val="ManualBullet"/>
+      </w:pPr>
+      <w:r>
+        <w:rPr>
+          <w:rFonts w:ascii="Consolas" w:hAnsi="Consolas"/>
+        </w:rPr>
+        <w:t>Year</w:t>
+      </w:r>
+    </w:p>
+    <w:p>
+      <w:pPr>
+        <w:pStyle w:val="ManualBullet"/>
+      </w:pPr>
+      <w:r>
+        <w:rPr>
+          <w:rFonts w:ascii="Consolas" w:hAnsi="Consolas"/>
+        </w:rPr>
+        <w:t>Quarter</w:t>
+      </w:r>
+    </w:p>
+    <w:p>
+      <w:pPr>
+        <w:pStyle w:val="ManualBullet"/>
+      </w:pPr>
+      <w:r>
+        <w:rPr>
+          <w:rFonts w:ascii="Consolas" w:hAnsi="Consolas"/>
+        </w:rPr>
+        <w:t>Month</w:t>
+      </w:r>
+    </w:p>
+    <w:p>
+      <w:pPr>
+        <w:pStyle w:val="ManualBullet"/>
+      </w:pPr>
+      <w:r>
+        <w:rPr>
+          <w:rFonts w:ascii="Consolas" w:hAnsi="Consolas"/>
+        </w:rPr>
+        <w:t>Week</w:t>
+      </w:r>
+    </w:p>
+    <w:p>
+      <w:pPr>
+        <w:pStyle w:val="ManualBullet"/>
+      </w:pPr>
+      <w:r>
+        <w:rPr>
+          <w:rFonts w:ascii="Consolas" w:hAnsi="Consolas"/>
+        </w:rPr>
+        <w:t>Custom Range</w:t>
+      </w:r>
+    </w:p>
+    <w:p/>
+    <w:p>
+      <w:r>
+        <w:t>Use them like this:</w:t>
+      </w:r>
+    </w:p>
+    <w:p/>
+    <w:p>
+      <w:pPr>
+        <w:pStyle w:val="ManualBullet"/>
+      </w:pPr>
+      <w:r>
+        <w:t xml:space="preserve">start with </w:t>
+      </w:r>
+      <w:r>
+        <w:rPr>
+          <w:rFonts w:ascii="Consolas" w:hAnsi="Consolas"/>
+        </w:rPr>
+        <w:t>All Time</w:t>
+      </w:r>
+      <w:r>
+        <w:t xml:space="preserve"> if you are unsure whether the records exist</w:t>
+      </w:r>
+    </w:p>
+    <w:p>
+      <w:pPr>
+        <w:pStyle w:val="ManualBullet"/>
+      </w:pPr>
+      <w:r>
+        <w:t xml:space="preserve">use </w:t>
+      </w:r>
+      <w:r>
+        <w:rPr>
+          <w:rFonts w:ascii="Consolas" w:hAnsi="Consolas"/>
+        </w:rPr>
+        <w:t>Year</w:t>
+      </w:r>
+      <w:r>
+        <w:t xml:space="preserve">, </w:t>
+      </w:r>
+      <w:r>
+        <w:rPr>
+          <w:rFonts w:ascii="Consolas" w:hAnsi="Consolas"/>
+        </w:rPr>
+        <w:t>Quarter</w:t>
+      </w:r>
+      <w:r>
+        <w:t xml:space="preserve">, </w:t>
+      </w:r>
+      <w:r>
+        <w:rPr>
+          <w:rFonts w:ascii="Consolas" w:hAnsi="Consolas"/>
+        </w:rPr>
+        <w:t>Month</w:t>
+      </w:r>
+      <w:r>
+        <w:t xml:space="preserve">, or </w:t>
+      </w:r>
+      <w:r>
+        <w:rPr>
+          <w:rFonts w:ascii="Consolas" w:hAnsi="Consolas"/>
+        </w:rPr>
+        <w:t>Week</w:t>
+      </w:r>
+      <w:r>
+        <w:t xml:space="preserve"> for routine reporting periods</w:t>
+      </w:r>
+    </w:p>
+    <w:p>
+      <w:pPr>
+        <w:pStyle w:val="ManualBullet"/>
+      </w:pPr>
+      <w:r>
+        <w:t xml:space="preserve">use </w:t>
+      </w:r>
+      <w:r>
+        <w:rPr>
+          <w:rFonts w:ascii="Consolas" w:hAnsi="Consolas"/>
+        </w:rPr>
+        <w:t>Custom Range</w:t>
+      </w:r>
+      <w:r>
+        <w:t xml:space="preserve"> when the exact reporting window matters</w:t>
+      </w:r>
+    </w:p>
+    <w:p/>
+    <w:p>
+      <w:pPr>
+        <w:pStyle w:val="Heading2"/>
+      </w:pPr>
+      <w:bookmarkStart w:id="8" w:name="_Toc226493707"/>
+      <w:r>
+        <w:t>5.3 Recommended navigation pattern</w:t>
+      </w:r>
+      <w:bookmarkEnd w:id="8"/>
+    </w:p>
+    <w:p>
+      <w:r>
+        <w:t>For most questions, this is the safest approach:</w:t>
+      </w:r>
+    </w:p>
+    <w:p/>
+    <w:p>
+      <w:pPr>
+        <w:pStyle w:val="ManualNumber"/>
+      </w:pPr>
+      <w:r>
+        <w:t>Start broad.</w:t>
+      </w:r>
+    </w:p>
+    <w:p>
+      <w:pPr>
+        <w:pStyle w:val="ManualNumber"/>
+      </w:pPr>
+      <w:r>
+        <w:t>Confirm the data exists.</w:t>
+      </w:r>
+    </w:p>
+    <w:p>
+      <w:pPr>
+        <w:pStyle w:val="ManualNumber"/>
+      </w:pPr>
+      <w:r>
+        <w:t>Narrow the region.</w:t>
+      </w:r>
+    </w:p>
+    <w:p>
+      <w:pPr>
+        <w:pStyle w:val="ManualNumber"/>
+      </w:pPr>
+      <w:r>
+        <w:t>Narrow the timeframe.</w:t>
+      </w:r>
+    </w:p>
+    <w:p>
+      <w:pPr>
+        <w:pStyle w:val="ManualNumber"/>
+      </w:pPr>
+      <w:r>
+        <w:t>Move into drill-down or reports only after the headline view makes sense.</w:t>
+      </w:r>
+    </w:p>
+    <w:p/>
+    <w:p>
+      <w:r>
+        <w:t>This reduces the risk of concluding that data is missing when the filters are simply too narrow.</w:t>
+      </w:r>
+    </w:p>
+    <w:p/>
+    <w:p>
+      <w:pPr>
+        <w:pStyle w:val="Heading1"/>
+      </w:pPr>
+      <w:bookmarkStart w:id="9" w:name="_Toc226493708"/>
+      <w:r>
+        <w:t>6. KPI Dashboard</w:t>
+      </w:r>
+      <w:bookmarkEnd w:id="9"/>
+    </w:p>
+    <w:p>
+      <w:r>
+        <w:t xml:space="preserve">The </w:t>
+      </w:r>
+      <w:r>
+        <w:rPr>
+          <w:rFonts w:ascii="Consolas" w:hAnsi="Consolas"/>
+        </w:rPr>
+        <w:t>KPI Dashboard</w:t>
+      </w:r>
+      <w:r>
+        <w:t xml:space="preserve"> is the quickest place to review headline performance.</w:t>
+      </w:r>
+    </w:p>
+    <w:p/>
+    <w:p>
+      <w:pPr>
+        <w:pStyle w:val="Heading2"/>
+      </w:pPr>
+      <w:bookmarkStart w:id="10" w:name="_Toc226493709"/>
+      <w:r>
+        <w:lastRenderedPageBreak/>
+        <w:t>6.1 When to use KPI Dashboard</w:t>
+      </w:r>
+      <w:bookmarkEnd w:id="10"/>
+    </w:p>
+    <w:p>
+      <w:r>
+        <w:t>Use this screen when you want to:</w:t>
+      </w:r>
+    </w:p>
+    <w:p/>
+    <w:p>
+      <w:pPr>
+        <w:pStyle w:val="ManualBullet"/>
+      </w:pPr>
+      <w:r>
+        <w:t>get a fast summary of the current picture</w:t>
+      </w:r>
+    </w:p>
+    <w:p>
+      <w:pPr>
+        <w:pStyle w:val="ManualBullet"/>
+      </w:pPr>
+      <w:r>
+        <w:t>review headline performance before a meeting</w:t>
+      </w:r>
+    </w:p>
+    <w:p>
+      <w:pPr>
+        <w:pStyle w:val="ManualBullet"/>
+      </w:pPr>
+      <w:r>
+        <w:t>sense-check whether a figure looks reasonable</w:t>
+      </w:r>
+    </w:p>
+    <w:p>
+      <w:pPr>
+        <w:pStyle w:val="ManualBullet"/>
+      </w:pPr>
+      <w:r>
+        <w:t>understand which KPI area needs further investigation</w:t>
+      </w:r>
+    </w:p>
+    <w:p>
+      <w:pPr>
+        <w:pStyle w:val="ManualBullet"/>
+      </w:pPr>
+      <w:r>
+        <w:t>open the records behind a card</w:t>
+      </w:r>
+    </w:p>
+    <w:p/>
+    <w:p>
+      <w:r>
+        <w:t>This screen is best for monitoring and quick review. It is not the best screen for detailed export work.</w:t>
+      </w:r>
+    </w:p>
+    <w:p/>
+    <w:p>
+      <w:pPr>
+        <w:pStyle w:val="Heading2"/>
+      </w:pPr>
+      <w:bookmarkStart w:id="11" w:name="_Toc226493710"/>
+      <w:r>
+        <w:t>6.2 KPI sections</w:t>
+      </w:r>
+      <w:bookmarkEnd w:id="11"/>
+    </w:p>
+    <w:p>
+      <w:r>
+        <w:t xml:space="preserve">Use </w:t>
+      </w:r>
+      <w:r>
+        <w:rPr>
+          <w:rFonts w:ascii="Consolas" w:hAnsi="Consolas"/>
+        </w:rPr>
+        <w:t>KPI Section</w:t>
+      </w:r>
+      <w:r>
+        <w:t xml:space="preserve"> to move between the dashboard areas. Depending on the selected region, the available sections can include:</w:t>
+      </w:r>
+    </w:p>
+    <w:p/>
+    <w:p>
+      <w:pPr>
+        <w:pStyle w:val="ManualBullet"/>
+      </w:pPr>
+      <w:r>
+        <w:rPr>
+          <w:rFonts w:ascii="Consolas" w:hAnsi="Consolas"/>
+        </w:rPr>
+        <w:t>Governance</w:t>
+      </w:r>
+    </w:p>
+    <w:p>
+      <w:pPr>
+        <w:pStyle w:val="ManualBullet"/>
+      </w:pPr>
+      <w:r>
+        <w:rPr>
+          <w:rFonts w:ascii="Consolas" w:hAnsi="Consolas"/>
+        </w:rPr>
+        <w:t>Partnerships</w:t>
+      </w:r>
+    </w:p>
+    <w:p>
+      <w:pPr>
+        <w:pStyle w:val="ManualBullet"/>
+      </w:pPr>
+      <w:r>
+        <w:rPr>
+          <w:rFonts w:ascii="Consolas" w:hAnsi="Consolas"/>
+        </w:rPr>
+        <w:t>Delivery</w:t>
+      </w:r>
+    </w:p>
+    <w:p>
+      <w:pPr>
+        <w:pStyle w:val="ManualBullet"/>
+      </w:pPr>
+      <w:r>
+        <w:rPr>
+          <w:rFonts w:ascii="Consolas" w:hAnsi="Consolas"/>
+        </w:rPr>
+        <w:t>Income</w:t>
+      </w:r>
+    </w:p>
+    <w:p>
+      <w:pPr>
+        <w:pStyle w:val="ManualBullet"/>
+      </w:pPr>
+      <w:r>
+        <w:rPr>
+          <w:rFonts w:ascii="Consolas" w:hAnsi="Consolas"/>
+        </w:rPr>
+        <w:t>Comms</w:t>
+      </w:r>
+    </w:p>
+    <w:p>
+      <w:pPr>
+        <w:pStyle w:val="ManualBullet"/>
+      </w:pPr>
+      <w:r>
+        <w:rPr>
+          <w:rFonts w:ascii="Consolas" w:hAnsi="Consolas"/>
+        </w:rPr>
+        <w:t>Case Studies</w:t>
+      </w:r>
+    </w:p>
+    <w:p/>
+    <w:p>
+      <w:r>
+        <w:rPr>
+          <w:rFonts w:ascii="Consolas" w:hAnsi="Consolas"/>
+        </w:rPr>
+        <w:t>Income</w:t>
+      </w:r>
+      <w:r>
+        <w:t xml:space="preserve"> and </w:t>
+      </w:r>
+      <w:r>
+        <w:rPr>
+          <w:rFonts w:ascii="Consolas" w:hAnsi="Consolas"/>
+        </w:rPr>
+        <w:t>Comms</w:t>
+      </w:r>
+      <w:r>
+        <w:t xml:space="preserve"> are shown only when the region context supports them, for example </w:t>
+      </w:r>
+      <w:r>
+        <w:rPr>
+          <w:rFonts w:ascii="Consolas" w:hAnsi="Consolas"/>
+        </w:rPr>
+        <w:t>Global</w:t>
+      </w:r>
+      <w:r>
+        <w:t>.</w:t>
+      </w:r>
+    </w:p>
+    <w:p/>
+    <w:p>
+      <w:pPr>
+        <w:pStyle w:val="Heading2"/>
+      </w:pPr>
+      <w:bookmarkStart w:id="12" w:name="_Toc226493711"/>
+      <w:r>
+        <w:t>6.3 Step-by-step KPI workflow</w:t>
+      </w:r>
+      <w:bookmarkEnd w:id="12"/>
+    </w:p>
+    <w:p>
+      <w:r>
+        <w:t>When checking a KPI:</w:t>
+      </w:r>
+    </w:p>
+    <w:p/>
+    <w:p>
+      <w:pPr>
+        <w:pStyle w:val="ManualNumber"/>
+      </w:pPr>
+      <w:r>
+        <w:t xml:space="preserve">Open </w:t>
+      </w:r>
+      <w:r>
+        <w:rPr>
+          <w:rFonts w:ascii="Consolas" w:hAnsi="Consolas"/>
+        </w:rPr>
+        <w:t>KPI Dashboard</w:t>
+      </w:r>
+      <w:r>
+        <w:t>.</w:t>
+      </w:r>
+    </w:p>
+    <w:p>
+      <w:pPr>
+        <w:pStyle w:val="ManualNumber"/>
+      </w:pPr>
+      <w:r>
+        <w:t>Set the correct region.</w:t>
+      </w:r>
+    </w:p>
+    <w:p>
+      <w:pPr>
+        <w:pStyle w:val="ManualNumber"/>
+      </w:pPr>
+      <w:r>
+        <w:t>Set the correct timeframe.</w:t>
+      </w:r>
+    </w:p>
+    <w:p>
+      <w:pPr>
+        <w:pStyle w:val="ManualNumber"/>
+      </w:pPr>
+      <w:r>
+        <w:t xml:space="preserve">Choose the correct </w:t>
+      </w:r>
+      <w:r>
+        <w:rPr>
+          <w:rFonts w:ascii="Consolas" w:hAnsi="Consolas"/>
+        </w:rPr>
+        <w:t>KPI Section</w:t>
+      </w:r>
+      <w:r>
+        <w:t>.</w:t>
+      </w:r>
+    </w:p>
+    <w:p>
+      <w:pPr>
+        <w:pStyle w:val="ManualNumber"/>
+      </w:pPr>
+      <w:r>
+        <w:t>Review the headline cards on the page.</w:t>
+      </w:r>
+    </w:p>
+    <w:p>
+      <w:pPr>
+        <w:pStyle w:val="ManualNumber"/>
+      </w:pPr>
+      <w:r>
+        <w:t>If a card looks unusual, click it.</w:t>
+      </w:r>
+    </w:p>
+    <w:p>
+      <w:pPr>
+        <w:pStyle w:val="ManualNumber"/>
+      </w:pPr>
+      <w:r>
+        <w:t>Review the supporting rows shown in the drill-down.</w:t>
+      </w:r>
+    </w:p>
+    <w:p>
+      <w:pPr>
+        <w:pStyle w:val="ManualNumber"/>
+      </w:pPr>
+      <w:r>
+        <w:t>Decide whether the KPI is correct, unclear, or needs further follow-up in Custom Reports.</w:t>
+      </w:r>
+    </w:p>
+    <w:p/>
+    <w:p>
+      <w:pPr>
+        <w:pStyle w:val="Heading2"/>
+      </w:pPr>
+      <w:bookmarkStart w:id="13" w:name="_Toc226493712"/>
+      <w:r>
+        <w:lastRenderedPageBreak/>
+        <w:t>6.4 Using drill-down properly</w:t>
+      </w:r>
+      <w:bookmarkEnd w:id="13"/>
+    </w:p>
+    <w:p>
+      <w:r>
+        <w:t>Drill-down helps you move from a summary number to the rows behind it.</w:t>
+      </w:r>
+    </w:p>
+    <w:p/>
+    <w:p>
+      <w:r>
+        <w:t>Use it when:</w:t>
+      </w:r>
+    </w:p>
+    <w:p/>
+    <w:p>
+      <w:pPr>
+        <w:pStyle w:val="ManualBullet"/>
+      </w:pPr>
+      <w:r>
+        <w:t>a total looks too high or too low</w:t>
+      </w:r>
+    </w:p>
+    <w:p>
+      <w:pPr>
+        <w:pStyle w:val="ManualBullet"/>
+      </w:pPr>
+      <w:r>
+        <w:t>you want to understand what is included in a KPI</w:t>
+      </w:r>
+    </w:p>
+    <w:p>
+      <w:pPr>
+        <w:pStyle w:val="ManualBullet"/>
+      </w:pPr>
+      <w:r>
+        <w:t>you need confidence before quoting a figure</w:t>
+      </w:r>
+    </w:p>
+    <w:p>
+      <w:pPr>
+        <w:pStyle w:val="ManualBullet"/>
+      </w:pPr>
+      <w:r>
+        <w:t>you want to identify which records are driving a change</w:t>
+      </w:r>
+    </w:p>
+    <w:p/>
+    <w:p>
+      <w:r>
+        <w:t>When a drill-down opens:</w:t>
+      </w:r>
+    </w:p>
+    <w:p/>
+    <w:p>
+      <w:pPr>
+        <w:pStyle w:val="ManualNumber"/>
+      </w:pPr>
+      <w:r>
+        <w:t>Read the title so you know what metric you opened.</w:t>
+      </w:r>
+    </w:p>
+    <w:p>
+      <w:pPr>
+        <w:pStyle w:val="ManualNumber"/>
+      </w:pPr>
+      <w:r>
+        <w:t>Review the returned list.</w:t>
+      </w:r>
+    </w:p>
+    <w:p>
+      <w:pPr>
+        <w:pStyle w:val="ManualNumber"/>
+      </w:pPr>
+      <w:r>
+        <w:t>Look for obvious issues such as duplicates, missing categories, or surprising dates.</w:t>
+      </w:r>
+    </w:p>
+    <w:p>
+      <w:pPr>
+        <w:pStyle w:val="ManualNumber"/>
+      </w:pPr>
+      <w:r>
+        <w:t xml:space="preserve">If the answer still is not clear, move to </w:t>
+      </w:r>
+      <w:r>
+        <w:rPr>
+          <w:rFonts w:ascii="Consolas" w:hAnsi="Consolas"/>
+        </w:rPr>
+        <w:t>Custom Reports Dashboard</w:t>
+      </w:r>
+      <w:r>
+        <w:t xml:space="preserve"> and rebuild the question in a more structured way.</w:t>
+      </w:r>
+    </w:p>
+    <w:p/>
+    <w:p>
+      <w:pPr>
+        <w:pStyle w:val="Heading2"/>
+      </w:pPr>
+      <w:bookmarkStart w:id="14" w:name="_Toc226493713"/>
+      <w:r>
+        <w:t>6.5 Privacy limits for RPL users</w:t>
+      </w:r>
+      <w:bookmarkEnd w:id="14"/>
+    </w:p>
+    <w:p>
+      <w:r>
+        <w:t>RPL users should not see personal data.</w:t>
+      </w:r>
+    </w:p>
+    <w:p/>
+    <w:p>
+      <w:r>
+        <w:t>That means you should not expect to see:</w:t>
+      </w:r>
+    </w:p>
+    <w:p/>
+    <w:p>
+      <w:pPr>
+        <w:pStyle w:val="ManualBullet"/>
+      </w:pPr>
+      <w:r>
+        <w:t>participant names</w:t>
+      </w:r>
+    </w:p>
+    <w:p>
+      <w:pPr>
+        <w:pStyle w:val="ManualBullet"/>
+      </w:pPr>
+      <w:r>
+        <w:t>participant IDs</w:t>
+      </w:r>
+    </w:p>
+    <w:p>
+      <w:pPr>
+        <w:pStyle w:val="ManualBullet"/>
+      </w:pPr>
+      <w:r>
+        <w:t>participant postcodes</w:t>
+      </w:r>
+    </w:p>
+    <w:p>
+      <w:pPr>
+        <w:pStyle w:val="ManualBullet"/>
+      </w:pPr>
+      <w:r>
+        <w:t>contact details</w:t>
+      </w:r>
+    </w:p>
+    <w:p>
+      <w:pPr>
+        <w:pStyle w:val="ManualBullet"/>
+      </w:pPr>
+      <w:r>
+        <w:t>medical information</w:t>
+      </w:r>
+    </w:p>
+    <w:p>
+      <w:pPr>
+        <w:pStyle w:val="ManualBullet"/>
+      </w:pPr>
+      <w:r>
+        <w:t>emergency contact information</w:t>
+      </w:r>
+    </w:p>
+    <w:p/>
+    <w:p>
+      <w:r>
+        <w:t>You may still see summary-level counts and reporting totals. This is intentional. It allows regional monitoring while protecting privacy.</w:t>
+      </w:r>
+    </w:p>
+    <w:p/>
+    <w:p>
+      <w:pPr>
+        <w:pStyle w:val="Heading2"/>
+      </w:pPr>
+      <w:bookmarkStart w:id="15" w:name="_Toc226493714"/>
+      <w:r>
+        <w:lastRenderedPageBreak/>
+        <w:t>6.6 Good KPI habits</w:t>
+      </w:r>
+      <w:bookmarkEnd w:id="15"/>
+    </w:p>
+    <w:p>
+      <w:r>
+        <w:t>Use these habits consistently:</w:t>
+      </w:r>
+    </w:p>
+    <w:p/>
+    <w:p>
+      <w:pPr>
+        <w:pStyle w:val="ManualBullet"/>
+      </w:pPr>
+      <w:r>
+        <w:t>check the region before discussing a number</w:t>
+      </w:r>
+    </w:p>
+    <w:p>
+      <w:pPr>
+        <w:pStyle w:val="ManualBullet"/>
+      </w:pPr>
+      <w:r>
+        <w:t>check the timeframe before discussing a trend</w:t>
+      </w:r>
+    </w:p>
+    <w:p>
+      <w:pPr>
+        <w:pStyle w:val="ManualBullet"/>
+      </w:pPr>
+      <w:r>
+        <w:t>open the drill-down before escalating a suspected issue</w:t>
+      </w:r>
+    </w:p>
+    <w:p>
+      <w:pPr>
+        <w:pStyle w:val="ManualBullet"/>
+      </w:pPr>
+      <w:r>
+        <w:t>compare a narrow period against a wider one if a number looks unusual</w:t>
+      </w:r>
+    </w:p>
+    <w:p>
+      <w:pPr>
+        <w:pStyle w:val="ManualBullet"/>
+      </w:pPr>
+      <w:r>
+        <w:t>use case studies to support narrative, not to replace factual checking</w:t>
+      </w:r>
+    </w:p>
+    <w:p/>
+    <w:p>
+      <w:pPr>
+        <w:pStyle w:val="Heading1"/>
+      </w:pPr>
+      <w:bookmarkStart w:id="16" w:name="_Toc226493715"/>
+      <w:r>
+        <w:t>7. Custom Reports Dashboard</w:t>
+      </w:r>
+      <w:bookmarkEnd w:id="16"/>
+    </w:p>
+    <w:p>
+      <w:r>
+        <w:t xml:space="preserve">Use </w:t>
+      </w:r>
+      <w:r>
+        <w:rPr>
+          <w:rFonts w:ascii="Consolas" w:hAnsi="Consolas"/>
+        </w:rPr>
+        <w:t>Custom Reports Dashboard</w:t>
+      </w:r>
+      <w:r>
+        <w:t xml:space="preserve"> when the KPI cards are not detailed enough.</w:t>
+      </w:r>
+    </w:p>
+    <w:p/>
+    <w:p>
+      <w:r>
+        <w:rPr>
+          <w:noProof/>
+        </w:rPr>
+        <w:drawing>
+          <wp:inline distT="0" distB="0" distL="0" distR="0" wp14:anchorId="0DA68097" wp14:editId="479FE8B6">
+            <wp:extent cx="6217920" cy="3819579"/>
+            <wp:effectExtent l="0" t="0" r="0" b="0"/>
+            <wp:docPr id="3" name="Picture 3"/>
+            <wp:cNvGraphicFramePr>
+              <a:graphicFrameLocks xmlns:a="http://schemas.openxmlformats.org/drawingml/2006/main" noChangeAspect="1"/>
+            </wp:cNvGraphicFramePr>
+            <a:graphic xmlns:a="http://schemas.openxmlformats.org/drawingml/2006/main">
+              <a:graphicData uri="http://schemas.openxmlformats.org/drawingml/2006/picture">
+                <pic:pic xmlns:pic="http://schemas.openxmlformats.org/drawingml/2006/picture">
+                  <pic:nvPicPr>
+                    <pic:cNvPr id="0" name="custom-reports-guide.png"/>
+                    <pic:cNvPicPr/>
+                  </pic:nvPicPr>
+                  <pic:blipFill>
+                    <a:blip r:embed="rId10"/>
+                    <a:stretch>
+                      <a:fillRect/>
+                    </a:stretch>
+                  </pic:blipFill>
+                  <pic:spPr>
+                    <a:xfrm>
+                      <a:off x="0" y="0"/>
+                      <a:ext cx="6217920" cy="3819579"/>
+                    </a:xfrm>
+                    <a:prstGeom prst="rect">
+                      <a:avLst/>
+                    </a:prstGeom>
+                  </pic:spPr>
+                </pic:pic>
+              </a:graphicData>
+            </a:graphic>
+          </wp:inline>
+        </w:drawing>
+      </w:r>
+    </w:p>
+    <w:p/>
+    <w:p>
       <w:r>
         <w:t>This is the main screen for structured reporting work. Use it when you need tables, charts, exports, comparison work, or summary-level travel analysis.</w:t>
       </w:r>
@@ -1576,9 +4948,11 @@
       <w:pPr>
         <w:pStyle w:val="Heading2"/>
       </w:pPr>
+      <w:bookmarkStart w:id="17" w:name="_Toc226493716"/>
       <w:r>
         <w:t>7.1 What this screen is for</w:t>
       </w:r>
+      <w:bookmarkEnd w:id="17"/>
     </w:p>
     <w:p>
       <w:r>
@@ -1649,9 +5023,11 @@
       <w:pPr>
         <w:pStyle w:val="Heading2"/>
       </w:pPr>
+      <w:bookmarkStart w:id="18" w:name="_Toc226493717"/>
       <w:r>
         <w:t>7.2 Datasets available to RPL users</w:t>
       </w:r>
+      <w:bookmarkEnd w:id="18"/>
     </w:p>
     <w:p>
       <w:r>
@@ -1777,9 +5153,11 @@
       <w:pPr>
         <w:pStyle w:val="Heading2"/>
       </w:pPr>
+      <w:bookmarkStart w:id="19" w:name="_Toc226493718"/>
       <w:r>
         <w:t>7.3 The main report workflow</w:t>
       </w:r>
+      <w:bookmarkEnd w:id="19"/>
     </w:p>
     <w:p>
       <w:r>
@@ -1789,11 +5167,7 @@
     <w:p/>
     <w:p>
       <w:pPr>
-        <w:pStyle w:val="ListNumber"/>
-        <w:numPr>
-          <w:ilvl w:val="0"/>
-          <w:numId w:val="13"/>
-        </w:numPr>
+        <w:pStyle w:val="ManualNumber"/>
       </w:pPr>
       <w:r>
         <w:t xml:space="preserve">Open </w:t>
@@ -1980,9 +5354,11 @@
       <w:pPr>
         <w:pStyle w:val="Heading2"/>
       </w:pPr>
+      <w:bookmarkStart w:id="20" w:name="_Toc226493719"/>
       <w:r>
         <w:t>7.4 Output types explained</w:t>
       </w:r>
+      <w:bookmarkEnd w:id="20"/>
     </w:p>
     <w:p>
       <w:r>
@@ -2177,9 +5553,11 @@
       <w:pPr>
         <w:pStyle w:val="Heading2"/>
       </w:pPr>
+      <w:bookmarkStart w:id="21" w:name="_Toc226493720"/>
       <w:r>
         <w:t>7.5 Grouping, metrics, and aggregation</w:t>
       </w:r>
+      <w:bookmarkEnd w:id="21"/>
     </w:p>
     <w:p>
       <w:r>
@@ -2368,9 +5746,11 @@
       <w:pPr>
         <w:pStyle w:val="Heading2"/>
       </w:pPr>
+      <w:bookmarkStart w:id="22" w:name="_Toc226493721"/>
       <w:r>
         <w:t>7.6 How to choose the right output</w:t>
       </w:r>
+      <w:bookmarkEnd w:id="22"/>
     </w:p>
     <w:p>
       <w:r>
@@ -2608,9 +5988,11 @@
       <w:pPr>
         <w:pStyle w:val="Heading2"/>
       </w:pPr>
+      <w:bookmarkStart w:id="23" w:name="_Toc226493722"/>
       <w:r>
         <w:t>7.7 Advanced Report Controls</w:t>
       </w:r>
+      <w:bookmarkEnd w:id="23"/>
     </w:p>
     <w:p>
       <w:r>
@@ -2781,11 +6163,7 @@
     <w:p/>
     <w:p>
       <w:pPr>
-        <w:pStyle w:val="ListNumber"/>
-        <w:numPr>
-          <w:ilvl w:val="0"/>
-          <w:numId w:val="14"/>
-        </w:numPr>
+        <w:pStyle w:val="ManualNumber"/>
       </w:pPr>
       <w:r>
         <w:t>Remove the most restrictive filter first.</w:t>
@@ -2818,9 +6196,11 @@
       <w:pPr>
         <w:pStyle w:val="Heading2"/>
       </w:pPr>
+      <w:bookmarkStart w:id="24" w:name="_Toc226493723"/>
       <w:r>
         <w:t>7.8 Comparison Analysis</w:t>
       </w:r>
+      <w:bookmarkEnd w:id="24"/>
     </w:p>
     <w:p>
       <w:r>
@@ -2873,11 +6253,7 @@
     <w:p/>
     <w:p>
       <w:pPr>
-        <w:pStyle w:val="ListNumber"/>
-        <w:numPr>
-          <w:ilvl w:val="0"/>
-          <w:numId w:val="15"/>
-        </w:numPr>
+        <w:pStyle w:val="ManualNumber"/>
       </w:pPr>
       <w:r>
         <w:t>Choose the relevant dataset.</w:t>
@@ -2929,16 +6305,426 @@
         <w:pStyle w:val="ManualNumber"/>
       </w:pPr>
       <w:r>
+        <w:t>Choose the comparison value.</w:t>
+      </w:r>
+    </w:p>
+    <w:p>
+      <w:pPr>
+        <w:pStyle w:val="ManualNumber"/>
+      </w:pPr>
+      <w:r>
         <w:lastRenderedPageBreak/>
-        <w:t>Choose the comparison value.</w:t>
-      </w:r>
-    </w:p>
+        <w:t>Review the totals and the difference shown on screen.</w:t>
+      </w:r>
+    </w:p>
+    <w:p/>
+    <w:p>
+      <w:pPr>
+        <w:pStyle w:val="Heading2"/>
+      </w:pPr>
+      <w:bookmarkStart w:id="25" w:name="_Toc226493724"/>
+      <w:r>
+        <w:t>7.9 Distance Analysis</w:t>
+      </w:r>
+      <w:bookmarkEnd w:id="25"/>
+    </w:p>
+    <w:p>
+      <w:r>
+        <w:rPr>
+          <w:rFonts w:ascii="Consolas" w:hAnsi="Consolas"/>
+        </w:rPr>
+        <w:t>Distance Analysis</w:t>
+      </w:r>
+      <w:r>
+        <w:t xml:space="preserve"> is different from the standard table and chart outputs. It focuses on participant travel to events.</w:t>
+      </w:r>
+    </w:p>
+    <w:p/>
+    <w:p>
+      <w:r>
+        <w:t>It can show:</w:t>
+      </w:r>
+    </w:p>
+    <w:p/>
+    <w:p>
+      <w:pPr>
+        <w:pStyle w:val="ManualBullet"/>
+      </w:pPr>
+      <w:r>
+        <w:t>number of journeys</w:t>
+      </w:r>
+    </w:p>
+    <w:p>
+      <w:pPr>
+        <w:pStyle w:val="ManualBullet"/>
+      </w:pPr>
+      <w:r>
+        <w:t>average distance</w:t>
+      </w:r>
+    </w:p>
+    <w:p>
+      <w:pPr>
+        <w:pStyle w:val="ManualBullet"/>
+      </w:pPr>
+      <w:r>
+        <w:t>median distance</w:t>
+      </w:r>
+    </w:p>
+    <w:p>
+      <w:pPr>
+        <w:pStyle w:val="ManualBullet"/>
+      </w:pPr>
+      <w:r>
+        <w:t>maximum distance</w:t>
+      </w:r>
+    </w:p>
+    <w:p>
+      <w:pPr>
+        <w:pStyle w:val="ManualBullet"/>
+      </w:pPr>
+      <w:r>
+        <w:t>distance bands</w:t>
+      </w:r>
+    </w:p>
+    <w:p>
+      <w:pPr>
+        <w:pStyle w:val="ManualBullet"/>
+      </w:pPr>
+      <w:r>
+        <w:t>events ranked by average travel distance</w:t>
+      </w:r>
+    </w:p>
+    <w:p/>
+    <w:p>
+      <w:r>
+        <w:t>You can also:</w:t>
+      </w:r>
+    </w:p>
+    <w:p/>
+    <w:p>
+      <w:pPr>
+        <w:pStyle w:val="ManualBullet"/>
+      </w:pPr>
+      <w:r>
+        <w:t>filter to relevant event types</w:t>
+      </w:r>
+    </w:p>
+    <w:p>
+      <w:pPr>
+        <w:pStyle w:val="ManualBullet"/>
+      </w:pPr>
+      <w:r>
+        <w:t>keep only rows with resolved distance</w:t>
+      </w:r>
+    </w:p>
+    <w:p>
+      <w:pPr>
+        <w:pStyle w:val="ManualBullet"/>
+      </w:pPr>
+      <w:r>
+        <w:t>drill into a selected event</w:t>
+      </w:r>
+    </w:p>
+    <w:p>
+      <w:pPr>
+        <w:pStyle w:val="ManualBullet"/>
+      </w:pPr>
+      <w:r>
+        <w:t>download a CSV</w:t>
+      </w:r>
+    </w:p>
+    <w:p/>
+    <w:p>
+      <w:r>
+        <w:t>For RPL users, this analysis remains summary-level. Do not expect participant-level personal detail.</w:t>
+      </w:r>
+    </w:p>
+    <w:p/>
+    <w:p>
+      <w:r>
+        <w:t>If the distance output looks sparse, the usual causes are:</w:t>
+      </w:r>
+    </w:p>
+    <w:p/>
+    <w:p>
+      <w:pPr>
+        <w:pStyle w:val="ManualBullet"/>
+      </w:pPr>
+      <w:r>
+        <w:t>the timeframe is too narrow</w:t>
+      </w:r>
+    </w:p>
+    <w:p>
+      <w:pPr>
+        <w:pStyle w:val="ManualBullet"/>
+      </w:pPr>
+      <w:r>
+        <w:t>the event type filter is too restrictive</w:t>
+      </w:r>
+    </w:p>
+    <w:p>
+      <w:pPr>
+        <w:pStyle w:val="ManualBullet"/>
+      </w:pPr>
+      <w:r>
+        <w:t>participant or event postcode data is missing</w:t>
+      </w:r>
+    </w:p>
+    <w:p>
+      <w:pPr>
+        <w:pStyle w:val="ManualBullet"/>
+      </w:pPr>
+      <w:r>
+        <w:t>unresolved rows are excluded</w:t>
+      </w:r>
+    </w:p>
+    <w:p/>
+    <w:p>
+      <w:pPr>
+        <w:pStyle w:val="Heading2"/>
+      </w:pPr>
+      <w:bookmarkStart w:id="26" w:name="_Toc226493725"/>
+      <w:r>
+        <w:t>7.10 Example reporting workflows</w:t>
+      </w:r>
+      <w:bookmarkEnd w:id="26"/>
+    </w:p>
+    <w:p>
+      <w:r>
+        <w:t xml:space="preserve">Use </w:t>
+      </w:r>
+      <w:r>
+        <w:rPr>
+          <w:rFonts w:ascii="Consolas" w:hAnsi="Consolas"/>
+        </w:rPr>
+        <w:t>Events</w:t>
+      </w:r>
+      <w:r>
+        <w:t xml:space="preserve"> plus </w:t>
+      </w:r>
+      <w:r>
+        <w:rPr>
+          <w:rFonts w:ascii="Consolas" w:hAnsi="Consolas"/>
+        </w:rPr>
+        <w:t>Tabular</w:t>
+      </w:r>
+      <w:r>
+        <w:t xml:space="preserve"> when you need a clean event list for a reporting period.</w:t>
+      </w:r>
+    </w:p>
+    <w:p/>
+    <w:p>
+      <w:r>
+        <w:lastRenderedPageBreak/>
+        <w:t xml:space="preserve">Use </w:t>
+      </w:r>
+      <w:r>
+        <w:rPr>
+          <w:rFonts w:ascii="Consolas" w:hAnsi="Consolas"/>
+        </w:rPr>
+        <w:t>Payments</w:t>
+      </w:r>
+      <w:r>
+        <w:t xml:space="preserve"> plus </w:t>
+      </w:r>
+      <w:r>
+        <w:rPr>
+          <w:rFonts w:ascii="Consolas" w:hAnsi="Consolas"/>
+        </w:rPr>
+        <w:t>Line</w:t>
+      </w:r>
+      <w:r>
+        <w:t xml:space="preserve"> when you want to show how income changes over time.</w:t>
+      </w:r>
+    </w:p>
+    <w:p/>
+    <w:p>
+      <w:r>
+        <w:t xml:space="preserve">Use </w:t>
+      </w:r>
+      <w:r>
+        <w:rPr>
+          <w:rFonts w:ascii="Consolas" w:hAnsi="Consolas"/>
+        </w:rPr>
+        <w:t>Grants</w:t>
+      </w:r>
+      <w:r>
+        <w:t xml:space="preserve"> plus </w:t>
+      </w:r>
+      <w:r>
+        <w:rPr>
+          <w:rFonts w:ascii="Consolas" w:hAnsi="Consolas"/>
+        </w:rPr>
+        <w:t>Bar</w:t>
+      </w:r>
+      <w:r>
+        <w:t xml:space="preserve"> when you want to compare outcomes or statuses.</w:t>
+      </w:r>
+    </w:p>
+    <w:p/>
+    <w:p>
+      <w:r>
+        <w:t xml:space="preserve">Use </w:t>
+      </w:r>
+      <w:r>
+        <w:rPr>
+          <w:rFonts w:ascii="Consolas" w:hAnsi="Consolas"/>
+        </w:rPr>
+        <w:t>Organisations</w:t>
+      </w:r>
+      <w:r>
+        <w:t xml:space="preserve"> plus </w:t>
+      </w:r>
+      <w:r>
+        <w:rPr>
+          <w:rFonts w:ascii="Consolas" w:hAnsi="Consolas"/>
+        </w:rPr>
+        <w:t>Comparison Analysis</w:t>
+      </w:r>
+      <w:r>
+        <w:t xml:space="preserve"> when you want to compare regions, categories, or statuses directly.</w:t>
+      </w:r>
+    </w:p>
+    <w:p/>
+    <w:p>
+      <w:r>
+        <w:t xml:space="preserve">Use </w:t>
+      </w:r>
+      <w:r>
+        <w:rPr>
+          <w:rFonts w:ascii="Consolas" w:hAnsi="Consolas"/>
+        </w:rPr>
+        <w:t>Distance Analysis</w:t>
+      </w:r>
+      <w:r>
+        <w:t xml:space="preserve"> when you need a high-level view of how far participants are travelling.</w:t>
+      </w:r>
+    </w:p>
+    <w:p/>
+    <w:p>
+      <w:pPr>
+        <w:pStyle w:val="Heading1"/>
+      </w:pPr>
+      <w:bookmarkStart w:id="27" w:name="_Toc226493726"/>
+      <w:r>
+        <w:t>8. Case Studies</w:t>
+      </w:r>
+      <w:bookmarkEnd w:id="27"/>
+    </w:p>
+    <w:p>
+      <w:r>
+        <w:rPr>
+          <w:rFonts w:ascii="Consolas" w:hAnsi="Consolas"/>
+        </w:rPr>
+        <w:t>Case Studies</w:t>
+      </w:r>
+      <w:r>
+        <w:t xml:space="preserve"> gives you qualitative evidence to sit alongside the numbers.</w:t>
+      </w:r>
+    </w:p>
+    <w:p/>
+    <w:p>
+      <w:r>
+        <w:t>Use it when you need:</w:t>
+      </w:r>
+    </w:p>
+    <w:p/>
+    <w:p>
+      <w:pPr>
+        <w:pStyle w:val="ManualBullet"/>
+      </w:pPr>
+      <w:r>
+        <w:t>a story to support a report</w:t>
+      </w:r>
+    </w:p>
+    <w:p>
+      <w:pPr>
+        <w:pStyle w:val="ManualBullet"/>
+      </w:pPr>
+      <w:r>
+        <w:t>narrative context for a KPI trend</w:t>
+      </w:r>
+    </w:p>
+    <w:p>
+      <w:pPr>
+        <w:pStyle w:val="ManualBullet"/>
+      </w:pPr>
+      <w:r>
+        <w:t>an example to bring a presentation to life</w:t>
+      </w:r>
+    </w:p>
+    <w:p>
+      <w:pPr>
+        <w:pStyle w:val="ManualBullet"/>
+      </w:pPr>
+      <w:r>
+        <w:t>a place to upload a new regional story</w:t>
+      </w:r>
+    </w:p>
+    <w:p/>
+    <w:p>
+      <w:pPr>
+        <w:pStyle w:val="Heading2"/>
+      </w:pPr>
+      <w:bookmarkStart w:id="28" w:name="_Toc226493727"/>
+      <w:r>
+        <w:t>8.1 Reading case studies</w:t>
+      </w:r>
+      <w:bookmarkEnd w:id="28"/>
+    </w:p>
+    <w:p>
+      <w:r>
+        <w:t>To review existing case studies:</w:t>
+      </w:r>
+    </w:p>
+    <w:p/>
     <w:p>
       <w:pPr>
         <w:pStyle w:val="ManualNumber"/>
       </w:pPr>
       <w:r>
-        <w:t>Review the totals and the difference shown on screen.</w:t>
+        <w:t xml:space="preserve">Open </w:t>
+      </w:r>
+      <w:r>
+        <w:rPr>
+          <w:rFonts w:ascii="Consolas" w:hAnsi="Consolas"/>
+        </w:rPr>
+        <w:t>Case Studies</w:t>
+      </w:r>
+      <w:r>
+        <w:t>.</w:t>
+      </w:r>
+    </w:p>
+    <w:p>
+      <w:pPr>
+        <w:pStyle w:val="ManualNumber"/>
+      </w:pPr>
+      <w:r>
+        <w:t>Set the relevant region if available.</w:t>
+      </w:r>
+    </w:p>
+    <w:p>
+      <w:pPr>
+        <w:pStyle w:val="ManualNumber"/>
+      </w:pPr>
+      <w:r>
+        <w:t>Set the relevant timeframe.</w:t>
+      </w:r>
+    </w:p>
+    <w:p>
+      <w:pPr>
+        <w:pStyle w:val="ManualNumber"/>
+      </w:pPr>
+      <w:r>
+        <w:t>Review the returned stories.</w:t>
+      </w:r>
+    </w:p>
+    <w:p>
+      <w:pPr>
+        <w:pStyle w:val="ManualNumber"/>
+      </w:pPr>
+      <w:r>
+        <w:t>Check titles and dates carefully so that you use the right story for the right reporting period.</w:t>
       </w:r>
     </w:p>
     <w:p/>
@@ -2946,25 +6732,98 @@
       <w:pPr>
         <w:pStyle w:val="Heading2"/>
       </w:pPr>
-      <w:r>
-        <w:t>7.9 Distance Analysis</w:t>
-      </w:r>
-    </w:p>
-    <w:p>
+      <w:bookmarkStart w:id="29" w:name="_Toc226493728"/>
+      <w:r>
+        <w:t>8.2 Uploading a case study</w:t>
+      </w:r>
+      <w:bookmarkEnd w:id="29"/>
+    </w:p>
+    <w:p>
+      <w:r>
+        <w:t>Suggested workflow:</w:t>
+      </w:r>
+    </w:p>
+    <w:p/>
+    <w:p>
+      <w:pPr>
+        <w:pStyle w:val="ManualNumber"/>
+      </w:pPr>
+      <w:r>
+        <w:t xml:space="preserve">Open </w:t>
+      </w:r>
       <w:r>
         <w:rPr>
           <w:rFonts w:ascii="Consolas" w:hAnsi="Consolas"/>
         </w:rPr>
-        <w:t>Distance Analysis</w:t>
-      </w:r>
-      <w:r>
-        <w:t xml:space="preserve"> is different from the standard table and chart outputs. It focuses on participant travel to events.</w:t>
+        <w:t>Case Studies</w:t>
+      </w:r>
+      <w:r>
+        <w:t>.</w:t>
+      </w:r>
+    </w:p>
+    <w:p>
+      <w:pPr>
+        <w:pStyle w:val="ManualNumber"/>
+      </w:pPr>
+      <w:r>
+        <w:lastRenderedPageBreak/>
+        <w:t>Filter first to avoid duplicates.</w:t>
+      </w:r>
+    </w:p>
+    <w:p>
+      <w:pPr>
+        <w:pStyle w:val="ManualNumber"/>
+      </w:pPr>
+      <w:r>
+        <w:t>Add a clear title.</w:t>
+      </w:r>
+    </w:p>
+    <w:p>
+      <w:pPr>
+        <w:pStyle w:val="ManualNumber"/>
+      </w:pPr>
+      <w:r>
+        <w:t>Add the story text.</w:t>
+      </w:r>
+    </w:p>
+    <w:p>
+      <w:pPr>
+        <w:pStyle w:val="ManualNumber"/>
+      </w:pPr>
+      <w:r>
+        <w:t>Enter the correct date.</w:t>
+      </w:r>
+    </w:p>
+    <w:p>
+      <w:pPr>
+        <w:pStyle w:val="ManualNumber"/>
+      </w:pPr>
+      <w:r>
+        <w:t>Choose the correct region.</w:t>
+      </w:r>
+    </w:p>
+    <w:p>
+      <w:pPr>
+        <w:pStyle w:val="ManualNumber"/>
+      </w:pPr>
+      <w:r>
+        <w:t>Submit the form.</w:t>
       </w:r>
     </w:p>
     <w:p/>
     <w:p>
-      <w:r>
-        <w:t>It can show:</w:t>
+      <w:pPr>
+        <w:pStyle w:val="Heading2"/>
+      </w:pPr>
+      <w:bookmarkStart w:id="30" w:name="_Toc226493729"/>
+      <w:r>
+        <w:t>8.3 Good case study practice</w:t>
+      </w:r>
+      <w:bookmarkEnd w:id="30"/>
+    </w:p>
+    <w:p>
+      <w:r>
+        <w:t>When creating a case study:</w:t>
       </w:r>
     </w:p>
     <w:p/>
@@ -2973,7 +6832,7 @@
         <w:pStyle w:val="ManualBullet"/>
       </w:pPr>
       <w:r>
-        <w:t>number of journeys</w:t>
+        <w:t>use a clear, descriptive title</w:t>
       </w:r>
     </w:p>
     <w:p>
@@ -2981,7 +6840,7 @@
         <w:pStyle w:val="ManualBullet"/>
       </w:pPr>
       <w:r>
-        <w:t>average distance</w:t>
+        <w:t>check the date carefully</w:t>
       </w:r>
     </w:p>
     <w:p>
@@ -2989,7 +6848,7 @@
         <w:pStyle w:val="ManualBullet"/>
       </w:pPr>
       <w:r>
-        <w:t>median distance</w:t>
+        <w:t>choose the correct region</w:t>
       </w:r>
     </w:p>
     <w:p>
@@ -2997,7 +6856,7 @@
         <w:pStyle w:val="ManualBullet"/>
       </w:pPr>
       <w:r>
-        <w:t>maximum distance</w:t>
+        <w:t>keep the content factual and readable</w:t>
       </w:r>
     </w:p>
     <w:p>
@@ -3005,21 +6864,79 @@
         <w:pStyle w:val="ManualBullet"/>
       </w:pPr>
       <w:r>
-        <w:t>distance bands</w:t>
-      </w:r>
-    </w:p>
+        <w:t>avoid including sensitive personal details that should not be widely shared</w:t>
+      </w:r>
+    </w:p>
+    <w:p/>
+    <w:p>
+      <w:pPr>
+        <w:pStyle w:val="Heading1"/>
+      </w:pPr>
+      <w:bookmarkStart w:id="31" w:name="_Toc226493730"/>
+      <w:r>
+        <w:t>9. Data Request Form</w:t>
+      </w:r>
+      <w:bookmarkEnd w:id="31"/>
+    </w:p>
+    <w:p>
+      <w:r>
+        <w:t xml:space="preserve">Use </w:t>
+      </w:r>
+      <w:r>
+        <w:rPr>
+          <w:rFonts w:ascii="Consolas" w:hAnsi="Consolas"/>
+        </w:rPr>
+        <w:t>Data Request Form</w:t>
+      </w:r>
+      <w:r>
+        <w:t xml:space="preserve"> when you need to make a formal request for access to data.</w:t>
+      </w:r>
+    </w:p>
+    <w:p/>
+    <w:p>
+      <w:r>
+        <w:t>This page is useful when:</w:t>
+      </w:r>
+    </w:p>
+    <w:p/>
     <w:p>
       <w:pPr>
         <w:pStyle w:val="ManualBullet"/>
       </w:pPr>
       <w:r>
-        <w:t>events ranked by average travel distance</w:t>
+        <w:t>your current role does not allow the detail you need</w:t>
+      </w:r>
+    </w:p>
+    <w:p>
+      <w:pPr>
+        <w:pStyle w:val="ManualBullet"/>
+      </w:pPr>
+      <w:r>
+        <w:t>you need a time-specific data extract or permission review</w:t>
+      </w:r>
+    </w:p>
+    <w:p>
+      <w:pPr>
+        <w:pStyle w:val="ManualBullet"/>
+      </w:pPr>
+      <w:r>
+        <w:t>you want a clear recorded request rather than an informal message</w:t>
       </w:r>
     </w:p>
     <w:p/>
     <w:p>
-      <w:r>
-        <w:t>You can also:</w:t>
+      <w:pPr>
+        <w:pStyle w:val="Heading2"/>
+      </w:pPr>
+      <w:bookmarkStart w:id="32" w:name="_Toc226493731"/>
+      <w:r>
+        <w:t>9.1 What you must complete</w:t>
+      </w:r>
+      <w:bookmarkEnd w:id="32"/>
+    </w:p>
+    <w:p>
+      <w:r>
+        <w:t>All fields are required:</w:t>
       </w:r>
     </w:p>
     <w:p/>
@@ -3028,7 +6945,10 @@
         <w:pStyle w:val="ManualBullet"/>
       </w:pPr>
       <w:r>
-        <w:t>filter to relevant event types</w:t>
+        <w:rPr>
+          <w:rFonts w:ascii="Consolas" w:hAnsi="Consolas"/>
+        </w:rPr>
+        <w:t>Name</w:t>
       </w:r>
     </w:p>
     <w:p>
@@ -3036,7 +6956,10 @@
         <w:pStyle w:val="ManualBullet"/>
       </w:pPr>
       <w:r>
-        <w:t>keep only rows with resolved distance</w:t>
+        <w:rPr>
+          <w:rFonts w:ascii="Consolas" w:hAnsi="Consolas"/>
+        </w:rPr>
+        <w:t>Email</w:t>
       </w:r>
     </w:p>
     <w:p>
@@ -3044,7 +6967,10 @@
         <w:pStyle w:val="ManualBullet"/>
       </w:pPr>
       <w:r>
-        <w:t>drill into a selected event</w:t>
+        <w:rPr>
+          <w:rFonts w:ascii="Consolas" w:hAnsi="Consolas"/>
+        </w:rPr>
+        <w:t>Date</w:t>
       </w:r>
     </w:p>
     <w:p>
@@ -3052,28 +6978,146 @@
         <w:pStyle w:val="ManualBullet"/>
       </w:pPr>
       <w:r>
-        <w:t>download a CSV</w:t>
+        <w:rPr>
+          <w:rFonts w:ascii="Consolas" w:hAnsi="Consolas"/>
+        </w:rPr>
+        <w:t>Time</w:t>
+      </w:r>
+    </w:p>
+    <w:p>
+      <w:pPr>
+        <w:pStyle w:val="ManualBullet"/>
+      </w:pPr>
+      <w:r>
+        <w:rPr>
+          <w:rFonts w:ascii="Consolas" w:hAnsi="Consolas"/>
+        </w:rPr>
+        <w:t>Reason for data request</w:t>
       </w:r>
     </w:p>
     <w:p/>
     <w:p>
       <w:r>
-        <w:t>For RPL users, this analysis remains summary-level. Do not expect participant-level personal detail.</w:t>
+        <w:t xml:space="preserve">The </w:t>
+      </w:r>
+      <w:r>
+        <w:rPr>
+          <w:rFonts w:ascii="Consolas" w:hAnsi="Consolas"/>
+        </w:rPr>
+        <w:t>Name</w:t>
+      </w:r>
+      <w:r>
+        <w:t xml:space="preserve"> and </w:t>
+      </w:r>
+      <w:r>
+        <w:rPr>
+          <w:rFonts w:ascii="Consolas" w:hAnsi="Consolas"/>
+        </w:rPr>
+        <w:t>Email</w:t>
+      </w:r>
+      <w:r>
+        <w:t xml:space="preserve"> fields are dropdowns. Choose the matching values for the same user.</w:t>
       </w:r>
     </w:p>
     <w:p/>
     <w:p>
-      <w:r>
-        <w:t>If the distance output looks sparse, the usual causes are:</w:t>
+      <w:pPr>
+        <w:pStyle w:val="Heading2"/>
+      </w:pPr>
+      <w:bookmarkStart w:id="33" w:name="_Toc226493732"/>
+      <w:r>
+        <w:t>9.2 Step-by-step workflow</w:t>
+      </w:r>
+      <w:bookmarkEnd w:id="33"/>
+    </w:p>
+    <w:p>
+      <w:pPr>
+        <w:pStyle w:val="ManualNumber"/>
+      </w:pPr>
+      <w:r>
+        <w:t xml:space="preserve">Open </w:t>
+      </w:r>
+      <w:r>
+        <w:rPr>
+          <w:rFonts w:ascii="Consolas" w:hAnsi="Consolas"/>
+        </w:rPr>
+        <w:t>Data Request Form</w:t>
+      </w:r>
+      <w:r>
+        <w:t>.</w:t>
+      </w:r>
+    </w:p>
+    <w:p>
+      <w:pPr>
+        <w:pStyle w:val="ManualNumber"/>
+      </w:pPr>
+      <w:r>
+        <w:t>Choose your name from the dropdown.</w:t>
+      </w:r>
+    </w:p>
+    <w:p>
+      <w:pPr>
+        <w:pStyle w:val="ManualNumber"/>
+      </w:pPr>
+      <w:r>
+        <w:t>Choose your email from the dropdown.</w:t>
+      </w:r>
+    </w:p>
+    <w:p>
+      <w:pPr>
+        <w:pStyle w:val="ManualNumber"/>
+      </w:pPr>
+      <w:r>
+        <w:t>Select the date you need the request to be considered against.</w:t>
+      </w:r>
+    </w:p>
+    <w:p>
+      <w:pPr>
+        <w:pStyle w:val="ManualNumber"/>
+      </w:pPr>
+      <w:r>
+        <w:t>Select the time.</w:t>
+      </w:r>
+    </w:p>
+    <w:p>
+      <w:pPr>
+        <w:pStyle w:val="ManualNumber"/>
+      </w:pPr>
+      <w:r>
+        <w:t>Enter a clear reason in the text area.</w:t>
+      </w:r>
+    </w:p>
+    <w:p>
+      <w:pPr>
+        <w:pStyle w:val="ManualNumber"/>
+      </w:pPr>
+      <w:r>
+        <w:t>Submit the form.</w:t>
       </w:r>
     </w:p>
     <w:p/>
     <w:p>
       <w:pPr>
+        <w:pStyle w:val="Heading2"/>
+      </w:pPr>
+      <w:bookmarkStart w:id="34" w:name="_Toc226493733"/>
+      <w:r>
+        <w:t>9.3 What happens after submission</w:t>
+      </w:r>
+      <w:bookmarkEnd w:id="34"/>
+    </w:p>
+    <w:p>
+      <w:r>
+        <w:t>When you submit the form:</w:t>
+      </w:r>
+    </w:p>
+    <w:p/>
+    <w:p>
+      <w:pPr>
         <w:pStyle w:val="ManualBullet"/>
       </w:pPr>
       <w:r>
-        <w:t>the timeframe is too narrow</w:t>
+        <w:t>the request is saved</w:t>
       </w:r>
     </w:p>
     <w:p>
@@ -3081,7 +7125,22 @@
         <w:pStyle w:val="ManualBullet"/>
       </w:pPr>
       <w:r>
-        <w:t>the event type filter is too restrictive</w:t>
+        <w:rPr>
+          <w:rFonts w:ascii="Consolas" w:hAnsi="Consolas"/>
+        </w:rPr>
+        <w:t>Admin</w:t>
+      </w:r>
+      <w:r>
+        <w:t xml:space="preserve"> and </w:t>
+      </w:r>
+      <w:r>
+        <w:rPr>
+          <w:rFonts w:ascii="Consolas" w:hAnsi="Consolas"/>
+        </w:rPr>
+        <w:t>Manager</w:t>
+      </w:r>
+      <w:r>
+        <w:t xml:space="preserve"> users are notified in the dashboard</w:t>
       </w:r>
     </w:p>
     <w:p>
@@ -3089,1521 +7148,840 @@
         <w:pStyle w:val="ManualBullet"/>
       </w:pPr>
       <w:r>
-        <w:t>participant or event postcode data is missing</w:t>
-      </w:r>
-    </w:p>
+        <w:t>your recent requests remain visible on the page for reference</w:t>
+      </w:r>
+    </w:p>
+    <w:p/>
+    <w:p>
+      <w:r>
+        <w:t>Be specific in the reason field. A clear reason makes it easier for the reviewing team to decide what access or data response is appropriate.</w:t>
+      </w:r>
+    </w:p>
+    <w:p/>
+    <w:p>
+      <w:pPr>
+        <w:pStyle w:val="Heading1"/>
+      </w:pPr>
+      <w:bookmarkStart w:id="35" w:name="_Toc226493734"/>
+      <w:r>
+        <w:t>10. Common RPL tasks</w:t>
+      </w:r>
+      <w:bookmarkEnd w:id="35"/>
+    </w:p>
+    <w:p>
+      <w:pPr>
+        <w:pStyle w:val="Heading2"/>
+      </w:pPr>
+      <w:bookmarkStart w:id="36" w:name="_Toc226493735"/>
+      <w:r>
+        <w:t>9.1 Check a KPI before a meeting</w:t>
+      </w:r>
+      <w:bookmarkEnd w:id="36"/>
+    </w:p>
+    <w:p>
+      <w:pPr>
+        <w:pStyle w:val="ManualNumber"/>
+      </w:pPr>
+      <w:r>
+        <w:t xml:space="preserve">Open </w:t>
+      </w:r>
+      <w:r>
+        <w:rPr>
+          <w:rFonts w:ascii="Consolas" w:hAnsi="Consolas"/>
+        </w:rPr>
+        <w:t>KPI Dashboard</w:t>
+      </w:r>
+      <w:r>
+        <w:t>.</w:t>
+      </w:r>
+    </w:p>
+    <w:p>
+      <w:pPr>
+        <w:pStyle w:val="ManualNumber"/>
+      </w:pPr>
+      <w:r>
+        <w:t>Set the correct region.</w:t>
+      </w:r>
+    </w:p>
+    <w:p>
+      <w:pPr>
+        <w:pStyle w:val="ManualNumber"/>
+      </w:pPr>
+      <w:r>
+        <w:t>Set the correct timeframe.</w:t>
+      </w:r>
+    </w:p>
+    <w:p>
+      <w:pPr>
+        <w:pStyle w:val="ManualNumber"/>
+      </w:pPr>
+      <w:r>
+        <w:t>Choose the relevant KPI section.</w:t>
+      </w:r>
+    </w:p>
+    <w:p>
+      <w:pPr>
+        <w:pStyle w:val="ManualNumber"/>
+      </w:pPr>
+      <w:r>
+        <w:t>Review the headline card.</w:t>
+      </w:r>
+    </w:p>
+    <w:p>
+      <w:pPr>
+        <w:pStyle w:val="ManualNumber"/>
+      </w:pPr>
+      <w:r>
+        <w:t>Open the drill-down if anything looks unusual.</w:t>
+      </w:r>
+    </w:p>
+    <w:p>
+      <w:pPr>
+        <w:pStyle w:val="ManualNumber"/>
+      </w:pPr>
+      <w:r>
+        <w:t xml:space="preserve">If needed, move into </w:t>
+      </w:r>
+      <w:r>
+        <w:rPr>
+          <w:rFonts w:ascii="Consolas" w:hAnsi="Consolas"/>
+        </w:rPr>
+        <w:t>Custom Reports Dashboard</w:t>
+      </w:r>
+      <w:r>
+        <w:t xml:space="preserve"> for a more structured check.</w:t>
+      </w:r>
+    </w:p>
+    <w:p/>
+    <w:p>
+      <w:pPr>
+        <w:pStyle w:val="Heading2"/>
+      </w:pPr>
+      <w:bookmarkStart w:id="37" w:name="_Toc226493736"/>
+      <w:r>
+        <w:t>9.2 Export data for offline analysis</w:t>
+      </w:r>
+      <w:bookmarkEnd w:id="37"/>
+    </w:p>
+    <w:p>
+      <w:pPr>
+        <w:pStyle w:val="ManualNumber"/>
+      </w:pPr>
+      <w:r>
+        <w:t xml:space="preserve">Open </w:t>
+      </w:r>
+      <w:r>
+        <w:rPr>
+          <w:rFonts w:ascii="Consolas" w:hAnsi="Consolas"/>
+        </w:rPr>
+        <w:t>Custom Reports Dashboard</w:t>
+      </w:r>
+      <w:r>
+        <w:t>.</w:t>
+      </w:r>
+    </w:p>
+    <w:p>
+      <w:pPr>
+        <w:pStyle w:val="ManualNumber"/>
+      </w:pPr>
+      <w:r>
+        <w:t>Choose the relevant dataset.</w:t>
+      </w:r>
+    </w:p>
+    <w:p>
+      <w:pPr>
+        <w:pStyle w:val="ManualNumber"/>
+      </w:pPr>
+      <w:r>
+        <w:t xml:space="preserve">Choose </w:t>
+      </w:r>
+      <w:r>
+        <w:rPr>
+          <w:rFonts w:ascii="Consolas" w:hAnsi="Consolas"/>
+        </w:rPr>
+        <w:t>Tabular</w:t>
+      </w:r>
+      <w:r>
+        <w:t>.</w:t>
+      </w:r>
+    </w:p>
+    <w:p>
+      <w:pPr>
+        <w:pStyle w:val="ManualNumber"/>
+      </w:pPr>
+      <w:r>
+        <w:t>Set the region and timeframe.</w:t>
+      </w:r>
+    </w:p>
+    <w:p>
+      <w:pPr>
+        <w:pStyle w:val="ManualNumber"/>
+      </w:pPr>
+      <w:r>
+        <w:t xml:space="preserve">Click </w:t>
+      </w:r>
+      <w:r>
+        <w:rPr>
+          <w:rFonts w:ascii="Consolas" w:hAnsi="Consolas"/>
+        </w:rPr>
+        <w:t>Apply Report Filters</w:t>
+      </w:r>
+      <w:r>
+        <w:t>.</w:t>
+      </w:r>
+    </w:p>
+    <w:p>
+      <w:pPr>
+        <w:pStyle w:val="ManualNumber"/>
+      </w:pPr>
+      <w:r>
+        <w:t>Narrow with advanced controls if needed.</w:t>
+      </w:r>
+    </w:p>
+    <w:p>
+      <w:pPr>
+        <w:pStyle w:val="ManualNumber"/>
+      </w:pPr>
+      <w:r>
+        <w:lastRenderedPageBreak/>
+        <w:t>Review the rows.</w:t>
+      </w:r>
+    </w:p>
+    <w:p>
+      <w:pPr>
+        <w:pStyle w:val="ManualNumber"/>
+      </w:pPr>
+      <w:r>
+        <w:t>Click the CSV download button.</w:t>
+      </w:r>
+    </w:p>
+    <w:p/>
+    <w:p>
+      <w:pPr>
+        <w:pStyle w:val="Heading2"/>
+      </w:pPr>
+      <w:bookmarkStart w:id="38" w:name="_Toc226493737"/>
+      <w:r>
+        <w:t>9.3 Check a regional trend</w:t>
+      </w:r>
+      <w:bookmarkEnd w:id="38"/>
+    </w:p>
+    <w:p>
+      <w:pPr>
+        <w:pStyle w:val="ManualNumber"/>
+      </w:pPr>
+      <w:r>
+        <w:t xml:space="preserve">Open </w:t>
+      </w:r>
+      <w:r>
+        <w:rPr>
+          <w:rFonts w:ascii="Consolas" w:hAnsi="Consolas"/>
+        </w:rPr>
+        <w:t>Custom Reports Dashboard</w:t>
+      </w:r>
+      <w:r>
+        <w:t>.</w:t>
+      </w:r>
+    </w:p>
+    <w:p>
+      <w:pPr>
+        <w:pStyle w:val="ManualNumber"/>
+      </w:pPr>
+      <w:r>
+        <w:t>Choose the relevant dataset.</w:t>
+      </w:r>
+    </w:p>
+    <w:p>
+      <w:pPr>
+        <w:pStyle w:val="ManualNumber"/>
+      </w:pPr>
+      <w:r>
+        <w:t xml:space="preserve">Choose </w:t>
+      </w:r>
+      <w:r>
+        <w:rPr>
+          <w:rFonts w:ascii="Consolas" w:hAnsi="Consolas"/>
+        </w:rPr>
+        <w:t>Line</w:t>
+      </w:r>
+      <w:r>
+        <w:t>.</w:t>
+      </w:r>
+    </w:p>
+    <w:p>
+      <w:pPr>
+        <w:pStyle w:val="ManualNumber"/>
+      </w:pPr>
+      <w:r>
+        <w:t>Set the correct region and timeframe.</w:t>
+      </w:r>
+    </w:p>
+    <w:p>
+      <w:pPr>
+        <w:pStyle w:val="ManualNumber"/>
+      </w:pPr>
+      <w:r>
+        <w:t xml:space="preserve">Click </w:t>
+      </w:r>
+      <w:r>
+        <w:rPr>
+          <w:rFonts w:ascii="Consolas" w:hAnsi="Consolas"/>
+        </w:rPr>
+        <w:t>Apply Report Filters</w:t>
+      </w:r>
+      <w:r>
+        <w:t>.</w:t>
+      </w:r>
+    </w:p>
+    <w:p>
+      <w:pPr>
+        <w:pStyle w:val="ManualNumber"/>
+      </w:pPr>
+      <w:r>
+        <w:t xml:space="preserve">If needed, use </w:t>
+      </w:r>
+      <w:r>
+        <w:rPr>
+          <w:rFonts w:ascii="Consolas" w:hAnsi="Consolas"/>
+        </w:rPr>
+        <w:t>Only include rows with valid date</w:t>
+      </w:r>
+      <w:r>
+        <w:t>.</w:t>
+      </w:r>
+    </w:p>
+    <w:p>
+      <w:pPr>
+        <w:pStyle w:val="ManualNumber"/>
+      </w:pPr>
+      <w:r>
+        <w:t>Review the trend.</w:t>
+      </w:r>
+    </w:p>
+    <w:p>
+      <w:pPr>
+        <w:pStyle w:val="ManualNumber"/>
+      </w:pPr>
+      <w:r>
+        <w:t>Compare with a wider period if the result seems surprising.</w:t>
+      </w:r>
+    </w:p>
+    <w:p/>
+    <w:p>
+      <w:pPr>
+        <w:pStyle w:val="Heading2"/>
+      </w:pPr>
+      <w:bookmarkStart w:id="39" w:name="_Toc226493738"/>
+      <w:r>
+        <w:t>9.4 Add a case study to support a report</w:t>
+      </w:r>
+      <w:bookmarkEnd w:id="39"/>
+    </w:p>
+    <w:p>
+      <w:pPr>
+        <w:pStyle w:val="ManualNumber"/>
+      </w:pPr>
+      <w:r>
+        <w:t xml:space="preserve">Open </w:t>
+      </w:r>
+      <w:r>
+        <w:rPr>
+          <w:rFonts w:ascii="Consolas" w:hAnsi="Consolas"/>
+        </w:rPr>
+        <w:t>Case Studies</w:t>
+      </w:r>
+      <w:r>
+        <w:t>.</w:t>
+      </w:r>
+    </w:p>
+    <w:p>
+      <w:pPr>
+        <w:pStyle w:val="ManualNumber"/>
+      </w:pPr>
+      <w:r>
+        <w:t>Search or filter to confirm the story is not already there.</w:t>
+      </w:r>
+    </w:p>
+    <w:p>
+      <w:pPr>
+        <w:pStyle w:val="ManualNumber"/>
+      </w:pPr>
+      <w:r>
+        <w:t>Add the new case study.</w:t>
+      </w:r>
+    </w:p>
+    <w:p>
+      <w:pPr>
+        <w:pStyle w:val="ManualNumber"/>
+      </w:pPr>
+      <w:r>
+        <w:t>Check title, date, and region carefully.</w:t>
+      </w:r>
+    </w:p>
+    <w:p>
+      <w:pPr>
+        <w:pStyle w:val="ManualNumber"/>
+      </w:pPr>
+      <w:r>
+        <w:t>Submit and review the saved result.</w:t>
+      </w:r>
+    </w:p>
+    <w:p/>
+    <w:p>
+      <w:pPr>
+        <w:pStyle w:val="Heading2"/>
+      </w:pPr>
+      <w:bookmarkStart w:id="40" w:name="_Toc226493739"/>
+      <w:r>
+        <w:t>9.5 Submit a data request</w:t>
+      </w:r>
+      <w:bookmarkEnd w:id="40"/>
+    </w:p>
+    <w:p>
+      <w:pPr>
+        <w:pStyle w:val="ManualNumber"/>
+      </w:pPr>
+      <w:r>
+        <w:t xml:space="preserve">Open </w:t>
+      </w:r>
+      <w:r>
+        <w:rPr>
+          <w:rFonts w:ascii="Consolas" w:hAnsi="Consolas"/>
+        </w:rPr>
+        <w:t>Data Request Form</w:t>
+      </w:r>
+      <w:r>
+        <w:t>.</w:t>
+      </w:r>
+    </w:p>
+    <w:p>
+      <w:pPr>
+        <w:pStyle w:val="ManualNumber"/>
+      </w:pPr>
+      <w:r>
+        <w:t>Choose your name and email.</w:t>
+      </w:r>
+    </w:p>
+    <w:p>
+      <w:pPr>
+        <w:pStyle w:val="ManualNumber"/>
+      </w:pPr>
+      <w:r>
+        <w:t>Set the date and time.</w:t>
+      </w:r>
+    </w:p>
+    <w:p>
+      <w:pPr>
+        <w:pStyle w:val="ManualNumber"/>
+      </w:pPr>
+      <w:r>
+        <w:t>Explain the request clearly.</w:t>
+      </w:r>
+    </w:p>
+    <w:p>
+      <w:pPr>
+        <w:pStyle w:val="ManualNumber"/>
+      </w:pPr>
+      <w:r>
+        <w:t>Submit and wait for Admin or Manager review.</w:t>
+      </w:r>
+    </w:p>
+    <w:p/>
+    <w:p>
+      <w:pPr>
+        <w:pStyle w:val="Heading1"/>
+      </w:pPr>
+      <w:bookmarkStart w:id="41" w:name="_Toc226493740"/>
+      <w:r>
+        <w:t>11. Good working practice</w:t>
+      </w:r>
+      <w:bookmarkEnd w:id="41"/>
+    </w:p>
+    <w:p>
+      <w:r>
+        <w:t>Use these habits consistently:</w:t>
+      </w:r>
+    </w:p>
+    <w:p/>
     <w:p>
       <w:pPr>
         <w:pStyle w:val="ManualBullet"/>
       </w:pPr>
       <w:r>
-        <w:t>unresolved rows are excluded</w:t>
+        <w:t>use KPI for quick checks</w:t>
+      </w:r>
+    </w:p>
+    <w:p>
+      <w:pPr>
+        <w:pStyle w:val="ManualBullet"/>
+      </w:pPr>
+      <w:r>
+        <w:t>use Custom Reports for deeper analysis</w:t>
+      </w:r>
+    </w:p>
+    <w:p>
+      <w:pPr>
+        <w:pStyle w:val="ManualBullet"/>
+      </w:pPr>
+      <w:r>
+        <w:t xml:space="preserve">check </w:t>
+      </w:r>
+      <w:r>
+        <w:rPr>
+          <w:rFonts w:ascii="Consolas" w:hAnsi="Consolas"/>
+        </w:rPr>
+        <w:t>Last Data Refresh</w:t>
+      </w:r>
+      <w:r>
+        <w:t xml:space="preserve"> before using figures externally</w:t>
+      </w:r>
+    </w:p>
+    <w:p>
+      <w:pPr>
+        <w:pStyle w:val="ManualBullet"/>
+      </w:pPr>
+      <w:r>
+        <w:t>widen filters first if expected data is missing</w:t>
+      </w:r>
+    </w:p>
+    <w:p>
+      <w:pPr>
+        <w:pStyle w:val="ManualBullet"/>
+      </w:pPr>
+      <w:r>
+        <w:t>validate unusual totals before sharing them</w:t>
+      </w:r>
+    </w:p>
+    <w:p>
+      <w:pPr>
+        <w:pStyle w:val="ManualBullet"/>
+      </w:pPr>
+      <w:r>
+        <w:t>pair quantitative outputs with case studies where useful</w:t>
+      </w:r>
+    </w:p>
+    <w:p>
+      <w:pPr>
+        <w:pStyle w:val="ManualBullet"/>
+      </w:pPr>
+      <w:r>
+        <w:t>respect the privacy limits of the RPL role</w:t>
+      </w:r>
+    </w:p>
+    <w:p>
+      <w:pPr>
+        <w:pStyle w:val="ManualBullet"/>
+      </w:pPr>
+      <w:r>
+        <w:t>use the Data Request Form instead of asking informally when access needs to be reviewed</w:t>
       </w:r>
     </w:p>
     <w:p/>
     <w:p>
       <w:pPr>
+        <w:pStyle w:val="Heading1"/>
+      </w:pPr>
+      <w:bookmarkStart w:id="42" w:name="_Toc226493741"/>
+      <w:r>
+        <w:t>12. Troubleshooting</w:t>
+      </w:r>
+      <w:bookmarkEnd w:id="42"/>
+    </w:p>
+    <w:p>
+      <w:pPr>
         <w:pStyle w:val="Heading2"/>
       </w:pPr>
-      <w:r>
-        <w:t>7.10 Example reporting workflows</w:t>
-      </w:r>
-    </w:p>
-    <w:p>
-      <w:r>
-        <w:t xml:space="preserve">Use </w:t>
+      <w:bookmarkStart w:id="43" w:name="_Toc226493742"/>
+      <w:r>
+        <w:t>No KPI data is showing</w:t>
+      </w:r>
+      <w:bookmarkEnd w:id="43"/>
+    </w:p>
+    <w:p>
+      <w:r>
+        <w:t>Check these in order:</w:t>
+      </w:r>
+    </w:p>
+    <w:p/>
+    <w:p>
+      <w:pPr>
+        <w:pStyle w:val="ManualNumber"/>
+      </w:pPr>
+      <w:r>
+        <w:t>Confirm the selected region.</w:t>
+      </w:r>
+    </w:p>
+    <w:p>
+      <w:pPr>
+        <w:pStyle w:val="ManualNumber"/>
+      </w:pPr>
+      <w:r>
+        <w:t>Confirm the selected timeframe.</w:t>
+      </w:r>
+    </w:p>
+    <w:p>
+      <w:pPr>
+        <w:pStyle w:val="ManualNumber"/>
+      </w:pPr>
+      <w:r>
+        <w:t xml:space="preserve">Try </w:t>
       </w:r>
       <w:r>
         <w:rPr>
           <w:rFonts w:ascii="Consolas" w:hAnsi="Consolas"/>
         </w:rPr>
-        <w:t>Events</w:t>
-      </w:r>
-      <w:r>
-        <w:t xml:space="preserve"> plus </w:t>
+        <w:t>All Regions</w:t>
+      </w:r>
+      <w:r>
+        <w:t>.</w:t>
+      </w:r>
+    </w:p>
+    <w:p>
+      <w:pPr>
+        <w:pStyle w:val="ManualNumber"/>
+      </w:pPr>
+      <w:r>
+        <w:t xml:space="preserve">Try </w:t>
       </w:r>
       <w:r>
         <w:rPr>
           <w:rFonts w:ascii="Consolas" w:hAnsi="Consolas"/>
         </w:rPr>
-        <w:t>Tabular</w:t>
-      </w:r>
-      <w:r>
-        <w:t xml:space="preserve"> when you need a clean event list for a reporting period.</w:t>
+        <w:t>All Time</w:t>
+      </w:r>
+      <w:r>
+        <w:t>.</w:t>
+      </w:r>
+    </w:p>
+    <w:p>
+      <w:pPr>
+        <w:pStyle w:val="ManualNumber"/>
+      </w:pPr>
+      <w:r>
+        <w:t xml:space="preserve">Confirm that you are in the correct </w:t>
+      </w:r>
+      <w:r>
+        <w:rPr>
+          <w:rFonts w:ascii="Consolas" w:hAnsi="Consolas"/>
+        </w:rPr>
+        <w:t>KPI Section</w:t>
+      </w:r>
+      <w:r>
+        <w:t>.</w:t>
       </w:r>
     </w:p>
     <w:p/>
     <w:p>
-      <w:r>
-        <w:t xml:space="preserve">Use </w:t>
+      <w:pPr>
+        <w:pStyle w:val="Heading2"/>
+      </w:pPr>
+      <w:bookmarkStart w:id="44" w:name="_Toc226493743"/>
+      <w:r>
+        <w:t>The report looks unchanged</w:t>
+      </w:r>
+      <w:bookmarkEnd w:id="44"/>
+    </w:p>
+    <w:p>
+      <w:r>
+        <w:t>This usually means the new settings have not been applied yet.</w:t>
+      </w:r>
+    </w:p>
+    <w:p/>
+    <w:p>
+      <w:pPr>
+        <w:pStyle w:val="ManualNumber"/>
+      </w:pPr>
+      <w:r>
+        <w:t xml:space="preserve">Click </w:t>
       </w:r>
       <w:r>
         <w:rPr>
           <w:rFonts w:ascii="Consolas" w:hAnsi="Consolas"/>
         </w:rPr>
-        <w:t>Payments</w:t>
-      </w:r>
-      <w:r>
-        <w:t xml:space="preserve"> plus </w:t>
+        <w:t>Apply Report Filters</w:t>
+      </w:r>
+      <w:r>
+        <w:t xml:space="preserve"> if you changed dataset, region, timeframe, or output type.</w:t>
+      </w:r>
+    </w:p>
+    <w:p>
+      <w:pPr>
+        <w:pStyle w:val="ManualNumber"/>
+      </w:pPr>
+      <w:r>
+        <w:t xml:space="preserve">Click </w:t>
       </w:r>
       <w:r>
         <w:rPr>
           <w:rFonts w:ascii="Consolas" w:hAnsi="Consolas"/>
         </w:rPr>
-        <w:t>Line</w:t>
-      </w:r>
-      <w:r>
-        <w:t xml:space="preserve"> when you want to show how income changes over time.</w:t>
+        <w:t>Apply Advanced Filters</w:t>
+      </w:r>
+      <w:r>
+        <w:t xml:space="preserve"> if you changed advanced controls.</w:t>
       </w:r>
     </w:p>
     <w:p/>
     <w:p>
-      <w:r>
-        <w:t xml:space="preserve">Use </w:t>
+      <w:pPr>
+        <w:pStyle w:val="Heading2"/>
+      </w:pPr>
+      <w:bookmarkStart w:id="45" w:name="_Toc226493744"/>
+      <w:r>
+        <w:t>Distance Analysis shows no rows</w:t>
+      </w:r>
+      <w:bookmarkEnd w:id="45"/>
+    </w:p>
+    <w:p>
+      <w:r>
+        <w:t>Check:</w:t>
+      </w:r>
+    </w:p>
+    <w:p/>
+    <w:p>
+      <w:pPr>
+        <w:pStyle w:val="ManualBullet"/>
+      </w:pPr>
+      <w:r>
+        <w:t>the date range</w:t>
+      </w:r>
+    </w:p>
+    <w:p>
+      <w:pPr>
+        <w:pStyle w:val="ManualBullet"/>
+      </w:pPr>
+      <w:r>
+        <w:t>the event types selected</w:t>
+      </w:r>
+    </w:p>
+    <w:p>
+      <w:pPr>
+        <w:pStyle w:val="ManualBullet"/>
+      </w:pPr>
+      <w:r>
+        <w:t>whether postcode data may be missing</w:t>
+      </w:r>
+    </w:p>
+    <w:p>
+      <w:pPr>
+        <w:pStyle w:val="ManualBullet"/>
+      </w:pPr>
+      <w:r>
+        <w:t>whether unresolved rows are being excluded</w:t>
+      </w:r>
+    </w:p>
+    <w:p/>
+    <w:p>
+      <w:pPr>
+        <w:pStyle w:val="Heading2"/>
+      </w:pPr>
+      <w:bookmarkStart w:id="46" w:name="_Toc226493745"/>
+      <w:r>
+        <w:t>I cannot see participant names</w:t>
+      </w:r>
+      <w:bookmarkEnd w:id="46"/>
+    </w:p>
+    <w:p>
+      <w:r>
+        <w:t xml:space="preserve">That is expected for the </w:t>
       </w:r>
       <w:r>
         <w:rPr>
           <w:rFonts w:ascii="Consolas" w:hAnsi="Consolas"/>
         </w:rPr>
-        <w:t>Grants</w:t>
-      </w:r>
-      <w:r>
-        <w:t xml:space="preserve"> plus </w:t>
+        <w:t>RPL</w:t>
+      </w:r>
+      <w:r>
+        <w:t xml:space="preserve"> role.</w:t>
+      </w:r>
+    </w:p>
+    <w:p/>
+    <w:p>
+      <w:pPr>
+        <w:pStyle w:val="Heading2"/>
+      </w:pPr>
+      <w:bookmarkStart w:id="47" w:name="_Toc226493746"/>
+      <w:r>
+        <w:t>A number still looks wrong</w:t>
+      </w:r>
+      <w:bookmarkEnd w:id="47"/>
+    </w:p>
+    <w:p>
+      <w:r>
+        <w:t>Use this process:</w:t>
+      </w:r>
+    </w:p>
+    <w:p/>
+    <w:p>
+      <w:pPr>
+        <w:pStyle w:val="ManualNumber"/>
+      </w:pPr>
+      <w:r>
+        <w:t>Widen the timeframe.</w:t>
+      </w:r>
+    </w:p>
+    <w:p>
+      <w:pPr>
+        <w:pStyle w:val="ManualNumber"/>
+      </w:pPr>
+      <w:r>
+        <w:t>Open the supporting drill-down.</w:t>
+      </w:r>
+    </w:p>
+    <w:p>
+      <w:pPr>
+        <w:pStyle w:val="ManualNumber"/>
+      </w:pPr>
+      <w:r>
+        <w:lastRenderedPageBreak/>
+        <w:t xml:space="preserve">Rebuild the question in </w:t>
       </w:r>
       <w:r>
         <w:rPr>
           <w:rFonts w:ascii="Consolas" w:hAnsi="Consolas"/>
         </w:rPr>
-        <w:t>Bar</w:t>
-      </w:r>
-      <w:r>
-        <w:t xml:space="preserve"> when you want to compare outcomes or statuses.</w:t>
-      </w:r>
-    </w:p>
-    <w:p/>
-    <w:p>
-      <w:r>
-        <w:t xml:space="preserve">Use </w:t>
+        <w:t>Custom Reports Dashboard</w:t>
+      </w:r>
+      <w:r>
+        <w:t>.</w:t>
+      </w:r>
+    </w:p>
+    <w:p>
+      <w:pPr>
+        <w:pStyle w:val="ManualNumber"/>
+      </w:pPr>
+      <w:r>
+        <w:t>Compare with another section or chart type.</w:t>
+      </w:r>
+    </w:p>
+    <w:p>
+      <w:pPr>
+        <w:pStyle w:val="ManualNumber"/>
+      </w:pPr>
+      <w:r>
+        <w:t xml:space="preserve">Ask a </w:t>
       </w:r>
       <w:r>
         <w:rPr>
           <w:rFonts w:ascii="Consolas" w:hAnsi="Consolas"/>
         </w:rPr>
-        <w:t>Organisations</w:t>
-      </w:r>
-      <w:r>
-        <w:t xml:space="preserve"> plus </w:t>
+        <w:t>Manager</w:t>
+      </w:r>
+      <w:r>
+        <w:t xml:space="preserve"> or </w:t>
       </w:r>
       <w:r>
         <w:rPr>
           <w:rFonts w:ascii="Consolas" w:hAnsi="Consolas"/>
         </w:rPr>
-        <w:t>Comparison Analysis</w:t>
-      </w:r>
-      <w:r>
-        <w:t xml:space="preserve"> when you want to compare regions, categories, or statuses directly.</w:t>
-      </w:r>
-    </w:p>
-    <w:p/>
-    <w:p>
-      <w:r>
-        <w:t xml:space="preserve">Use </w:t>
-      </w:r>
-      <w:r>
-        <w:rPr>
-          <w:rFonts w:ascii="Consolas" w:hAnsi="Consolas"/>
-        </w:rPr>
-        <w:t>Distance Analysis</w:t>
-      </w:r>
-      <w:r>
-        <w:t xml:space="preserve"> when you need a high-level view of how far participants are travelling.</w:t>
-      </w:r>
-    </w:p>
-    <w:p/>
-    <w:p>
-      <w:pPr>
-        <w:pStyle w:val="Heading1"/>
-      </w:pPr>
-      <w:r>
-        <w:t>8. Case Studies</w:t>
-      </w:r>
-    </w:p>
-    <w:p>
-      <w:r>
-        <w:rPr>
-          <w:rFonts w:ascii="Consolas" w:hAnsi="Consolas"/>
-        </w:rPr>
-        <w:t>Case Studies</w:t>
-      </w:r>
-      <w:r>
-        <w:t xml:space="preserve"> gives you qualitative evidence to sit alongside the numbers.</w:t>
-      </w:r>
-    </w:p>
-    <w:p/>
-    <w:p>
-      <w:r>
-        <w:t>Use it when you need:</w:t>
-      </w:r>
-    </w:p>
-    <w:p/>
-    <w:p>
-      <w:pPr>
-        <w:pStyle w:val="ManualBullet"/>
-      </w:pPr>
-      <w:r>
-        <w:t>a story to support a report</w:t>
-      </w:r>
-    </w:p>
-    <w:p>
-      <w:pPr>
-        <w:pStyle w:val="ManualBullet"/>
-      </w:pPr>
-      <w:r>
-        <w:t>narrative context for a KPI trend</w:t>
-      </w:r>
-    </w:p>
-    <w:p>
-      <w:pPr>
-        <w:pStyle w:val="ManualBullet"/>
-      </w:pPr>
-      <w:r>
-        <w:t>an example to bring a presentation to life</w:t>
-      </w:r>
-    </w:p>
-    <w:p>
-      <w:pPr>
-        <w:pStyle w:val="ManualBullet"/>
-      </w:pPr>
-      <w:r>
-        <w:t>a place to upload a new regional story</w:t>
-      </w:r>
-    </w:p>
-    <w:p/>
-    <w:p>
-      <w:pPr>
-        <w:pStyle w:val="Heading2"/>
-      </w:pPr>
-      <w:r>
-        <w:t>8.1 Reading case studies</w:t>
-      </w:r>
-    </w:p>
-    <w:p>
-      <w:r>
-        <w:t>To review existing case studies:</w:t>
-      </w:r>
-    </w:p>
-    <w:p/>
-    <w:p>
-      <w:pPr>
-        <w:pStyle w:val="ListNumber"/>
-        <w:numPr>
-          <w:ilvl w:val="0"/>
-          <w:numId w:val="17"/>
-        </w:numPr>
-      </w:pPr>
-      <w:r>
-        <w:t xml:space="preserve">Open </w:t>
-      </w:r>
-      <w:r>
-        <w:rPr>
-          <w:rFonts w:ascii="Consolas" w:hAnsi="Consolas"/>
-        </w:rPr>
-        <w:t>Case Studies</w:t>
-      </w:r>
-      <w:r>
-        <w:t>.</w:t>
-      </w:r>
-    </w:p>
-    <w:p>
-      <w:pPr>
-        <w:pStyle w:val="ManualNumber"/>
-      </w:pPr>
-      <w:r>
-        <w:t>Set the relevant region if available.</w:t>
-      </w:r>
-    </w:p>
-    <w:p>
-      <w:pPr>
-        <w:pStyle w:val="ManualNumber"/>
-      </w:pPr>
-      <w:r>
-        <w:t>Set the relevant timeframe.</w:t>
-      </w:r>
-    </w:p>
-    <w:p>
-      <w:pPr>
-        <w:pStyle w:val="ManualNumber"/>
-      </w:pPr>
-      <w:r>
-        <w:t>Review the returned stories.</w:t>
-      </w:r>
-    </w:p>
-    <w:p>
-      <w:pPr>
-        <w:pStyle w:val="ManualNumber"/>
-      </w:pPr>
-      <w:r>
-        <w:t>Check titles and dates carefully so that you use the right story for the right reporting period.</w:t>
-      </w:r>
-    </w:p>
-    <w:p/>
-    <w:p>
-      <w:pPr>
-        <w:pStyle w:val="Heading2"/>
-      </w:pPr>
-      <w:r>
-        <w:t>8.2 Uploading a case study</w:t>
-      </w:r>
-    </w:p>
-    <w:p>
-      <w:r>
-        <w:t>Suggested workflow:</w:t>
-      </w:r>
-    </w:p>
-    <w:p/>
-    <w:p>
-      <w:pPr>
-        <w:pStyle w:val="ListNumber"/>
-        <w:numPr>
-          <w:ilvl w:val="0"/>
-          <w:numId w:val="16"/>
-        </w:numPr>
-      </w:pPr>
-      <w:r>
-        <w:lastRenderedPageBreak/>
-        <w:t xml:space="preserve">Open </w:t>
-      </w:r>
-      <w:r>
-        <w:rPr>
-          <w:rFonts w:ascii="Consolas" w:hAnsi="Consolas"/>
-        </w:rPr>
-        <w:t>Case Studies</w:t>
-      </w:r>
-      <w:r>
-        <w:t>.</w:t>
-      </w:r>
-    </w:p>
-    <w:p>
-      <w:pPr>
-        <w:pStyle w:val="ManualNumber"/>
-      </w:pPr>
-      <w:r>
-        <w:t>Filter first to avoid duplicates.</w:t>
-      </w:r>
-    </w:p>
-    <w:p>
-      <w:pPr>
-        <w:pStyle w:val="ManualNumber"/>
-      </w:pPr>
-      <w:r>
-        <w:t>Add a clear title.</w:t>
-      </w:r>
-    </w:p>
-    <w:p>
-      <w:pPr>
-        <w:pStyle w:val="ManualNumber"/>
-      </w:pPr>
-      <w:r>
-        <w:t>Add the story text.</w:t>
-      </w:r>
-    </w:p>
-    <w:p>
-      <w:pPr>
-        <w:pStyle w:val="ManualNumber"/>
-      </w:pPr>
-      <w:r>
-        <w:t>Enter the correct date.</w:t>
-      </w:r>
-    </w:p>
-    <w:p>
-      <w:pPr>
-        <w:pStyle w:val="ManualNumber"/>
-      </w:pPr>
-      <w:r>
-        <w:t>Choose the correct region.</w:t>
-      </w:r>
-    </w:p>
-    <w:p>
-      <w:pPr>
-        <w:pStyle w:val="ManualNumber"/>
-      </w:pPr>
-      <w:r>
-        <w:t>Submit the form.</w:t>
-      </w:r>
-    </w:p>
-    <w:p/>
-    <w:p>
-      <w:pPr>
-        <w:pStyle w:val="Heading2"/>
-      </w:pPr>
-      <w:r>
-        <w:t>8.3 Good case study practice</w:t>
-      </w:r>
-    </w:p>
-    <w:p>
-      <w:r>
-        <w:t>When creating a case study:</w:t>
-      </w:r>
-    </w:p>
-    <w:p/>
-    <w:p>
-      <w:pPr>
-        <w:pStyle w:val="ManualBullet"/>
-      </w:pPr>
-      <w:r>
-        <w:t>use a clear, descriptive title</w:t>
-      </w:r>
-    </w:p>
-    <w:p>
-      <w:pPr>
-        <w:pStyle w:val="ManualBullet"/>
-      </w:pPr>
-      <w:r>
-        <w:t>check the date carefully</w:t>
-      </w:r>
-    </w:p>
-    <w:p>
-      <w:pPr>
-        <w:pStyle w:val="ManualBullet"/>
-      </w:pPr>
-      <w:r>
-        <w:t>choose the correct region</w:t>
-      </w:r>
-    </w:p>
-    <w:p>
-      <w:pPr>
-        <w:pStyle w:val="ManualBullet"/>
-      </w:pPr>
-      <w:r>
-        <w:t>keep the content factual and readable</w:t>
-      </w:r>
-    </w:p>
-    <w:p>
-      <w:pPr>
-        <w:pStyle w:val="ManualBullet"/>
-      </w:pPr>
-      <w:r>
-        <w:t>avoid including sensitive personal details that should not be widely shared</w:t>
-      </w:r>
-    </w:p>
-    <w:p/>
-    <w:p>
-      <w:pPr>
-        <w:pStyle w:val="Heading1"/>
-      </w:pPr>
-      <w:r>
-        <w:t>9. Data Request Form</w:t>
-      </w:r>
-    </w:p>
-    <w:p>
-      <w:r>
-        <w:t xml:space="preserve">Use </w:t>
-      </w:r>
-      <w:r>
-        <w:rPr>
-          <w:rFonts w:ascii="Consolas" w:hAnsi="Consolas"/>
-        </w:rPr>
-        <w:t>Data Request Form</w:t>
-      </w:r>
-      <w:r>
-        <w:t xml:space="preserve"> when you need to make a formal request for access to data.</w:t>
-      </w:r>
-    </w:p>
-    <w:p/>
-    <w:p>
-      <w:r>
-        <w:t>This page is useful when:</w:t>
-      </w:r>
-    </w:p>
-    <w:p/>
-    <w:p>
-      <w:pPr>
-        <w:pStyle w:val="ManualBullet"/>
-      </w:pPr>
-      <w:r>
-        <w:t>your current role does not allow the detail you need</w:t>
-      </w:r>
-    </w:p>
-    <w:p>
-      <w:pPr>
-        <w:pStyle w:val="ManualBullet"/>
-      </w:pPr>
-      <w:r>
-        <w:t>you need a time-specific data extract or permission review</w:t>
-      </w:r>
-    </w:p>
-    <w:p>
-      <w:pPr>
-        <w:pStyle w:val="ManualBullet"/>
-      </w:pPr>
-      <w:r>
-        <w:t>you want a clear recorded request rather than an informal message</w:t>
-      </w:r>
-    </w:p>
-    <w:p/>
-    <w:p>
-      <w:pPr>
-        <w:pStyle w:val="Heading2"/>
-      </w:pPr>
-      <w:r>
-        <w:t>9.1 What you must complete</w:t>
-      </w:r>
-    </w:p>
-    <w:p>
-      <w:r>
-        <w:t>All fields are required:</w:t>
-      </w:r>
-    </w:p>
-    <w:p/>
-    <w:p>
-      <w:pPr>
-        <w:pStyle w:val="ManualBullet"/>
-      </w:pPr>
-      <w:r>
-        <w:rPr>
-          <w:rFonts w:ascii="Consolas" w:hAnsi="Consolas"/>
-        </w:rPr>
-        <w:t>Name</w:t>
-      </w:r>
-    </w:p>
-    <w:p>
-      <w:pPr>
-        <w:pStyle w:val="ManualBullet"/>
-      </w:pPr>
-      <w:r>
-        <w:rPr>
-          <w:rFonts w:ascii="Consolas" w:hAnsi="Consolas"/>
-        </w:rPr>
-        <w:t>Email</w:t>
-      </w:r>
-    </w:p>
-    <w:p>
-      <w:pPr>
-        <w:pStyle w:val="ManualBullet"/>
-      </w:pPr>
-      <w:r>
-        <w:rPr>
-          <w:rFonts w:ascii="Consolas" w:hAnsi="Consolas"/>
-        </w:rPr>
-        <w:t>Date</w:t>
-      </w:r>
-    </w:p>
-    <w:p>
-      <w:pPr>
-        <w:pStyle w:val="ManualBullet"/>
-      </w:pPr>
-      <w:r>
-        <w:rPr>
-          <w:rFonts w:ascii="Consolas" w:hAnsi="Consolas"/>
-        </w:rPr>
-        <w:t>Time</w:t>
-      </w:r>
-    </w:p>
-    <w:p>
-      <w:pPr>
-        <w:pStyle w:val="ManualBullet"/>
-      </w:pPr>
-      <w:r>
-        <w:rPr>
-          <w:rFonts w:ascii="Consolas" w:hAnsi="Consolas"/>
-        </w:rPr>
-        <w:t>Reason for data request</w:t>
-      </w:r>
-    </w:p>
-    <w:p/>
-    <w:p>
-      <w:r>
-        <w:lastRenderedPageBreak/>
-        <w:t xml:space="preserve">The </w:t>
-      </w:r>
-      <w:r>
-        <w:rPr>
-          <w:rFonts w:ascii="Consolas" w:hAnsi="Consolas"/>
-        </w:rPr>
-        <w:t>Name</w:t>
-      </w:r>
-      <w:r>
-        <w:t xml:space="preserve"> and </w:t>
-      </w:r>
-      <w:r>
-        <w:rPr>
-          <w:rFonts w:ascii="Consolas" w:hAnsi="Consolas"/>
-        </w:rPr>
-        <w:t>Email</w:t>
-      </w:r>
-      <w:r>
-        <w:t xml:space="preserve"> fields are dropdowns. Choose the matching values for the same user.</w:t>
-      </w:r>
-    </w:p>
-    <w:p/>
-    <w:p>
-      <w:pPr>
-        <w:pStyle w:val="Heading2"/>
-      </w:pPr>
-      <w:r>
-        <w:t>9.2 Step-by-step workflow</w:t>
-      </w:r>
-    </w:p>
-    <w:p>
-      <w:pPr>
-        <w:pStyle w:val="ListNumber"/>
-        <w:numPr>
-          <w:ilvl w:val="0"/>
-          <w:numId w:val="18"/>
-        </w:numPr>
-      </w:pPr>
-      <w:r>
-        <w:t xml:space="preserve">Open </w:t>
-      </w:r>
-      <w:r>
-        <w:rPr>
-          <w:rFonts w:ascii="Consolas" w:hAnsi="Consolas"/>
-        </w:rPr>
-        <w:t>Data Request Form</w:t>
-      </w:r>
-      <w:r>
-        <w:t>.</w:t>
-      </w:r>
-    </w:p>
-    <w:p>
-      <w:pPr>
-        <w:pStyle w:val="ManualNumber"/>
-      </w:pPr>
-      <w:r>
-        <w:t>Choose your name from the dropdown.</w:t>
-      </w:r>
-    </w:p>
-    <w:p>
-      <w:pPr>
-        <w:pStyle w:val="ManualNumber"/>
-      </w:pPr>
-      <w:r>
-        <w:t>Choose your email from the dropdown.</w:t>
-      </w:r>
-    </w:p>
-    <w:p>
-      <w:pPr>
-        <w:pStyle w:val="ManualNumber"/>
-      </w:pPr>
-      <w:r>
-        <w:t>Select the date you need the request to be considered against.</w:t>
-      </w:r>
-    </w:p>
-    <w:p>
-      <w:pPr>
-        <w:pStyle w:val="ManualNumber"/>
-      </w:pPr>
-      <w:r>
-        <w:t>Select the time.</w:t>
-      </w:r>
-    </w:p>
-    <w:p>
-      <w:pPr>
-        <w:pStyle w:val="ManualNumber"/>
-      </w:pPr>
-      <w:r>
-        <w:t>Enter a clear reason in the text area.</w:t>
-      </w:r>
-    </w:p>
-    <w:p>
-      <w:pPr>
-        <w:pStyle w:val="ManualNumber"/>
-      </w:pPr>
-      <w:r>
-        <w:t>Submit the form.</w:t>
-      </w:r>
-    </w:p>
-    <w:p/>
-    <w:p>
-      <w:pPr>
-        <w:pStyle w:val="Heading2"/>
-      </w:pPr>
-      <w:r>
-        <w:t>9.3 What happens after submission</w:t>
-      </w:r>
-    </w:p>
-    <w:p>
-      <w:r>
-        <w:t>When you submit the form:</w:t>
-      </w:r>
-    </w:p>
-    <w:p/>
-    <w:p>
-      <w:pPr>
-        <w:pStyle w:val="ManualBullet"/>
-      </w:pPr>
-      <w:r>
-        <w:t>the request is saved</w:t>
-      </w:r>
-    </w:p>
-    <w:p>
-      <w:pPr>
-        <w:pStyle w:val="ManualBullet"/>
-      </w:pPr>
-      <w:r>
-        <w:rPr>
-          <w:rFonts w:ascii="Consolas" w:hAnsi="Consolas"/>
-        </w:rPr>
         <w:t>Admin</w:t>
       </w:r>
       <w:r>
-        <w:t xml:space="preserve"> and </w:t>
-      </w:r>
-      <w:r>
-        <w:rPr>
-          <w:rFonts w:ascii="Consolas" w:hAnsi="Consolas"/>
-        </w:rPr>
-        <w:t>Manager</w:t>
-      </w:r>
-      <w:r>
-        <w:t xml:space="preserve"> users are notified in the dashboard</w:t>
-      </w:r>
-    </w:p>
-    <w:p>
-      <w:pPr>
-        <w:pStyle w:val="ManualBullet"/>
-      </w:pPr>
-      <w:r>
-        <w:t>your recent requests remain visible on the page for reference</w:t>
-      </w:r>
-    </w:p>
-    <w:p/>
-    <w:p>
-      <w:r>
-        <w:t>Be specific in the reason field. A clear reason makes it easier for the reviewing team to decide what access or data response is appropriate.</w:t>
-      </w:r>
-    </w:p>
-    <w:p/>
-    <w:p>
-      <w:pPr>
-        <w:pStyle w:val="Heading1"/>
-      </w:pPr>
-      <w:r>
-        <w:t>10. Common RPL tasks</w:t>
-      </w:r>
-    </w:p>
-    <w:p>
-      <w:pPr>
-        <w:pStyle w:val="Heading2"/>
-      </w:pPr>
-      <w:r>
-        <w:t>9.1 Check a KPI before a meeting</w:t>
-      </w:r>
-    </w:p>
-    <w:p>
-      <w:pPr>
-        <w:pStyle w:val="ListNumber"/>
-        <w:numPr>
-          <w:ilvl w:val="0"/>
-          <w:numId w:val="19"/>
-        </w:numPr>
-      </w:pPr>
-      <w:r>
-        <w:t xml:space="preserve">Open </w:t>
-      </w:r>
-      <w:r>
-        <w:rPr>
-          <w:rFonts w:ascii="Consolas" w:hAnsi="Consolas"/>
-        </w:rPr>
-        <w:t>KPI Dashboard</w:t>
-      </w:r>
-      <w:r>
-        <w:t>.</w:t>
-      </w:r>
-    </w:p>
-    <w:p>
-      <w:pPr>
-        <w:pStyle w:val="ManualNumber"/>
-      </w:pPr>
-      <w:r>
-        <w:t>Set the correct region.</w:t>
-      </w:r>
-    </w:p>
-    <w:p>
-      <w:pPr>
-        <w:pStyle w:val="ManualNumber"/>
-      </w:pPr>
-      <w:r>
-        <w:t>Set the correct timeframe.</w:t>
-      </w:r>
-    </w:p>
-    <w:p>
-      <w:pPr>
-        <w:pStyle w:val="ManualNumber"/>
-      </w:pPr>
-      <w:r>
-        <w:t>Choose the relevant KPI section.</w:t>
-      </w:r>
-    </w:p>
-    <w:p>
-      <w:pPr>
-        <w:pStyle w:val="ManualNumber"/>
-      </w:pPr>
-      <w:r>
-        <w:t>Review the headline card.</w:t>
-      </w:r>
-    </w:p>
-    <w:p>
-      <w:pPr>
-        <w:pStyle w:val="ManualNumber"/>
-      </w:pPr>
-      <w:r>
-        <w:t>Open the drill-down if anything looks unusual.</w:t>
-      </w:r>
-    </w:p>
-    <w:p>
-      <w:pPr>
-        <w:pStyle w:val="ManualNumber"/>
-      </w:pPr>
-      <w:r>
-        <w:t xml:space="preserve">If needed, move into </w:t>
-      </w:r>
-      <w:r>
-        <w:rPr>
-          <w:rFonts w:ascii="Consolas" w:hAnsi="Consolas"/>
-        </w:rPr>
-        <w:t>Custom Reports Dashboard</w:t>
-      </w:r>
-      <w:r>
-        <w:t xml:space="preserve"> for a more structured check.</w:t>
-      </w:r>
-    </w:p>
-    <w:p/>
-    <w:p>
-      <w:pPr>
-        <w:pStyle w:val="Heading2"/>
-      </w:pPr>
-      <w:r>
-        <w:t>9.2 Export data for offline analysis</w:t>
-      </w:r>
-    </w:p>
-    <w:p>
-      <w:pPr>
-        <w:pStyle w:val="ListNumber"/>
-        <w:numPr>
-          <w:ilvl w:val="0"/>
-          <w:numId w:val="20"/>
-        </w:numPr>
-      </w:pPr>
-      <w:r>
-        <w:t xml:space="preserve">Open </w:t>
-      </w:r>
-      <w:r>
-        <w:rPr>
-          <w:rFonts w:ascii="Consolas" w:hAnsi="Consolas"/>
-        </w:rPr>
-        <w:t>Custom Reports Dashboard</w:t>
-      </w:r>
-      <w:r>
-        <w:t>.</w:t>
-      </w:r>
-    </w:p>
-    <w:p>
-      <w:pPr>
-        <w:pStyle w:val="ManualNumber"/>
-      </w:pPr>
-      <w:r>
-        <w:t>Choose the relevant dataset.</w:t>
-      </w:r>
-    </w:p>
-    <w:p>
-      <w:pPr>
-        <w:pStyle w:val="ManualNumber"/>
-      </w:pPr>
-      <w:r>
-        <w:t xml:space="preserve">Choose </w:t>
-      </w:r>
-      <w:r>
-        <w:rPr>
-          <w:rFonts w:ascii="Consolas" w:hAnsi="Consolas"/>
-        </w:rPr>
-        <w:t>Tabular</w:t>
-      </w:r>
-      <w:r>
-        <w:t>.</w:t>
-      </w:r>
-    </w:p>
-    <w:p>
-      <w:pPr>
-        <w:pStyle w:val="ManualNumber"/>
-      </w:pPr>
-      <w:r>
-        <w:lastRenderedPageBreak/>
-        <w:t>Set the region and timeframe.</w:t>
-      </w:r>
-    </w:p>
-    <w:p>
-      <w:pPr>
-        <w:pStyle w:val="ManualNumber"/>
-      </w:pPr>
-      <w:r>
-        <w:t xml:space="preserve">Click </w:t>
-      </w:r>
-      <w:r>
-        <w:rPr>
-          <w:rFonts w:ascii="Consolas" w:hAnsi="Consolas"/>
-        </w:rPr>
-        <w:t>Apply Report Filters</w:t>
-      </w:r>
-      <w:r>
-        <w:t>.</w:t>
-      </w:r>
-    </w:p>
-    <w:p>
-      <w:pPr>
-        <w:pStyle w:val="ManualNumber"/>
-      </w:pPr>
-      <w:r>
-        <w:t>Narrow with advanced controls if needed.</w:t>
-      </w:r>
-    </w:p>
-    <w:p>
-      <w:pPr>
-        <w:pStyle w:val="ManualNumber"/>
-      </w:pPr>
-      <w:r>
-        <w:t>Review the rows.</w:t>
-      </w:r>
-    </w:p>
-    <w:p>
-      <w:pPr>
-        <w:pStyle w:val="ManualNumber"/>
-      </w:pPr>
-      <w:r>
-        <w:t>Click the CSV download button.</w:t>
-      </w:r>
-    </w:p>
-    <w:p/>
-    <w:p>
-      <w:pPr>
-        <w:pStyle w:val="Heading2"/>
-      </w:pPr>
-      <w:r>
-        <w:t>9.3 Check a regional trend</w:t>
-      </w:r>
-    </w:p>
-    <w:p>
-      <w:pPr>
-        <w:pStyle w:val="ListNumber"/>
-        <w:numPr>
-          <w:ilvl w:val="0"/>
-          <w:numId w:val="21"/>
-        </w:numPr>
-      </w:pPr>
-      <w:r>
-        <w:t xml:space="preserve">Open </w:t>
-      </w:r>
-      <w:r>
-        <w:rPr>
-          <w:rFonts w:ascii="Consolas" w:hAnsi="Consolas"/>
-        </w:rPr>
-        <w:t>Custom Reports Dashboard</w:t>
-      </w:r>
-      <w:r>
-        <w:t>.</w:t>
-      </w:r>
-    </w:p>
-    <w:p>
-      <w:pPr>
-        <w:pStyle w:val="ManualNumber"/>
-      </w:pPr>
-      <w:r>
-        <w:t>Choose the relevant dataset.</w:t>
-      </w:r>
-    </w:p>
-    <w:p>
-      <w:pPr>
-        <w:pStyle w:val="ManualNumber"/>
-      </w:pPr>
-      <w:r>
-        <w:t xml:space="preserve">Choose </w:t>
-      </w:r>
-      <w:r>
-        <w:rPr>
-          <w:rFonts w:ascii="Consolas" w:hAnsi="Consolas"/>
-        </w:rPr>
-        <w:t>Line</w:t>
-      </w:r>
-      <w:r>
-        <w:t>.</w:t>
-      </w:r>
-    </w:p>
-    <w:p>
-      <w:pPr>
-        <w:pStyle w:val="ManualNumber"/>
-      </w:pPr>
-      <w:r>
-        <w:t>Set the correct region and timeframe.</w:t>
-      </w:r>
-    </w:p>
-    <w:p>
-      <w:pPr>
-        <w:pStyle w:val="ManualNumber"/>
-      </w:pPr>
-      <w:r>
-        <w:t xml:space="preserve">Click </w:t>
-      </w:r>
-      <w:r>
-        <w:rPr>
-          <w:rFonts w:ascii="Consolas" w:hAnsi="Consolas"/>
-        </w:rPr>
-        <w:t>Apply Report Filters</w:t>
-      </w:r>
-      <w:r>
-        <w:t>.</w:t>
-      </w:r>
-    </w:p>
-    <w:p>
-      <w:pPr>
-        <w:pStyle w:val="ManualNumber"/>
-      </w:pPr>
-      <w:r>
-        <w:t xml:space="preserve">If needed, use </w:t>
-      </w:r>
-      <w:r>
-        <w:rPr>
-          <w:rFonts w:ascii="Consolas" w:hAnsi="Consolas"/>
-        </w:rPr>
-        <w:t>Only include rows with valid date</w:t>
-      </w:r>
-      <w:r>
-        <w:t>.</w:t>
-      </w:r>
-    </w:p>
-    <w:p>
-      <w:pPr>
-        <w:pStyle w:val="ManualNumber"/>
-      </w:pPr>
-      <w:r>
-        <w:t>Review the trend.</w:t>
-      </w:r>
-    </w:p>
-    <w:p>
-      <w:pPr>
-        <w:pStyle w:val="ManualNumber"/>
-      </w:pPr>
-      <w:r>
-        <w:t>Compare with a wider period if the result seems surprising.</w:t>
-      </w:r>
-    </w:p>
-    <w:p/>
-    <w:p>
-      <w:pPr>
-        <w:pStyle w:val="Heading2"/>
-      </w:pPr>
-      <w:r>
-        <w:t>9.4 Add a case study to support a report</w:t>
-      </w:r>
-    </w:p>
-    <w:p>
-      <w:pPr>
-        <w:pStyle w:val="ListNumber"/>
-        <w:numPr>
-          <w:ilvl w:val="0"/>
-          <w:numId w:val="22"/>
-        </w:numPr>
-      </w:pPr>
-      <w:r>
-        <w:t xml:space="preserve">Open </w:t>
-      </w:r>
-      <w:r>
-        <w:rPr>
-          <w:rFonts w:ascii="Consolas" w:hAnsi="Consolas"/>
-        </w:rPr>
-        <w:t>Case Studies</w:t>
-      </w:r>
-      <w:r>
-        <w:t>.</w:t>
-      </w:r>
-    </w:p>
-    <w:p>
-      <w:pPr>
-        <w:pStyle w:val="ManualNumber"/>
-      </w:pPr>
-      <w:r>
-        <w:t>Search or filter to confirm the story is not already there.</w:t>
-      </w:r>
-    </w:p>
-    <w:p>
-      <w:pPr>
-        <w:pStyle w:val="ManualNumber"/>
-      </w:pPr>
-      <w:r>
-        <w:t>Add the new case study.</w:t>
-      </w:r>
-    </w:p>
-    <w:p>
-      <w:pPr>
-        <w:pStyle w:val="ManualNumber"/>
-      </w:pPr>
-      <w:r>
-        <w:t>Check title, date, and region carefully.</w:t>
-      </w:r>
-    </w:p>
-    <w:p>
-      <w:pPr>
-        <w:pStyle w:val="ManualNumber"/>
-      </w:pPr>
-      <w:r>
-        <w:t>Submit and review the saved result.</w:t>
-      </w:r>
-    </w:p>
-    <w:p/>
-    <w:p>
-      <w:pPr>
-        <w:pStyle w:val="Heading2"/>
-      </w:pPr>
-      <w:r>
-        <w:t>9.5 Submit a data request</w:t>
-      </w:r>
-    </w:p>
-    <w:p>
-      <w:pPr>
-        <w:pStyle w:val="ListNumber"/>
-        <w:numPr>
-          <w:ilvl w:val="0"/>
-          <w:numId w:val="23"/>
-        </w:numPr>
-      </w:pPr>
-      <w:r>
-        <w:t xml:space="preserve">Open </w:t>
-      </w:r>
-      <w:r>
-        <w:rPr>
-          <w:rFonts w:ascii="Consolas" w:hAnsi="Consolas"/>
-        </w:rPr>
-        <w:t>Data Request Form</w:t>
-      </w:r>
-      <w:r>
-        <w:t>.</w:t>
-      </w:r>
-    </w:p>
-    <w:p>
-      <w:pPr>
-        <w:pStyle w:val="ManualNumber"/>
-      </w:pPr>
-      <w:r>
-        <w:t>Choose your name and email.</w:t>
-      </w:r>
-    </w:p>
-    <w:p>
-      <w:pPr>
-        <w:pStyle w:val="ManualNumber"/>
-      </w:pPr>
-      <w:r>
-        <w:t>Set the date and time.</w:t>
-      </w:r>
-    </w:p>
-    <w:p>
-      <w:pPr>
-        <w:pStyle w:val="ManualNumber"/>
-      </w:pPr>
-      <w:r>
-        <w:t>Explain the request clearly.</w:t>
-      </w:r>
-    </w:p>
-    <w:p>
-      <w:pPr>
-        <w:pStyle w:val="ManualNumber"/>
-      </w:pPr>
-      <w:r>
-        <w:t>Submit and wait for Admin or Manager review.</w:t>
-      </w:r>
-    </w:p>
-    <w:p/>
-    <w:p>
-      <w:pPr>
-        <w:pStyle w:val="Heading1"/>
-      </w:pPr>
-      <w:r>
-        <w:t>11. Good working practice</w:t>
-      </w:r>
-    </w:p>
-    <w:p>
-      <w:r>
-        <w:t>Use these habits consistently:</w:t>
-      </w:r>
-    </w:p>
-    <w:p/>
-    <w:p>
-      <w:pPr>
-        <w:pStyle w:val="ManualBullet"/>
-      </w:pPr>
-      <w:r>
-        <w:t>use KPI for quick checks</w:t>
-      </w:r>
-    </w:p>
-    <w:p>
-      <w:pPr>
-        <w:pStyle w:val="ManualBullet"/>
-      </w:pPr>
-      <w:r>
-        <w:t>use Custom Reports for deeper analysis</w:t>
-      </w:r>
-    </w:p>
-    <w:p>
-      <w:pPr>
-        <w:pStyle w:val="ManualBullet"/>
-      </w:pPr>
-      <w:r>
-        <w:t xml:space="preserve">check </w:t>
-      </w:r>
-      <w:r>
-        <w:rPr>
-          <w:rFonts w:ascii="Consolas" w:hAnsi="Consolas"/>
-        </w:rPr>
-        <w:t>Last Data Refresh</w:t>
-      </w:r>
-      <w:r>
-        <w:t xml:space="preserve"> before using figures externally</w:t>
-      </w:r>
-    </w:p>
-    <w:p>
-      <w:pPr>
-        <w:pStyle w:val="ManualBullet"/>
-      </w:pPr>
-      <w:r>
-        <w:t>widen filters first if expected data is missing</w:t>
-      </w:r>
-    </w:p>
-    <w:p>
-      <w:pPr>
-        <w:pStyle w:val="ManualBullet"/>
-      </w:pPr>
-      <w:r>
-        <w:lastRenderedPageBreak/>
-        <w:t>validate unusual totals before sharing them</w:t>
-      </w:r>
-    </w:p>
-    <w:p>
-      <w:pPr>
-        <w:pStyle w:val="ManualBullet"/>
-      </w:pPr>
-      <w:r>
-        <w:t>pair quantitative outputs with case studies where useful</w:t>
-      </w:r>
-    </w:p>
-    <w:p>
-      <w:pPr>
-        <w:pStyle w:val="ManualBullet"/>
-      </w:pPr>
-      <w:r>
-        <w:t>respect the privacy limits of the RPL role</w:t>
-      </w:r>
-    </w:p>
-    <w:p>
-      <w:pPr>
-        <w:pStyle w:val="ManualBullet"/>
-      </w:pPr>
-      <w:r>
-        <w:t>use the Data Request Form instead of asking informally when access needs to be reviewed</w:t>
-      </w:r>
-    </w:p>
-    <w:p/>
-    <w:p>
-      <w:pPr>
-        <w:pStyle w:val="Heading1"/>
-      </w:pPr>
-      <w:r>
-        <w:t>12. Troubleshooting</w:t>
-      </w:r>
-    </w:p>
-    <w:p>
-      <w:pPr>
-        <w:pStyle w:val="Heading2"/>
-      </w:pPr>
-      <w:r>
-        <w:t>No KPI data is showing</w:t>
-      </w:r>
-    </w:p>
-    <w:p>
-      <w:r>
-        <w:t>Check these in order:</w:t>
-      </w:r>
-    </w:p>
-    <w:p/>
-    <w:p>
-      <w:pPr>
-        <w:pStyle w:val="ListNumber"/>
-        <w:numPr>
-          <w:ilvl w:val="0"/>
-          <w:numId w:val="24"/>
-        </w:numPr>
-      </w:pPr>
-      <w:r>
-        <w:t>Confirm the selected region.</w:t>
-      </w:r>
-    </w:p>
-    <w:p>
-      <w:pPr>
-        <w:pStyle w:val="ManualNumber"/>
-      </w:pPr>
-      <w:r>
-        <w:t>Confirm the selected timeframe.</w:t>
-      </w:r>
-    </w:p>
-    <w:p>
-      <w:pPr>
-        <w:pStyle w:val="ManualNumber"/>
-      </w:pPr>
-      <w:r>
-        <w:t xml:space="preserve">Try </w:t>
-      </w:r>
-      <w:r>
-        <w:rPr>
-          <w:rFonts w:ascii="Consolas" w:hAnsi="Consolas"/>
-        </w:rPr>
-        <w:t>All Regions</w:t>
-      </w:r>
-      <w:r>
-        <w:t>.</w:t>
-      </w:r>
-    </w:p>
-    <w:p>
-      <w:pPr>
-        <w:pStyle w:val="ManualNumber"/>
-      </w:pPr>
-      <w:r>
-        <w:t xml:space="preserve">Try </w:t>
-      </w:r>
-      <w:r>
-        <w:rPr>
-          <w:rFonts w:ascii="Consolas" w:hAnsi="Consolas"/>
-        </w:rPr>
-        <w:t>All Time</w:t>
-      </w:r>
-      <w:r>
-        <w:t>.</w:t>
-      </w:r>
-    </w:p>
-    <w:p>
-      <w:pPr>
-        <w:pStyle w:val="ManualNumber"/>
-      </w:pPr>
-      <w:r>
-        <w:t xml:space="preserve">Confirm that you are in the correct </w:t>
-      </w:r>
-      <w:r>
-        <w:rPr>
-          <w:rFonts w:ascii="Consolas" w:hAnsi="Consolas"/>
-        </w:rPr>
-        <w:t>KPI Section</w:t>
-      </w:r>
-      <w:r>
-        <w:t>.</w:t>
-      </w:r>
-    </w:p>
-    <w:p/>
-    <w:p>
-      <w:pPr>
-        <w:pStyle w:val="Heading2"/>
-      </w:pPr>
-      <w:r>
-        <w:t>The report looks unchanged</w:t>
-      </w:r>
-    </w:p>
-    <w:p>
-      <w:r>
-        <w:t>This usually means the new settings have not been applied yet.</w:t>
-      </w:r>
-    </w:p>
-    <w:p/>
-    <w:p>
-      <w:pPr>
-        <w:pStyle w:val="ListNumber"/>
-        <w:numPr>
-          <w:ilvl w:val="0"/>
-          <w:numId w:val="25"/>
-        </w:numPr>
-      </w:pPr>
-      <w:r>
-        <w:t xml:space="preserve">Click </w:t>
-      </w:r>
-      <w:r>
-        <w:rPr>
-          <w:rFonts w:ascii="Consolas" w:hAnsi="Consolas"/>
-        </w:rPr>
-        <w:t>Apply Report Filters</w:t>
-      </w:r>
-      <w:r>
-        <w:t xml:space="preserve"> if you changed dataset, region, timeframe, or output type.</w:t>
-      </w:r>
-    </w:p>
-    <w:p>
-      <w:pPr>
-        <w:pStyle w:val="ManualNumber"/>
-      </w:pPr>
-      <w:r>
-        <w:t xml:space="preserve">Click </w:t>
-      </w:r>
-      <w:r>
-        <w:rPr>
-          <w:rFonts w:ascii="Consolas" w:hAnsi="Consolas"/>
-        </w:rPr>
-        <w:t>Apply Advanced Filters</w:t>
-      </w:r>
-      <w:r>
-        <w:t xml:space="preserve"> if you changed advanced controls.</w:t>
-      </w:r>
-    </w:p>
-    <w:p/>
-    <w:p>
-      <w:pPr>
-        <w:pStyle w:val="Heading2"/>
-      </w:pPr>
-      <w:r>
-        <w:t>Distance Analysis shows no rows</w:t>
-      </w:r>
-    </w:p>
-    <w:p>
-      <w:r>
-        <w:t>Check:</w:t>
-      </w:r>
-    </w:p>
-    <w:p/>
-    <w:p>
-      <w:pPr>
-        <w:pStyle w:val="ManualBullet"/>
-      </w:pPr>
-      <w:r>
-        <w:t>the date range</w:t>
-      </w:r>
-    </w:p>
-    <w:p>
-      <w:pPr>
-        <w:pStyle w:val="ManualBullet"/>
-      </w:pPr>
-      <w:r>
-        <w:t>the event types selected</w:t>
-      </w:r>
-    </w:p>
-    <w:p>
-      <w:pPr>
-        <w:pStyle w:val="ManualBullet"/>
-      </w:pPr>
-      <w:r>
-        <w:t>whether postcode data may be missing</w:t>
-      </w:r>
-    </w:p>
-    <w:p>
-      <w:pPr>
-        <w:pStyle w:val="ManualBullet"/>
-      </w:pPr>
-      <w:r>
-        <w:t>whether unresolved rows are being excluded</w:t>
-      </w:r>
-    </w:p>
-    <w:p/>
-    <w:p>
-      <w:pPr>
-        <w:pStyle w:val="Heading2"/>
-      </w:pPr>
-      <w:r>
-        <w:t>I cannot see participant names</w:t>
-      </w:r>
-    </w:p>
-    <w:p>
-      <w:r>
-        <w:t xml:space="preserve">That is expected for the </w:t>
-      </w:r>
-      <w:r>
-        <w:rPr>
-          <w:rFonts w:ascii="Consolas" w:hAnsi="Consolas"/>
-        </w:rPr>
-        <w:t>RPL</w:t>
-      </w:r>
-      <w:r>
-        <w:t xml:space="preserve"> role.</w:t>
-      </w:r>
-    </w:p>
-    <w:p/>
-    <w:p>
-      <w:pPr>
-        <w:pStyle w:val="Heading2"/>
-      </w:pPr>
-      <w:r>
-        <w:lastRenderedPageBreak/>
-        <w:t>A number still looks wrong</w:t>
-      </w:r>
-    </w:p>
-    <w:p>
-      <w:r>
-        <w:t>Use this process:</w:t>
-      </w:r>
-    </w:p>
-    <w:p/>
-    <w:p>
-      <w:pPr>
-        <w:pStyle w:val="ListNumber"/>
-        <w:numPr>
-          <w:ilvl w:val="0"/>
-          <w:numId w:val="26"/>
-        </w:numPr>
-      </w:pPr>
-      <w:r>
-        <w:t>Widen the timeframe.</w:t>
-      </w:r>
-    </w:p>
-    <w:p>
-      <w:pPr>
-        <w:pStyle w:val="ManualNumber"/>
-      </w:pPr>
-      <w:r>
-        <w:t>Open the supporting drill-down.</w:t>
-      </w:r>
-    </w:p>
-    <w:p>
-      <w:pPr>
-        <w:pStyle w:val="ManualNumber"/>
-      </w:pPr>
-      <w:r>
-        <w:t xml:space="preserve">Rebuild the question in </w:t>
-      </w:r>
-      <w:r>
-        <w:rPr>
-          <w:rFonts w:ascii="Consolas" w:hAnsi="Consolas"/>
-        </w:rPr>
-        <w:t>Custom Reports Dashboard</w:t>
-      </w:r>
-      <w:r>
-        <w:t>.</w:t>
-      </w:r>
-    </w:p>
-    <w:p>
-      <w:pPr>
-        <w:pStyle w:val="ManualNumber"/>
-      </w:pPr>
-      <w:r>
-        <w:t>Compare with another section or chart type.</w:t>
-      </w:r>
-    </w:p>
-    <w:p>
-      <w:pPr>
-        <w:pStyle w:val="ManualNumber"/>
-      </w:pPr>
-      <w:r>
-        <w:t xml:space="preserve">Ask a </w:t>
-      </w:r>
-      <w:r>
-        <w:rPr>
-          <w:rFonts w:ascii="Consolas" w:hAnsi="Consolas"/>
-        </w:rPr>
-        <w:t>Manager</w:t>
-      </w:r>
-      <w:r>
-        <w:t xml:space="preserve"> or </w:t>
-      </w:r>
-      <w:r>
-        <w:rPr>
-          <w:rFonts w:ascii="Consolas" w:hAnsi="Consolas"/>
-        </w:rPr>
-        <w:t>Admin</w:t>
-      </w:r>
-      <w:r>
         <w:t xml:space="preserve"> to investigate further if the issue needs deeper operational review.</w:t>
       </w:r>
     </w:p>
     <w:sectPr>
+      <w:footerReference w:type="default" r:id="rId11"/>
       <w:pgSz w:w="11909" w:h="16834"/>
       <w:pgMar w:top="1080" w:right="1152" w:bottom="1080" w:left="1152" w:header="720" w:footer="720" w:gutter="0"/>
       <w:cols w:space="720"/>
@@ -4611,6 +7989,109 @@
     </w:sectPr>
   </w:body>
 </w:document>
+</file>
+
+<file path=word/endnotes.xml><?xml version="1.0" encoding="utf-8"?>
+<w:endnotes xmlns:wpc="http://schemas.microsoft.com/office/word/2010/wordprocessingCanvas" xmlns:cx="http://schemas.microsoft.com/office/drawing/2014/chartex" xmlns:cx1="http://schemas.microsoft.com/office/drawing/2015/9/8/chartex" xmlns:cx2="http://schemas.microsoft.com/office/drawing/2015/10/21/chartex" xmlns:cx3="http://schemas.microsoft.com/office/drawing/2016/5/9/chartex" xmlns:cx4="http://schemas.microsoft.com/office/drawing/2016/5/10/chartex" xmlns:cx5="http://schemas.microsoft.com/office/drawing/2016/5/11/chartex" xmlns:cx6="http://schemas.microsoft.com/office/drawing/2016/5/12/chartex" xmlns:cx7="http://schemas.microsoft.com/office/drawing/2016/5/13/chartex" xmlns:cx8="http://schemas.microsoft.com/office/drawing/2016/5/14/chartex" xmlns:mc="http://schemas.openxmlformats.org/markup-compatibility/2006" xmlns:aink="http://schemas.microsoft.com/office/drawing/2016/ink" xmlns:am3d="http://schemas.microsoft.com/office/drawing/2017/model3d" xmlns:o="urn:schemas-microsoft-com:office:office" xmlns:oel="http://schemas.microsoft.com/office/2019/extlst" xmlns:r="http://schemas.openxmlformats.org/officeDocument/2006/relationships" xmlns:m="http://schemas.openxmlformats.org/officeDocument/2006/math" xmlns:v="urn:schemas-microsoft-com:vml" xmlns:wp14="http://schemas.microsoft.com/office/word/2010/wordprocessingDrawing" xmlns:wp="http://schemas.openxmlformats.org/drawingml/2006/wordprocessingDrawing" xmlns:w10="urn:schemas-microsoft-com:office:word" xmlns:w="http://schemas.openxmlformats.org/wordprocessingml/2006/main" xmlns:w14="http://schemas.microsoft.com/office/word/2010/wordml" xmlns:w15="http://schemas.microsoft.com/office/word/2012/wordml" xmlns:w16cex="http://schemas.microsoft.com/office/word/2018/wordml/cex" xmlns:w16cid="http://schemas.microsoft.com/office/word/2016/wordml/cid" xmlns:w16="http://schemas.microsoft.com/office/word/2018/wordml" xmlns:w16du="http://schemas.microsoft.com/office/word/2023/wordml/word16du" xmlns:w16sdtdh="http://schemas.microsoft.com/office/word/2020/wordml/sdtdatahash" xmlns:w16sdtfl="http://schemas.microsoft.com/office/word/2024/wordml/sdtformatlock" xmlns:w16se="http://schemas.microsoft.com/office/word/2015/wordml/symex" xmlns:wpg="http://schemas.microsoft.com/office/word/2010/wordprocessingGroup" xmlns:wpi="http://schemas.microsoft.com/office/word/2010/wordprocessingInk" xmlns:wne="http://schemas.microsoft.com/office/word/2006/wordml" xmlns:wps="http://schemas.microsoft.com/office/word/2010/wordprocessingShape" mc:Ignorable="w14 w15 w16se w16cid w16 w16cex w16sdtdh w16sdtfl w16du wp14">
+  <w:endnote w:type="separator" w:id="-1">
+    <w:p>
+      <w:pPr>
+        <w:spacing w:after="0" w:line="240" w:lineRule="auto"/>
+      </w:pPr>
+      <w:r>
+        <w:separator/>
+      </w:r>
+    </w:p>
+  </w:endnote>
+  <w:endnote w:type="continuationSeparator" w:id="0">
+    <w:p>
+      <w:pPr>
+        <w:spacing w:after="0" w:line="240" w:lineRule="auto"/>
+      </w:pPr>
+      <w:r>
+        <w:continuationSeparator/>
+      </w:r>
+    </w:p>
+  </w:endnote>
+</w:endnotes>
+</file>
+
+<file path=word/footer1.xml><?xml version="1.0" encoding="utf-8"?>
+<w:ftr xmlns:wpc="http://schemas.microsoft.com/office/word/2010/wordprocessingCanvas" xmlns:cx="http://schemas.microsoft.com/office/drawing/2014/chartex" xmlns:cx1="http://schemas.microsoft.com/office/drawing/2015/9/8/chartex" xmlns:cx2="http://schemas.microsoft.com/office/drawing/2015/10/21/chartex" xmlns:cx3="http://schemas.microsoft.com/office/drawing/2016/5/9/chartex" xmlns:cx4="http://schemas.microsoft.com/office/drawing/2016/5/10/chartex" xmlns:cx5="http://schemas.microsoft.com/office/drawing/2016/5/11/chartex" xmlns:cx6="http://schemas.microsoft.com/office/drawing/2016/5/12/chartex" xmlns:cx7="http://schemas.microsoft.com/office/drawing/2016/5/13/chartex" xmlns:cx8="http://schemas.microsoft.com/office/drawing/2016/5/14/chartex" xmlns:mc="http://schemas.openxmlformats.org/markup-compatibility/2006" xmlns:aink="http://schemas.microsoft.com/office/drawing/2016/ink" xmlns:am3d="http://schemas.microsoft.com/office/drawing/2017/model3d" xmlns:o="urn:schemas-microsoft-com:office:office" xmlns:oel="http://schemas.microsoft.com/office/2019/extlst" xmlns:r="http://schemas.openxmlformats.org/officeDocument/2006/relationships" xmlns:m="http://schemas.openxmlformats.org/officeDocument/2006/math" xmlns:v="urn:schemas-microsoft-com:vml" xmlns:wp14="http://schemas.microsoft.com/office/word/2010/wordprocessingDrawing" xmlns:wp="http://schemas.openxmlformats.org/drawingml/2006/wordprocessingDrawing" xmlns:w10="urn:schemas-microsoft-com:office:word" xmlns:w="http://schemas.openxmlformats.org/wordprocessingml/2006/main" xmlns:w14="http://schemas.microsoft.com/office/word/2010/wordml" xmlns:w15="http://schemas.microsoft.com/office/word/2012/wordml" xmlns:w16cex="http://schemas.microsoft.com/office/word/2018/wordml/cex" xmlns:w16cid="http://schemas.microsoft.com/office/word/2016/wordml/cid" xmlns:w16="http://schemas.microsoft.com/office/word/2018/wordml" xmlns:w16du="http://schemas.microsoft.com/office/word/2023/wordml/word16du" xmlns:w16sdtdh="http://schemas.microsoft.com/office/word/2020/wordml/sdtdatahash" xmlns:w16sdtfl="http://schemas.microsoft.com/office/word/2024/wordml/sdtformatlock" xmlns:w16se="http://schemas.microsoft.com/office/word/2015/wordml/symex" xmlns:wpg="http://schemas.microsoft.com/office/word/2010/wordprocessingGroup" xmlns:wpi="http://schemas.microsoft.com/office/word/2010/wordprocessingInk" xmlns:wne="http://schemas.microsoft.com/office/word/2006/wordml" xmlns:wps="http://schemas.microsoft.com/office/word/2010/wordprocessingShape" mc:Ignorable="w14 w15 w16se w16cid w16 w16cex w16sdtdh w16sdtfl w16du wp14">
+  <w:p>
+    <w:pPr>
+      <w:pStyle w:val="Footer"/>
+      <w:jc w:val="center"/>
+    </w:pPr>
+    <w:r>
+      <w:t xml:space="preserve">Page </w:t>
+    </w:r>
+    <w:r>
+      <w:fldChar w:fldCharType="begin"/>
+    </w:r>
+    <w:r>
+      <w:instrText xml:space="preserve"> PAGE </w:instrText>
+    </w:r>
+    <w:r>
+      <w:fldChar w:fldCharType="separate"/>
+    </w:r>
+    <w:r>
+      <w:rPr>
+        <w:noProof/>
+      </w:rPr>
+      <w:t>1</w:t>
+    </w:r>
+    <w:r>
+      <w:fldChar w:fldCharType="end"/>
+    </w:r>
+    <w:r>
+      <w:t xml:space="preserve"> of </w:t>
+    </w:r>
+    <w:r>
+      <w:fldChar w:fldCharType="begin"/>
+    </w:r>
+    <w:r>
+      <w:instrText xml:space="preserve"> NUMPAGES </w:instrText>
+    </w:r>
+    <w:r>
+      <w:fldChar w:fldCharType="separate"/>
+    </w:r>
+    <w:r>
+      <w:rPr>
+        <w:noProof/>
+      </w:rPr>
+      <w:t>2</w:t>
+    </w:r>
+    <w:r>
+      <w:fldChar w:fldCharType="end"/>
+    </w:r>
+  </w:p>
+</w:ftr>
+</file>
+
+<file path=word/footnotes.xml><?xml version="1.0" encoding="utf-8"?>
+<w:footnotes xmlns:wpc="http://schemas.microsoft.com/office/word/2010/wordprocessingCanvas" xmlns:cx="http://schemas.microsoft.com/office/drawing/2014/chartex" xmlns:cx1="http://schemas.microsoft.com/office/drawing/2015/9/8/chartex" xmlns:cx2="http://schemas.microsoft.com/office/drawing/2015/10/21/chartex" xmlns:cx3="http://schemas.microsoft.com/office/drawing/2016/5/9/chartex" xmlns:cx4="http://schemas.microsoft.com/office/drawing/2016/5/10/chartex" xmlns:cx5="http://schemas.microsoft.com/office/drawing/2016/5/11/chartex" xmlns:cx6="http://schemas.microsoft.com/office/drawing/2016/5/12/chartex" xmlns:cx7="http://schemas.microsoft.com/office/drawing/2016/5/13/chartex" xmlns:cx8="http://schemas.microsoft.com/office/drawing/2016/5/14/chartex" xmlns:mc="http://schemas.openxmlformats.org/markup-compatibility/2006" xmlns:aink="http://schemas.microsoft.com/office/drawing/2016/ink" xmlns:am3d="http://schemas.microsoft.com/office/drawing/2017/model3d" xmlns:o="urn:schemas-microsoft-com:office:office" xmlns:oel="http://schemas.microsoft.com/office/2019/extlst" xmlns:r="http://schemas.openxmlformats.org/officeDocument/2006/relationships" xmlns:m="http://schemas.openxmlformats.org/officeDocument/2006/math" xmlns:v="urn:schemas-microsoft-com:vml" xmlns:wp14="http://schemas.microsoft.com/office/word/2010/wordprocessingDrawing" xmlns:wp="http://schemas.openxmlformats.org/drawingml/2006/wordprocessingDrawing" xmlns:w10="urn:schemas-microsoft-com:office:word" xmlns:w="http://schemas.openxmlformats.org/wordprocessingml/2006/main" xmlns:w14="http://schemas.microsoft.com/office/word/2010/wordml" xmlns:w15="http://schemas.microsoft.com/office/word/2012/wordml" xmlns:w16cex="http://schemas.microsoft.com/office/word/2018/wordml/cex" xmlns:w16cid="http://schemas.microsoft.com/office/word/2016/wordml/cid" xmlns:w16="http://schemas.microsoft.com/office/word/2018/wordml" xmlns:w16du="http://schemas.microsoft.com/office/word/2023/wordml/word16du" xmlns:w16sdtdh="http://schemas.microsoft.com/office/word/2020/wordml/sdtdatahash" xmlns:w16sdtfl="http://schemas.microsoft.com/office/word/2024/wordml/sdtformatlock" xmlns:w16se="http://schemas.microsoft.com/office/word/2015/wordml/symex" xmlns:wpg="http://schemas.microsoft.com/office/word/2010/wordprocessingGroup" xmlns:wpi="http://schemas.microsoft.com/office/word/2010/wordprocessingInk" xmlns:wne="http://schemas.microsoft.com/office/word/2006/wordml" xmlns:wps="http://schemas.microsoft.com/office/word/2010/wordprocessingShape" mc:Ignorable="w14 w15 w16se w16cid w16 w16cex w16sdtdh w16sdtfl w16du wp14">
+  <w:footnote w:type="separator" w:id="-1">
+    <w:p>
+      <w:pPr>
+        <w:spacing w:after="0" w:line="240" w:lineRule="auto"/>
+      </w:pPr>
+      <w:r>
+        <w:separator/>
+      </w:r>
+    </w:p>
+  </w:footnote>
+  <w:footnote w:type="continuationSeparator" w:id="0">
+    <w:p>
+      <w:pPr>
+        <w:spacing w:after="0" w:line="240" w:lineRule="auto"/>
+      </w:pPr>
+      <w:r>
+        <w:continuationSeparator/>
+      </w:r>
+    </w:p>
+  </w:footnote>
+</w:footnotes>
 </file>
 
 <file path=word/numbering.xml><?xml version="1.0" encoding="utf-8"?>
@@ -4786,134 +8267,32 @@
       </w:rPr>
     </w:lvl>
   </w:abstractNum>
-  <w:num w:numId="1" w16cid:durableId="1577398410">
+  <w:num w:numId="1" w16cid:durableId="20328262">
     <w:abstractNumId w:val="8"/>
   </w:num>
-  <w:num w:numId="2" w16cid:durableId="1327782229">
+  <w:num w:numId="2" w16cid:durableId="770786054">
     <w:abstractNumId w:val="6"/>
   </w:num>
-  <w:num w:numId="3" w16cid:durableId="893277069">
+  <w:num w:numId="3" w16cid:durableId="1893807247">
     <w:abstractNumId w:val="5"/>
   </w:num>
-  <w:num w:numId="4" w16cid:durableId="52238119">
+  <w:num w:numId="4" w16cid:durableId="1731532728">
     <w:abstractNumId w:val="4"/>
   </w:num>
-  <w:num w:numId="5" w16cid:durableId="677194691">
+  <w:num w:numId="5" w16cid:durableId="305822088">
     <w:abstractNumId w:val="7"/>
   </w:num>
-  <w:num w:numId="6" w16cid:durableId="1785423857">
+  <w:num w:numId="6" w16cid:durableId="1326014253">
     <w:abstractNumId w:val="3"/>
   </w:num>
-  <w:num w:numId="7" w16cid:durableId="809631905">
+  <w:num w:numId="7" w16cid:durableId="1486629265">
     <w:abstractNumId w:val="2"/>
   </w:num>
-  <w:num w:numId="8" w16cid:durableId="988022084">
+  <w:num w:numId="8" w16cid:durableId="1812483469">
     <w:abstractNumId w:val="1"/>
   </w:num>
-  <w:num w:numId="9" w16cid:durableId="254364257">
+  <w:num w:numId="9" w16cid:durableId="1242791026">
     <w:abstractNumId w:val="0"/>
-  </w:num>
-  <w:num w:numId="10" w16cid:durableId="182400833">
-    <w:abstractNumId w:val="7"/>
-    <w:lvlOverride w:ilvl="0">
-      <w:startOverride w:val="1"/>
-    </w:lvlOverride>
-  </w:num>
-  <w:num w:numId="11" w16cid:durableId="582495414">
-    <w:abstractNumId w:val="7"/>
-    <w:lvlOverride w:ilvl="0">
-      <w:startOverride w:val="1"/>
-    </w:lvlOverride>
-  </w:num>
-  <w:num w:numId="12" w16cid:durableId="1891384719">
-    <w:abstractNumId w:val="7"/>
-    <w:lvlOverride w:ilvl="0">
-      <w:startOverride w:val="1"/>
-    </w:lvlOverride>
-  </w:num>
-  <w:num w:numId="13" w16cid:durableId="1840537011">
-    <w:abstractNumId w:val="7"/>
-    <w:lvlOverride w:ilvl="0">
-      <w:startOverride w:val="1"/>
-    </w:lvlOverride>
-  </w:num>
-  <w:num w:numId="14" w16cid:durableId="1933858395">
-    <w:abstractNumId w:val="7"/>
-    <w:lvlOverride w:ilvl="0">
-      <w:startOverride w:val="1"/>
-    </w:lvlOverride>
-  </w:num>
-  <w:num w:numId="15" w16cid:durableId="1484346962">
-    <w:abstractNumId w:val="7"/>
-    <w:lvlOverride w:ilvl="0">
-      <w:startOverride w:val="1"/>
-    </w:lvlOverride>
-  </w:num>
-  <w:num w:numId="16" w16cid:durableId="537742254">
-    <w:abstractNumId w:val="7"/>
-    <w:lvlOverride w:ilvl="0">
-      <w:startOverride w:val="1"/>
-    </w:lvlOverride>
-  </w:num>
-  <w:num w:numId="17" w16cid:durableId="1735083308">
-    <w:abstractNumId w:val="7"/>
-    <w:lvlOverride w:ilvl="0">
-      <w:startOverride w:val="1"/>
-    </w:lvlOverride>
-  </w:num>
-  <w:num w:numId="18" w16cid:durableId="1902446919">
-    <w:abstractNumId w:val="7"/>
-    <w:lvlOverride w:ilvl="0">
-      <w:startOverride w:val="1"/>
-    </w:lvlOverride>
-  </w:num>
-  <w:num w:numId="19" w16cid:durableId="1947537042">
-    <w:abstractNumId w:val="7"/>
-    <w:lvlOverride w:ilvl="0">
-      <w:startOverride w:val="1"/>
-    </w:lvlOverride>
-  </w:num>
-  <w:num w:numId="20" w16cid:durableId="2125692588">
-    <w:abstractNumId w:val="7"/>
-    <w:lvlOverride w:ilvl="0">
-      <w:startOverride w:val="1"/>
-    </w:lvlOverride>
-  </w:num>
-  <w:num w:numId="21" w16cid:durableId="1278638672">
-    <w:abstractNumId w:val="7"/>
-    <w:lvlOverride w:ilvl="0">
-      <w:startOverride w:val="1"/>
-    </w:lvlOverride>
-  </w:num>
-  <w:num w:numId="22" w16cid:durableId="1357921571">
-    <w:abstractNumId w:val="7"/>
-    <w:lvlOverride w:ilvl="0">
-      <w:startOverride w:val="1"/>
-    </w:lvlOverride>
-  </w:num>
-  <w:num w:numId="23" w16cid:durableId="1172256539">
-    <w:abstractNumId w:val="7"/>
-    <w:lvlOverride w:ilvl="0">
-      <w:startOverride w:val="1"/>
-    </w:lvlOverride>
-  </w:num>
-  <w:num w:numId="24" w16cid:durableId="793210187">
-    <w:abstractNumId w:val="7"/>
-    <w:lvlOverride w:ilvl="0">
-      <w:startOverride w:val="1"/>
-    </w:lvlOverride>
-  </w:num>
-  <w:num w:numId="25" w16cid:durableId="193277422">
-    <w:abstractNumId w:val="7"/>
-    <w:lvlOverride w:ilvl="0">
-      <w:startOverride w:val="1"/>
-    </w:lvlOverride>
-  </w:num>
-  <w:num w:numId="26" w16cid:durableId="770711057">
-    <w:abstractNumId w:val="7"/>
-    <w:lvlOverride w:ilvl="0">
-      <w:startOverride w:val="1"/>
-    </w:lvlOverride>
   </w:num>
 </w:numbering>
 </file>
@@ -16309,6 +19688,42 @@
     <w:name w:val="Manual Number"/>
     <w:basedOn w:val="ListNumber"/>
   </w:style>
+  <w:style w:type="paragraph" w:styleId="TOC1">
+    <w:name w:val="toc 1"/>
+    <w:basedOn w:val="Normal"/>
+    <w:next w:val="Normal"/>
+    <w:autoRedefine/>
+    <w:uiPriority w:val="39"/>
+    <w:unhideWhenUsed/>
+    <w:rsid w:val="00600E8C"/>
+    <w:pPr>
+      <w:spacing w:after="100"/>
+    </w:pPr>
+  </w:style>
+  <w:style w:type="paragraph" w:styleId="TOC2">
+    <w:name w:val="toc 2"/>
+    <w:basedOn w:val="Normal"/>
+    <w:next w:val="Normal"/>
+    <w:autoRedefine/>
+    <w:uiPriority w:val="39"/>
+    <w:unhideWhenUsed/>
+    <w:rsid w:val="00600E8C"/>
+    <w:pPr>
+      <w:spacing w:after="100"/>
+      <w:ind w:left="220"/>
+    </w:pPr>
+  </w:style>
+  <w:style w:type="character" w:styleId="Hyperlink">
+    <w:name w:val="Hyperlink"/>
+    <w:basedOn w:val="DefaultParagraphFont"/>
+    <w:uiPriority w:val="99"/>
+    <w:unhideWhenUsed/>
+    <w:rsid w:val="00600E8C"/>
+    <w:rPr>
+      <w:color w:val="0000FF" w:themeColor="hyperlink"/>
+      <w:u w:val="single"/>
+    </w:rPr>
+  </w:style>
 </w:styles>
 </file>
 
